--- a/R/_PredictionMetrics.docx
+++ b/R/_PredictionMetrics.docx
@@ -49,7 +49,15 @@
     </w:p>
     <w:p>
       <w:r>
-        <w:t xml:space="preserve">Goal: To standardise </w:t>
+        <w:rPr>
+          <w:b/>
+          <w:bCs/>
+          <w:u w:val="single"/>
+        </w:rPr>
+        <w:t>Goal:</w:t>
+      </w:r>
+      <w:r>
+        <w:t xml:space="preserve"> To standardise </w:t>
       </w:r>
       <w:r>
         <w:t>our</w:t>
@@ -59,7 +67,19 @@
       </w:r>
     </w:p>
     <w:p>
+      <w:pPr>
+        <w:rPr>
+          <w:b/>
+          <w:bCs/>
+          <w:u w:val="single"/>
+        </w:rPr>
+      </w:pPr>
       <w:r>
+        <w:rPr>
+          <w:b/>
+          <w:bCs/>
+          <w:u w:val="single"/>
+        </w:rPr>
         <w:t>Input Options:</w:t>
       </w:r>
     </w:p>
@@ -100,8 +120,28 @@
       </w:r>
     </w:p>
     <w:p>
+      <w:pPr>
+        <w:rPr>
+          <w:b/>
+          <w:bCs/>
+          <w:u w:val="single"/>
+        </w:rPr>
+      </w:pPr>
       <w:r>
+        <w:rPr>
+          <w:b/>
+          <w:bCs/>
+          <w:u w:val="single"/>
+        </w:rPr>
         <w:t>Function Arguments</w:t>
+      </w:r>
+      <w:r>
+        <w:rPr>
+          <w:b/>
+          <w:bCs/>
+          <w:u w:val="single"/>
+        </w:rPr>
+        <w:t>:</w:t>
       </w:r>
     </w:p>
     <w:p>
@@ -137,15 +177,13 @@
         </w:numPr>
       </w:pPr>
       <w:r>
-        <w:t xml:space="preserve">Output type (full, recommended, </w:t>
+        <w:t xml:space="preserve">Output </w:t>
       </w:r>
-      <w:proofErr w:type="gramStart"/>
       <w:r>
-        <w:t>custom ?</w:t>
+        <w:t>list</w:t>
       </w:r>
-      <w:proofErr w:type="gramEnd"/>
       <w:r>
-        <w:t>)</w:t>
+        <w:t xml:space="preserve"> (full, recommended, custom ?)</w:t>
       </w:r>
     </w:p>
     <w:p>
@@ -161,21 +199,235 @@
       </w:r>
     </w:p>
     <w:p>
+      <w:pPr>
+        <w:rPr>
+          <w:b/>
+          <w:bCs/>
+          <w:u w:val="single"/>
+        </w:rPr>
+      </w:pPr>
       <w:r>
+        <w:rPr>
+          <w:b/>
+          <w:bCs/>
+          <w:u w:val="single"/>
+        </w:rPr>
         <w:t>Function Output</w:t>
       </w:r>
     </w:p>
     <w:p>
       <w:r>
-        <w:t xml:space="preserve">Table with </w:t>
+        <w:t>Something like this?</w:t>
       </w:r>
-      <w:proofErr w:type="gramStart"/>
+    </w:p>
+    <w:p>
+      <w:pPr>
+        <w:spacing w:after="0"/>
+        <w:rPr>
+          <w:rFonts w:ascii="Andale Mono" w:hAnsi="Andale Mono"/>
+          <w:sz w:val="18"/>
+          <w:szCs w:val="18"/>
+        </w:rPr>
+      </w:pPr>
       <w:r>
-        <w:t>metrics  (</w:t>
+        <w:rPr>
+          <w:rFonts w:ascii="Andale Mono" w:hAnsi="Andale Mono"/>
+          <w:sz w:val="18"/>
+          <w:szCs w:val="18"/>
+        </w:rPr>
+        <w:t xml:space="preserve">          Statistic     </w:t>
       </w:r>
-      <w:proofErr w:type="gramEnd"/>
+      <w:commentRangeStart w:id="0"/>
       <w:r>
-        <w:t>full disclosure</w:t>
+        <w:rPr>
+          <w:rFonts w:ascii="Andale Mono" w:hAnsi="Andale Mono"/>
+          <w:sz w:val="18"/>
+          <w:szCs w:val="18"/>
+        </w:rPr>
+        <w:t>Value (95%CI)</w:t>
+      </w:r>
+      <w:commentRangeEnd w:id="0"/>
+      <w:r>
+        <w:rPr>
+          <w:rStyle w:val="CommentReference"/>
+        </w:rPr>
+        <w:commentReference w:id="0"/>
+      </w:r>
+    </w:p>
+    <w:p>
+      <w:pPr>
+        <w:spacing w:after="0"/>
+        <w:rPr>
+          <w:rFonts w:ascii="Andale Mono" w:hAnsi="Andale Mono"/>
+          <w:sz w:val="18"/>
+          <w:szCs w:val="18"/>
+        </w:rPr>
+      </w:pPr>
+      <w:r>
+        <w:rPr>
+          <w:rFonts w:ascii="Andale Mono" w:hAnsi="Andale Mono"/>
+          <w:sz w:val="18"/>
+          <w:szCs w:val="18"/>
+        </w:rPr>
+        <w:t>1        Prevalence 0.57 (0.47, 0.67)</w:t>
+      </w:r>
+    </w:p>
+    <w:p>
+      <w:pPr>
+        <w:spacing w:after="0"/>
+        <w:rPr>
+          <w:rFonts w:ascii="Andale Mono" w:hAnsi="Andale Mono"/>
+          <w:sz w:val="18"/>
+          <w:szCs w:val="18"/>
+        </w:rPr>
+      </w:pPr>
+      <w:r>
+        <w:rPr>
+          <w:rFonts w:ascii="Andale Mono" w:hAnsi="Andale Mono"/>
+          <w:sz w:val="18"/>
+          <w:szCs w:val="18"/>
+        </w:rPr>
+        <w:t>2       Sensitivity 0.79 (0.66, 0.89)</w:t>
+      </w:r>
+    </w:p>
+    <w:p>
+      <w:pPr>
+        <w:spacing w:after="0"/>
+        <w:rPr>
+          <w:rFonts w:ascii="Andale Mono" w:hAnsi="Andale Mono"/>
+          <w:sz w:val="18"/>
+          <w:szCs w:val="18"/>
+        </w:rPr>
+      </w:pPr>
+      <w:r>
+        <w:rPr>
+          <w:rFonts w:ascii="Andale Mono" w:hAnsi="Andale Mono"/>
+          <w:sz w:val="18"/>
+          <w:szCs w:val="18"/>
+        </w:rPr>
+        <w:t>3       Specificity 0.35 (0.21, 0.51)</w:t>
+      </w:r>
+    </w:p>
+    <w:p>
+      <w:pPr>
+        <w:spacing w:after="0"/>
+        <w:rPr>
+          <w:rFonts w:ascii="Andale Mono" w:hAnsi="Andale Mono"/>
+          <w:sz w:val="18"/>
+          <w:szCs w:val="18"/>
+        </w:rPr>
+      </w:pPr>
+      <w:r>
+        <w:rPr>
+          <w:rFonts w:ascii="Andale Mono" w:hAnsi="Andale Mono"/>
+          <w:sz w:val="18"/>
+          <w:szCs w:val="18"/>
+        </w:rPr>
+        <w:t>4               PPV 0.62 (0.50, 0.73)</w:t>
+      </w:r>
+    </w:p>
+    <w:p>
+      <w:pPr>
+        <w:spacing w:after="0"/>
+        <w:rPr>
+          <w:rFonts w:ascii="Andale Mono" w:hAnsi="Andale Mono"/>
+          <w:sz w:val="18"/>
+          <w:szCs w:val="18"/>
+        </w:rPr>
+      </w:pPr>
+      <w:r>
+        <w:rPr>
+          <w:rFonts w:ascii="Andale Mono" w:hAnsi="Andale Mono"/>
+          <w:sz w:val="18"/>
+          <w:szCs w:val="18"/>
+        </w:rPr>
+        <w:t>5               NPV 0.56 (0.35, 0.75)</w:t>
+      </w:r>
+    </w:p>
+    <w:p>
+      <w:pPr>
+        <w:spacing w:after="0"/>
+        <w:rPr>
+          <w:rFonts w:ascii="Andale Mono" w:hAnsi="Andale Mono"/>
+          <w:sz w:val="18"/>
+          <w:szCs w:val="18"/>
+        </w:rPr>
+      </w:pPr>
+      <w:r>
+        <w:rPr>
+          <w:rFonts w:ascii="Andale Mono" w:hAnsi="Andale Mono"/>
+          <w:sz w:val="18"/>
+          <w:szCs w:val="18"/>
+        </w:rPr>
+        <w:t>6          Accuracy 0.60 (0.50, 0.70)</w:t>
+      </w:r>
+    </w:p>
+    <w:p>
+      <w:pPr>
+        <w:spacing w:after="0"/>
+        <w:rPr>
+          <w:rFonts w:ascii="Andale Mono" w:hAnsi="Andale Mono"/>
+          <w:sz w:val="18"/>
+          <w:szCs w:val="18"/>
+        </w:rPr>
+      </w:pPr>
+      <w:r>
+        <w:rPr>
+          <w:rFonts w:ascii="Andale Mono" w:hAnsi="Andale Mono"/>
+          <w:sz w:val="18"/>
+          <w:szCs w:val="18"/>
+        </w:rPr>
+        <w:t>7               AUC 0.63 (0.54, 0.75)</w:t>
+      </w:r>
+    </w:p>
+    <w:p>
+      <w:pPr>
+        <w:spacing w:after="0"/>
+        <w:rPr>
+          <w:rFonts w:ascii="Andale Mono" w:hAnsi="Andale Mono"/>
+          <w:sz w:val="18"/>
+          <w:szCs w:val="18"/>
+        </w:rPr>
+      </w:pPr>
+      <w:r>
+        <w:rPr>
+          <w:rFonts w:ascii="Andale Mono" w:hAnsi="Andale Mono"/>
+          <w:sz w:val="18"/>
+          <w:szCs w:val="18"/>
+        </w:rPr>
+        <w:t>8       Sample Size               100</w:t>
+      </w:r>
+    </w:p>
+    <w:p>
+      <w:pPr>
+        <w:spacing w:after="0"/>
+        <w:rPr>
+          <w:rFonts w:ascii="Andale Mono" w:hAnsi="Andale Mono"/>
+          <w:sz w:val="18"/>
+          <w:szCs w:val="18"/>
+        </w:rPr>
+      </w:pPr>
+      <w:r>
+        <w:rPr>
+          <w:rFonts w:ascii="Andale Mono" w:hAnsi="Andale Mono"/>
+          <w:sz w:val="18"/>
+          <w:szCs w:val="18"/>
+        </w:rPr>
+        <w:t>9 Positive Category                 1</w:t>
+      </w:r>
+    </w:p>
+    <w:p>
+      <w:r>
+        <w:br w:type="page"/>
+      </w:r>
+    </w:p>
+    <w:p>
+      <w:r>
+        <w:lastRenderedPageBreak/>
+        <w:t>Potential Metrics</w:t>
+      </w:r>
+      <w:r>
+        <w:t xml:space="preserve">  (full disclosure</w:t>
       </w:r>
       <w:r>
         <w:t>:</w:t>
@@ -184,23 +436,7 @@
         <w:t xml:space="preserve"> AI did the first three columns</w:t>
       </w:r>
       <w:r>
-        <w:t xml:space="preserve"> – I asked it </w:t>
-      </w:r>
-      <w:proofErr w:type="gramStart"/>
-      <w:r>
-        <w:t>be</w:t>
-      </w:r>
-      <w:proofErr w:type="gramEnd"/>
-      <w:r>
-        <w:t xml:space="preserve"> </w:t>
-      </w:r>
-      <w:proofErr w:type="gramStart"/>
-      <w:r>
-        <w:t>to</w:t>
-      </w:r>
-      <w:proofErr w:type="gramEnd"/>
-      <w:r>
-        <w:t xml:space="preserve"> thorough</w:t>
+        <w:t xml:space="preserve"> – I asked it be to thorough</w:t>
       </w:r>
       <w:r>
         <w:t>)</w:t>
@@ -234,6 +470,7 @@
         <w:tc>
           <w:tcPr>
             <w:tcW w:w="0" w:type="auto"/>
+            <w:tcMar/>
             <w:vAlign w:val="center"/>
             <w:hideMark/>
           </w:tcPr>
@@ -242,7 +479,7 @@
               <w:spacing w:after="0" w:line="240" w:lineRule="auto"/>
               <w:jc w:val="center"/>
               <w:rPr>
-                <w:rFonts w:ascii="Calibri" w:eastAsia="Times New Roman" w:hAnsi="Calibri" w:cs="Calibri"/>
+                <w:rFonts w:ascii="Calibri" w:hAnsi="Calibri" w:eastAsia="Times New Roman" w:cs="Calibri"/>
                 <w:b/>
                 <w:bCs/>
                 <w:kern w:val="0"/>
@@ -253,7 +490,7 @@
             </w:pPr>
             <w:r>
               <w:rPr>
-                <w:rFonts w:ascii="Calibri" w:eastAsia="Times New Roman" w:hAnsi="Calibri" w:cs="Calibri"/>
+                <w:rFonts w:ascii="Calibri" w:hAnsi="Calibri" w:eastAsia="Times New Roman" w:cs="Calibri"/>
                 <w:b/>
                 <w:bCs/>
                 <w:kern w:val="0"/>
@@ -268,6 +505,7 @@
         <w:tc>
           <w:tcPr>
             <w:tcW w:w="0" w:type="auto"/>
+            <w:tcMar/>
             <w:vAlign w:val="center"/>
             <w:hideMark/>
           </w:tcPr>
@@ -276,7 +514,7 @@
               <w:spacing w:after="0" w:line="240" w:lineRule="auto"/>
               <w:jc w:val="center"/>
               <w:rPr>
-                <w:rFonts w:ascii="Calibri" w:eastAsia="Times New Roman" w:hAnsi="Calibri" w:cs="Calibri"/>
+                <w:rFonts w:ascii="Calibri" w:hAnsi="Calibri" w:eastAsia="Times New Roman" w:cs="Calibri"/>
                 <w:b/>
                 <w:bCs/>
                 <w:kern w:val="0"/>
@@ -287,7 +525,7 @@
             </w:pPr>
             <w:r>
               <w:rPr>
-                <w:rFonts w:ascii="Calibri" w:eastAsia="Times New Roman" w:hAnsi="Calibri" w:cs="Calibri"/>
+                <w:rFonts w:ascii="Calibri" w:hAnsi="Calibri" w:eastAsia="Times New Roman" w:cs="Calibri"/>
                 <w:b/>
                 <w:bCs/>
                 <w:kern w:val="0"/>
@@ -302,6 +540,7 @@
         <w:tc>
           <w:tcPr>
             <w:tcW w:w="0" w:type="auto"/>
+            <w:tcMar/>
             <w:vAlign w:val="center"/>
             <w:hideMark/>
           </w:tcPr>
@@ -310,7 +549,7 @@
               <w:spacing w:after="0" w:line="240" w:lineRule="auto"/>
               <w:jc w:val="center"/>
               <w:rPr>
-                <w:rFonts w:ascii="Calibri" w:eastAsia="Times New Roman" w:hAnsi="Calibri" w:cs="Calibri"/>
+                <w:rFonts w:ascii="Calibri" w:hAnsi="Calibri" w:eastAsia="Times New Roman" w:cs="Calibri"/>
                 <w:b/>
                 <w:bCs/>
                 <w:kern w:val="0"/>
@@ -321,7 +560,7 @@
             </w:pPr>
             <w:r>
               <w:rPr>
-                <w:rFonts w:ascii="Calibri" w:eastAsia="Times New Roman" w:hAnsi="Calibri" w:cs="Calibri"/>
+                <w:rFonts w:ascii="Calibri" w:hAnsi="Calibri" w:eastAsia="Times New Roman" w:cs="Calibri"/>
                 <w:b/>
                 <w:bCs/>
                 <w:kern w:val="0"/>
@@ -336,13 +575,14 @@
         <w:tc>
           <w:tcPr>
             <w:tcW w:w="0" w:type="auto"/>
+            <w:tcMar/>
           </w:tcPr>
           <w:p>
             <w:pPr>
               <w:spacing w:after="0" w:line="240" w:lineRule="auto"/>
               <w:jc w:val="center"/>
               <w:rPr>
-                <w:rFonts w:ascii="Calibri" w:eastAsia="Times New Roman" w:hAnsi="Calibri" w:cs="Calibri"/>
+                <w:rFonts w:ascii="Calibri" w:hAnsi="Calibri" w:eastAsia="Times New Roman" w:cs="Calibri"/>
                 <w:b/>
                 <w:bCs/>
                 <w:kern w:val="0"/>
@@ -353,7 +593,7 @@
             </w:pPr>
             <w:r>
               <w:rPr>
-                <w:rFonts w:ascii="Calibri" w:eastAsia="Times New Roman" w:hAnsi="Calibri" w:cs="Calibri"/>
+                <w:rFonts w:ascii="Calibri" w:hAnsi="Calibri" w:eastAsia="Times New Roman" w:cs="Calibri"/>
                 <w:b/>
                 <w:bCs/>
                 <w:kern w:val="0"/>
@@ -368,13 +608,14 @@
         <w:tc>
           <w:tcPr>
             <w:tcW w:w="0" w:type="auto"/>
+            <w:tcMar/>
           </w:tcPr>
           <w:p>
             <w:pPr>
               <w:spacing w:after="0" w:line="240" w:lineRule="auto"/>
               <w:jc w:val="center"/>
               <w:rPr>
-                <w:rFonts w:ascii="Calibri" w:eastAsia="Times New Roman" w:hAnsi="Calibri" w:cs="Calibri"/>
+                <w:rFonts w:ascii="Calibri" w:hAnsi="Calibri" w:eastAsia="Times New Roman" w:cs="Calibri"/>
                 <w:b/>
                 <w:bCs/>
                 <w:kern w:val="0"/>
@@ -385,7 +626,7 @@
             </w:pPr>
             <w:r>
               <w:rPr>
-                <w:rFonts w:ascii="Calibri" w:eastAsia="Times New Roman" w:hAnsi="Calibri" w:cs="Calibri"/>
+                <w:rFonts w:ascii="Calibri" w:hAnsi="Calibri" w:eastAsia="Times New Roman" w:cs="Calibri"/>
                 <w:b/>
                 <w:bCs/>
                 <w:kern w:val="0"/>
@@ -400,13 +641,14 @@
         <w:tc>
           <w:tcPr>
             <w:tcW w:w="0" w:type="auto"/>
+            <w:tcMar/>
           </w:tcPr>
           <w:p>
             <w:pPr>
               <w:spacing w:after="0" w:line="240" w:lineRule="auto"/>
               <w:jc w:val="center"/>
               <w:rPr>
-                <w:rFonts w:ascii="Calibri" w:eastAsia="Times New Roman" w:hAnsi="Calibri" w:cs="Calibri"/>
+                <w:rFonts w:ascii="Calibri" w:hAnsi="Calibri" w:eastAsia="Times New Roman" w:cs="Calibri"/>
                 <w:b/>
                 <w:bCs/>
                 <w:kern w:val="0"/>
@@ -417,7 +659,7 @@
             </w:pPr>
             <w:r>
               <w:rPr>
-                <w:rFonts w:ascii="Calibri" w:eastAsia="Times New Roman" w:hAnsi="Calibri" w:cs="Calibri"/>
+                <w:rFonts w:ascii="Calibri" w:hAnsi="Calibri" w:eastAsia="Times New Roman" w:cs="Calibri"/>
                 <w:b/>
                 <w:bCs/>
                 <w:kern w:val="0"/>
@@ -437,13 +679,14 @@
         <w:tc>
           <w:tcPr>
             <w:tcW w:w="0" w:type="auto"/>
-            <w:vAlign w:val="center"/>
-          </w:tcPr>
-          <w:p>
-            <w:pPr>
-              <w:spacing w:after="0" w:line="240" w:lineRule="auto"/>
-              <w:rPr>
-                <w:rFonts w:ascii="Calibri" w:eastAsia="Times New Roman" w:hAnsi="Calibri" w:cs="Calibri"/>
+            <w:tcMar/>
+            <w:vAlign w:val="center"/>
+          </w:tcPr>
+          <w:p>
+            <w:pPr>
+              <w:spacing w:after="0" w:line="240" w:lineRule="auto"/>
+              <w:rPr>
+                <w:rFonts w:ascii="Calibri" w:hAnsi="Calibri" w:eastAsia="Times New Roman" w:cs="Calibri"/>
                 <w:b/>
                 <w:bCs/>
                 <w:kern w:val="0"/>
@@ -454,7 +697,7 @@
             </w:pPr>
             <w:r>
               <w:rPr>
-                <w:rFonts w:ascii="Calibri" w:eastAsia="Times New Roman" w:hAnsi="Calibri" w:cs="Calibri"/>
+                <w:rFonts w:ascii="Calibri" w:hAnsi="Calibri" w:eastAsia="Times New Roman" w:cs="Calibri"/>
                 <w:b/>
                 <w:bCs/>
                 <w:kern w:val="0"/>
@@ -469,22 +712,23 @@
         <w:tc>
           <w:tcPr>
             <w:tcW w:w="0" w:type="auto"/>
-            <w:vAlign w:val="center"/>
-          </w:tcPr>
-          <w:p>
-            <w:pPr>
-              <w:spacing w:after="0" w:line="240" w:lineRule="auto"/>
-              <w:rPr>
-                <w:rFonts w:ascii="Calibri" w:eastAsia="Times New Roman" w:hAnsi="Calibri" w:cs="Calibri"/>
-                <w:kern w:val="0"/>
-                <w:sz w:val="20"/>
-                <w:szCs w:val="20"/>
-                <w14:ligatures w14:val="none"/>
-              </w:rPr>
-            </w:pPr>
-            <w:r>
-              <w:rPr>
-                <w:rFonts w:ascii="Calibri" w:eastAsia="Times New Roman" w:hAnsi="Calibri" w:cs="Calibri"/>
+            <w:tcMar/>
+            <w:vAlign w:val="center"/>
+          </w:tcPr>
+          <w:p>
+            <w:pPr>
+              <w:spacing w:after="0" w:line="240" w:lineRule="auto"/>
+              <w:rPr>
+                <w:rFonts w:ascii="Calibri" w:hAnsi="Calibri" w:eastAsia="Times New Roman" w:cs="Calibri"/>
+                <w:kern w:val="0"/>
+                <w:sz w:val="20"/>
+                <w:szCs w:val="20"/>
+                <w14:ligatures w14:val="none"/>
+              </w:rPr>
+            </w:pPr>
+            <w:r>
+              <w:rPr>
+                <w:rFonts w:ascii="Calibri" w:hAnsi="Calibri" w:eastAsia="Times New Roman" w:cs="Calibri"/>
                 <w:kern w:val="0"/>
                 <w:sz w:val="20"/>
                 <w:szCs w:val="20"/>
@@ -497,39 +741,41 @@
         <w:tc>
           <w:tcPr>
             <w:tcW w:w="0" w:type="auto"/>
-            <w:vAlign w:val="center"/>
-          </w:tcPr>
-          <w:p>
-            <w:pPr>
-              <w:spacing w:after="0" w:line="240" w:lineRule="auto"/>
-              <w:rPr>
-                <w:rFonts w:ascii="Calibri" w:eastAsia="Times New Roman" w:hAnsi="Calibri" w:cs="Calibri"/>
-                <w:kern w:val="0"/>
-                <w:sz w:val="20"/>
-                <w:szCs w:val="20"/>
-                <w14:ligatures w14:val="none"/>
-              </w:rPr>
-            </w:pPr>
-          </w:p>
-        </w:tc>
-        <w:tc>
-          <w:tcPr>
-            <w:tcW w:w="0" w:type="auto"/>
-          </w:tcPr>
-          <w:p>
-            <w:pPr>
-              <w:spacing w:after="0" w:line="240" w:lineRule="auto"/>
-              <w:rPr>
-                <w:rFonts w:ascii="Calibri" w:eastAsia="Times New Roman" w:hAnsi="Calibri" w:cs="Calibri"/>
-                <w:kern w:val="0"/>
-                <w:sz w:val="20"/>
-                <w:szCs w:val="20"/>
-                <w14:ligatures w14:val="none"/>
-              </w:rPr>
-            </w:pPr>
-            <w:r>
-              <w:rPr>
-                <w:rFonts w:ascii="Calibri" w:eastAsia="Times New Roman" w:hAnsi="Calibri" w:cs="Calibri"/>
+            <w:tcMar/>
+            <w:vAlign w:val="center"/>
+          </w:tcPr>
+          <w:p>
+            <w:pPr>
+              <w:spacing w:after="0" w:line="240" w:lineRule="auto"/>
+              <w:rPr>
+                <w:rFonts w:ascii="Calibri" w:hAnsi="Calibri" w:eastAsia="Times New Roman" w:cs="Calibri"/>
+                <w:kern w:val="0"/>
+                <w:sz w:val="20"/>
+                <w:szCs w:val="20"/>
+                <w14:ligatures w14:val="none"/>
+              </w:rPr>
+            </w:pPr>
+          </w:p>
+        </w:tc>
+        <w:tc>
+          <w:tcPr>
+            <w:tcW w:w="0" w:type="auto"/>
+            <w:tcMar/>
+          </w:tcPr>
+          <w:p>
+            <w:pPr>
+              <w:spacing w:after="0" w:line="240" w:lineRule="auto"/>
+              <w:rPr>
+                <w:rFonts w:ascii="Calibri" w:hAnsi="Calibri" w:eastAsia="Times New Roman" w:cs="Calibri"/>
+                <w:kern w:val="0"/>
+                <w:sz w:val="20"/>
+                <w:szCs w:val="20"/>
+                <w14:ligatures w14:val="none"/>
+              </w:rPr>
+            </w:pPr>
+            <w:r>
+              <w:rPr>
+                <w:rFonts w:ascii="Calibri" w:hAnsi="Calibri" w:eastAsia="Times New Roman" w:cs="Calibri"/>
                 <w:kern w:val="0"/>
                 <w:sz w:val="20"/>
                 <w:szCs w:val="20"/>
@@ -542,21 +788,22 @@
         <w:tc>
           <w:tcPr>
             <w:tcW w:w="0" w:type="auto"/>
-          </w:tcPr>
-          <w:p>
-            <w:pPr>
-              <w:spacing w:after="0" w:line="240" w:lineRule="auto"/>
-              <w:rPr>
-                <w:rFonts w:ascii="Calibri" w:eastAsia="Times New Roman" w:hAnsi="Calibri" w:cs="Calibri"/>
-                <w:kern w:val="0"/>
-                <w:sz w:val="20"/>
-                <w:szCs w:val="20"/>
-                <w14:ligatures w14:val="none"/>
-              </w:rPr>
-            </w:pPr>
-            <w:r>
-              <w:rPr>
-                <w:rFonts w:ascii="Calibri" w:eastAsia="Times New Roman" w:hAnsi="Calibri" w:cs="Calibri"/>
+            <w:tcMar/>
+          </w:tcPr>
+          <w:p>
+            <w:pPr>
+              <w:spacing w:after="0" w:line="240" w:lineRule="auto"/>
+              <w:rPr>
+                <w:rFonts w:ascii="Calibri" w:hAnsi="Calibri" w:eastAsia="Times New Roman" w:cs="Calibri"/>
+                <w:kern w:val="0"/>
+                <w:sz w:val="20"/>
+                <w:szCs w:val="20"/>
+                <w14:ligatures w14:val="none"/>
+              </w:rPr>
+            </w:pPr>
+            <w:r>
+              <w:rPr>
+                <w:rFonts w:ascii="Calibri" w:hAnsi="Calibri" w:eastAsia="Times New Roman" w:cs="Calibri"/>
                 <w:kern w:val="0"/>
                 <w:sz w:val="20"/>
                 <w:szCs w:val="20"/>
@@ -569,12 +816,13 @@
         <w:tc>
           <w:tcPr>
             <w:tcW w:w="0" w:type="auto"/>
-          </w:tcPr>
-          <w:p>
-            <w:pPr>
-              <w:spacing w:after="0" w:line="240" w:lineRule="auto"/>
-              <w:rPr>
-                <w:rFonts w:ascii="Calibri" w:eastAsia="Times New Roman" w:hAnsi="Calibri" w:cs="Calibri"/>
+            <w:tcMar/>
+          </w:tcPr>
+          <w:p>
+            <w:pPr>
+              <w:spacing w:after="0" w:line="240" w:lineRule="auto"/>
+              <w:rPr>
+                <w:rFonts w:ascii="Calibri" w:hAnsi="Calibri" w:eastAsia="Times New Roman" w:cs="Calibri"/>
                 <w:kern w:val="0"/>
                 <w:sz w:val="20"/>
                 <w:szCs w:val="20"/>
@@ -591,13 +839,14 @@
         <w:tc>
           <w:tcPr>
             <w:tcW w:w="0" w:type="auto"/>
-            <w:vAlign w:val="center"/>
-          </w:tcPr>
-          <w:p>
-            <w:pPr>
-              <w:spacing w:after="0" w:line="240" w:lineRule="auto"/>
-              <w:rPr>
-                <w:rFonts w:ascii="Calibri" w:eastAsia="Times New Roman" w:hAnsi="Calibri" w:cs="Calibri"/>
+            <w:tcMar/>
+            <w:vAlign w:val="center"/>
+          </w:tcPr>
+          <w:p>
+            <w:pPr>
+              <w:spacing w:after="0" w:line="240" w:lineRule="auto"/>
+              <w:rPr>
+                <w:rFonts w:ascii="Calibri" w:hAnsi="Calibri" w:eastAsia="Times New Roman" w:cs="Calibri"/>
                 <w:b/>
                 <w:bCs/>
                 <w:kern w:val="0"/>
@@ -608,7 +857,7 @@
             </w:pPr>
             <w:r>
               <w:rPr>
-                <w:rFonts w:ascii="Calibri" w:eastAsia="Times New Roman" w:hAnsi="Calibri" w:cs="Calibri"/>
+                <w:rFonts w:ascii="Calibri" w:hAnsi="Calibri" w:eastAsia="Times New Roman" w:cs="Calibri"/>
                 <w:b/>
                 <w:bCs/>
                 <w:kern w:val="0"/>
@@ -623,22 +872,23 @@
         <w:tc>
           <w:tcPr>
             <w:tcW w:w="0" w:type="auto"/>
-            <w:vAlign w:val="center"/>
-          </w:tcPr>
-          <w:p>
-            <w:pPr>
-              <w:spacing w:after="0" w:line="240" w:lineRule="auto"/>
-              <w:rPr>
-                <w:rFonts w:ascii="Calibri" w:eastAsia="Times New Roman" w:hAnsi="Calibri" w:cs="Calibri"/>
-                <w:kern w:val="0"/>
-                <w:sz w:val="20"/>
-                <w:szCs w:val="20"/>
-                <w14:ligatures w14:val="none"/>
-              </w:rPr>
-            </w:pPr>
-            <w:r>
-              <w:rPr>
-                <w:rFonts w:ascii="Calibri" w:eastAsia="Times New Roman" w:hAnsi="Calibri" w:cs="Calibri"/>
+            <w:tcMar/>
+            <w:vAlign w:val="center"/>
+          </w:tcPr>
+          <w:p>
+            <w:pPr>
+              <w:spacing w:after="0" w:line="240" w:lineRule="auto"/>
+              <w:rPr>
+                <w:rFonts w:ascii="Calibri" w:hAnsi="Calibri" w:eastAsia="Times New Roman" w:cs="Calibri"/>
+                <w:kern w:val="0"/>
+                <w:sz w:val="20"/>
+                <w:szCs w:val="20"/>
+                <w14:ligatures w14:val="none"/>
+              </w:rPr>
+            </w:pPr>
+            <w:r>
+              <w:rPr>
+                <w:rFonts w:ascii="Calibri" w:hAnsi="Calibri" w:eastAsia="Times New Roman" w:cs="Calibri"/>
                 <w:kern w:val="0"/>
                 <w:sz w:val="20"/>
                 <w:szCs w:val="20"/>
@@ -651,39 +901,41 @@
         <w:tc>
           <w:tcPr>
             <w:tcW w:w="0" w:type="auto"/>
-            <w:vAlign w:val="center"/>
-          </w:tcPr>
-          <w:p>
-            <w:pPr>
-              <w:spacing w:after="0" w:line="240" w:lineRule="auto"/>
-              <w:rPr>
-                <w:rFonts w:ascii="Calibri" w:eastAsia="Times New Roman" w:hAnsi="Calibri" w:cs="Calibri"/>
-                <w:kern w:val="0"/>
-                <w:sz w:val="20"/>
-                <w:szCs w:val="20"/>
-                <w14:ligatures w14:val="none"/>
-              </w:rPr>
-            </w:pPr>
-          </w:p>
-        </w:tc>
-        <w:tc>
-          <w:tcPr>
-            <w:tcW w:w="0" w:type="auto"/>
-          </w:tcPr>
-          <w:p>
-            <w:pPr>
-              <w:spacing w:after="0" w:line="240" w:lineRule="auto"/>
-              <w:rPr>
-                <w:rFonts w:ascii="Calibri" w:eastAsia="Times New Roman" w:hAnsi="Calibri" w:cs="Calibri"/>
-                <w:kern w:val="0"/>
-                <w:sz w:val="20"/>
-                <w:szCs w:val="20"/>
-                <w14:ligatures w14:val="none"/>
-              </w:rPr>
-            </w:pPr>
-            <w:r>
-              <w:rPr>
-                <w:rFonts w:ascii="Calibri" w:eastAsia="Times New Roman" w:hAnsi="Calibri" w:cs="Calibri"/>
+            <w:tcMar/>
+            <w:vAlign w:val="center"/>
+          </w:tcPr>
+          <w:p>
+            <w:pPr>
+              <w:spacing w:after="0" w:line="240" w:lineRule="auto"/>
+              <w:rPr>
+                <w:rFonts w:ascii="Calibri" w:hAnsi="Calibri" w:eastAsia="Times New Roman" w:cs="Calibri"/>
+                <w:kern w:val="0"/>
+                <w:sz w:val="20"/>
+                <w:szCs w:val="20"/>
+                <w14:ligatures w14:val="none"/>
+              </w:rPr>
+            </w:pPr>
+          </w:p>
+        </w:tc>
+        <w:tc>
+          <w:tcPr>
+            <w:tcW w:w="0" w:type="auto"/>
+            <w:tcMar/>
+          </w:tcPr>
+          <w:p>
+            <w:pPr>
+              <w:spacing w:after="0" w:line="240" w:lineRule="auto"/>
+              <w:rPr>
+                <w:rFonts w:ascii="Calibri" w:hAnsi="Calibri" w:eastAsia="Times New Roman" w:cs="Calibri"/>
+                <w:kern w:val="0"/>
+                <w:sz w:val="20"/>
+                <w:szCs w:val="20"/>
+                <w14:ligatures w14:val="none"/>
+              </w:rPr>
+            </w:pPr>
+            <w:r>
+              <w:rPr>
+                <w:rFonts w:ascii="Calibri" w:hAnsi="Calibri" w:eastAsia="Times New Roman" w:cs="Calibri"/>
                 <w:kern w:val="0"/>
                 <w:sz w:val="20"/>
                 <w:szCs w:val="20"/>
@@ -696,21 +948,22 @@
         <w:tc>
           <w:tcPr>
             <w:tcW w:w="0" w:type="auto"/>
-          </w:tcPr>
-          <w:p>
-            <w:pPr>
-              <w:spacing w:after="0" w:line="240" w:lineRule="auto"/>
-              <w:rPr>
-                <w:rFonts w:ascii="Calibri" w:eastAsia="Times New Roman" w:hAnsi="Calibri" w:cs="Calibri"/>
-                <w:kern w:val="0"/>
-                <w:sz w:val="20"/>
-                <w:szCs w:val="20"/>
-                <w14:ligatures w14:val="none"/>
-              </w:rPr>
-            </w:pPr>
-            <w:r>
-              <w:rPr>
-                <w:rFonts w:ascii="Calibri" w:eastAsia="Times New Roman" w:hAnsi="Calibri" w:cs="Calibri"/>
+            <w:tcMar/>
+          </w:tcPr>
+          <w:p>
+            <w:pPr>
+              <w:spacing w:after="0" w:line="240" w:lineRule="auto"/>
+              <w:rPr>
+                <w:rFonts w:ascii="Calibri" w:hAnsi="Calibri" w:eastAsia="Times New Roman" w:cs="Calibri"/>
+                <w:kern w:val="0"/>
+                <w:sz w:val="20"/>
+                <w:szCs w:val="20"/>
+                <w14:ligatures w14:val="none"/>
+              </w:rPr>
+            </w:pPr>
+            <w:r>
+              <w:rPr>
+                <w:rFonts w:ascii="Calibri" w:hAnsi="Calibri" w:eastAsia="Times New Roman" w:cs="Calibri"/>
                 <w:kern w:val="0"/>
                 <w:sz w:val="20"/>
                 <w:szCs w:val="20"/>
@@ -723,21 +976,22 @@
         <w:tc>
           <w:tcPr>
             <w:tcW w:w="0" w:type="auto"/>
-          </w:tcPr>
-          <w:p>
-            <w:pPr>
-              <w:spacing w:after="0" w:line="240" w:lineRule="auto"/>
-              <w:rPr>
-                <w:rFonts w:ascii="Calibri" w:eastAsia="Times New Roman" w:hAnsi="Calibri" w:cs="Calibri"/>
-                <w:kern w:val="0"/>
-                <w:sz w:val="20"/>
-                <w:szCs w:val="20"/>
-                <w14:ligatures w14:val="none"/>
-              </w:rPr>
-            </w:pPr>
-            <w:r>
-              <w:rPr>
-                <w:rFonts w:ascii="Calibri" w:eastAsia="Times New Roman" w:hAnsi="Calibri" w:cs="Calibri"/>
+            <w:tcMar/>
+          </w:tcPr>
+          <w:p>
+            <w:pPr>
+              <w:spacing w:after="0" w:line="240" w:lineRule="auto"/>
+              <w:rPr>
+                <w:rFonts w:ascii="Calibri" w:hAnsi="Calibri" w:eastAsia="Times New Roman" w:cs="Calibri"/>
+                <w:kern w:val="0"/>
+                <w:sz w:val="20"/>
+                <w:szCs w:val="20"/>
+                <w14:ligatures w14:val="none"/>
+              </w:rPr>
+            </w:pPr>
+            <w:r>
+              <w:rPr>
+                <w:rFonts w:ascii="Calibri" w:hAnsi="Calibri" w:eastAsia="Times New Roman" w:cs="Calibri"/>
                 <w:kern w:val="0"/>
                 <w:sz w:val="20"/>
                 <w:szCs w:val="20"/>
@@ -755,23 +1009,24 @@
         <w:tc>
           <w:tcPr>
             <w:tcW w:w="0" w:type="auto"/>
-            <w:vAlign w:val="center"/>
-            <w:hideMark/>
-          </w:tcPr>
-          <w:p>
-            <w:pPr>
-              <w:spacing w:after="0" w:line="240" w:lineRule="auto"/>
-              <w:rPr>
-                <w:rFonts w:ascii="Calibri" w:eastAsia="Times New Roman" w:hAnsi="Calibri" w:cs="Calibri"/>
-                <w:kern w:val="0"/>
-                <w:sz w:val="20"/>
-                <w:szCs w:val="20"/>
-                <w14:ligatures w14:val="none"/>
-              </w:rPr>
-            </w:pPr>
-            <w:r>
-              <w:rPr>
-                <w:rFonts w:ascii="Calibri" w:eastAsia="Times New Roman" w:hAnsi="Calibri" w:cs="Calibri"/>
+            <w:tcMar/>
+            <w:vAlign w:val="center"/>
+            <w:hideMark/>
+          </w:tcPr>
+          <w:p>
+            <w:pPr>
+              <w:spacing w:after="0" w:line="240" w:lineRule="auto"/>
+              <w:rPr>
+                <w:rFonts w:ascii="Calibri" w:hAnsi="Calibri" w:eastAsia="Times New Roman" w:cs="Calibri"/>
+                <w:kern w:val="0"/>
+                <w:sz w:val="20"/>
+                <w:szCs w:val="20"/>
+                <w14:ligatures w14:val="none"/>
+              </w:rPr>
+            </w:pPr>
+            <w:r>
+              <w:rPr>
+                <w:rFonts w:ascii="Calibri" w:hAnsi="Calibri" w:eastAsia="Times New Roman" w:cs="Calibri"/>
                 <w:b/>
                 <w:bCs/>
                 <w:kern w:val="0"/>
@@ -786,23 +1041,24 @@
         <w:tc>
           <w:tcPr>
             <w:tcW w:w="0" w:type="auto"/>
-            <w:vAlign w:val="center"/>
-            <w:hideMark/>
-          </w:tcPr>
-          <w:p>
-            <w:pPr>
-              <w:spacing w:after="0" w:line="240" w:lineRule="auto"/>
-              <w:rPr>
-                <w:rFonts w:ascii="Calibri" w:eastAsia="Times New Roman" w:hAnsi="Calibri" w:cs="Calibri"/>
-                <w:kern w:val="0"/>
-                <w:sz w:val="20"/>
-                <w:szCs w:val="20"/>
-                <w14:ligatures w14:val="none"/>
-              </w:rPr>
-            </w:pPr>
-            <w:r>
-              <w:rPr>
-                <w:rFonts w:ascii="Calibri" w:eastAsia="Times New Roman" w:hAnsi="Calibri" w:cs="Calibri"/>
+            <w:tcMar/>
+            <w:vAlign w:val="center"/>
+            <w:hideMark/>
+          </w:tcPr>
+          <w:p>
+            <w:pPr>
+              <w:spacing w:after="0" w:line="240" w:lineRule="auto"/>
+              <w:rPr>
+                <w:rFonts w:ascii="Calibri" w:hAnsi="Calibri" w:eastAsia="Times New Roman" w:cs="Calibri"/>
+                <w:kern w:val="0"/>
+                <w:sz w:val="20"/>
+                <w:szCs w:val="20"/>
+                <w14:ligatures w14:val="none"/>
+              </w:rPr>
+            </w:pPr>
+            <w:r>
+              <w:rPr>
+                <w:rFonts w:ascii="Calibri" w:hAnsi="Calibri" w:eastAsia="Times New Roman" w:cs="Calibri"/>
                 <w:kern w:val="0"/>
                 <w:sz w:val="20"/>
                 <w:szCs w:val="20"/>
@@ -815,23 +1071,24 @@
         <w:tc>
           <w:tcPr>
             <w:tcW w:w="0" w:type="auto"/>
-            <w:vAlign w:val="center"/>
-            <w:hideMark/>
-          </w:tcPr>
-          <w:p>
-            <w:pPr>
-              <w:spacing w:after="0" w:line="240" w:lineRule="auto"/>
-              <w:rPr>
-                <w:rFonts w:ascii="Calibri" w:eastAsia="Times New Roman" w:hAnsi="Calibri" w:cs="Calibri"/>
-                <w:kern w:val="0"/>
-                <w:sz w:val="20"/>
-                <w:szCs w:val="20"/>
-                <w14:ligatures w14:val="none"/>
-              </w:rPr>
-            </w:pPr>
-            <w:r>
-              <w:rPr>
-                <w:rFonts w:ascii="Calibri" w:eastAsia="Times New Roman" w:hAnsi="Calibri" w:cs="Calibri"/>
+            <w:tcMar/>
+            <w:vAlign w:val="center"/>
+            <w:hideMark/>
+          </w:tcPr>
+          <w:p>
+            <w:pPr>
+              <w:spacing w:after="0" w:line="240" w:lineRule="auto"/>
+              <w:rPr>
+                <w:rFonts w:ascii="Calibri" w:hAnsi="Calibri" w:eastAsia="Times New Roman" w:cs="Calibri"/>
+                <w:kern w:val="0"/>
+                <w:sz w:val="20"/>
+                <w:szCs w:val="20"/>
+                <w14:ligatures w14:val="none"/>
+              </w:rPr>
+            </w:pPr>
+            <w:r>
+              <w:rPr>
+                <w:rFonts w:ascii="Calibri" w:hAnsi="Calibri" w:eastAsia="Times New Roman" w:cs="Calibri"/>
                 <w:kern w:val="0"/>
                 <w:sz w:val="20"/>
                 <w:szCs w:val="20"/>
@@ -844,46 +1101,49 @@
         <w:tc>
           <w:tcPr>
             <w:tcW w:w="0" w:type="auto"/>
-          </w:tcPr>
-          <w:p>
-            <w:pPr>
-              <w:spacing w:after="0" w:line="240" w:lineRule="auto"/>
-              <w:rPr>
-                <w:rFonts w:ascii="Calibri" w:eastAsia="Times New Roman" w:hAnsi="Calibri" w:cs="Calibri"/>
-                <w:kern w:val="0"/>
-                <w:sz w:val="20"/>
-                <w:szCs w:val="20"/>
-                <w14:ligatures w14:val="none"/>
-              </w:rPr>
-            </w:pPr>
-          </w:p>
-        </w:tc>
-        <w:tc>
-          <w:tcPr>
-            <w:tcW w:w="0" w:type="auto"/>
-          </w:tcPr>
-          <w:p>
-            <w:pPr>
-              <w:spacing w:after="0" w:line="240" w:lineRule="auto"/>
-              <w:rPr>
-                <w:rFonts w:ascii="Calibri" w:eastAsia="Times New Roman" w:hAnsi="Calibri" w:cs="Calibri"/>
-                <w:kern w:val="0"/>
-                <w:sz w:val="20"/>
-                <w:szCs w:val="20"/>
-                <w14:ligatures w14:val="none"/>
-              </w:rPr>
-            </w:pPr>
-          </w:p>
-        </w:tc>
-        <w:tc>
-          <w:tcPr>
-            <w:tcW w:w="0" w:type="auto"/>
-          </w:tcPr>
-          <w:p>
-            <w:pPr>
-              <w:spacing w:after="0" w:line="240" w:lineRule="auto"/>
-              <w:rPr>
-                <w:rFonts w:ascii="Calibri" w:eastAsia="Times New Roman" w:hAnsi="Calibri" w:cs="Calibri"/>
+            <w:tcMar/>
+          </w:tcPr>
+          <w:p>
+            <w:pPr>
+              <w:spacing w:after="0" w:line="240" w:lineRule="auto"/>
+              <w:rPr>
+                <w:rFonts w:ascii="Calibri" w:hAnsi="Calibri" w:eastAsia="Times New Roman" w:cs="Calibri"/>
+                <w:kern w:val="0"/>
+                <w:sz w:val="20"/>
+                <w:szCs w:val="20"/>
+                <w14:ligatures w14:val="none"/>
+              </w:rPr>
+            </w:pPr>
+          </w:p>
+        </w:tc>
+        <w:tc>
+          <w:tcPr>
+            <w:tcW w:w="0" w:type="auto"/>
+            <w:tcMar/>
+          </w:tcPr>
+          <w:p>
+            <w:pPr>
+              <w:spacing w:after="0" w:line="240" w:lineRule="auto"/>
+              <w:rPr>
+                <w:rFonts w:ascii="Calibri" w:hAnsi="Calibri" w:eastAsia="Times New Roman" w:cs="Calibri"/>
+                <w:kern w:val="0"/>
+                <w:sz w:val="20"/>
+                <w:szCs w:val="20"/>
+                <w14:ligatures w14:val="none"/>
+              </w:rPr>
+            </w:pPr>
+          </w:p>
+        </w:tc>
+        <w:tc>
+          <w:tcPr>
+            <w:tcW w:w="0" w:type="auto"/>
+            <w:tcMar/>
+          </w:tcPr>
+          <w:p>
+            <w:pPr>
+              <w:spacing w:after="0" w:line="240" w:lineRule="auto"/>
+              <w:rPr>
+                <w:rFonts w:ascii="Calibri" w:hAnsi="Calibri" w:eastAsia="Times New Roman" w:cs="Calibri"/>
                 <w:kern w:val="0"/>
                 <w:sz w:val="20"/>
                 <w:szCs w:val="20"/>
@@ -900,23 +1160,24 @@
         <w:tc>
           <w:tcPr>
             <w:tcW w:w="0" w:type="auto"/>
-            <w:vAlign w:val="center"/>
-            <w:hideMark/>
-          </w:tcPr>
-          <w:p>
-            <w:pPr>
-              <w:spacing w:after="0" w:line="240" w:lineRule="auto"/>
-              <w:rPr>
-                <w:rFonts w:ascii="Calibri" w:eastAsia="Times New Roman" w:hAnsi="Calibri" w:cs="Calibri"/>
-                <w:kern w:val="0"/>
-                <w:sz w:val="20"/>
-                <w:szCs w:val="20"/>
-                <w14:ligatures w14:val="none"/>
-              </w:rPr>
-            </w:pPr>
-            <w:r>
-              <w:rPr>
-                <w:rFonts w:ascii="Calibri" w:eastAsia="Times New Roman" w:hAnsi="Calibri" w:cs="Calibri"/>
+            <w:tcMar/>
+            <w:vAlign w:val="center"/>
+            <w:hideMark/>
+          </w:tcPr>
+          <w:p>
+            <w:pPr>
+              <w:spacing w:after="0" w:line="240" w:lineRule="auto"/>
+              <w:rPr>
+                <w:rFonts w:ascii="Calibri" w:hAnsi="Calibri" w:eastAsia="Times New Roman" w:cs="Calibri"/>
+                <w:kern w:val="0"/>
+                <w:sz w:val="20"/>
+                <w:szCs w:val="20"/>
+                <w14:ligatures w14:val="none"/>
+              </w:rPr>
+            </w:pPr>
+            <w:r>
+              <w:rPr>
+                <w:rFonts w:ascii="Calibri" w:hAnsi="Calibri" w:eastAsia="Times New Roman" w:cs="Calibri"/>
                 <w:b/>
                 <w:bCs/>
                 <w:kern w:val="0"/>
@@ -931,23 +1192,24 @@
         <w:tc>
           <w:tcPr>
             <w:tcW w:w="0" w:type="auto"/>
-            <w:vAlign w:val="center"/>
-            <w:hideMark/>
-          </w:tcPr>
-          <w:p>
-            <w:pPr>
-              <w:spacing w:after="0" w:line="240" w:lineRule="auto"/>
-              <w:rPr>
-                <w:rFonts w:ascii="Calibri" w:eastAsia="Times New Roman" w:hAnsi="Calibri" w:cs="Calibri"/>
-                <w:kern w:val="0"/>
-                <w:sz w:val="20"/>
-                <w:szCs w:val="20"/>
-                <w14:ligatures w14:val="none"/>
-              </w:rPr>
-            </w:pPr>
-            <w:r>
-              <w:rPr>
-                <w:rFonts w:ascii="Calibri" w:eastAsia="Times New Roman" w:hAnsi="Calibri" w:cs="Calibri"/>
+            <w:tcMar/>
+            <w:vAlign w:val="center"/>
+            <w:hideMark/>
+          </w:tcPr>
+          <w:p>
+            <w:pPr>
+              <w:spacing w:after="0" w:line="240" w:lineRule="auto"/>
+              <w:rPr>
+                <w:rFonts w:ascii="Calibri" w:hAnsi="Calibri" w:eastAsia="Times New Roman" w:cs="Calibri"/>
+                <w:kern w:val="0"/>
+                <w:sz w:val="20"/>
+                <w:szCs w:val="20"/>
+                <w14:ligatures w14:val="none"/>
+              </w:rPr>
+            </w:pPr>
+            <w:r>
+              <w:rPr>
+                <w:rFonts w:ascii="Calibri" w:hAnsi="Calibri" w:eastAsia="Times New Roman" w:cs="Calibri"/>
                 <w:kern w:val="0"/>
                 <w:sz w:val="20"/>
                 <w:szCs w:val="20"/>
@@ -960,23 +1222,24 @@
         <w:tc>
           <w:tcPr>
             <w:tcW w:w="0" w:type="auto"/>
-            <w:vAlign w:val="center"/>
-            <w:hideMark/>
-          </w:tcPr>
-          <w:p>
-            <w:pPr>
-              <w:spacing w:after="0" w:line="240" w:lineRule="auto"/>
-              <w:rPr>
-                <w:rFonts w:ascii="Calibri" w:eastAsia="Times New Roman" w:hAnsi="Calibri" w:cs="Calibri"/>
-                <w:kern w:val="0"/>
-                <w:sz w:val="20"/>
-                <w:szCs w:val="20"/>
-                <w14:ligatures w14:val="none"/>
-              </w:rPr>
-            </w:pPr>
-            <w:r>
-              <w:rPr>
-                <w:rFonts w:ascii="Calibri" w:eastAsia="Times New Roman" w:hAnsi="Calibri" w:cs="Calibri"/>
+            <w:tcMar/>
+            <w:vAlign w:val="center"/>
+            <w:hideMark/>
+          </w:tcPr>
+          <w:p>
+            <w:pPr>
+              <w:spacing w:after="0" w:line="240" w:lineRule="auto"/>
+              <w:rPr>
+                <w:rFonts w:ascii="Calibri" w:hAnsi="Calibri" w:eastAsia="Times New Roman" w:cs="Calibri"/>
+                <w:kern w:val="0"/>
+                <w:sz w:val="20"/>
+                <w:szCs w:val="20"/>
+                <w14:ligatures w14:val="none"/>
+              </w:rPr>
+            </w:pPr>
+            <w:r>
+              <w:rPr>
+                <w:rFonts w:ascii="Calibri" w:hAnsi="Calibri" w:eastAsia="Times New Roman" w:cs="Calibri"/>
                 <w:kern w:val="0"/>
                 <w:sz w:val="20"/>
                 <w:szCs w:val="20"/>
@@ -989,46 +1252,49 @@
         <w:tc>
           <w:tcPr>
             <w:tcW w:w="0" w:type="auto"/>
-          </w:tcPr>
-          <w:p>
-            <w:pPr>
-              <w:spacing w:after="0" w:line="240" w:lineRule="auto"/>
-              <w:rPr>
-                <w:rFonts w:ascii="Calibri" w:eastAsia="Times New Roman" w:hAnsi="Calibri" w:cs="Calibri"/>
-                <w:kern w:val="0"/>
-                <w:sz w:val="20"/>
-                <w:szCs w:val="20"/>
-                <w14:ligatures w14:val="none"/>
-              </w:rPr>
-            </w:pPr>
-          </w:p>
-        </w:tc>
-        <w:tc>
-          <w:tcPr>
-            <w:tcW w:w="0" w:type="auto"/>
-          </w:tcPr>
-          <w:p>
-            <w:pPr>
-              <w:spacing w:after="0" w:line="240" w:lineRule="auto"/>
-              <w:rPr>
-                <w:rFonts w:ascii="Calibri" w:eastAsia="Times New Roman" w:hAnsi="Calibri" w:cs="Calibri"/>
-                <w:kern w:val="0"/>
-                <w:sz w:val="20"/>
-                <w:szCs w:val="20"/>
-                <w14:ligatures w14:val="none"/>
-              </w:rPr>
-            </w:pPr>
-          </w:p>
-        </w:tc>
-        <w:tc>
-          <w:tcPr>
-            <w:tcW w:w="0" w:type="auto"/>
-          </w:tcPr>
-          <w:p>
-            <w:pPr>
-              <w:spacing w:after="0" w:line="240" w:lineRule="auto"/>
-              <w:rPr>
-                <w:rFonts w:ascii="Calibri" w:eastAsia="Times New Roman" w:hAnsi="Calibri" w:cs="Calibri"/>
+            <w:tcMar/>
+          </w:tcPr>
+          <w:p>
+            <w:pPr>
+              <w:spacing w:after="0" w:line="240" w:lineRule="auto"/>
+              <w:rPr>
+                <w:rFonts w:ascii="Calibri" w:hAnsi="Calibri" w:eastAsia="Times New Roman" w:cs="Calibri"/>
+                <w:kern w:val="0"/>
+                <w:sz w:val="20"/>
+                <w:szCs w:val="20"/>
+                <w14:ligatures w14:val="none"/>
+              </w:rPr>
+            </w:pPr>
+          </w:p>
+        </w:tc>
+        <w:tc>
+          <w:tcPr>
+            <w:tcW w:w="0" w:type="auto"/>
+            <w:tcMar/>
+          </w:tcPr>
+          <w:p>
+            <w:pPr>
+              <w:spacing w:after="0" w:line="240" w:lineRule="auto"/>
+              <w:rPr>
+                <w:rFonts w:ascii="Calibri" w:hAnsi="Calibri" w:eastAsia="Times New Roman" w:cs="Calibri"/>
+                <w:kern w:val="0"/>
+                <w:sz w:val="20"/>
+                <w:szCs w:val="20"/>
+                <w14:ligatures w14:val="none"/>
+              </w:rPr>
+            </w:pPr>
+          </w:p>
+        </w:tc>
+        <w:tc>
+          <w:tcPr>
+            <w:tcW w:w="0" w:type="auto"/>
+            <w:tcMar/>
+          </w:tcPr>
+          <w:p>
+            <w:pPr>
+              <w:spacing w:after="0" w:line="240" w:lineRule="auto"/>
+              <w:rPr>
+                <w:rFonts w:ascii="Calibri" w:hAnsi="Calibri" w:eastAsia="Times New Roman" w:cs="Calibri"/>
                 <w:kern w:val="0"/>
                 <w:sz w:val="20"/>
                 <w:szCs w:val="20"/>
@@ -1045,23 +1311,24 @@
         <w:tc>
           <w:tcPr>
             <w:tcW w:w="0" w:type="auto"/>
-            <w:vAlign w:val="center"/>
-            <w:hideMark/>
-          </w:tcPr>
-          <w:p>
-            <w:pPr>
-              <w:spacing w:after="0" w:line="240" w:lineRule="auto"/>
-              <w:rPr>
-                <w:rFonts w:ascii="Calibri" w:eastAsia="Times New Roman" w:hAnsi="Calibri" w:cs="Calibri"/>
-                <w:kern w:val="0"/>
-                <w:sz w:val="20"/>
-                <w:szCs w:val="20"/>
-                <w14:ligatures w14:val="none"/>
-              </w:rPr>
-            </w:pPr>
-            <w:r>
-              <w:rPr>
-                <w:rFonts w:ascii="Calibri" w:eastAsia="Times New Roman" w:hAnsi="Calibri" w:cs="Calibri"/>
+            <w:tcMar/>
+            <w:vAlign w:val="center"/>
+            <w:hideMark/>
+          </w:tcPr>
+          <w:p>
+            <w:pPr>
+              <w:spacing w:after="0" w:line="240" w:lineRule="auto"/>
+              <w:rPr>
+                <w:rFonts w:ascii="Calibri" w:hAnsi="Calibri" w:eastAsia="Times New Roman" w:cs="Calibri"/>
+                <w:kern w:val="0"/>
+                <w:sz w:val="20"/>
+                <w:szCs w:val="20"/>
+                <w14:ligatures w14:val="none"/>
+              </w:rPr>
+            </w:pPr>
+            <w:r>
+              <w:rPr>
+                <w:rFonts w:ascii="Calibri" w:hAnsi="Calibri" w:eastAsia="Times New Roman" w:cs="Calibri"/>
                 <w:b/>
                 <w:bCs/>
                 <w:kern w:val="0"/>
@@ -1076,23 +1343,24 @@
         <w:tc>
           <w:tcPr>
             <w:tcW w:w="0" w:type="auto"/>
-            <w:vAlign w:val="center"/>
-            <w:hideMark/>
-          </w:tcPr>
-          <w:p>
-            <w:pPr>
-              <w:spacing w:after="0" w:line="240" w:lineRule="auto"/>
-              <w:rPr>
-                <w:rFonts w:ascii="Calibri" w:eastAsia="Times New Roman" w:hAnsi="Calibri" w:cs="Calibri"/>
-                <w:kern w:val="0"/>
-                <w:sz w:val="20"/>
-                <w:szCs w:val="20"/>
-                <w14:ligatures w14:val="none"/>
-              </w:rPr>
-            </w:pPr>
-            <w:r>
-              <w:rPr>
-                <w:rFonts w:ascii="Calibri" w:eastAsia="Times New Roman" w:hAnsi="Calibri" w:cs="Calibri"/>
+            <w:tcMar/>
+            <w:vAlign w:val="center"/>
+            <w:hideMark/>
+          </w:tcPr>
+          <w:p>
+            <w:pPr>
+              <w:spacing w:after="0" w:line="240" w:lineRule="auto"/>
+              <w:rPr>
+                <w:rFonts w:ascii="Calibri" w:hAnsi="Calibri" w:eastAsia="Times New Roman" w:cs="Calibri"/>
+                <w:kern w:val="0"/>
+                <w:sz w:val="20"/>
+                <w:szCs w:val="20"/>
+                <w14:ligatures w14:val="none"/>
+              </w:rPr>
+            </w:pPr>
+            <w:r>
+              <w:rPr>
+                <w:rFonts w:ascii="Calibri" w:hAnsi="Calibri" w:eastAsia="Times New Roman" w:cs="Calibri"/>
                 <w:kern w:val="0"/>
                 <w:sz w:val="20"/>
                 <w:szCs w:val="20"/>
@@ -1105,23 +1373,24 @@
         <w:tc>
           <w:tcPr>
             <w:tcW w:w="0" w:type="auto"/>
-            <w:vAlign w:val="center"/>
-            <w:hideMark/>
-          </w:tcPr>
-          <w:p>
-            <w:pPr>
-              <w:spacing w:after="0" w:line="240" w:lineRule="auto"/>
-              <w:rPr>
-                <w:rFonts w:ascii="Calibri" w:eastAsia="Times New Roman" w:hAnsi="Calibri" w:cs="Calibri"/>
-                <w:kern w:val="0"/>
-                <w:sz w:val="20"/>
-                <w:szCs w:val="20"/>
-                <w14:ligatures w14:val="none"/>
-              </w:rPr>
-            </w:pPr>
-            <w:r>
-              <w:rPr>
-                <w:rFonts w:ascii="Calibri" w:eastAsia="Times New Roman" w:hAnsi="Calibri" w:cs="Calibri"/>
+            <w:tcMar/>
+            <w:vAlign w:val="center"/>
+            <w:hideMark/>
+          </w:tcPr>
+          <w:p>
+            <w:pPr>
+              <w:spacing w:after="0" w:line="240" w:lineRule="auto"/>
+              <w:rPr>
+                <w:rFonts w:ascii="Calibri" w:hAnsi="Calibri" w:eastAsia="Times New Roman" w:cs="Calibri"/>
+                <w:kern w:val="0"/>
+                <w:sz w:val="20"/>
+                <w:szCs w:val="20"/>
+                <w14:ligatures w14:val="none"/>
+              </w:rPr>
+            </w:pPr>
+            <w:r>
+              <w:rPr>
+                <w:rFonts w:ascii="Calibri" w:hAnsi="Calibri" w:eastAsia="Times New Roman" w:cs="Calibri"/>
                 <w:kern w:val="0"/>
                 <w:sz w:val="20"/>
                 <w:szCs w:val="20"/>
@@ -1134,46 +1403,49 @@
         <w:tc>
           <w:tcPr>
             <w:tcW w:w="0" w:type="auto"/>
-          </w:tcPr>
-          <w:p>
-            <w:pPr>
-              <w:spacing w:after="0" w:line="240" w:lineRule="auto"/>
-              <w:rPr>
-                <w:rFonts w:ascii="Calibri" w:eastAsia="Times New Roman" w:hAnsi="Calibri" w:cs="Calibri"/>
-                <w:kern w:val="0"/>
-                <w:sz w:val="20"/>
-                <w:szCs w:val="20"/>
-                <w14:ligatures w14:val="none"/>
-              </w:rPr>
-            </w:pPr>
-          </w:p>
-        </w:tc>
-        <w:tc>
-          <w:tcPr>
-            <w:tcW w:w="0" w:type="auto"/>
-          </w:tcPr>
-          <w:p>
-            <w:pPr>
-              <w:spacing w:after="0" w:line="240" w:lineRule="auto"/>
-              <w:rPr>
-                <w:rFonts w:ascii="Calibri" w:eastAsia="Times New Roman" w:hAnsi="Calibri" w:cs="Calibri"/>
-                <w:kern w:val="0"/>
-                <w:sz w:val="20"/>
-                <w:szCs w:val="20"/>
-                <w14:ligatures w14:val="none"/>
-              </w:rPr>
-            </w:pPr>
-          </w:p>
-        </w:tc>
-        <w:tc>
-          <w:tcPr>
-            <w:tcW w:w="0" w:type="auto"/>
-          </w:tcPr>
-          <w:p>
-            <w:pPr>
-              <w:spacing w:after="0" w:line="240" w:lineRule="auto"/>
-              <w:rPr>
-                <w:rFonts w:ascii="Calibri" w:eastAsia="Times New Roman" w:hAnsi="Calibri" w:cs="Calibri"/>
+            <w:tcMar/>
+          </w:tcPr>
+          <w:p>
+            <w:pPr>
+              <w:spacing w:after="0" w:line="240" w:lineRule="auto"/>
+              <w:rPr>
+                <w:rFonts w:ascii="Calibri" w:hAnsi="Calibri" w:eastAsia="Times New Roman" w:cs="Calibri"/>
+                <w:kern w:val="0"/>
+                <w:sz w:val="20"/>
+                <w:szCs w:val="20"/>
+                <w14:ligatures w14:val="none"/>
+              </w:rPr>
+            </w:pPr>
+          </w:p>
+        </w:tc>
+        <w:tc>
+          <w:tcPr>
+            <w:tcW w:w="0" w:type="auto"/>
+            <w:tcMar/>
+          </w:tcPr>
+          <w:p>
+            <w:pPr>
+              <w:spacing w:after="0" w:line="240" w:lineRule="auto"/>
+              <w:rPr>
+                <w:rFonts w:ascii="Calibri" w:hAnsi="Calibri" w:eastAsia="Times New Roman" w:cs="Calibri"/>
+                <w:kern w:val="0"/>
+                <w:sz w:val="20"/>
+                <w:szCs w:val="20"/>
+                <w14:ligatures w14:val="none"/>
+              </w:rPr>
+            </w:pPr>
+          </w:p>
+        </w:tc>
+        <w:tc>
+          <w:tcPr>
+            <w:tcW w:w="0" w:type="auto"/>
+            <w:tcMar/>
+          </w:tcPr>
+          <w:p>
+            <w:pPr>
+              <w:spacing w:after="0" w:line="240" w:lineRule="auto"/>
+              <w:rPr>
+                <w:rFonts w:ascii="Calibri" w:hAnsi="Calibri" w:eastAsia="Times New Roman" w:cs="Calibri"/>
                 <w:kern w:val="0"/>
                 <w:sz w:val="20"/>
                 <w:szCs w:val="20"/>
@@ -1190,23 +1462,24 @@
         <w:tc>
           <w:tcPr>
             <w:tcW w:w="0" w:type="auto"/>
-            <w:vAlign w:val="center"/>
-            <w:hideMark/>
-          </w:tcPr>
-          <w:p>
-            <w:pPr>
-              <w:spacing w:after="0" w:line="240" w:lineRule="auto"/>
-              <w:rPr>
-                <w:rFonts w:ascii="Calibri" w:eastAsia="Times New Roman" w:hAnsi="Calibri" w:cs="Calibri"/>
-                <w:kern w:val="0"/>
-                <w:sz w:val="20"/>
-                <w:szCs w:val="20"/>
-                <w14:ligatures w14:val="none"/>
-              </w:rPr>
-            </w:pPr>
-            <w:r>
-              <w:rPr>
-                <w:rFonts w:ascii="Calibri" w:eastAsia="Times New Roman" w:hAnsi="Calibri" w:cs="Calibri"/>
+            <w:tcMar/>
+            <w:vAlign w:val="center"/>
+            <w:hideMark/>
+          </w:tcPr>
+          <w:p>
+            <w:pPr>
+              <w:spacing w:after="0" w:line="240" w:lineRule="auto"/>
+              <w:rPr>
+                <w:rFonts w:ascii="Calibri" w:hAnsi="Calibri" w:eastAsia="Times New Roman" w:cs="Calibri"/>
+                <w:kern w:val="0"/>
+                <w:sz w:val="20"/>
+                <w:szCs w:val="20"/>
+                <w14:ligatures w14:val="none"/>
+              </w:rPr>
+            </w:pPr>
+            <w:r>
+              <w:rPr>
+                <w:rFonts w:ascii="Calibri" w:hAnsi="Calibri" w:eastAsia="Times New Roman" w:cs="Calibri"/>
                 <w:b/>
                 <w:bCs/>
                 <w:kern w:val="0"/>
@@ -1214,11 +1487,11 @@
                 <w:szCs w:val="20"/>
                 <w14:ligatures w14:val="none"/>
               </w:rPr>
-              <w:t>PPV</w:t>
-            </w:r>
-            <w:r>
-              <w:rPr>
-                <w:rFonts w:ascii="Calibri" w:eastAsia="Times New Roman" w:hAnsi="Calibri" w:cs="Calibri"/>
+              <w:t xml:space="preserve">PPV </w:t>
+            </w:r>
+            <w:r>
+              <w:rPr>
+                <w:rFonts w:ascii="Calibri" w:hAnsi="Calibri" w:eastAsia="Times New Roman" w:cs="Calibri"/>
                 <w:b/>
                 <w:bCs/>
                 <w:kern w:val="0"/>
@@ -1226,11 +1499,11 @@
                 <w:szCs w:val="20"/>
                 <w14:ligatures w14:val="none"/>
               </w:rPr>
-              <w:t xml:space="preserve"> </w:t>
-            </w:r>
-            <w:r>
-              <w:rPr>
-                <w:rFonts w:ascii="Calibri" w:eastAsia="Times New Roman" w:hAnsi="Calibri" w:cs="Calibri"/>
+              <w:t>(</w:t>
+            </w:r>
+            <w:r>
+              <w:rPr>
+                <w:rFonts w:ascii="Calibri" w:hAnsi="Calibri" w:eastAsia="Times New Roman" w:cs="Calibri"/>
                 <w:b/>
                 <w:bCs/>
                 <w:kern w:val="0"/>
@@ -1238,11 +1511,11 @@
                 <w:szCs w:val="20"/>
                 <w14:ligatures w14:val="none"/>
               </w:rPr>
-              <w:t>(</w:t>
-            </w:r>
-            <w:r>
-              <w:rPr>
-                <w:rFonts w:ascii="Calibri" w:eastAsia="Times New Roman" w:hAnsi="Calibri" w:cs="Calibri"/>
+              <w:t>Precision</w:t>
+            </w:r>
+            <w:r>
+              <w:rPr>
+                <w:rFonts w:ascii="Calibri" w:hAnsi="Calibri" w:eastAsia="Times New Roman" w:cs="Calibri"/>
                 <w:b/>
                 <w:bCs/>
                 <w:kern w:val="0"/>
@@ -1250,18 +1523,6 @@
                 <w:szCs w:val="20"/>
                 <w14:ligatures w14:val="none"/>
               </w:rPr>
-              <w:t>Precision</w:t>
-            </w:r>
-            <w:r>
-              <w:rPr>
-                <w:rFonts w:ascii="Calibri" w:eastAsia="Times New Roman" w:hAnsi="Calibri" w:cs="Calibri"/>
-                <w:b/>
-                <w:bCs/>
-                <w:kern w:val="0"/>
-                <w:sz w:val="20"/>
-                <w:szCs w:val="20"/>
-                <w14:ligatures w14:val="none"/>
-              </w:rPr>
               <w:t>)</w:t>
             </w:r>
           </w:p>
@@ -1269,23 +1530,24 @@
         <w:tc>
           <w:tcPr>
             <w:tcW w:w="0" w:type="auto"/>
-            <w:vAlign w:val="center"/>
-            <w:hideMark/>
-          </w:tcPr>
-          <w:p>
-            <w:pPr>
-              <w:spacing w:after="0" w:line="240" w:lineRule="auto"/>
-              <w:rPr>
-                <w:rFonts w:ascii="Calibri" w:eastAsia="Times New Roman" w:hAnsi="Calibri" w:cs="Calibri"/>
-                <w:kern w:val="0"/>
-                <w:sz w:val="20"/>
-                <w:szCs w:val="20"/>
-                <w14:ligatures w14:val="none"/>
-              </w:rPr>
-            </w:pPr>
-            <w:r>
-              <w:rPr>
-                <w:rFonts w:ascii="Calibri" w:eastAsia="Times New Roman" w:hAnsi="Calibri" w:cs="Calibri"/>
+            <w:tcMar/>
+            <w:vAlign w:val="center"/>
+            <w:hideMark/>
+          </w:tcPr>
+          <w:p>
+            <w:pPr>
+              <w:spacing w:after="0" w:line="240" w:lineRule="auto"/>
+              <w:rPr>
+                <w:rFonts w:ascii="Calibri" w:hAnsi="Calibri" w:eastAsia="Times New Roman" w:cs="Calibri"/>
+                <w:kern w:val="0"/>
+                <w:sz w:val="20"/>
+                <w:szCs w:val="20"/>
+                <w14:ligatures w14:val="none"/>
+              </w:rPr>
+            </w:pPr>
+            <w:r>
+              <w:rPr>
+                <w:rFonts w:ascii="Calibri" w:hAnsi="Calibri" w:eastAsia="Times New Roman" w:cs="Calibri"/>
                 <w:kern w:val="0"/>
                 <w:sz w:val="20"/>
                 <w:szCs w:val="20"/>
@@ -1298,23 +1560,24 @@
         <w:tc>
           <w:tcPr>
             <w:tcW w:w="0" w:type="auto"/>
-            <w:vAlign w:val="center"/>
-            <w:hideMark/>
-          </w:tcPr>
-          <w:p>
-            <w:pPr>
-              <w:spacing w:after="0" w:line="240" w:lineRule="auto"/>
-              <w:rPr>
-                <w:rFonts w:ascii="Calibri" w:eastAsia="Times New Roman" w:hAnsi="Calibri" w:cs="Calibri"/>
-                <w:kern w:val="0"/>
-                <w:sz w:val="20"/>
-                <w:szCs w:val="20"/>
-                <w14:ligatures w14:val="none"/>
-              </w:rPr>
-            </w:pPr>
-            <w:r>
-              <w:rPr>
-                <w:rFonts w:ascii="Calibri" w:eastAsia="Times New Roman" w:hAnsi="Calibri" w:cs="Calibri"/>
+            <w:tcMar/>
+            <w:vAlign w:val="center"/>
+            <w:hideMark/>
+          </w:tcPr>
+          <w:p>
+            <w:pPr>
+              <w:spacing w:after="0" w:line="240" w:lineRule="auto"/>
+              <w:rPr>
+                <w:rFonts w:ascii="Calibri" w:hAnsi="Calibri" w:eastAsia="Times New Roman" w:cs="Calibri"/>
+                <w:kern w:val="0"/>
+                <w:sz w:val="20"/>
+                <w:szCs w:val="20"/>
+                <w14:ligatures w14:val="none"/>
+              </w:rPr>
+            </w:pPr>
+            <w:r>
+              <w:rPr>
+                <w:rFonts w:ascii="Calibri" w:hAnsi="Calibri" w:eastAsia="Times New Roman" w:cs="Calibri"/>
                 <w:kern w:val="0"/>
                 <w:sz w:val="20"/>
                 <w:szCs w:val="20"/>
@@ -1327,46 +1590,49 @@
         <w:tc>
           <w:tcPr>
             <w:tcW w:w="0" w:type="auto"/>
-          </w:tcPr>
-          <w:p>
-            <w:pPr>
-              <w:spacing w:after="0" w:line="240" w:lineRule="auto"/>
-              <w:rPr>
-                <w:rFonts w:ascii="Calibri" w:eastAsia="Times New Roman" w:hAnsi="Calibri" w:cs="Calibri"/>
-                <w:kern w:val="0"/>
-                <w:sz w:val="20"/>
-                <w:szCs w:val="20"/>
-                <w14:ligatures w14:val="none"/>
-              </w:rPr>
-            </w:pPr>
-          </w:p>
-        </w:tc>
-        <w:tc>
-          <w:tcPr>
-            <w:tcW w:w="0" w:type="auto"/>
-          </w:tcPr>
-          <w:p>
-            <w:pPr>
-              <w:spacing w:after="0" w:line="240" w:lineRule="auto"/>
-              <w:rPr>
-                <w:rFonts w:ascii="Calibri" w:eastAsia="Times New Roman" w:hAnsi="Calibri" w:cs="Calibri"/>
-                <w:kern w:val="0"/>
-                <w:sz w:val="20"/>
-                <w:szCs w:val="20"/>
-                <w14:ligatures w14:val="none"/>
-              </w:rPr>
-            </w:pPr>
-          </w:p>
-        </w:tc>
-        <w:tc>
-          <w:tcPr>
-            <w:tcW w:w="0" w:type="auto"/>
-          </w:tcPr>
-          <w:p>
-            <w:pPr>
-              <w:spacing w:after="0" w:line="240" w:lineRule="auto"/>
-              <w:rPr>
-                <w:rFonts w:ascii="Calibri" w:eastAsia="Times New Roman" w:hAnsi="Calibri" w:cs="Calibri"/>
+            <w:tcMar/>
+          </w:tcPr>
+          <w:p>
+            <w:pPr>
+              <w:spacing w:after="0" w:line="240" w:lineRule="auto"/>
+              <w:rPr>
+                <w:rFonts w:ascii="Calibri" w:hAnsi="Calibri" w:eastAsia="Times New Roman" w:cs="Calibri"/>
+                <w:kern w:val="0"/>
+                <w:sz w:val="20"/>
+                <w:szCs w:val="20"/>
+                <w14:ligatures w14:val="none"/>
+              </w:rPr>
+            </w:pPr>
+          </w:p>
+        </w:tc>
+        <w:tc>
+          <w:tcPr>
+            <w:tcW w:w="0" w:type="auto"/>
+            <w:tcMar/>
+          </w:tcPr>
+          <w:p>
+            <w:pPr>
+              <w:spacing w:after="0" w:line="240" w:lineRule="auto"/>
+              <w:rPr>
+                <w:rFonts w:ascii="Calibri" w:hAnsi="Calibri" w:eastAsia="Times New Roman" w:cs="Calibri"/>
+                <w:kern w:val="0"/>
+                <w:sz w:val="20"/>
+                <w:szCs w:val="20"/>
+                <w14:ligatures w14:val="none"/>
+              </w:rPr>
+            </w:pPr>
+          </w:p>
+        </w:tc>
+        <w:tc>
+          <w:tcPr>
+            <w:tcW w:w="0" w:type="auto"/>
+            <w:tcMar/>
+          </w:tcPr>
+          <w:p>
+            <w:pPr>
+              <w:spacing w:after="0" w:line="240" w:lineRule="auto"/>
+              <w:rPr>
+                <w:rFonts w:ascii="Calibri" w:hAnsi="Calibri" w:eastAsia="Times New Roman" w:cs="Calibri"/>
                 <w:kern w:val="0"/>
                 <w:sz w:val="20"/>
                 <w:szCs w:val="20"/>
@@ -1383,23 +1649,24 @@
         <w:tc>
           <w:tcPr>
             <w:tcW w:w="0" w:type="auto"/>
-            <w:vAlign w:val="center"/>
-            <w:hideMark/>
-          </w:tcPr>
-          <w:p>
-            <w:pPr>
-              <w:spacing w:after="0" w:line="240" w:lineRule="auto"/>
-              <w:rPr>
-                <w:rFonts w:ascii="Calibri" w:eastAsia="Times New Roman" w:hAnsi="Calibri" w:cs="Calibri"/>
-                <w:kern w:val="0"/>
-                <w:sz w:val="20"/>
-                <w:szCs w:val="20"/>
-                <w14:ligatures w14:val="none"/>
-              </w:rPr>
-            </w:pPr>
-            <w:r>
-              <w:rPr>
-                <w:rFonts w:ascii="Calibri" w:eastAsia="Times New Roman" w:hAnsi="Calibri" w:cs="Calibri"/>
+            <w:tcMar/>
+            <w:vAlign w:val="center"/>
+            <w:hideMark/>
+          </w:tcPr>
+          <w:p>
+            <w:pPr>
+              <w:spacing w:after="0" w:line="240" w:lineRule="auto"/>
+              <w:rPr>
+                <w:rFonts w:ascii="Calibri" w:hAnsi="Calibri" w:eastAsia="Times New Roman" w:cs="Calibri"/>
+                <w:kern w:val="0"/>
+                <w:sz w:val="20"/>
+                <w:szCs w:val="20"/>
+                <w14:ligatures w14:val="none"/>
+              </w:rPr>
+            </w:pPr>
+            <w:r>
+              <w:rPr>
+                <w:rFonts w:ascii="Calibri" w:hAnsi="Calibri" w:eastAsia="Times New Roman" w:cs="Calibri"/>
                 <w:b/>
                 <w:bCs/>
                 <w:kern w:val="0"/>
@@ -1414,23 +1681,24 @@
         <w:tc>
           <w:tcPr>
             <w:tcW w:w="0" w:type="auto"/>
-            <w:vAlign w:val="center"/>
-            <w:hideMark/>
-          </w:tcPr>
-          <w:p>
-            <w:pPr>
-              <w:spacing w:after="0" w:line="240" w:lineRule="auto"/>
-              <w:rPr>
-                <w:rFonts w:ascii="Calibri" w:eastAsia="Times New Roman" w:hAnsi="Calibri" w:cs="Calibri"/>
-                <w:kern w:val="0"/>
-                <w:sz w:val="20"/>
-                <w:szCs w:val="20"/>
-                <w14:ligatures w14:val="none"/>
-              </w:rPr>
-            </w:pPr>
-            <w:r>
-              <w:rPr>
-                <w:rFonts w:ascii="Calibri" w:eastAsia="Times New Roman" w:hAnsi="Calibri" w:cs="Calibri"/>
+            <w:tcMar/>
+            <w:vAlign w:val="center"/>
+            <w:hideMark/>
+          </w:tcPr>
+          <w:p>
+            <w:pPr>
+              <w:spacing w:after="0" w:line="240" w:lineRule="auto"/>
+              <w:rPr>
+                <w:rFonts w:ascii="Calibri" w:hAnsi="Calibri" w:eastAsia="Times New Roman" w:cs="Calibri"/>
+                <w:kern w:val="0"/>
+                <w:sz w:val="20"/>
+                <w:szCs w:val="20"/>
+                <w14:ligatures w14:val="none"/>
+              </w:rPr>
+            </w:pPr>
+            <w:r>
+              <w:rPr>
+                <w:rFonts w:ascii="Calibri" w:hAnsi="Calibri" w:eastAsia="Times New Roman" w:cs="Calibri"/>
                 <w:kern w:val="0"/>
                 <w:sz w:val="20"/>
                 <w:szCs w:val="20"/>
@@ -1443,23 +1711,24 @@
         <w:tc>
           <w:tcPr>
             <w:tcW w:w="0" w:type="auto"/>
-            <w:vAlign w:val="center"/>
-            <w:hideMark/>
-          </w:tcPr>
-          <w:p>
-            <w:pPr>
-              <w:spacing w:after="0" w:line="240" w:lineRule="auto"/>
-              <w:rPr>
-                <w:rFonts w:ascii="Calibri" w:eastAsia="Times New Roman" w:hAnsi="Calibri" w:cs="Calibri"/>
-                <w:kern w:val="0"/>
-                <w:sz w:val="20"/>
-                <w:szCs w:val="20"/>
-                <w14:ligatures w14:val="none"/>
-              </w:rPr>
-            </w:pPr>
-            <w:r>
-              <w:rPr>
-                <w:rFonts w:ascii="Calibri" w:eastAsia="Times New Roman" w:hAnsi="Calibri" w:cs="Calibri"/>
+            <w:tcMar/>
+            <w:vAlign w:val="center"/>
+            <w:hideMark/>
+          </w:tcPr>
+          <w:p>
+            <w:pPr>
+              <w:spacing w:after="0" w:line="240" w:lineRule="auto"/>
+              <w:rPr>
+                <w:rFonts w:ascii="Calibri" w:hAnsi="Calibri" w:eastAsia="Times New Roman" w:cs="Calibri"/>
+                <w:kern w:val="0"/>
+                <w:sz w:val="20"/>
+                <w:szCs w:val="20"/>
+                <w14:ligatures w14:val="none"/>
+              </w:rPr>
+            </w:pPr>
+            <w:r>
+              <w:rPr>
+                <w:rFonts w:ascii="Calibri" w:hAnsi="Calibri" w:eastAsia="Times New Roman" w:cs="Calibri"/>
                 <w:kern w:val="0"/>
                 <w:sz w:val="20"/>
                 <w:szCs w:val="20"/>
@@ -1472,46 +1741,49 @@
         <w:tc>
           <w:tcPr>
             <w:tcW w:w="0" w:type="auto"/>
-          </w:tcPr>
-          <w:p>
-            <w:pPr>
-              <w:spacing w:after="0" w:line="240" w:lineRule="auto"/>
-              <w:rPr>
-                <w:rFonts w:ascii="Calibri" w:eastAsia="Times New Roman" w:hAnsi="Calibri" w:cs="Calibri"/>
-                <w:kern w:val="0"/>
-                <w:sz w:val="20"/>
-                <w:szCs w:val="20"/>
-                <w14:ligatures w14:val="none"/>
-              </w:rPr>
-            </w:pPr>
-          </w:p>
-        </w:tc>
-        <w:tc>
-          <w:tcPr>
-            <w:tcW w:w="0" w:type="auto"/>
-          </w:tcPr>
-          <w:p>
-            <w:pPr>
-              <w:spacing w:after="0" w:line="240" w:lineRule="auto"/>
-              <w:rPr>
-                <w:rFonts w:ascii="Calibri" w:eastAsia="Times New Roman" w:hAnsi="Calibri" w:cs="Calibri"/>
-                <w:kern w:val="0"/>
-                <w:sz w:val="20"/>
-                <w:szCs w:val="20"/>
-                <w14:ligatures w14:val="none"/>
-              </w:rPr>
-            </w:pPr>
-          </w:p>
-        </w:tc>
-        <w:tc>
-          <w:tcPr>
-            <w:tcW w:w="0" w:type="auto"/>
-          </w:tcPr>
-          <w:p>
-            <w:pPr>
-              <w:spacing w:after="0" w:line="240" w:lineRule="auto"/>
-              <w:rPr>
-                <w:rFonts w:ascii="Calibri" w:eastAsia="Times New Roman" w:hAnsi="Calibri" w:cs="Calibri"/>
+            <w:tcMar/>
+          </w:tcPr>
+          <w:p>
+            <w:pPr>
+              <w:spacing w:after="0" w:line="240" w:lineRule="auto"/>
+              <w:rPr>
+                <w:rFonts w:ascii="Calibri" w:hAnsi="Calibri" w:eastAsia="Times New Roman" w:cs="Calibri"/>
+                <w:kern w:val="0"/>
+                <w:sz w:val="20"/>
+                <w:szCs w:val="20"/>
+                <w14:ligatures w14:val="none"/>
+              </w:rPr>
+            </w:pPr>
+          </w:p>
+        </w:tc>
+        <w:tc>
+          <w:tcPr>
+            <w:tcW w:w="0" w:type="auto"/>
+            <w:tcMar/>
+          </w:tcPr>
+          <w:p>
+            <w:pPr>
+              <w:spacing w:after="0" w:line="240" w:lineRule="auto"/>
+              <w:rPr>
+                <w:rFonts w:ascii="Calibri" w:hAnsi="Calibri" w:eastAsia="Times New Roman" w:cs="Calibri"/>
+                <w:kern w:val="0"/>
+                <w:sz w:val="20"/>
+                <w:szCs w:val="20"/>
+                <w14:ligatures w14:val="none"/>
+              </w:rPr>
+            </w:pPr>
+          </w:p>
+        </w:tc>
+        <w:tc>
+          <w:tcPr>
+            <w:tcW w:w="0" w:type="auto"/>
+            <w:tcMar/>
+          </w:tcPr>
+          <w:p>
+            <w:pPr>
+              <w:spacing w:after="0" w:line="240" w:lineRule="auto"/>
+              <w:rPr>
+                <w:rFonts w:ascii="Calibri" w:hAnsi="Calibri" w:eastAsia="Times New Roman" w:cs="Calibri"/>
                 <w:kern w:val="0"/>
                 <w:sz w:val="20"/>
                 <w:szCs w:val="20"/>
@@ -1528,23 +1800,24 @@
         <w:tc>
           <w:tcPr>
             <w:tcW w:w="0" w:type="auto"/>
-            <w:vAlign w:val="center"/>
-            <w:hideMark/>
-          </w:tcPr>
-          <w:p>
-            <w:pPr>
-              <w:spacing w:after="0" w:line="240" w:lineRule="auto"/>
-              <w:rPr>
-                <w:rFonts w:ascii="Calibri" w:eastAsia="Times New Roman" w:hAnsi="Calibri" w:cs="Calibri"/>
-                <w:kern w:val="0"/>
-                <w:sz w:val="20"/>
-                <w:szCs w:val="20"/>
-                <w14:ligatures w14:val="none"/>
-              </w:rPr>
-            </w:pPr>
-            <w:r>
-              <w:rPr>
-                <w:rFonts w:ascii="Calibri" w:eastAsia="Times New Roman" w:hAnsi="Calibri" w:cs="Calibri"/>
+            <w:tcMar/>
+            <w:vAlign w:val="center"/>
+            <w:hideMark/>
+          </w:tcPr>
+          <w:p>
+            <w:pPr>
+              <w:spacing w:after="0" w:line="240" w:lineRule="auto"/>
+              <w:rPr>
+                <w:rFonts w:ascii="Calibri" w:hAnsi="Calibri" w:eastAsia="Times New Roman" w:cs="Calibri"/>
+                <w:kern w:val="0"/>
+                <w:sz w:val="20"/>
+                <w:szCs w:val="20"/>
+                <w14:ligatures w14:val="none"/>
+              </w:rPr>
+            </w:pPr>
+            <w:r>
+              <w:rPr>
+                <w:rFonts w:ascii="Calibri" w:hAnsi="Calibri" w:eastAsia="Times New Roman" w:cs="Calibri"/>
                 <w:b/>
                 <w:bCs/>
                 <w:kern w:val="0"/>
@@ -1559,23 +1832,24 @@
         <w:tc>
           <w:tcPr>
             <w:tcW w:w="0" w:type="auto"/>
-            <w:vAlign w:val="center"/>
-            <w:hideMark/>
-          </w:tcPr>
-          <w:p>
-            <w:pPr>
-              <w:spacing w:after="0" w:line="240" w:lineRule="auto"/>
-              <w:rPr>
-                <w:rFonts w:ascii="Calibri" w:eastAsia="Times New Roman" w:hAnsi="Calibri" w:cs="Calibri"/>
-                <w:kern w:val="0"/>
-                <w:sz w:val="20"/>
-                <w:szCs w:val="20"/>
-                <w14:ligatures w14:val="none"/>
-              </w:rPr>
-            </w:pPr>
-            <w:r>
-              <w:rPr>
-                <w:rFonts w:ascii="Calibri" w:eastAsia="Times New Roman" w:hAnsi="Calibri" w:cs="Calibri"/>
+            <w:tcMar/>
+            <w:vAlign w:val="center"/>
+            <w:hideMark/>
+          </w:tcPr>
+          <w:p>
+            <w:pPr>
+              <w:spacing w:after="0" w:line="240" w:lineRule="auto"/>
+              <w:rPr>
+                <w:rFonts w:ascii="Calibri" w:hAnsi="Calibri" w:eastAsia="Times New Roman" w:cs="Calibri"/>
+                <w:kern w:val="0"/>
+                <w:sz w:val="20"/>
+                <w:szCs w:val="20"/>
+                <w14:ligatures w14:val="none"/>
+              </w:rPr>
+            </w:pPr>
+            <w:r>
+              <w:rPr>
+                <w:rFonts w:ascii="Calibri" w:hAnsi="Calibri" w:eastAsia="Times New Roman" w:cs="Calibri"/>
                 <w:kern w:val="0"/>
                 <w:sz w:val="20"/>
                 <w:szCs w:val="20"/>
@@ -1588,23 +1862,24 @@
         <w:tc>
           <w:tcPr>
             <w:tcW w:w="0" w:type="auto"/>
-            <w:vAlign w:val="center"/>
-            <w:hideMark/>
-          </w:tcPr>
-          <w:p>
-            <w:pPr>
-              <w:spacing w:after="0" w:line="240" w:lineRule="auto"/>
-              <w:rPr>
-                <w:rFonts w:ascii="Calibri" w:eastAsia="Times New Roman" w:hAnsi="Calibri" w:cs="Calibri"/>
-                <w:kern w:val="0"/>
-                <w:sz w:val="20"/>
-                <w:szCs w:val="20"/>
-                <w14:ligatures w14:val="none"/>
-              </w:rPr>
-            </w:pPr>
-            <w:r>
-              <w:rPr>
-                <w:rFonts w:ascii="Calibri" w:eastAsia="Times New Roman" w:hAnsi="Calibri" w:cs="Calibri"/>
+            <w:tcMar/>
+            <w:vAlign w:val="center"/>
+            <w:hideMark/>
+          </w:tcPr>
+          <w:p>
+            <w:pPr>
+              <w:spacing w:after="0" w:line="240" w:lineRule="auto"/>
+              <w:rPr>
+                <w:rFonts w:ascii="Calibri" w:hAnsi="Calibri" w:eastAsia="Times New Roman" w:cs="Calibri"/>
+                <w:kern w:val="0"/>
+                <w:sz w:val="20"/>
+                <w:szCs w:val="20"/>
+                <w14:ligatures w14:val="none"/>
+              </w:rPr>
+            </w:pPr>
+            <w:r>
+              <w:rPr>
+                <w:rFonts w:ascii="Calibri" w:hAnsi="Calibri" w:eastAsia="Times New Roman" w:cs="Calibri"/>
                 <w:kern w:val="0"/>
                 <w:sz w:val="20"/>
                 <w:szCs w:val="20"/>
@@ -1617,46 +1892,49 @@
         <w:tc>
           <w:tcPr>
             <w:tcW w:w="0" w:type="auto"/>
-          </w:tcPr>
-          <w:p>
-            <w:pPr>
-              <w:spacing w:after="0" w:line="240" w:lineRule="auto"/>
-              <w:rPr>
-                <w:rFonts w:ascii="Calibri" w:eastAsia="Times New Roman" w:hAnsi="Calibri" w:cs="Calibri"/>
-                <w:kern w:val="0"/>
-                <w:sz w:val="20"/>
-                <w:szCs w:val="20"/>
-                <w14:ligatures w14:val="none"/>
-              </w:rPr>
-            </w:pPr>
-          </w:p>
-        </w:tc>
-        <w:tc>
-          <w:tcPr>
-            <w:tcW w:w="0" w:type="auto"/>
-          </w:tcPr>
-          <w:p>
-            <w:pPr>
-              <w:spacing w:after="0" w:line="240" w:lineRule="auto"/>
-              <w:rPr>
-                <w:rFonts w:ascii="Calibri" w:eastAsia="Times New Roman" w:hAnsi="Calibri" w:cs="Calibri"/>
-                <w:kern w:val="0"/>
-                <w:sz w:val="20"/>
-                <w:szCs w:val="20"/>
-                <w14:ligatures w14:val="none"/>
-              </w:rPr>
-            </w:pPr>
-          </w:p>
-        </w:tc>
-        <w:tc>
-          <w:tcPr>
-            <w:tcW w:w="0" w:type="auto"/>
-          </w:tcPr>
-          <w:p>
-            <w:pPr>
-              <w:spacing w:after="0" w:line="240" w:lineRule="auto"/>
-              <w:rPr>
-                <w:rFonts w:ascii="Calibri" w:eastAsia="Times New Roman" w:hAnsi="Calibri" w:cs="Calibri"/>
+            <w:tcMar/>
+          </w:tcPr>
+          <w:p>
+            <w:pPr>
+              <w:spacing w:after="0" w:line="240" w:lineRule="auto"/>
+              <w:rPr>
+                <w:rFonts w:ascii="Calibri" w:hAnsi="Calibri" w:eastAsia="Times New Roman" w:cs="Calibri"/>
+                <w:kern w:val="0"/>
+                <w:sz w:val="20"/>
+                <w:szCs w:val="20"/>
+                <w14:ligatures w14:val="none"/>
+              </w:rPr>
+            </w:pPr>
+          </w:p>
+        </w:tc>
+        <w:tc>
+          <w:tcPr>
+            <w:tcW w:w="0" w:type="auto"/>
+            <w:tcMar/>
+          </w:tcPr>
+          <w:p>
+            <w:pPr>
+              <w:spacing w:after="0" w:line="240" w:lineRule="auto"/>
+              <w:rPr>
+                <w:rFonts w:ascii="Calibri" w:hAnsi="Calibri" w:eastAsia="Times New Roman" w:cs="Calibri"/>
+                <w:kern w:val="0"/>
+                <w:sz w:val="20"/>
+                <w:szCs w:val="20"/>
+                <w14:ligatures w14:val="none"/>
+              </w:rPr>
+            </w:pPr>
+          </w:p>
+        </w:tc>
+        <w:tc>
+          <w:tcPr>
+            <w:tcW w:w="0" w:type="auto"/>
+            <w:tcMar/>
+          </w:tcPr>
+          <w:p>
+            <w:pPr>
+              <w:spacing w:after="0" w:line="240" w:lineRule="auto"/>
+              <w:rPr>
+                <w:rFonts w:ascii="Calibri" w:hAnsi="Calibri" w:eastAsia="Times New Roman" w:cs="Calibri"/>
                 <w:kern w:val="0"/>
                 <w:sz w:val="20"/>
                 <w:szCs w:val="20"/>
@@ -1673,23 +1951,24 @@
         <w:tc>
           <w:tcPr>
             <w:tcW w:w="0" w:type="auto"/>
-            <w:vAlign w:val="center"/>
-            <w:hideMark/>
-          </w:tcPr>
-          <w:p>
-            <w:pPr>
-              <w:spacing w:after="0" w:line="240" w:lineRule="auto"/>
-              <w:rPr>
-                <w:rFonts w:ascii="Calibri" w:eastAsia="Times New Roman" w:hAnsi="Calibri" w:cs="Calibri"/>
-                <w:kern w:val="0"/>
-                <w:sz w:val="20"/>
-                <w:szCs w:val="20"/>
-                <w14:ligatures w14:val="none"/>
-              </w:rPr>
-            </w:pPr>
-            <w:r>
-              <w:rPr>
-                <w:rFonts w:ascii="Calibri" w:eastAsia="Times New Roman" w:hAnsi="Calibri" w:cs="Calibri"/>
+            <w:tcMar/>
+            <w:vAlign w:val="center"/>
+            <w:hideMark/>
+          </w:tcPr>
+          <w:p>
+            <w:pPr>
+              <w:spacing w:after="0" w:line="240" w:lineRule="auto"/>
+              <w:rPr>
+                <w:rFonts w:ascii="Calibri" w:hAnsi="Calibri" w:eastAsia="Times New Roman" w:cs="Calibri"/>
+                <w:kern w:val="0"/>
+                <w:sz w:val="20"/>
+                <w:szCs w:val="20"/>
+                <w14:ligatures w14:val="none"/>
+              </w:rPr>
+            </w:pPr>
+            <w:r>
+              <w:rPr>
+                <w:rFonts w:ascii="Calibri" w:hAnsi="Calibri" w:eastAsia="Times New Roman" w:cs="Calibri"/>
                 <w:b/>
                 <w:bCs/>
                 <w:kern w:val="0"/>
@@ -1704,23 +1983,24 @@
         <w:tc>
           <w:tcPr>
             <w:tcW w:w="0" w:type="auto"/>
-            <w:vAlign w:val="center"/>
-            <w:hideMark/>
-          </w:tcPr>
-          <w:p>
-            <w:pPr>
-              <w:spacing w:after="0" w:line="240" w:lineRule="auto"/>
-              <w:rPr>
-                <w:rFonts w:ascii="Calibri" w:eastAsia="Times New Roman" w:hAnsi="Calibri" w:cs="Calibri"/>
-                <w:kern w:val="0"/>
-                <w:sz w:val="20"/>
-                <w:szCs w:val="20"/>
-                <w14:ligatures w14:val="none"/>
-              </w:rPr>
-            </w:pPr>
-            <w:r>
-              <w:rPr>
-                <w:rFonts w:ascii="Calibri" w:eastAsia="Times New Roman" w:hAnsi="Calibri" w:cs="Calibri"/>
+            <w:tcMar/>
+            <w:vAlign w:val="center"/>
+            <w:hideMark/>
+          </w:tcPr>
+          <w:p>
+            <w:pPr>
+              <w:spacing w:after="0" w:line="240" w:lineRule="auto"/>
+              <w:rPr>
+                <w:rFonts w:ascii="Calibri" w:hAnsi="Calibri" w:eastAsia="Times New Roman" w:cs="Calibri"/>
+                <w:kern w:val="0"/>
+                <w:sz w:val="20"/>
+                <w:szCs w:val="20"/>
+                <w14:ligatures w14:val="none"/>
+              </w:rPr>
+            </w:pPr>
+            <w:r>
+              <w:rPr>
+                <w:rFonts w:ascii="Calibri" w:hAnsi="Calibri" w:eastAsia="Times New Roman" w:cs="Calibri"/>
                 <w:kern w:val="0"/>
                 <w:sz w:val="20"/>
                 <w:szCs w:val="20"/>
@@ -1733,23 +2013,24 @@
         <w:tc>
           <w:tcPr>
             <w:tcW w:w="0" w:type="auto"/>
-            <w:vAlign w:val="center"/>
-            <w:hideMark/>
-          </w:tcPr>
-          <w:p>
-            <w:pPr>
-              <w:spacing w:after="0" w:line="240" w:lineRule="auto"/>
-              <w:rPr>
-                <w:rFonts w:ascii="Calibri" w:eastAsia="Times New Roman" w:hAnsi="Calibri" w:cs="Calibri"/>
-                <w:kern w:val="0"/>
-                <w:sz w:val="20"/>
-                <w:szCs w:val="20"/>
-                <w14:ligatures w14:val="none"/>
-              </w:rPr>
-            </w:pPr>
-            <w:r>
-              <w:rPr>
-                <w:rFonts w:ascii="Calibri" w:eastAsia="Times New Roman" w:hAnsi="Calibri" w:cs="Calibri"/>
+            <w:tcMar/>
+            <w:vAlign w:val="center"/>
+            <w:hideMark/>
+          </w:tcPr>
+          <w:p>
+            <w:pPr>
+              <w:spacing w:after="0" w:line="240" w:lineRule="auto"/>
+              <w:rPr>
+                <w:rFonts w:ascii="Calibri" w:hAnsi="Calibri" w:eastAsia="Times New Roman" w:cs="Calibri"/>
+                <w:kern w:val="0"/>
+                <w:sz w:val="20"/>
+                <w:szCs w:val="20"/>
+                <w14:ligatures w14:val="none"/>
+              </w:rPr>
+            </w:pPr>
+            <w:r>
+              <w:rPr>
+                <w:rFonts w:ascii="Calibri" w:hAnsi="Calibri" w:eastAsia="Times New Roman" w:cs="Calibri"/>
                 <w:kern w:val="0"/>
                 <w:sz w:val="20"/>
                 <w:szCs w:val="20"/>
@@ -1762,46 +2043,49 @@
         <w:tc>
           <w:tcPr>
             <w:tcW w:w="0" w:type="auto"/>
-          </w:tcPr>
-          <w:p>
-            <w:pPr>
-              <w:spacing w:after="0" w:line="240" w:lineRule="auto"/>
-              <w:rPr>
-                <w:rFonts w:ascii="Calibri" w:eastAsia="Times New Roman" w:hAnsi="Calibri" w:cs="Calibri"/>
-                <w:kern w:val="0"/>
-                <w:sz w:val="20"/>
-                <w:szCs w:val="20"/>
-                <w14:ligatures w14:val="none"/>
-              </w:rPr>
-            </w:pPr>
-          </w:p>
-        </w:tc>
-        <w:tc>
-          <w:tcPr>
-            <w:tcW w:w="0" w:type="auto"/>
-          </w:tcPr>
-          <w:p>
-            <w:pPr>
-              <w:spacing w:after="0" w:line="240" w:lineRule="auto"/>
-              <w:rPr>
-                <w:rFonts w:ascii="Calibri" w:eastAsia="Times New Roman" w:hAnsi="Calibri" w:cs="Calibri"/>
-                <w:kern w:val="0"/>
-                <w:sz w:val="20"/>
-                <w:szCs w:val="20"/>
-                <w14:ligatures w14:val="none"/>
-              </w:rPr>
-            </w:pPr>
-          </w:p>
-        </w:tc>
-        <w:tc>
-          <w:tcPr>
-            <w:tcW w:w="0" w:type="auto"/>
-          </w:tcPr>
-          <w:p>
-            <w:pPr>
-              <w:spacing w:after="0" w:line="240" w:lineRule="auto"/>
-              <w:rPr>
-                <w:rFonts w:ascii="Calibri" w:eastAsia="Times New Roman" w:hAnsi="Calibri" w:cs="Calibri"/>
+            <w:tcMar/>
+          </w:tcPr>
+          <w:p>
+            <w:pPr>
+              <w:spacing w:after="0" w:line="240" w:lineRule="auto"/>
+              <w:rPr>
+                <w:rFonts w:ascii="Calibri" w:hAnsi="Calibri" w:eastAsia="Times New Roman" w:cs="Calibri"/>
+                <w:kern w:val="0"/>
+                <w:sz w:val="20"/>
+                <w:szCs w:val="20"/>
+                <w14:ligatures w14:val="none"/>
+              </w:rPr>
+            </w:pPr>
+          </w:p>
+        </w:tc>
+        <w:tc>
+          <w:tcPr>
+            <w:tcW w:w="0" w:type="auto"/>
+            <w:tcMar/>
+          </w:tcPr>
+          <w:p>
+            <w:pPr>
+              <w:spacing w:after="0" w:line="240" w:lineRule="auto"/>
+              <w:rPr>
+                <w:rFonts w:ascii="Calibri" w:hAnsi="Calibri" w:eastAsia="Times New Roman" w:cs="Calibri"/>
+                <w:kern w:val="0"/>
+                <w:sz w:val="20"/>
+                <w:szCs w:val="20"/>
+                <w14:ligatures w14:val="none"/>
+              </w:rPr>
+            </w:pPr>
+          </w:p>
+        </w:tc>
+        <w:tc>
+          <w:tcPr>
+            <w:tcW w:w="0" w:type="auto"/>
+            <w:tcMar/>
+          </w:tcPr>
+          <w:p>
+            <w:pPr>
+              <w:spacing w:after="0" w:line="240" w:lineRule="auto"/>
+              <w:rPr>
+                <w:rFonts w:ascii="Calibri" w:hAnsi="Calibri" w:eastAsia="Times New Roman" w:cs="Calibri"/>
                 <w:kern w:val="0"/>
                 <w:sz w:val="20"/>
                 <w:szCs w:val="20"/>
@@ -1818,23 +2102,24 @@
         <w:tc>
           <w:tcPr>
             <w:tcW w:w="0" w:type="auto"/>
-            <w:vAlign w:val="center"/>
-            <w:hideMark/>
-          </w:tcPr>
-          <w:p>
-            <w:pPr>
-              <w:spacing w:after="0" w:line="240" w:lineRule="auto"/>
-              <w:rPr>
-                <w:rFonts w:ascii="Calibri" w:eastAsia="Times New Roman" w:hAnsi="Calibri" w:cs="Calibri"/>
-                <w:kern w:val="0"/>
-                <w:sz w:val="20"/>
-                <w:szCs w:val="20"/>
-                <w14:ligatures w14:val="none"/>
-              </w:rPr>
-            </w:pPr>
-            <w:r>
-              <w:rPr>
-                <w:rFonts w:ascii="Calibri" w:eastAsia="Times New Roman" w:hAnsi="Calibri" w:cs="Calibri"/>
+            <w:tcMar/>
+            <w:vAlign w:val="center"/>
+            <w:hideMark/>
+          </w:tcPr>
+          <w:p>
+            <w:pPr>
+              <w:spacing w:after="0" w:line="240" w:lineRule="auto"/>
+              <w:rPr>
+                <w:rFonts w:ascii="Calibri" w:hAnsi="Calibri" w:eastAsia="Times New Roman" w:cs="Calibri"/>
+                <w:kern w:val="0"/>
+                <w:sz w:val="20"/>
+                <w:szCs w:val="20"/>
+                <w14:ligatures w14:val="none"/>
+              </w:rPr>
+            </w:pPr>
+            <w:r>
+              <w:rPr>
+                <w:rFonts w:ascii="Calibri" w:hAnsi="Calibri" w:eastAsia="Times New Roman" w:cs="Calibri"/>
                 <w:b/>
                 <w:bCs/>
                 <w:kern w:val="0"/>
@@ -1849,23 +2134,24 @@
         <w:tc>
           <w:tcPr>
             <w:tcW w:w="0" w:type="auto"/>
-            <w:vAlign w:val="center"/>
-            <w:hideMark/>
-          </w:tcPr>
-          <w:p>
-            <w:pPr>
-              <w:spacing w:after="0" w:line="240" w:lineRule="auto"/>
-              <w:rPr>
-                <w:rFonts w:ascii="Calibri" w:eastAsia="Times New Roman" w:hAnsi="Calibri" w:cs="Calibri"/>
-                <w:kern w:val="0"/>
-                <w:sz w:val="20"/>
-                <w:szCs w:val="20"/>
-                <w14:ligatures w14:val="none"/>
-              </w:rPr>
-            </w:pPr>
-            <w:r>
-              <w:rPr>
-                <w:rFonts w:ascii="Calibri" w:eastAsia="Times New Roman" w:hAnsi="Calibri" w:cs="Calibri"/>
+            <w:tcMar/>
+            <w:vAlign w:val="center"/>
+            <w:hideMark/>
+          </w:tcPr>
+          <w:p>
+            <w:pPr>
+              <w:spacing w:after="0" w:line="240" w:lineRule="auto"/>
+              <w:rPr>
+                <w:rFonts w:ascii="Calibri" w:hAnsi="Calibri" w:eastAsia="Times New Roman" w:cs="Calibri"/>
+                <w:kern w:val="0"/>
+                <w:sz w:val="20"/>
+                <w:szCs w:val="20"/>
+                <w14:ligatures w14:val="none"/>
+              </w:rPr>
+            </w:pPr>
+            <w:r>
+              <w:rPr>
+                <w:rFonts w:ascii="Calibri" w:hAnsi="Calibri" w:eastAsia="Times New Roman" w:cs="Calibri"/>
                 <w:kern w:val="0"/>
                 <w:sz w:val="20"/>
                 <w:szCs w:val="20"/>
@@ -1878,23 +2164,24 @@
         <w:tc>
           <w:tcPr>
             <w:tcW w:w="0" w:type="auto"/>
-            <w:vAlign w:val="center"/>
-            <w:hideMark/>
-          </w:tcPr>
-          <w:p>
-            <w:pPr>
-              <w:spacing w:after="0" w:line="240" w:lineRule="auto"/>
-              <w:rPr>
-                <w:rFonts w:ascii="Calibri" w:eastAsia="Times New Roman" w:hAnsi="Calibri" w:cs="Calibri"/>
-                <w:kern w:val="0"/>
-                <w:sz w:val="20"/>
-                <w:szCs w:val="20"/>
-                <w14:ligatures w14:val="none"/>
-              </w:rPr>
-            </w:pPr>
-            <w:r>
-              <w:rPr>
-                <w:rFonts w:ascii="Calibri" w:eastAsia="Times New Roman" w:hAnsi="Calibri" w:cs="Calibri"/>
+            <w:tcMar/>
+            <w:vAlign w:val="center"/>
+            <w:hideMark/>
+          </w:tcPr>
+          <w:p>
+            <w:pPr>
+              <w:spacing w:after="0" w:line="240" w:lineRule="auto"/>
+              <w:rPr>
+                <w:rFonts w:ascii="Calibri" w:hAnsi="Calibri" w:eastAsia="Times New Roman" w:cs="Calibri"/>
+                <w:kern w:val="0"/>
+                <w:sz w:val="20"/>
+                <w:szCs w:val="20"/>
+                <w14:ligatures w14:val="none"/>
+              </w:rPr>
+            </w:pPr>
+            <w:r>
+              <w:rPr>
+                <w:rFonts w:ascii="Calibri" w:hAnsi="Calibri" w:eastAsia="Times New Roman" w:cs="Calibri"/>
                 <w:kern w:val="0"/>
                 <w:sz w:val="20"/>
                 <w:szCs w:val="20"/>
@@ -1907,46 +2194,49 @@
         <w:tc>
           <w:tcPr>
             <w:tcW w:w="0" w:type="auto"/>
-          </w:tcPr>
-          <w:p>
-            <w:pPr>
-              <w:spacing w:after="0" w:line="240" w:lineRule="auto"/>
-              <w:rPr>
-                <w:rFonts w:ascii="Calibri" w:eastAsia="Times New Roman" w:hAnsi="Calibri" w:cs="Calibri"/>
-                <w:kern w:val="0"/>
-                <w:sz w:val="20"/>
-                <w:szCs w:val="20"/>
-                <w14:ligatures w14:val="none"/>
-              </w:rPr>
-            </w:pPr>
-          </w:p>
-        </w:tc>
-        <w:tc>
-          <w:tcPr>
-            <w:tcW w:w="0" w:type="auto"/>
-          </w:tcPr>
-          <w:p>
-            <w:pPr>
-              <w:spacing w:after="0" w:line="240" w:lineRule="auto"/>
-              <w:rPr>
-                <w:rFonts w:ascii="Calibri" w:eastAsia="Times New Roman" w:hAnsi="Calibri" w:cs="Calibri"/>
-                <w:kern w:val="0"/>
-                <w:sz w:val="20"/>
-                <w:szCs w:val="20"/>
-                <w14:ligatures w14:val="none"/>
-              </w:rPr>
-            </w:pPr>
-          </w:p>
-        </w:tc>
-        <w:tc>
-          <w:tcPr>
-            <w:tcW w:w="0" w:type="auto"/>
-          </w:tcPr>
-          <w:p>
-            <w:pPr>
-              <w:spacing w:after="0" w:line="240" w:lineRule="auto"/>
-              <w:rPr>
-                <w:rFonts w:ascii="Calibri" w:eastAsia="Times New Roman" w:hAnsi="Calibri" w:cs="Calibri"/>
+            <w:tcMar/>
+          </w:tcPr>
+          <w:p>
+            <w:pPr>
+              <w:spacing w:after="0" w:line="240" w:lineRule="auto"/>
+              <w:rPr>
+                <w:rFonts w:ascii="Calibri" w:hAnsi="Calibri" w:eastAsia="Times New Roman" w:cs="Calibri"/>
+                <w:kern w:val="0"/>
+                <w:sz w:val="20"/>
+                <w:szCs w:val="20"/>
+                <w14:ligatures w14:val="none"/>
+              </w:rPr>
+            </w:pPr>
+          </w:p>
+        </w:tc>
+        <w:tc>
+          <w:tcPr>
+            <w:tcW w:w="0" w:type="auto"/>
+            <w:tcMar/>
+          </w:tcPr>
+          <w:p>
+            <w:pPr>
+              <w:spacing w:after="0" w:line="240" w:lineRule="auto"/>
+              <w:rPr>
+                <w:rFonts w:ascii="Calibri" w:hAnsi="Calibri" w:eastAsia="Times New Roman" w:cs="Calibri"/>
+                <w:kern w:val="0"/>
+                <w:sz w:val="20"/>
+                <w:szCs w:val="20"/>
+                <w14:ligatures w14:val="none"/>
+              </w:rPr>
+            </w:pPr>
+          </w:p>
+        </w:tc>
+        <w:tc>
+          <w:tcPr>
+            <w:tcW w:w="0" w:type="auto"/>
+            <w:tcMar/>
+          </w:tcPr>
+          <w:p>
+            <w:pPr>
+              <w:spacing w:after="0" w:line="240" w:lineRule="auto"/>
+              <w:rPr>
+                <w:rFonts w:ascii="Calibri" w:hAnsi="Calibri" w:eastAsia="Times New Roman" w:cs="Calibri"/>
                 <w:kern w:val="0"/>
                 <w:sz w:val="20"/>
                 <w:szCs w:val="20"/>
@@ -1963,23 +2253,24 @@
         <w:tc>
           <w:tcPr>
             <w:tcW w:w="0" w:type="auto"/>
-            <w:vAlign w:val="center"/>
-            <w:hideMark/>
-          </w:tcPr>
-          <w:p>
-            <w:pPr>
-              <w:spacing w:after="0" w:line="240" w:lineRule="auto"/>
-              <w:rPr>
-                <w:rFonts w:ascii="Calibri" w:eastAsia="Times New Roman" w:hAnsi="Calibri" w:cs="Calibri"/>
-                <w:kern w:val="0"/>
-                <w:sz w:val="20"/>
-                <w:szCs w:val="20"/>
-                <w14:ligatures w14:val="none"/>
-              </w:rPr>
-            </w:pPr>
-            <w:r>
-              <w:rPr>
-                <w:rFonts w:ascii="Calibri" w:eastAsia="Times New Roman" w:hAnsi="Calibri" w:cs="Calibri"/>
+            <w:tcMar/>
+            <w:vAlign w:val="center"/>
+            <w:hideMark/>
+          </w:tcPr>
+          <w:p>
+            <w:pPr>
+              <w:spacing w:after="0" w:line="240" w:lineRule="auto"/>
+              <w:rPr>
+                <w:rFonts w:ascii="Calibri" w:hAnsi="Calibri" w:eastAsia="Times New Roman" w:cs="Calibri"/>
+                <w:kern w:val="0"/>
+                <w:sz w:val="20"/>
+                <w:szCs w:val="20"/>
+                <w14:ligatures w14:val="none"/>
+              </w:rPr>
+            </w:pPr>
+            <w:r>
+              <w:rPr>
+                <w:rFonts w:ascii="Calibri" w:hAnsi="Calibri" w:eastAsia="Times New Roman" w:cs="Calibri"/>
                 <w:b/>
                 <w:bCs/>
                 <w:kern w:val="0"/>
@@ -1987,7 +2278,6 @@
                 <w:szCs w:val="20"/>
                 <w14:ligatures w14:val="none"/>
               </w:rPr>
-              <w:lastRenderedPageBreak/>
               <w:t>Log-loss (Cross-entropy)</w:t>
             </w:r>
           </w:p>
@@ -1995,23 +2285,24 @@
         <w:tc>
           <w:tcPr>
             <w:tcW w:w="0" w:type="auto"/>
-            <w:vAlign w:val="center"/>
-            <w:hideMark/>
-          </w:tcPr>
-          <w:p>
-            <w:pPr>
-              <w:spacing w:after="0" w:line="240" w:lineRule="auto"/>
-              <w:rPr>
-                <w:rFonts w:ascii="Calibri" w:eastAsia="Times New Roman" w:hAnsi="Calibri" w:cs="Calibri"/>
-                <w:kern w:val="0"/>
-                <w:sz w:val="20"/>
-                <w:szCs w:val="20"/>
-                <w14:ligatures w14:val="none"/>
-              </w:rPr>
-            </w:pPr>
-            <w:r>
-              <w:rPr>
-                <w:rFonts w:ascii="Calibri" w:eastAsia="Times New Roman" w:hAnsi="Calibri" w:cs="Calibri"/>
+            <w:tcMar/>
+            <w:vAlign w:val="center"/>
+            <w:hideMark/>
+          </w:tcPr>
+          <w:p>
+            <w:pPr>
+              <w:spacing w:after="0" w:line="240" w:lineRule="auto"/>
+              <w:rPr>
+                <w:rFonts w:ascii="Calibri" w:hAnsi="Calibri" w:eastAsia="Times New Roman" w:cs="Calibri"/>
+                <w:kern w:val="0"/>
+                <w:sz w:val="20"/>
+                <w:szCs w:val="20"/>
+                <w14:ligatures w14:val="none"/>
+              </w:rPr>
+            </w:pPr>
+            <w:r>
+              <w:rPr>
+                <w:rFonts w:ascii="Calibri" w:hAnsi="Calibri" w:eastAsia="Times New Roman" w:cs="Calibri"/>
                 <w:kern w:val="0"/>
                 <w:sz w:val="20"/>
                 <w:szCs w:val="20"/>
@@ -2024,23 +2315,24 @@
         <w:tc>
           <w:tcPr>
             <w:tcW w:w="0" w:type="auto"/>
-            <w:vAlign w:val="center"/>
-            <w:hideMark/>
-          </w:tcPr>
-          <w:p>
-            <w:pPr>
-              <w:spacing w:after="0" w:line="240" w:lineRule="auto"/>
-              <w:rPr>
-                <w:rFonts w:ascii="Calibri" w:eastAsia="Times New Roman" w:hAnsi="Calibri" w:cs="Calibri"/>
-                <w:kern w:val="0"/>
-                <w:sz w:val="20"/>
-                <w:szCs w:val="20"/>
-                <w14:ligatures w14:val="none"/>
-              </w:rPr>
-            </w:pPr>
-            <w:r>
-              <w:rPr>
-                <w:rFonts w:ascii="Calibri" w:eastAsia="Times New Roman" w:hAnsi="Calibri" w:cs="Calibri"/>
+            <w:tcMar/>
+            <w:vAlign w:val="center"/>
+            <w:hideMark/>
+          </w:tcPr>
+          <w:p>
+            <w:pPr>
+              <w:spacing w:after="0" w:line="240" w:lineRule="auto"/>
+              <w:rPr>
+                <w:rFonts w:ascii="Calibri" w:hAnsi="Calibri" w:eastAsia="Times New Roman" w:cs="Calibri"/>
+                <w:kern w:val="0"/>
+                <w:sz w:val="20"/>
+                <w:szCs w:val="20"/>
+                <w14:ligatures w14:val="none"/>
+              </w:rPr>
+            </w:pPr>
+            <w:r>
+              <w:rPr>
+                <w:rFonts w:ascii="Calibri" w:hAnsi="Calibri" w:eastAsia="Times New Roman" w:cs="Calibri"/>
                 <w:kern w:val="0"/>
                 <w:sz w:val="20"/>
                 <w:szCs w:val="20"/>
@@ -2053,46 +2345,49 @@
         <w:tc>
           <w:tcPr>
             <w:tcW w:w="0" w:type="auto"/>
-          </w:tcPr>
-          <w:p>
-            <w:pPr>
-              <w:spacing w:after="0" w:line="240" w:lineRule="auto"/>
-              <w:rPr>
-                <w:rFonts w:ascii="Calibri" w:eastAsia="Times New Roman" w:hAnsi="Calibri" w:cs="Calibri"/>
-                <w:kern w:val="0"/>
-                <w:sz w:val="20"/>
-                <w:szCs w:val="20"/>
-                <w14:ligatures w14:val="none"/>
-              </w:rPr>
-            </w:pPr>
-          </w:p>
-        </w:tc>
-        <w:tc>
-          <w:tcPr>
-            <w:tcW w:w="0" w:type="auto"/>
-          </w:tcPr>
-          <w:p>
-            <w:pPr>
-              <w:spacing w:after="0" w:line="240" w:lineRule="auto"/>
-              <w:rPr>
-                <w:rFonts w:ascii="Calibri" w:eastAsia="Times New Roman" w:hAnsi="Calibri" w:cs="Calibri"/>
-                <w:kern w:val="0"/>
-                <w:sz w:val="20"/>
-                <w:szCs w:val="20"/>
-                <w14:ligatures w14:val="none"/>
-              </w:rPr>
-            </w:pPr>
-          </w:p>
-        </w:tc>
-        <w:tc>
-          <w:tcPr>
-            <w:tcW w:w="0" w:type="auto"/>
-          </w:tcPr>
-          <w:p>
-            <w:pPr>
-              <w:spacing w:after="0" w:line="240" w:lineRule="auto"/>
-              <w:rPr>
-                <w:rFonts w:ascii="Calibri" w:eastAsia="Times New Roman" w:hAnsi="Calibri" w:cs="Calibri"/>
+            <w:tcMar/>
+          </w:tcPr>
+          <w:p>
+            <w:pPr>
+              <w:spacing w:after="0" w:line="240" w:lineRule="auto"/>
+              <w:rPr>
+                <w:rFonts w:ascii="Calibri" w:hAnsi="Calibri" w:eastAsia="Times New Roman" w:cs="Calibri"/>
+                <w:kern w:val="0"/>
+                <w:sz w:val="20"/>
+                <w:szCs w:val="20"/>
+                <w14:ligatures w14:val="none"/>
+              </w:rPr>
+            </w:pPr>
+          </w:p>
+        </w:tc>
+        <w:tc>
+          <w:tcPr>
+            <w:tcW w:w="0" w:type="auto"/>
+            <w:tcMar/>
+          </w:tcPr>
+          <w:p>
+            <w:pPr>
+              <w:spacing w:after="0" w:line="240" w:lineRule="auto"/>
+              <w:rPr>
+                <w:rFonts w:ascii="Calibri" w:hAnsi="Calibri" w:eastAsia="Times New Roman" w:cs="Calibri"/>
+                <w:kern w:val="0"/>
+                <w:sz w:val="20"/>
+                <w:szCs w:val="20"/>
+                <w14:ligatures w14:val="none"/>
+              </w:rPr>
+            </w:pPr>
+          </w:p>
+        </w:tc>
+        <w:tc>
+          <w:tcPr>
+            <w:tcW w:w="0" w:type="auto"/>
+            <w:tcMar/>
+          </w:tcPr>
+          <w:p>
+            <w:pPr>
+              <w:spacing w:after="0" w:line="240" w:lineRule="auto"/>
+              <w:rPr>
+                <w:rFonts w:ascii="Calibri" w:hAnsi="Calibri" w:eastAsia="Times New Roman" w:cs="Calibri"/>
                 <w:kern w:val="0"/>
                 <w:sz w:val="20"/>
                 <w:szCs w:val="20"/>
@@ -2109,23 +2404,24 @@
         <w:tc>
           <w:tcPr>
             <w:tcW w:w="0" w:type="auto"/>
-            <w:vAlign w:val="center"/>
-            <w:hideMark/>
-          </w:tcPr>
-          <w:p>
-            <w:pPr>
-              <w:spacing w:after="0" w:line="240" w:lineRule="auto"/>
-              <w:rPr>
-                <w:rFonts w:ascii="Calibri" w:eastAsia="Times New Roman" w:hAnsi="Calibri" w:cs="Calibri"/>
-                <w:kern w:val="0"/>
-                <w:sz w:val="20"/>
-                <w:szCs w:val="20"/>
-                <w14:ligatures w14:val="none"/>
-              </w:rPr>
-            </w:pPr>
-            <w:r>
-              <w:rPr>
-                <w:rFonts w:ascii="Calibri" w:eastAsia="Times New Roman" w:hAnsi="Calibri" w:cs="Calibri"/>
+            <w:tcMar/>
+            <w:vAlign w:val="center"/>
+            <w:hideMark/>
+          </w:tcPr>
+          <w:p>
+            <w:pPr>
+              <w:spacing w:after="0" w:line="240" w:lineRule="auto"/>
+              <w:rPr>
+                <w:rFonts w:ascii="Calibri" w:hAnsi="Calibri" w:eastAsia="Times New Roman" w:cs="Calibri"/>
+                <w:kern w:val="0"/>
+                <w:sz w:val="20"/>
+                <w:szCs w:val="20"/>
+                <w14:ligatures w14:val="none"/>
+              </w:rPr>
+            </w:pPr>
+            <w:r>
+              <w:rPr>
+                <w:rFonts w:ascii="Calibri" w:hAnsi="Calibri" w:eastAsia="Times New Roman" w:cs="Calibri"/>
                 <w:b/>
                 <w:bCs/>
                 <w:kern w:val="0"/>
@@ -2140,23 +2436,24 @@
         <w:tc>
           <w:tcPr>
             <w:tcW w:w="0" w:type="auto"/>
-            <w:vAlign w:val="center"/>
-            <w:hideMark/>
-          </w:tcPr>
-          <w:p>
-            <w:pPr>
-              <w:spacing w:after="0" w:line="240" w:lineRule="auto"/>
-              <w:rPr>
-                <w:rFonts w:ascii="Calibri" w:eastAsia="Times New Roman" w:hAnsi="Calibri" w:cs="Calibri"/>
-                <w:kern w:val="0"/>
-                <w:sz w:val="20"/>
-                <w:szCs w:val="20"/>
-                <w14:ligatures w14:val="none"/>
-              </w:rPr>
-            </w:pPr>
-            <w:r>
-              <w:rPr>
-                <w:rFonts w:ascii="Calibri" w:eastAsia="Times New Roman" w:hAnsi="Calibri" w:cs="Calibri"/>
+            <w:tcMar/>
+            <w:vAlign w:val="center"/>
+            <w:hideMark/>
+          </w:tcPr>
+          <w:p>
+            <w:pPr>
+              <w:spacing w:after="0" w:line="240" w:lineRule="auto"/>
+              <w:rPr>
+                <w:rFonts w:ascii="Calibri" w:hAnsi="Calibri" w:eastAsia="Times New Roman" w:cs="Calibri"/>
+                <w:kern w:val="0"/>
+                <w:sz w:val="20"/>
+                <w:szCs w:val="20"/>
+                <w14:ligatures w14:val="none"/>
+              </w:rPr>
+            </w:pPr>
+            <w:r>
+              <w:rPr>
+                <w:rFonts w:ascii="Calibri" w:hAnsi="Calibri" w:eastAsia="Times New Roman" w:cs="Calibri"/>
                 <w:kern w:val="0"/>
                 <w:sz w:val="20"/>
                 <w:szCs w:val="20"/>
@@ -2169,23 +2466,24 @@
         <w:tc>
           <w:tcPr>
             <w:tcW w:w="0" w:type="auto"/>
-            <w:vAlign w:val="center"/>
-            <w:hideMark/>
-          </w:tcPr>
-          <w:p>
-            <w:pPr>
-              <w:spacing w:after="0" w:line="240" w:lineRule="auto"/>
-              <w:rPr>
-                <w:rFonts w:ascii="Calibri" w:eastAsia="Times New Roman" w:hAnsi="Calibri" w:cs="Calibri"/>
-                <w:kern w:val="0"/>
-                <w:sz w:val="20"/>
-                <w:szCs w:val="20"/>
-                <w14:ligatures w14:val="none"/>
-              </w:rPr>
-            </w:pPr>
-            <w:r>
-              <w:rPr>
-                <w:rFonts w:ascii="Calibri" w:eastAsia="Times New Roman" w:hAnsi="Calibri" w:cs="Calibri"/>
+            <w:tcMar/>
+            <w:vAlign w:val="center"/>
+            <w:hideMark/>
+          </w:tcPr>
+          <w:p>
+            <w:pPr>
+              <w:spacing w:after="0" w:line="240" w:lineRule="auto"/>
+              <w:rPr>
+                <w:rFonts w:ascii="Calibri" w:hAnsi="Calibri" w:eastAsia="Times New Roman" w:cs="Calibri"/>
+                <w:kern w:val="0"/>
+                <w:sz w:val="20"/>
+                <w:szCs w:val="20"/>
+                <w14:ligatures w14:val="none"/>
+              </w:rPr>
+            </w:pPr>
+            <w:r>
+              <w:rPr>
+                <w:rFonts w:ascii="Calibri" w:hAnsi="Calibri" w:eastAsia="Times New Roman" w:cs="Calibri"/>
                 <w:kern w:val="0"/>
                 <w:sz w:val="20"/>
                 <w:szCs w:val="20"/>
@@ -2198,46 +2496,49 @@
         <w:tc>
           <w:tcPr>
             <w:tcW w:w="0" w:type="auto"/>
-          </w:tcPr>
-          <w:p>
-            <w:pPr>
-              <w:spacing w:after="0" w:line="240" w:lineRule="auto"/>
-              <w:rPr>
-                <w:rFonts w:ascii="Calibri" w:eastAsia="Times New Roman" w:hAnsi="Calibri" w:cs="Calibri"/>
-                <w:kern w:val="0"/>
-                <w:sz w:val="20"/>
-                <w:szCs w:val="20"/>
-                <w14:ligatures w14:val="none"/>
-              </w:rPr>
-            </w:pPr>
-          </w:p>
-        </w:tc>
-        <w:tc>
-          <w:tcPr>
-            <w:tcW w:w="0" w:type="auto"/>
-          </w:tcPr>
-          <w:p>
-            <w:pPr>
-              <w:spacing w:after="0" w:line="240" w:lineRule="auto"/>
-              <w:rPr>
-                <w:rFonts w:ascii="Calibri" w:eastAsia="Times New Roman" w:hAnsi="Calibri" w:cs="Calibri"/>
-                <w:kern w:val="0"/>
-                <w:sz w:val="20"/>
-                <w:szCs w:val="20"/>
-                <w14:ligatures w14:val="none"/>
-              </w:rPr>
-            </w:pPr>
-          </w:p>
-        </w:tc>
-        <w:tc>
-          <w:tcPr>
-            <w:tcW w:w="0" w:type="auto"/>
-          </w:tcPr>
-          <w:p>
-            <w:pPr>
-              <w:spacing w:after="0" w:line="240" w:lineRule="auto"/>
-              <w:rPr>
-                <w:rFonts w:ascii="Calibri" w:eastAsia="Times New Roman" w:hAnsi="Calibri" w:cs="Calibri"/>
+            <w:tcMar/>
+          </w:tcPr>
+          <w:p>
+            <w:pPr>
+              <w:spacing w:after="0" w:line="240" w:lineRule="auto"/>
+              <w:rPr>
+                <w:rFonts w:ascii="Calibri" w:hAnsi="Calibri" w:eastAsia="Times New Roman" w:cs="Calibri"/>
+                <w:kern w:val="0"/>
+                <w:sz w:val="20"/>
+                <w:szCs w:val="20"/>
+                <w14:ligatures w14:val="none"/>
+              </w:rPr>
+            </w:pPr>
+          </w:p>
+        </w:tc>
+        <w:tc>
+          <w:tcPr>
+            <w:tcW w:w="0" w:type="auto"/>
+            <w:tcMar/>
+          </w:tcPr>
+          <w:p>
+            <w:pPr>
+              <w:spacing w:after="0" w:line="240" w:lineRule="auto"/>
+              <w:rPr>
+                <w:rFonts w:ascii="Calibri" w:hAnsi="Calibri" w:eastAsia="Times New Roman" w:cs="Calibri"/>
+                <w:kern w:val="0"/>
+                <w:sz w:val="20"/>
+                <w:szCs w:val="20"/>
+                <w14:ligatures w14:val="none"/>
+              </w:rPr>
+            </w:pPr>
+          </w:p>
+        </w:tc>
+        <w:tc>
+          <w:tcPr>
+            <w:tcW w:w="0" w:type="auto"/>
+            <w:tcMar/>
+          </w:tcPr>
+          <w:p>
+            <w:pPr>
+              <w:spacing w:after="0" w:line="240" w:lineRule="auto"/>
+              <w:rPr>
+                <w:rFonts w:ascii="Calibri" w:hAnsi="Calibri" w:eastAsia="Times New Roman" w:cs="Calibri"/>
                 <w:kern w:val="0"/>
                 <w:sz w:val="20"/>
                 <w:szCs w:val="20"/>
@@ -2254,23 +2555,24 @@
         <w:tc>
           <w:tcPr>
             <w:tcW w:w="0" w:type="auto"/>
-            <w:vAlign w:val="center"/>
-            <w:hideMark/>
-          </w:tcPr>
-          <w:p>
-            <w:pPr>
-              <w:spacing w:after="0" w:line="240" w:lineRule="auto"/>
-              <w:rPr>
-                <w:rFonts w:ascii="Calibri" w:eastAsia="Times New Roman" w:hAnsi="Calibri" w:cs="Calibri"/>
-                <w:kern w:val="0"/>
-                <w:sz w:val="20"/>
-                <w:szCs w:val="20"/>
-                <w14:ligatures w14:val="none"/>
-              </w:rPr>
-            </w:pPr>
-            <w:r>
-              <w:rPr>
-                <w:rFonts w:ascii="Calibri" w:eastAsia="Times New Roman" w:hAnsi="Calibri" w:cs="Calibri"/>
+            <w:tcMar/>
+            <w:vAlign w:val="center"/>
+            <w:hideMark/>
+          </w:tcPr>
+          <w:p>
+            <w:pPr>
+              <w:spacing w:after="0" w:line="240" w:lineRule="auto"/>
+              <w:rPr>
+                <w:rFonts w:ascii="Calibri" w:hAnsi="Calibri" w:eastAsia="Times New Roman" w:cs="Calibri"/>
+                <w:kern w:val="0"/>
+                <w:sz w:val="20"/>
+                <w:szCs w:val="20"/>
+                <w14:ligatures w14:val="none"/>
+              </w:rPr>
+            </w:pPr>
+            <w:r>
+              <w:rPr>
+                <w:rFonts w:ascii="Calibri" w:hAnsi="Calibri" w:eastAsia="Times New Roman" w:cs="Calibri"/>
                 <w:b/>
                 <w:bCs/>
                 <w:kern w:val="0"/>
@@ -2285,23 +2587,24 @@
         <w:tc>
           <w:tcPr>
             <w:tcW w:w="0" w:type="auto"/>
-            <w:vAlign w:val="center"/>
-            <w:hideMark/>
-          </w:tcPr>
-          <w:p>
-            <w:pPr>
-              <w:spacing w:after="0" w:line="240" w:lineRule="auto"/>
-              <w:rPr>
-                <w:rFonts w:ascii="Calibri" w:eastAsia="Times New Roman" w:hAnsi="Calibri" w:cs="Calibri"/>
-                <w:kern w:val="0"/>
-                <w:sz w:val="20"/>
-                <w:szCs w:val="20"/>
-                <w14:ligatures w14:val="none"/>
-              </w:rPr>
-            </w:pPr>
-            <w:r>
-              <w:rPr>
-                <w:rFonts w:ascii="Calibri" w:eastAsia="Times New Roman" w:hAnsi="Calibri" w:cs="Calibri"/>
+            <w:tcMar/>
+            <w:vAlign w:val="center"/>
+            <w:hideMark/>
+          </w:tcPr>
+          <w:p>
+            <w:pPr>
+              <w:spacing w:after="0" w:line="240" w:lineRule="auto"/>
+              <w:rPr>
+                <w:rFonts w:ascii="Calibri" w:hAnsi="Calibri" w:eastAsia="Times New Roman" w:cs="Calibri"/>
+                <w:kern w:val="0"/>
+                <w:sz w:val="20"/>
+                <w:szCs w:val="20"/>
+                <w14:ligatures w14:val="none"/>
+              </w:rPr>
+            </w:pPr>
+            <w:r>
+              <w:rPr>
+                <w:rFonts w:ascii="Calibri" w:hAnsi="Calibri" w:eastAsia="Times New Roman" w:cs="Calibri"/>
                 <w:kern w:val="0"/>
                 <w:sz w:val="20"/>
                 <w:szCs w:val="20"/>
@@ -2314,23 +2617,24 @@
         <w:tc>
           <w:tcPr>
             <w:tcW w:w="0" w:type="auto"/>
-            <w:vAlign w:val="center"/>
-            <w:hideMark/>
-          </w:tcPr>
-          <w:p>
-            <w:pPr>
-              <w:spacing w:after="0" w:line="240" w:lineRule="auto"/>
-              <w:rPr>
-                <w:rFonts w:ascii="Calibri" w:eastAsia="Times New Roman" w:hAnsi="Calibri" w:cs="Calibri"/>
-                <w:kern w:val="0"/>
-                <w:sz w:val="20"/>
-                <w:szCs w:val="20"/>
-                <w14:ligatures w14:val="none"/>
-              </w:rPr>
-            </w:pPr>
-            <w:r>
-              <w:rPr>
-                <w:rFonts w:ascii="Calibri" w:eastAsia="Times New Roman" w:hAnsi="Calibri" w:cs="Calibri"/>
+            <w:tcMar/>
+            <w:vAlign w:val="center"/>
+            <w:hideMark/>
+          </w:tcPr>
+          <w:p>
+            <w:pPr>
+              <w:spacing w:after="0" w:line="240" w:lineRule="auto"/>
+              <w:rPr>
+                <w:rFonts w:ascii="Calibri" w:hAnsi="Calibri" w:eastAsia="Times New Roman" w:cs="Calibri"/>
+                <w:kern w:val="0"/>
+                <w:sz w:val="20"/>
+                <w:szCs w:val="20"/>
+                <w14:ligatures w14:val="none"/>
+              </w:rPr>
+            </w:pPr>
+            <w:r>
+              <w:rPr>
+                <w:rFonts w:ascii="Calibri" w:hAnsi="Calibri" w:eastAsia="Times New Roman" w:cs="Calibri"/>
                 <w:kern w:val="0"/>
                 <w:sz w:val="20"/>
                 <w:szCs w:val="20"/>
@@ -2343,46 +2647,49 @@
         <w:tc>
           <w:tcPr>
             <w:tcW w:w="0" w:type="auto"/>
-          </w:tcPr>
-          <w:p>
-            <w:pPr>
-              <w:spacing w:after="0" w:line="240" w:lineRule="auto"/>
-              <w:rPr>
-                <w:rFonts w:ascii="Calibri" w:eastAsia="Times New Roman" w:hAnsi="Calibri" w:cs="Calibri"/>
-                <w:kern w:val="0"/>
-                <w:sz w:val="20"/>
-                <w:szCs w:val="20"/>
-                <w14:ligatures w14:val="none"/>
-              </w:rPr>
-            </w:pPr>
-          </w:p>
-        </w:tc>
-        <w:tc>
-          <w:tcPr>
-            <w:tcW w:w="0" w:type="auto"/>
-          </w:tcPr>
-          <w:p>
-            <w:pPr>
-              <w:spacing w:after="0" w:line="240" w:lineRule="auto"/>
-              <w:rPr>
-                <w:rFonts w:ascii="Calibri" w:eastAsia="Times New Roman" w:hAnsi="Calibri" w:cs="Calibri"/>
-                <w:kern w:val="0"/>
-                <w:sz w:val="20"/>
-                <w:szCs w:val="20"/>
-                <w14:ligatures w14:val="none"/>
-              </w:rPr>
-            </w:pPr>
-          </w:p>
-        </w:tc>
-        <w:tc>
-          <w:tcPr>
-            <w:tcW w:w="0" w:type="auto"/>
-          </w:tcPr>
-          <w:p>
-            <w:pPr>
-              <w:spacing w:after="0" w:line="240" w:lineRule="auto"/>
-              <w:rPr>
-                <w:rFonts w:ascii="Calibri" w:eastAsia="Times New Roman" w:hAnsi="Calibri" w:cs="Calibri"/>
+            <w:tcMar/>
+          </w:tcPr>
+          <w:p>
+            <w:pPr>
+              <w:spacing w:after="0" w:line="240" w:lineRule="auto"/>
+              <w:rPr>
+                <w:rFonts w:ascii="Calibri" w:hAnsi="Calibri" w:eastAsia="Times New Roman" w:cs="Calibri"/>
+                <w:kern w:val="0"/>
+                <w:sz w:val="20"/>
+                <w:szCs w:val="20"/>
+                <w14:ligatures w14:val="none"/>
+              </w:rPr>
+            </w:pPr>
+          </w:p>
+        </w:tc>
+        <w:tc>
+          <w:tcPr>
+            <w:tcW w:w="0" w:type="auto"/>
+            <w:tcMar/>
+          </w:tcPr>
+          <w:p>
+            <w:pPr>
+              <w:spacing w:after="0" w:line="240" w:lineRule="auto"/>
+              <w:rPr>
+                <w:rFonts w:ascii="Calibri" w:hAnsi="Calibri" w:eastAsia="Times New Roman" w:cs="Calibri"/>
+                <w:kern w:val="0"/>
+                <w:sz w:val="20"/>
+                <w:szCs w:val="20"/>
+                <w14:ligatures w14:val="none"/>
+              </w:rPr>
+            </w:pPr>
+          </w:p>
+        </w:tc>
+        <w:tc>
+          <w:tcPr>
+            <w:tcW w:w="0" w:type="auto"/>
+            <w:tcMar/>
+          </w:tcPr>
+          <w:p>
+            <w:pPr>
+              <w:spacing w:after="0" w:line="240" w:lineRule="auto"/>
+              <w:rPr>
+                <w:rFonts w:ascii="Calibri" w:hAnsi="Calibri" w:eastAsia="Times New Roman" w:cs="Calibri"/>
                 <w:kern w:val="0"/>
                 <w:sz w:val="20"/>
                 <w:szCs w:val="20"/>
@@ -2399,23 +2706,24 @@
         <w:tc>
           <w:tcPr>
             <w:tcW w:w="0" w:type="auto"/>
-            <w:vAlign w:val="center"/>
-            <w:hideMark/>
-          </w:tcPr>
-          <w:p>
-            <w:pPr>
-              <w:spacing w:after="0" w:line="240" w:lineRule="auto"/>
-              <w:rPr>
-                <w:rFonts w:ascii="Calibri" w:eastAsia="Times New Roman" w:hAnsi="Calibri" w:cs="Calibri"/>
-                <w:kern w:val="0"/>
-                <w:sz w:val="20"/>
-                <w:szCs w:val="20"/>
-                <w14:ligatures w14:val="none"/>
-              </w:rPr>
-            </w:pPr>
-            <w:r>
-              <w:rPr>
-                <w:rFonts w:ascii="Calibri" w:eastAsia="Times New Roman" w:hAnsi="Calibri" w:cs="Calibri"/>
+            <w:tcMar/>
+            <w:vAlign w:val="center"/>
+            <w:hideMark/>
+          </w:tcPr>
+          <w:p>
+            <w:pPr>
+              <w:spacing w:after="0" w:line="240" w:lineRule="auto"/>
+              <w:rPr>
+                <w:rFonts w:ascii="Calibri" w:hAnsi="Calibri" w:eastAsia="Times New Roman" w:cs="Calibri"/>
+                <w:kern w:val="0"/>
+                <w:sz w:val="20"/>
+                <w:szCs w:val="20"/>
+                <w14:ligatures w14:val="none"/>
+              </w:rPr>
+            </w:pPr>
+            <w:r>
+              <w:rPr>
+                <w:rFonts w:ascii="Calibri" w:hAnsi="Calibri" w:eastAsia="Times New Roman" w:cs="Calibri"/>
                 <w:b/>
                 <w:bCs/>
                 <w:kern w:val="0"/>
@@ -2430,23 +2738,24 @@
         <w:tc>
           <w:tcPr>
             <w:tcW w:w="0" w:type="auto"/>
-            <w:vAlign w:val="center"/>
-            <w:hideMark/>
-          </w:tcPr>
-          <w:p>
-            <w:pPr>
-              <w:spacing w:after="0" w:line="240" w:lineRule="auto"/>
-              <w:rPr>
-                <w:rFonts w:ascii="Calibri" w:eastAsia="Times New Roman" w:hAnsi="Calibri" w:cs="Calibri"/>
-                <w:kern w:val="0"/>
-                <w:sz w:val="20"/>
-                <w:szCs w:val="20"/>
-                <w14:ligatures w14:val="none"/>
-              </w:rPr>
-            </w:pPr>
-            <w:r>
-              <w:rPr>
-                <w:rFonts w:ascii="Calibri" w:eastAsia="Times New Roman" w:hAnsi="Calibri" w:cs="Calibri"/>
+            <w:tcMar/>
+            <w:vAlign w:val="center"/>
+            <w:hideMark/>
+          </w:tcPr>
+          <w:p>
+            <w:pPr>
+              <w:spacing w:after="0" w:line="240" w:lineRule="auto"/>
+              <w:rPr>
+                <w:rFonts w:ascii="Calibri" w:hAnsi="Calibri" w:eastAsia="Times New Roman" w:cs="Calibri"/>
+                <w:kern w:val="0"/>
+                <w:sz w:val="20"/>
+                <w:szCs w:val="20"/>
+                <w14:ligatures w14:val="none"/>
+              </w:rPr>
+            </w:pPr>
+            <w:r>
+              <w:rPr>
+                <w:rFonts w:ascii="Calibri" w:hAnsi="Calibri" w:eastAsia="Times New Roman" w:cs="Calibri"/>
                 <w:kern w:val="0"/>
                 <w:sz w:val="20"/>
                 <w:szCs w:val="20"/>
@@ -2459,23 +2768,24 @@
         <w:tc>
           <w:tcPr>
             <w:tcW w:w="0" w:type="auto"/>
-            <w:vAlign w:val="center"/>
-            <w:hideMark/>
-          </w:tcPr>
-          <w:p>
-            <w:pPr>
-              <w:spacing w:after="0" w:line="240" w:lineRule="auto"/>
-              <w:rPr>
-                <w:rFonts w:ascii="Calibri" w:eastAsia="Times New Roman" w:hAnsi="Calibri" w:cs="Calibri"/>
-                <w:kern w:val="0"/>
-                <w:sz w:val="20"/>
-                <w:szCs w:val="20"/>
-                <w14:ligatures w14:val="none"/>
-              </w:rPr>
-            </w:pPr>
-            <w:r>
-              <w:rPr>
-                <w:rFonts w:ascii="Calibri" w:eastAsia="Times New Roman" w:hAnsi="Calibri" w:cs="Calibri"/>
+            <w:tcMar/>
+            <w:vAlign w:val="center"/>
+            <w:hideMark/>
+          </w:tcPr>
+          <w:p>
+            <w:pPr>
+              <w:spacing w:after="0" w:line="240" w:lineRule="auto"/>
+              <w:rPr>
+                <w:rFonts w:ascii="Calibri" w:hAnsi="Calibri" w:eastAsia="Times New Roman" w:cs="Calibri"/>
+                <w:kern w:val="0"/>
+                <w:sz w:val="20"/>
+                <w:szCs w:val="20"/>
+                <w14:ligatures w14:val="none"/>
+              </w:rPr>
+            </w:pPr>
+            <w:r>
+              <w:rPr>
+                <w:rFonts w:ascii="Calibri" w:hAnsi="Calibri" w:eastAsia="Times New Roman" w:cs="Calibri"/>
                 <w:kern w:val="0"/>
                 <w:sz w:val="20"/>
                 <w:szCs w:val="20"/>
@@ -2488,55 +2798,58 @@
         <w:tc>
           <w:tcPr>
             <w:tcW w:w="0" w:type="auto"/>
-          </w:tcPr>
-          <w:p>
-            <w:pPr>
-              <w:spacing w:after="0" w:line="240" w:lineRule="auto"/>
-              <w:rPr>
-                <w:rFonts w:ascii="Calibri" w:eastAsia="Times New Roman" w:hAnsi="Calibri" w:cs="Calibri"/>
-                <w:kern w:val="0"/>
-                <w:sz w:val="20"/>
-                <w:szCs w:val="20"/>
-                <w14:ligatures w14:val="none"/>
-              </w:rPr>
-            </w:pPr>
-          </w:p>
-        </w:tc>
-        <w:tc>
-          <w:tcPr>
-            <w:tcW w:w="0" w:type="auto"/>
-          </w:tcPr>
-          <w:p>
-            <w:pPr>
-              <w:spacing w:after="0" w:line="240" w:lineRule="auto"/>
-              <w:rPr>
-                <w:rFonts w:ascii="Calibri" w:eastAsia="Times New Roman" w:hAnsi="Calibri" w:cs="Calibri"/>
-                <w:kern w:val="0"/>
-                <w:sz w:val="20"/>
-                <w:szCs w:val="20"/>
-                <w14:ligatures w14:val="none"/>
-              </w:rPr>
-            </w:pPr>
-          </w:p>
-        </w:tc>
-        <w:tc>
-          <w:tcPr>
-            <w:tcW w:w="0" w:type="auto"/>
-          </w:tcPr>
-          <w:p>
-            <w:pPr>
-              <w:spacing w:after="0" w:line="240" w:lineRule="auto"/>
-              <w:rPr>
-                <w:rFonts w:ascii="Calibri" w:eastAsia="Times New Roman" w:hAnsi="Calibri" w:cs="Calibri"/>
-                <w:kern w:val="0"/>
-                <w:sz w:val="20"/>
-                <w:szCs w:val="20"/>
-                <w14:ligatures w14:val="none"/>
-              </w:rPr>
-            </w:pPr>
-            <w:r>
-              <w:rPr>
-                <w:rFonts w:ascii="Calibri" w:eastAsia="Times New Roman" w:hAnsi="Calibri" w:cs="Calibri"/>
+            <w:tcMar/>
+          </w:tcPr>
+          <w:p>
+            <w:pPr>
+              <w:spacing w:after="0" w:line="240" w:lineRule="auto"/>
+              <w:rPr>
+                <w:rFonts w:ascii="Calibri" w:hAnsi="Calibri" w:eastAsia="Times New Roman" w:cs="Calibri"/>
+                <w:kern w:val="0"/>
+                <w:sz w:val="20"/>
+                <w:szCs w:val="20"/>
+                <w14:ligatures w14:val="none"/>
+              </w:rPr>
+            </w:pPr>
+          </w:p>
+        </w:tc>
+        <w:tc>
+          <w:tcPr>
+            <w:tcW w:w="0" w:type="auto"/>
+            <w:tcMar/>
+          </w:tcPr>
+          <w:p>
+            <w:pPr>
+              <w:spacing w:after="0" w:line="240" w:lineRule="auto"/>
+              <w:rPr>
+                <w:rFonts w:ascii="Calibri" w:hAnsi="Calibri" w:eastAsia="Times New Roman" w:cs="Calibri"/>
+                <w:kern w:val="0"/>
+                <w:sz w:val="20"/>
+                <w:szCs w:val="20"/>
+                <w14:ligatures w14:val="none"/>
+              </w:rPr>
+            </w:pPr>
+          </w:p>
+        </w:tc>
+        <w:tc>
+          <w:tcPr>
+            <w:tcW w:w="0" w:type="auto"/>
+            <w:tcMar/>
+          </w:tcPr>
+          <w:p>
+            <w:pPr>
+              <w:spacing w:after="0" w:line="240" w:lineRule="auto"/>
+              <w:rPr>
+                <w:rFonts w:ascii="Calibri" w:hAnsi="Calibri" w:eastAsia="Times New Roman" w:cs="Calibri"/>
+                <w:kern w:val="0"/>
+                <w:sz w:val="20"/>
+                <w:szCs w:val="20"/>
+                <w14:ligatures w14:val="none"/>
+              </w:rPr>
+            </w:pPr>
+            <w:r>
+              <w:rPr>
+                <w:rFonts w:ascii="Calibri" w:hAnsi="Calibri" w:eastAsia="Times New Roman" w:cs="Calibri"/>
                 <w:kern w:val="0"/>
                 <w:sz w:val="20"/>
                 <w:szCs w:val="20"/>
@@ -2554,23 +2867,24 @@
         <w:tc>
           <w:tcPr>
             <w:tcW w:w="0" w:type="auto"/>
-            <w:vAlign w:val="center"/>
-            <w:hideMark/>
-          </w:tcPr>
-          <w:p>
-            <w:pPr>
-              <w:spacing w:after="0" w:line="240" w:lineRule="auto"/>
-              <w:rPr>
-                <w:rFonts w:ascii="Calibri" w:eastAsia="Times New Roman" w:hAnsi="Calibri" w:cs="Calibri"/>
-                <w:kern w:val="0"/>
-                <w:sz w:val="20"/>
-                <w:szCs w:val="20"/>
-                <w14:ligatures w14:val="none"/>
-              </w:rPr>
-            </w:pPr>
-            <w:r>
-              <w:rPr>
-                <w:rFonts w:ascii="Calibri" w:eastAsia="Times New Roman" w:hAnsi="Calibri" w:cs="Calibri"/>
+            <w:tcMar/>
+            <w:vAlign w:val="center"/>
+            <w:hideMark/>
+          </w:tcPr>
+          <w:p>
+            <w:pPr>
+              <w:spacing w:after="0" w:line="240" w:lineRule="auto"/>
+              <w:rPr>
+                <w:rFonts w:ascii="Calibri" w:hAnsi="Calibri" w:eastAsia="Times New Roman" w:cs="Calibri"/>
+                <w:kern w:val="0"/>
+                <w:sz w:val="20"/>
+                <w:szCs w:val="20"/>
+                <w14:ligatures w14:val="none"/>
+              </w:rPr>
+            </w:pPr>
+            <w:r>
+              <w:rPr>
+                <w:rFonts w:ascii="Calibri" w:hAnsi="Calibri" w:eastAsia="Times New Roman" w:cs="Calibri"/>
                 <w:b/>
                 <w:bCs/>
                 <w:kern w:val="0"/>
@@ -2585,23 +2899,24 @@
         <w:tc>
           <w:tcPr>
             <w:tcW w:w="0" w:type="auto"/>
-            <w:vAlign w:val="center"/>
-            <w:hideMark/>
-          </w:tcPr>
-          <w:p>
-            <w:pPr>
-              <w:spacing w:after="0" w:line="240" w:lineRule="auto"/>
-              <w:rPr>
-                <w:rFonts w:ascii="Calibri" w:eastAsia="Times New Roman" w:hAnsi="Calibri" w:cs="Calibri"/>
-                <w:kern w:val="0"/>
-                <w:sz w:val="20"/>
-                <w:szCs w:val="20"/>
-                <w14:ligatures w14:val="none"/>
-              </w:rPr>
-            </w:pPr>
-            <w:r>
-              <w:rPr>
-                <w:rFonts w:ascii="Calibri" w:eastAsia="Times New Roman" w:hAnsi="Calibri" w:cs="Calibri"/>
+            <w:tcMar/>
+            <w:vAlign w:val="center"/>
+            <w:hideMark/>
+          </w:tcPr>
+          <w:p>
+            <w:pPr>
+              <w:spacing w:after="0" w:line="240" w:lineRule="auto"/>
+              <w:rPr>
+                <w:rFonts w:ascii="Calibri" w:hAnsi="Calibri" w:eastAsia="Times New Roman" w:cs="Calibri"/>
+                <w:kern w:val="0"/>
+                <w:sz w:val="20"/>
+                <w:szCs w:val="20"/>
+                <w14:ligatures w14:val="none"/>
+              </w:rPr>
+            </w:pPr>
+            <w:r>
+              <w:rPr>
+                <w:rFonts w:ascii="Calibri" w:hAnsi="Calibri" w:eastAsia="Times New Roman" w:cs="Calibri"/>
                 <w:kern w:val="0"/>
                 <w:sz w:val="20"/>
                 <w:szCs w:val="20"/>
@@ -2614,23 +2929,24 @@
         <w:tc>
           <w:tcPr>
             <w:tcW w:w="0" w:type="auto"/>
-            <w:vAlign w:val="center"/>
-            <w:hideMark/>
-          </w:tcPr>
-          <w:p>
-            <w:pPr>
-              <w:spacing w:after="0" w:line="240" w:lineRule="auto"/>
-              <w:rPr>
-                <w:rFonts w:ascii="Calibri" w:eastAsia="Times New Roman" w:hAnsi="Calibri" w:cs="Calibri"/>
-                <w:kern w:val="0"/>
-                <w:sz w:val="20"/>
-                <w:szCs w:val="20"/>
-                <w14:ligatures w14:val="none"/>
-              </w:rPr>
-            </w:pPr>
-            <w:r>
-              <w:rPr>
-                <w:rFonts w:ascii="Calibri" w:eastAsia="Times New Roman" w:hAnsi="Calibri" w:cs="Calibri"/>
+            <w:tcMar/>
+            <w:vAlign w:val="center"/>
+            <w:hideMark/>
+          </w:tcPr>
+          <w:p>
+            <w:pPr>
+              <w:spacing w:after="0" w:line="240" w:lineRule="auto"/>
+              <w:rPr>
+                <w:rFonts w:ascii="Calibri" w:hAnsi="Calibri" w:eastAsia="Times New Roman" w:cs="Calibri"/>
+                <w:kern w:val="0"/>
+                <w:sz w:val="20"/>
+                <w:szCs w:val="20"/>
+                <w14:ligatures w14:val="none"/>
+              </w:rPr>
+            </w:pPr>
+            <w:r>
+              <w:rPr>
+                <w:rFonts w:ascii="Calibri" w:hAnsi="Calibri" w:eastAsia="Times New Roman" w:cs="Calibri"/>
                 <w:kern w:val="0"/>
                 <w:sz w:val="20"/>
                 <w:szCs w:val="20"/>
@@ -2643,46 +2959,49 @@
         <w:tc>
           <w:tcPr>
             <w:tcW w:w="0" w:type="auto"/>
-          </w:tcPr>
-          <w:p>
-            <w:pPr>
-              <w:spacing w:after="0" w:line="240" w:lineRule="auto"/>
-              <w:rPr>
-                <w:rFonts w:ascii="Calibri" w:eastAsia="Times New Roman" w:hAnsi="Calibri" w:cs="Calibri"/>
-                <w:kern w:val="0"/>
-                <w:sz w:val="20"/>
-                <w:szCs w:val="20"/>
-                <w14:ligatures w14:val="none"/>
-              </w:rPr>
-            </w:pPr>
-          </w:p>
-        </w:tc>
-        <w:tc>
-          <w:tcPr>
-            <w:tcW w:w="0" w:type="auto"/>
-          </w:tcPr>
-          <w:p>
-            <w:pPr>
-              <w:spacing w:after="0" w:line="240" w:lineRule="auto"/>
-              <w:rPr>
-                <w:rFonts w:ascii="Calibri" w:eastAsia="Times New Roman" w:hAnsi="Calibri" w:cs="Calibri"/>
-                <w:kern w:val="0"/>
-                <w:sz w:val="20"/>
-                <w:szCs w:val="20"/>
-                <w14:ligatures w14:val="none"/>
-              </w:rPr>
-            </w:pPr>
-          </w:p>
-        </w:tc>
-        <w:tc>
-          <w:tcPr>
-            <w:tcW w:w="0" w:type="auto"/>
-          </w:tcPr>
-          <w:p>
-            <w:pPr>
-              <w:spacing w:after="0" w:line="240" w:lineRule="auto"/>
-              <w:rPr>
-                <w:rFonts w:ascii="Calibri" w:eastAsia="Times New Roman" w:hAnsi="Calibri" w:cs="Calibri"/>
+            <w:tcMar/>
+          </w:tcPr>
+          <w:p>
+            <w:pPr>
+              <w:spacing w:after="0" w:line="240" w:lineRule="auto"/>
+              <w:rPr>
+                <w:rFonts w:ascii="Calibri" w:hAnsi="Calibri" w:eastAsia="Times New Roman" w:cs="Calibri"/>
+                <w:kern w:val="0"/>
+                <w:sz w:val="20"/>
+                <w:szCs w:val="20"/>
+                <w14:ligatures w14:val="none"/>
+              </w:rPr>
+            </w:pPr>
+          </w:p>
+        </w:tc>
+        <w:tc>
+          <w:tcPr>
+            <w:tcW w:w="0" w:type="auto"/>
+            <w:tcMar/>
+          </w:tcPr>
+          <w:p>
+            <w:pPr>
+              <w:spacing w:after="0" w:line="240" w:lineRule="auto"/>
+              <w:rPr>
+                <w:rFonts w:ascii="Calibri" w:hAnsi="Calibri" w:eastAsia="Times New Roman" w:cs="Calibri"/>
+                <w:kern w:val="0"/>
+                <w:sz w:val="20"/>
+                <w:szCs w:val="20"/>
+                <w14:ligatures w14:val="none"/>
+              </w:rPr>
+            </w:pPr>
+          </w:p>
+        </w:tc>
+        <w:tc>
+          <w:tcPr>
+            <w:tcW w:w="0" w:type="auto"/>
+            <w:tcMar/>
+          </w:tcPr>
+          <w:p>
+            <w:pPr>
+              <w:spacing w:after="0" w:line="240" w:lineRule="auto"/>
+              <w:rPr>
+                <w:rFonts w:ascii="Calibri" w:hAnsi="Calibri" w:eastAsia="Times New Roman" w:cs="Calibri"/>
                 <w:kern w:val="0"/>
                 <w:sz w:val="20"/>
                 <w:szCs w:val="20"/>
@@ -2699,23 +3018,24 @@
         <w:tc>
           <w:tcPr>
             <w:tcW w:w="0" w:type="auto"/>
-            <w:vAlign w:val="center"/>
-            <w:hideMark/>
-          </w:tcPr>
-          <w:p>
-            <w:pPr>
-              <w:spacing w:after="0" w:line="240" w:lineRule="auto"/>
-              <w:rPr>
-                <w:rFonts w:ascii="Calibri" w:eastAsia="Times New Roman" w:hAnsi="Calibri" w:cs="Calibri"/>
-                <w:kern w:val="0"/>
-                <w:sz w:val="20"/>
-                <w:szCs w:val="20"/>
-                <w14:ligatures w14:val="none"/>
-              </w:rPr>
-            </w:pPr>
-            <w:r>
-              <w:rPr>
-                <w:rFonts w:ascii="Calibri" w:eastAsia="Times New Roman" w:hAnsi="Calibri" w:cs="Calibri"/>
+            <w:tcMar/>
+            <w:vAlign w:val="center"/>
+            <w:hideMark/>
+          </w:tcPr>
+          <w:p>
+            <w:pPr>
+              <w:spacing w:after="0" w:line="240" w:lineRule="auto"/>
+              <w:rPr>
+                <w:rFonts w:ascii="Calibri" w:hAnsi="Calibri" w:eastAsia="Times New Roman" w:cs="Calibri"/>
+                <w:kern w:val="0"/>
+                <w:sz w:val="20"/>
+                <w:szCs w:val="20"/>
+                <w14:ligatures w14:val="none"/>
+              </w:rPr>
+            </w:pPr>
+            <w:r>
+              <w:rPr>
+                <w:rFonts w:ascii="Calibri" w:hAnsi="Calibri" w:eastAsia="Times New Roman" w:cs="Calibri"/>
                 <w:b/>
                 <w:bCs/>
                 <w:kern w:val="0"/>
@@ -2730,23 +3050,24 @@
         <w:tc>
           <w:tcPr>
             <w:tcW w:w="0" w:type="auto"/>
-            <w:vAlign w:val="center"/>
-            <w:hideMark/>
-          </w:tcPr>
-          <w:p>
-            <w:pPr>
-              <w:spacing w:after="0" w:line="240" w:lineRule="auto"/>
-              <w:rPr>
-                <w:rFonts w:ascii="Calibri" w:eastAsia="Times New Roman" w:hAnsi="Calibri" w:cs="Calibri"/>
-                <w:kern w:val="0"/>
-                <w:sz w:val="20"/>
-                <w:szCs w:val="20"/>
-                <w14:ligatures w14:val="none"/>
-              </w:rPr>
-            </w:pPr>
-            <w:r>
-              <w:rPr>
-                <w:rFonts w:ascii="Calibri" w:eastAsia="Times New Roman" w:hAnsi="Calibri" w:cs="Calibri"/>
+            <w:tcMar/>
+            <w:vAlign w:val="center"/>
+            <w:hideMark/>
+          </w:tcPr>
+          <w:p>
+            <w:pPr>
+              <w:spacing w:after="0" w:line="240" w:lineRule="auto"/>
+              <w:rPr>
+                <w:rFonts w:ascii="Calibri" w:hAnsi="Calibri" w:eastAsia="Times New Roman" w:cs="Calibri"/>
+                <w:kern w:val="0"/>
+                <w:sz w:val="20"/>
+                <w:szCs w:val="20"/>
+                <w14:ligatures w14:val="none"/>
+              </w:rPr>
+            </w:pPr>
+            <w:r>
+              <w:rPr>
+                <w:rFonts w:ascii="Calibri" w:hAnsi="Calibri" w:eastAsia="Times New Roman" w:cs="Calibri"/>
                 <w:kern w:val="0"/>
                 <w:sz w:val="20"/>
                 <w:szCs w:val="20"/>
@@ -2759,23 +3080,24 @@
         <w:tc>
           <w:tcPr>
             <w:tcW w:w="0" w:type="auto"/>
-            <w:vAlign w:val="center"/>
-            <w:hideMark/>
-          </w:tcPr>
-          <w:p>
-            <w:pPr>
-              <w:spacing w:after="0" w:line="240" w:lineRule="auto"/>
-              <w:rPr>
-                <w:rFonts w:ascii="Calibri" w:eastAsia="Times New Roman" w:hAnsi="Calibri" w:cs="Calibri"/>
-                <w:kern w:val="0"/>
-                <w:sz w:val="20"/>
-                <w:szCs w:val="20"/>
-                <w14:ligatures w14:val="none"/>
-              </w:rPr>
-            </w:pPr>
-            <w:r>
-              <w:rPr>
-                <w:rFonts w:ascii="Calibri" w:eastAsia="Times New Roman" w:hAnsi="Calibri" w:cs="Calibri"/>
+            <w:tcMar/>
+            <w:vAlign w:val="center"/>
+            <w:hideMark/>
+          </w:tcPr>
+          <w:p>
+            <w:pPr>
+              <w:spacing w:after="0" w:line="240" w:lineRule="auto"/>
+              <w:rPr>
+                <w:rFonts w:ascii="Calibri" w:hAnsi="Calibri" w:eastAsia="Times New Roman" w:cs="Calibri"/>
+                <w:kern w:val="0"/>
+                <w:sz w:val="20"/>
+                <w:szCs w:val="20"/>
+                <w14:ligatures w14:val="none"/>
+              </w:rPr>
+            </w:pPr>
+            <w:r>
+              <w:rPr>
+                <w:rFonts w:ascii="Calibri" w:hAnsi="Calibri" w:eastAsia="Times New Roman" w:cs="Calibri"/>
                 <w:kern w:val="0"/>
                 <w:sz w:val="20"/>
                 <w:szCs w:val="20"/>
@@ -2788,46 +3110,49 @@
         <w:tc>
           <w:tcPr>
             <w:tcW w:w="0" w:type="auto"/>
-          </w:tcPr>
-          <w:p>
-            <w:pPr>
-              <w:spacing w:after="0" w:line="240" w:lineRule="auto"/>
-              <w:rPr>
-                <w:rFonts w:ascii="Calibri" w:eastAsia="Times New Roman" w:hAnsi="Calibri" w:cs="Calibri"/>
-                <w:kern w:val="0"/>
-                <w:sz w:val="20"/>
-                <w:szCs w:val="20"/>
-                <w14:ligatures w14:val="none"/>
-              </w:rPr>
-            </w:pPr>
-          </w:p>
-        </w:tc>
-        <w:tc>
-          <w:tcPr>
-            <w:tcW w:w="0" w:type="auto"/>
-          </w:tcPr>
-          <w:p>
-            <w:pPr>
-              <w:spacing w:after="0" w:line="240" w:lineRule="auto"/>
-              <w:rPr>
-                <w:rFonts w:ascii="Calibri" w:eastAsia="Times New Roman" w:hAnsi="Calibri" w:cs="Calibri"/>
-                <w:kern w:val="0"/>
-                <w:sz w:val="20"/>
-                <w:szCs w:val="20"/>
-                <w14:ligatures w14:val="none"/>
-              </w:rPr>
-            </w:pPr>
-          </w:p>
-        </w:tc>
-        <w:tc>
-          <w:tcPr>
-            <w:tcW w:w="0" w:type="auto"/>
-          </w:tcPr>
-          <w:p>
-            <w:pPr>
-              <w:spacing w:after="0" w:line="240" w:lineRule="auto"/>
-              <w:rPr>
-                <w:rFonts w:ascii="Calibri" w:eastAsia="Times New Roman" w:hAnsi="Calibri" w:cs="Calibri"/>
+            <w:tcMar/>
+          </w:tcPr>
+          <w:p>
+            <w:pPr>
+              <w:spacing w:after="0" w:line="240" w:lineRule="auto"/>
+              <w:rPr>
+                <w:rFonts w:ascii="Calibri" w:hAnsi="Calibri" w:eastAsia="Times New Roman" w:cs="Calibri"/>
+                <w:kern w:val="0"/>
+                <w:sz w:val="20"/>
+                <w:szCs w:val="20"/>
+                <w14:ligatures w14:val="none"/>
+              </w:rPr>
+            </w:pPr>
+          </w:p>
+        </w:tc>
+        <w:tc>
+          <w:tcPr>
+            <w:tcW w:w="0" w:type="auto"/>
+            <w:tcMar/>
+          </w:tcPr>
+          <w:p>
+            <w:pPr>
+              <w:spacing w:after="0" w:line="240" w:lineRule="auto"/>
+              <w:rPr>
+                <w:rFonts w:ascii="Calibri" w:hAnsi="Calibri" w:eastAsia="Times New Roman" w:cs="Calibri"/>
+                <w:kern w:val="0"/>
+                <w:sz w:val="20"/>
+                <w:szCs w:val="20"/>
+                <w14:ligatures w14:val="none"/>
+              </w:rPr>
+            </w:pPr>
+          </w:p>
+        </w:tc>
+        <w:tc>
+          <w:tcPr>
+            <w:tcW w:w="0" w:type="auto"/>
+            <w:tcMar/>
+          </w:tcPr>
+          <w:p>
+            <w:pPr>
+              <w:spacing w:after="0" w:line="240" w:lineRule="auto"/>
+              <w:rPr>
+                <w:rFonts w:ascii="Calibri" w:hAnsi="Calibri" w:eastAsia="Times New Roman" w:cs="Calibri"/>
                 <w:kern w:val="0"/>
                 <w:sz w:val="20"/>
                 <w:szCs w:val="20"/>
@@ -2844,23 +3169,24 @@
         <w:tc>
           <w:tcPr>
             <w:tcW w:w="0" w:type="auto"/>
-            <w:vAlign w:val="center"/>
-            <w:hideMark/>
-          </w:tcPr>
-          <w:p>
-            <w:pPr>
-              <w:spacing w:after="0" w:line="240" w:lineRule="auto"/>
-              <w:rPr>
-                <w:rFonts w:ascii="Calibri" w:eastAsia="Times New Roman" w:hAnsi="Calibri" w:cs="Calibri"/>
-                <w:kern w:val="0"/>
-                <w:sz w:val="20"/>
-                <w:szCs w:val="20"/>
-                <w14:ligatures w14:val="none"/>
-              </w:rPr>
-            </w:pPr>
-            <w:r>
-              <w:rPr>
-                <w:rFonts w:ascii="Calibri" w:eastAsia="Times New Roman" w:hAnsi="Calibri" w:cs="Calibri"/>
+            <w:tcMar/>
+            <w:vAlign w:val="center"/>
+            <w:hideMark/>
+          </w:tcPr>
+          <w:p>
+            <w:pPr>
+              <w:spacing w:after="0" w:line="240" w:lineRule="auto"/>
+              <w:rPr>
+                <w:rFonts w:ascii="Calibri" w:hAnsi="Calibri" w:eastAsia="Times New Roman" w:cs="Calibri"/>
+                <w:kern w:val="0"/>
+                <w:sz w:val="20"/>
+                <w:szCs w:val="20"/>
+                <w14:ligatures w14:val="none"/>
+              </w:rPr>
+            </w:pPr>
+            <w:r>
+              <w:rPr>
+                <w:rFonts w:ascii="Calibri" w:hAnsi="Calibri" w:eastAsia="Times New Roman" w:cs="Calibri"/>
                 <w:b/>
                 <w:bCs/>
                 <w:kern w:val="0"/>
@@ -2875,23 +3201,24 @@
         <w:tc>
           <w:tcPr>
             <w:tcW w:w="0" w:type="auto"/>
-            <w:vAlign w:val="center"/>
-            <w:hideMark/>
-          </w:tcPr>
-          <w:p>
-            <w:pPr>
-              <w:spacing w:after="0" w:line="240" w:lineRule="auto"/>
-              <w:rPr>
-                <w:rFonts w:ascii="Calibri" w:eastAsia="Times New Roman" w:hAnsi="Calibri" w:cs="Calibri"/>
-                <w:kern w:val="0"/>
-                <w:sz w:val="20"/>
-                <w:szCs w:val="20"/>
-                <w14:ligatures w14:val="none"/>
-              </w:rPr>
-            </w:pPr>
-            <w:r>
-              <w:rPr>
-                <w:rFonts w:ascii="Calibri" w:eastAsia="Times New Roman" w:hAnsi="Calibri" w:cs="Calibri"/>
+            <w:tcMar/>
+            <w:vAlign w:val="center"/>
+            <w:hideMark/>
+          </w:tcPr>
+          <w:p>
+            <w:pPr>
+              <w:spacing w:after="0" w:line="240" w:lineRule="auto"/>
+              <w:rPr>
+                <w:rFonts w:ascii="Calibri" w:hAnsi="Calibri" w:eastAsia="Times New Roman" w:cs="Calibri"/>
+                <w:kern w:val="0"/>
+                <w:sz w:val="20"/>
+                <w:szCs w:val="20"/>
+                <w14:ligatures w14:val="none"/>
+              </w:rPr>
+            </w:pPr>
+            <w:r>
+              <w:rPr>
+                <w:rFonts w:ascii="Calibri" w:hAnsi="Calibri" w:eastAsia="Times New Roman" w:cs="Calibri"/>
                 <w:kern w:val="0"/>
                 <w:sz w:val="20"/>
                 <w:szCs w:val="20"/>
@@ -2904,23 +3231,24 @@
         <w:tc>
           <w:tcPr>
             <w:tcW w:w="0" w:type="auto"/>
-            <w:vAlign w:val="center"/>
-            <w:hideMark/>
-          </w:tcPr>
-          <w:p>
-            <w:pPr>
-              <w:spacing w:after="0" w:line="240" w:lineRule="auto"/>
-              <w:rPr>
-                <w:rFonts w:ascii="Calibri" w:eastAsia="Times New Roman" w:hAnsi="Calibri" w:cs="Calibri"/>
-                <w:kern w:val="0"/>
-                <w:sz w:val="20"/>
-                <w:szCs w:val="20"/>
-                <w14:ligatures w14:val="none"/>
-              </w:rPr>
-            </w:pPr>
-            <w:r>
-              <w:rPr>
-                <w:rFonts w:ascii="Calibri" w:eastAsia="Times New Roman" w:hAnsi="Calibri" w:cs="Calibri"/>
+            <w:tcMar/>
+            <w:vAlign w:val="center"/>
+            <w:hideMark/>
+          </w:tcPr>
+          <w:p>
+            <w:pPr>
+              <w:spacing w:after="0" w:line="240" w:lineRule="auto"/>
+              <w:rPr>
+                <w:rFonts w:ascii="Calibri" w:hAnsi="Calibri" w:eastAsia="Times New Roman" w:cs="Calibri"/>
+                <w:kern w:val="0"/>
+                <w:sz w:val="20"/>
+                <w:szCs w:val="20"/>
+                <w14:ligatures w14:val="none"/>
+              </w:rPr>
+            </w:pPr>
+            <w:r>
+              <w:rPr>
+                <w:rFonts w:ascii="Calibri" w:hAnsi="Calibri" w:eastAsia="Times New Roman" w:cs="Calibri"/>
                 <w:kern w:val="0"/>
                 <w:sz w:val="20"/>
                 <w:szCs w:val="20"/>
@@ -2933,50 +3261,496 @@
         <w:tc>
           <w:tcPr>
             <w:tcW w:w="0" w:type="auto"/>
-          </w:tcPr>
-          <w:p>
-            <w:pPr>
-              <w:spacing w:after="0" w:line="240" w:lineRule="auto"/>
-              <w:rPr>
-                <w:rFonts w:ascii="Calibri" w:eastAsia="Times New Roman" w:hAnsi="Calibri" w:cs="Calibri"/>
-                <w:kern w:val="0"/>
-                <w:sz w:val="20"/>
-                <w:szCs w:val="20"/>
-                <w14:ligatures w14:val="none"/>
-              </w:rPr>
-            </w:pPr>
-          </w:p>
-        </w:tc>
-        <w:tc>
-          <w:tcPr>
-            <w:tcW w:w="0" w:type="auto"/>
-          </w:tcPr>
-          <w:p>
-            <w:pPr>
-              <w:spacing w:after="0" w:line="240" w:lineRule="auto"/>
-              <w:rPr>
-                <w:rFonts w:ascii="Calibri" w:eastAsia="Times New Roman" w:hAnsi="Calibri" w:cs="Calibri"/>
-                <w:kern w:val="0"/>
-                <w:sz w:val="20"/>
-                <w:szCs w:val="20"/>
-                <w14:ligatures w14:val="none"/>
-              </w:rPr>
-            </w:pPr>
-          </w:p>
-        </w:tc>
-        <w:tc>
-          <w:tcPr>
-            <w:tcW w:w="0" w:type="auto"/>
-          </w:tcPr>
-          <w:p>
-            <w:pPr>
-              <w:spacing w:after="0" w:line="240" w:lineRule="auto"/>
-              <w:rPr>
-                <w:rFonts w:ascii="Calibri" w:eastAsia="Times New Roman" w:hAnsi="Calibri" w:cs="Calibri"/>
-                <w:kern w:val="0"/>
-                <w:sz w:val="20"/>
-                <w:szCs w:val="20"/>
-                <w14:ligatures w14:val="none"/>
+            <w:tcMar/>
+          </w:tcPr>
+          <w:p>
+            <w:pPr>
+              <w:spacing w:after="0" w:line="240" w:lineRule="auto"/>
+              <w:rPr>
+                <w:rFonts w:ascii="Calibri" w:hAnsi="Calibri" w:eastAsia="Times New Roman" w:cs="Calibri"/>
+                <w:kern w:val="0"/>
+                <w:sz w:val="20"/>
+                <w:szCs w:val="20"/>
+                <w14:ligatures w14:val="none"/>
+              </w:rPr>
+            </w:pPr>
+          </w:p>
+        </w:tc>
+        <w:tc>
+          <w:tcPr>
+            <w:tcW w:w="0" w:type="auto"/>
+            <w:tcMar/>
+          </w:tcPr>
+          <w:p>
+            <w:pPr>
+              <w:spacing w:after="0" w:line="240" w:lineRule="auto"/>
+              <w:rPr>
+                <w:rFonts w:ascii="Calibri" w:hAnsi="Calibri" w:eastAsia="Times New Roman" w:cs="Calibri"/>
+                <w:kern w:val="0"/>
+                <w:sz w:val="20"/>
+                <w:szCs w:val="20"/>
+                <w14:ligatures w14:val="none"/>
+              </w:rPr>
+            </w:pPr>
+          </w:p>
+        </w:tc>
+        <w:tc>
+          <w:tcPr>
+            <w:tcW w:w="0" w:type="auto"/>
+            <w:tcMar/>
+          </w:tcPr>
+          <w:p>
+            <w:pPr>
+              <w:spacing w:after="0" w:line="240" w:lineRule="auto"/>
+              <w:rPr>
+                <w:rFonts w:ascii="Calibri" w:hAnsi="Calibri" w:eastAsia="Times New Roman" w:cs="Calibri"/>
+                <w:kern w:val="0"/>
+                <w:sz w:val="20"/>
+                <w:szCs w:val="20"/>
+                <w14:ligatures w14:val="none"/>
+              </w:rPr>
+            </w:pPr>
+          </w:p>
+        </w:tc>
+      </w:tr>
+      <w:tr>
+        <w:trPr>
+          <w:tblCellSpacing w:w="15" w:type="dxa"/>
+          <w:trHeight w:val="300"/>
+        </w:trPr>
+        <w:tc>
+          <w:tcPr>
+            <w:tcW w:w="1685" w:type="dxa"/>
+            <w:tcMar/>
+            <w:vAlign w:val="center"/>
+            <w:hideMark/>
+          </w:tcPr>
+          <w:p>
+            <w:pPr>
+              <w:pStyle w:val="Normal"/>
+              <w:spacing w:line="240" w:lineRule="auto"/>
+              <w:rPr>
+                <w:rFonts w:ascii="Calibri" w:hAnsi="Calibri" w:eastAsia="Times New Roman" w:cs="Calibri"/>
+                <w:b w:val="1"/>
+                <w:bCs w:val="1"/>
+                <w:sz w:val="20"/>
+                <w:szCs w:val="20"/>
+              </w:rPr>
+            </w:pPr>
+            <w:r>
+              <w:rPr>
+                <w:rFonts w:ascii="Calibri" w:hAnsi="Calibri" w:eastAsia="Times New Roman" w:cs="Calibri"/>
+                <w:b w:val="1"/>
+                <w:bCs w:val="1"/>
+                <w:sz w:val="20"/>
+                <w:szCs w:val="20"/>
+              </w:rPr>
+              <w:t>Cohen’s Kappa</w:t>
+            </w:r>
+          </w:p>
+        </w:tc>
+        <w:tc>
+          <w:tcPr>
+            <w:tcW w:w="1815" w:type="dxa"/>
+            <w:tcMar/>
+            <w:vAlign w:val="center"/>
+            <w:hideMark/>
+          </w:tcPr>
+          <w:p>
+            <w:pPr>
+              <w:pStyle w:val="Normal"/>
+              <w:spacing w:line="240" w:lineRule="auto"/>
+              <w:rPr>
+                <w:rFonts w:ascii="Calibri" w:hAnsi="Calibri" w:eastAsia="Times New Roman" w:cs="Calibri"/>
+                <w:sz w:val="20"/>
+                <w:szCs w:val="20"/>
+              </w:rPr>
+            </w:pPr>
+            <w:r>
+              <w:rPr>
+                <w:rFonts w:ascii="Calibri" w:hAnsi="Calibri" w:eastAsia="Times New Roman" w:cs="Calibri"/>
+                <w:sz w:val="20"/>
+                <w:szCs w:val="20"/>
+              </w:rPr>
+              <w:t>Categorical</w:t>
+            </w:r>
+            <w:r>
+              <w:rPr>
+                <w:rFonts w:ascii="Calibri" w:hAnsi="Calibri" w:eastAsia="Times New Roman" w:cs="Calibri"/>
+                <w:sz w:val="20"/>
+                <w:szCs w:val="20"/>
+              </w:rPr>
+              <w:t>. Inter-rater reliability</w:t>
+            </w:r>
+          </w:p>
+        </w:tc>
+        <w:tc>
+          <w:tcPr>
+            <w:tcW w:w="1423" w:type="dxa"/>
+            <w:tcMar/>
+            <w:vAlign w:val="center"/>
+            <w:hideMark/>
+          </w:tcPr>
+          <w:p>
+            <w:pPr>
+              <w:pStyle w:val="Normal"/>
+              <w:spacing w:line="240" w:lineRule="auto"/>
+              <w:rPr>
+                <w:rFonts w:ascii="Calibri" w:hAnsi="Calibri" w:eastAsia="Times New Roman" w:cs="Calibri"/>
+                <w:sz w:val="20"/>
+                <w:szCs w:val="20"/>
+              </w:rPr>
+            </w:pPr>
+          </w:p>
+        </w:tc>
+        <w:tc>
+          <w:tcPr>
+            <w:tcW w:w="1270" w:type="dxa"/>
+            <w:tcMar/>
+          </w:tcPr>
+          <w:p>
+            <w:pPr>
+              <w:pStyle w:val="Normal"/>
+              <w:spacing w:line="240" w:lineRule="auto"/>
+              <w:rPr>
+                <w:rFonts w:ascii="Calibri" w:hAnsi="Calibri" w:eastAsia="Times New Roman" w:cs="Calibri"/>
+                <w:sz w:val="20"/>
+                <w:szCs w:val="20"/>
+              </w:rPr>
+            </w:pPr>
+          </w:p>
+        </w:tc>
+        <w:tc>
+          <w:tcPr>
+            <w:tcW w:w="981" w:type="dxa"/>
+            <w:tcMar/>
+          </w:tcPr>
+          <w:p>
+            <w:pPr>
+              <w:pStyle w:val="Normal"/>
+              <w:spacing w:line="240" w:lineRule="auto"/>
+              <w:rPr>
+                <w:rFonts w:ascii="Calibri" w:hAnsi="Calibri" w:eastAsia="Times New Roman" w:cs="Calibri"/>
+                <w:sz w:val="20"/>
+                <w:szCs w:val="20"/>
+              </w:rPr>
+            </w:pPr>
+          </w:p>
+        </w:tc>
+        <w:tc>
+          <w:tcPr>
+            <w:tcW w:w="2186" w:type="dxa"/>
+            <w:tcMar/>
+          </w:tcPr>
+          <w:p>
+            <w:pPr>
+              <w:pStyle w:val="Normal"/>
+              <w:spacing w:line="240" w:lineRule="auto"/>
+              <w:rPr>
+                <w:rFonts w:ascii="Calibri" w:hAnsi="Calibri" w:eastAsia="Times New Roman" w:cs="Calibri"/>
+                <w:sz w:val="20"/>
+                <w:szCs w:val="20"/>
+              </w:rPr>
+            </w:pPr>
+          </w:p>
+        </w:tc>
+      </w:tr>
+      <w:tr>
+        <w:trPr>
+          <w:tblCellSpacing w:w="15" w:type="dxa"/>
+          <w:trHeight w:val="300"/>
+        </w:trPr>
+        <w:tc>
+          <w:tcPr>
+            <w:tcW w:w="1685" w:type="dxa"/>
+            <w:tcMar/>
+            <w:vAlign w:val="center"/>
+            <w:hideMark/>
+          </w:tcPr>
+          <w:p>
+            <w:pPr>
+              <w:pStyle w:val="Normal"/>
+              <w:spacing w:line="240" w:lineRule="auto"/>
+              <w:rPr>
+                <w:rFonts w:ascii="Calibri" w:hAnsi="Calibri" w:eastAsia="Times New Roman" w:cs="Calibri"/>
+                <w:b w:val="1"/>
+                <w:bCs w:val="1"/>
+                <w:sz w:val="20"/>
+                <w:szCs w:val="20"/>
+              </w:rPr>
+            </w:pPr>
+            <w:r>
+              <w:rPr>
+                <w:rFonts w:ascii="Calibri" w:hAnsi="Calibri" w:eastAsia="Times New Roman" w:cs="Calibri"/>
+                <w:b w:val="1"/>
+                <w:bCs w:val="1"/>
+                <w:sz w:val="20"/>
+                <w:szCs w:val="20"/>
+              </w:rPr>
+              <w:t>Normalized Mutual Information (NMI)</w:t>
+            </w:r>
+          </w:p>
+        </w:tc>
+        <w:tc>
+          <w:tcPr>
+            <w:tcW w:w="1815" w:type="dxa"/>
+            <w:tcMar/>
+            <w:vAlign w:val="center"/>
+            <w:hideMark/>
+          </w:tcPr>
+          <w:p>
+            <w:pPr>
+              <w:pStyle w:val="Normal"/>
+              <w:spacing w:line="240" w:lineRule="auto"/>
+              <w:rPr>
+                <w:rFonts w:ascii="Calibri" w:hAnsi="Calibri" w:eastAsia="Times New Roman" w:cs="Calibri"/>
+                <w:sz w:val="20"/>
+                <w:szCs w:val="20"/>
+              </w:rPr>
+            </w:pPr>
+            <w:r>
+              <w:rPr>
+                <w:rFonts w:ascii="Calibri" w:hAnsi="Calibri" w:eastAsia="Times New Roman" w:cs="Calibri"/>
+                <w:sz w:val="20"/>
+                <w:szCs w:val="20"/>
+              </w:rPr>
+              <w:t>Categorical. Measure of similarity between two data clusters</w:t>
+            </w:r>
+          </w:p>
+        </w:tc>
+        <w:tc>
+          <w:tcPr>
+            <w:tcW w:w="1423" w:type="dxa"/>
+            <w:tcMar/>
+            <w:vAlign w:val="center"/>
+            <w:hideMark/>
+          </w:tcPr>
+          <w:p>
+            <w:pPr>
+              <w:pStyle w:val="Normal"/>
+              <w:spacing w:line="240" w:lineRule="auto"/>
+              <w:ind w:left="720"/>
+              <w:rPr>
+                <w:rFonts w:ascii="Calibri" w:hAnsi="Calibri" w:eastAsia="Times New Roman" w:cs="Calibri"/>
+                <w:sz w:val="20"/>
+                <w:szCs w:val="20"/>
+              </w:rPr>
+            </w:pPr>
+          </w:p>
+        </w:tc>
+        <w:tc>
+          <w:tcPr>
+            <w:tcW w:w="1270" w:type="dxa"/>
+            <w:tcMar/>
+          </w:tcPr>
+          <w:p>
+            <w:pPr>
+              <w:pStyle w:val="Normal"/>
+              <w:spacing w:line="240" w:lineRule="auto"/>
+              <w:rPr>
+                <w:rFonts w:ascii="Calibri" w:hAnsi="Calibri" w:eastAsia="Times New Roman" w:cs="Calibri"/>
+                <w:sz w:val="20"/>
+                <w:szCs w:val="20"/>
+              </w:rPr>
+            </w:pPr>
+          </w:p>
+        </w:tc>
+        <w:tc>
+          <w:tcPr>
+            <w:tcW w:w="981" w:type="dxa"/>
+            <w:tcMar/>
+          </w:tcPr>
+          <w:p>
+            <w:pPr>
+              <w:pStyle w:val="Normal"/>
+              <w:spacing w:line="240" w:lineRule="auto"/>
+              <w:rPr>
+                <w:rFonts w:ascii="Calibri" w:hAnsi="Calibri" w:eastAsia="Times New Roman" w:cs="Calibri"/>
+                <w:sz w:val="20"/>
+                <w:szCs w:val="20"/>
+              </w:rPr>
+            </w:pPr>
+          </w:p>
+        </w:tc>
+        <w:tc>
+          <w:tcPr>
+            <w:tcW w:w="2186" w:type="dxa"/>
+            <w:tcMar/>
+          </w:tcPr>
+          <w:p>
+            <w:pPr>
+              <w:pStyle w:val="Normal"/>
+              <w:spacing w:line="240" w:lineRule="auto"/>
+              <w:rPr>
+                <w:rFonts w:ascii="Calibri" w:hAnsi="Calibri" w:eastAsia="Times New Roman" w:cs="Calibri"/>
+                <w:sz w:val="20"/>
+                <w:szCs w:val="20"/>
+              </w:rPr>
+            </w:pPr>
+          </w:p>
+        </w:tc>
+      </w:tr>
+      <w:tr>
+        <w:trPr>
+          <w:tblCellSpacing w:w="15" w:type="dxa"/>
+          <w:trHeight w:val="300"/>
+        </w:trPr>
+        <w:tc>
+          <w:tcPr>
+            <w:tcW w:w="1685" w:type="dxa"/>
+            <w:tcMar/>
+            <w:vAlign w:val="center"/>
+            <w:hideMark/>
+          </w:tcPr>
+          <w:p>
+            <w:pPr>
+              <w:pStyle w:val="Normal"/>
+              <w:spacing w:line="240" w:lineRule="auto"/>
+              <w:rPr>
+                <w:rFonts w:ascii="Calibri" w:hAnsi="Calibri" w:eastAsia="Times New Roman" w:cs="Calibri"/>
+                <w:b w:val="1"/>
+                <w:bCs w:val="1"/>
+                <w:sz w:val="20"/>
+                <w:szCs w:val="20"/>
+              </w:rPr>
+            </w:pPr>
+            <w:r>
+              <w:rPr>
+                <w:rFonts w:ascii="Calibri" w:hAnsi="Calibri" w:eastAsia="Times New Roman" w:cs="Calibri"/>
+                <w:b w:val="1"/>
+                <w:bCs w:val="1"/>
+                <w:sz w:val="20"/>
+                <w:szCs w:val="20"/>
+              </w:rPr>
+              <w:t>Adjusted Rand Index (ARI)</w:t>
+            </w:r>
+          </w:p>
+        </w:tc>
+        <w:tc>
+          <w:tcPr>
+            <w:tcW w:w="1815" w:type="dxa"/>
+            <w:tcMar/>
+            <w:vAlign w:val="center"/>
+            <w:hideMark/>
+          </w:tcPr>
+          <w:p>
+            <w:pPr>
+              <w:pStyle w:val="Normal"/>
+              <w:spacing w:line="240" w:lineRule="auto"/>
+              <w:rPr>
+                <w:rFonts w:ascii="Calibri" w:hAnsi="Calibri" w:eastAsia="Times New Roman" w:cs="Calibri"/>
+                <w:sz w:val="20"/>
+                <w:szCs w:val="20"/>
+              </w:rPr>
+            </w:pPr>
+            <w:r>
+              <w:rPr>
+                <w:rFonts w:ascii="Calibri" w:hAnsi="Calibri" w:eastAsia="Times New Roman" w:cs="Calibri"/>
+                <w:sz w:val="20"/>
+                <w:szCs w:val="20"/>
+              </w:rPr>
+              <w:t xml:space="preserve">Categorical. Quantify the similarity between two </w:t>
+            </w:r>
+            <w:r>
+              <w:rPr>
+                <w:rFonts w:ascii="Calibri" w:hAnsi="Calibri" w:eastAsia="Times New Roman" w:cs="Calibri"/>
+                <w:sz w:val="20"/>
+                <w:szCs w:val="20"/>
+              </w:rPr>
+              <w:t>clusterings</w:t>
+            </w:r>
+            <w:r>
+              <w:rPr>
+                <w:rFonts w:ascii="Calibri" w:hAnsi="Calibri" w:eastAsia="Times New Roman" w:cs="Calibri"/>
+                <w:sz w:val="20"/>
+                <w:szCs w:val="20"/>
+              </w:rPr>
+              <w:t xml:space="preserve"> of </w:t>
+            </w:r>
+            <w:r>
+              <w:rPr>
+                <w:rFonts w:ascii="Calibri" w:hAnsi="Calibri" w:eastAsia="Times New Roman" w:cs="Calibri"/>
+                <w:sz w:val="20"/>
+                <w:szCs w:val="20"/>
+              </w:rPr>
+              <w:t>the same</w:t>
+            </w:r>
+            <w:r>
+              <w:rPr>
+                <w:rFonts w:ascii="Calibri" w:hAnsi="Calibri" w:eastAsia="Times New Roman" w:cs="Calibri"/>
+                <w:sz w:val="20"/>
+                <w:szCs w:val="20"/>
+              </w:rPr>
+              <w:t xml:space="preserve"> data</w:t>
+            </w:r>
+          </w:p>
+        </w:tc>
+        <w:tc>
+          <w:tcPr>
+            <w:tcW w:w="1423" w:type="dxa"/>
+            <w:tcMar/>
+            <w:vAlign w:val="center"/>
+            <w:hideMark/>
+          </w:tcPr>
+          <w:p>
+            <w:pPr>
+              <w:pStyle w:val="Normal"/>
+              <w:spacing w:line="240" w:lineRule="auto"/>
+              <w:rPr>
+                <w:rFonts w:ascii="Calibri" w:hAnsi="Calibri" w:eastAsia="Times New Roman" w:cs="Calibri"/>
+                <w:sz w:val="20"/>
+                <w:szCs w:val="20"/>
+              </w:rPr>
+            </w:pPr>
+          </w:p>
+        </w:tc>
+        <w:tc>
+          <w:tcPr>
+            <w:tcW w:w="1270" w:type="dxa"/>
+            <w:tcMar/>
+          </w:tcPr>
+          <w:p>
+            <w:pPr>
+              <w:pStyle w:val="Normal"/>
+              <w:spacing w:line="240" w:lineRule="auto"/>
+              <w:rPr>
+                <w:rFonts w:ascii="Calibri" w:hAnsi="Calibri" w:eastAsia="Times New Roman" w:cs="Calibri"/>
+                <w:sz w:val="20"/>
+                <w:szCs w:val="20"/>
+              </w:rPr>
+            </w:pPr>
+          </w:p>
+        </w:tc>
+        <w:tc>
+          <w:tcPr>
+            <w:tcW w:w="981" w:type="dxa"/>
+            <w:tcMar/>
+          </w:tcPr>
+          <w:p>
+            <w:pPr>
+              <w:pStyle w:val="Normal"/>
+              <w:spacing w:line="240" w:lineRule="auto"/>
+              <w:rPr>
+                <w:rFonts w:ascii="Calibri" w:hAnsi="Calibri" w:eastAsia="Times New Roman" w:cs="Calibri"/>
+                <w:sz w:val="20"/>
+                <w:szCs w:val="20"/>
+              </w:rPr>
+            </w:pPr>
+          </w:p>
+        </w:tc>
+        <w:tc>
+          <w:tcPr>
+            <w:tcW w:w="2186" w:type="dxa"/>
+            <w:tcMar/>
+          </w:tcPr>
+          <w:p>
+            <w:pPr>
+              <w:pStyle w:val="Normal"/>
+              <w:spacing w:line="240" w:lineRule="auto"/>
+              <w:rPr>
+                <w:rFonts w:ascii="Calibri" w:hAnsi="Calibri" w:eastAsia="Times New Roman" w:cs="Calibri"/>
+                <w:sz w:val="20"/>
+                <w:szCs w:val="20"/>
               </w:rPr>
             </w:pPr>
           </w:p>
@@ -2993,13 +3767,65 @@
       </w:pPr>
     </w:p>
     <w:sectPr>
-      <w:pgSz w:w="12240" w:h="15840"/>
+      <w:pgSz w:w="12240" w:h="15840" w:orient="portrait"/>
       <w:pgMar w:top="1440" w:right="1440" w:bottom="1440" w:left="1440" w:header="708" w:footer="708" w:gutter="0"/>
       <w:cols w:space="708"/>
       <w:docGrid w:linePitch="360"/>
     </w:sectPr>
   </w:body>
 </w:document>
+</file>
+
+<file path=word/comments.xml><?xml version="1.0" encoding="utf-8"?>
+<w:comments xmlns:wpc="http://schemas.microsoft.com/office/word/2010/wordprocessingCanvas" xmlns:cx="http://schemas.microsoft.com/office/drawing/2014/chartex" xmlns:cx1="http://schemas.microsoft.com/office/drawing/2015/9/8/chartex" xmlns:cx2="http://schemas.microsoft.com/office/drawing/2015/10/21/chartex" xmlns:cx3="http://schemas.microsoft.com/office/drawing/2016/5/9/chartex" xmlns:cx4="http://schemas.microsoft.com/office/drawing/2016/5/10/chartex" xmlns:cx5="http://schemas.microsoft.com/office/drawing/2016/5/11/chartex" xmlns:cx6="http://schemas.microsoft.com/office/drawing/2016/5/12/chartex" xmlns:cx7="http://schemas.microsoft.com/office/drawing/2016/5/13/chartex" xmlns:cx8="http://schemas.microsoft.com/office/drawing/2016/5/14/chartex" xmlns:mc="http://schemas.openxmlformats.org/markup-compatibility/2006" xmlns:aink="http://schemas.microsoft.com/office/drawing/2016/ink" xmlns:am3d="http://schemas.microsoft.com/office/drawing/2017/model3d" xmlns:o="urn:schemas-microsoft-com:office:office" xmlns:oel="http://schemas.microsoft.com/office/2019/extlst" xmlns:r="http://schemas.openxmlformats.org/officeDocument/2006/relationships" xmlns:m="http://schemas.openxmlformats.org/officeDocument/2006/math" xmlns:v="urn:schemas-microsoft-com:vml" xmlns:wp14="http://schemas.microsoft.com/office/word/2010/wordprocessingDrawing" xmlns:wp="http://schemas.openxmlformats.org/drawingml/2006/wordprocessingDrawing" xmlns:w10="urn:schemas-microsoft-com:office:word" xmlns:w="http://schemas.openxmlformats.org/wordprocessingml/2006/main" xmlns:w14="http://schemas.microsoft.com/office/word/2010/wordml" xmlns:w15="http://schemas.microsoft.com/office/word/2012/wordml" xmlns:w16cex="http://schemas.microsoft.com/office/word/2018/wordml/cex" xmlns:w16cid="http://schemas.microsoft.com/office/word/2016/wordml/cid" xmlns:w16="http://schemas.microsoft.com/office/word/2018/wordml" xmlns:w16du="http://schemas.microsoft.com/office/word/2023/wordml/word16du" xmlns:w16sdtdh="http://schemas.microsoft.com/office/word/2020/wordml/sdtdatahash" xmlns:w16sdtfl="http://schemas.microsoft.com/office/word/2024/wordml/sdtformatlock" xmlns:w16se="http://schemas.microsoft.com/office/word/2015/wordml/symex" xmlns:wpg="http://schemas.microsoft.com/office/word/2010/wordprocessingGroup" xmlns:wpi="http://schemas.microsoft.com/office/word/2010/wordprocessingInk" xmlns:wne="http://schemas.microsoft.com/office/word/2006/wordml" xmlns:wps="http://schemas.microsoft.com/office/word/2010/wordprocessingShape" mc:Ignorable="w14 w15 w16se w16cid w16 w16cex w16sdtdh w16sdtfl w16du wp14">
+  <w:comment w:initials="AL" w:author="Avery, Lisa" w:date="2026-03-04T08:17:00Z" w:id="0">
+    <w:p>
+      <w:r>
+        <w:rPr>
+          <w:rStyle w:val="CommentReference"/>
+        </w:rPr>
+        <w:annotationRef/>
+      </w:r>
+      <w:r>
+        <w:rPr>
+          <w:sz w:val="20"/>
+          <w:szCs w:val="20"/>
+        </w:rPr>
+        <w:t xml:space="preserve">Do we want to be able to compare multiple models? </w:t>
+      </w:r>
+    </w:p>
+  </w:comment>
+</w:comments>
+</file>
+
+<file path=word/commentsExtended.xml><?xml version="1.0" encoding="utf-8"?>
+<w15:commentsEx xmlns:mc="http://schemas.openxmlformats.org/markup-compatibility/2006" xmlns:w15="http://schemas.microsoft.com/office/word/2012/wordml" mc:Ignorable="w15">
+  <w15:commentEx w15:done="0" w15:paraId="6B59FCED"/>
+</w15:commentsEx>
+</file>
+
+<file path=word/commentsExtensible.xml><?xml version="1.0" encoding="utf-8"?>
+<w16cex:commentsExtensible xmlns:w16="http://schemas.microsoft.com/office/word/2018/wordml" xmlns:w16cex="http://schemas.microsoft.com/office/word/2018/wordml/cex" xmlns:mc="http://schemas.openxmlformats.org/markup-compatibility/2006" mc:Ignorable="w16 w16cex">
+  <w16cex:commentExtensible w16cex:durableId="1A599025" w16cex:dateUtc="2026-03-04T13:17:00Z">
+    <w16cex:extLst>
+      <w16:ext w16:uri="{CE6994B0-6A32-4C9F-8C6B-6E91EDA988CE}">
+        <cr:reactions xmlns:cr="http://schemas.microsoft.com/office/comments/2020/reactions">
+          <cr:reaction reactionType="1">
+            <cr:reactionInfo dateUtc="2026-03-04T14:19:27.052Z">
+              <cr:user userId="S::anna.santiago@uhn.ca::7ac54e56-9699-4b62-86b4-ffa6744dbdaf" userProvider="AD" userName="Santiago, Anna"/>
+            </cr:reactionInfo>
+          </cr:reaction>
+        </cr:reactions>
+      </w16:ext>
+    </w16cex:extLst>
+  </w16cex:commentExtensible>
+</w16cex:commentsExtensible>
+</file>
+
+<file path=word/commentsIds.xml><?xml version="1.0" encoding="utf-8"?>
+<w16cid:commentsIds xmlns:mc="http://schemas.openxmlformats.org/markup-compatibility/2006" xmlns:w16cid="http://schemas.microsoft.com/office/word/2016/wordml/cid" mc:Ignorable="w16cid">
+  <w16cid:commentId w16cid:paraId="6B59FCED" w16cid:durableId="1A599025"/>
+</w16cid:commentsIds>
 </file>
 
 <file path=word/endnotes.xml><?xml version="1.0" encoding="utf-8"?>
@@ -3067,7 +3893,7 @@
         <w:ind w:left="720" w:hanging="360"/>
       </w:pPr>
       <w:rPr>
-        <w:rFonts w:ascii="Aptos" w:eastAsiaTheme="minorHAnsi" w:hAnsi="Aptos" w:cstheme="minorBidi" w:hint="default"/>
+        <w:rFonts w:hint="default" w:ascii="Aptos" w:hAnsi="Aptos" w:eastAsiaTheme="minorHAnsi" w:cstheme="minorBidi"/>
       </w:rPr>
     </w:lvl>
     <w:lvl w:ilvl="1" w:tplc="04090003" w:tentative="1">
@@ -3079,7 +3905,7 @@
         <w:ind w:left="1440" w:hanging="360"/>
       </w:pPr>
       <w:rPr>
-        <w:rFonts w:ascii="Courier New" w:hAnsi="Courier New" w:cs="Courier New" w:hint="default"/>
+        <w:rFonts w:hint="default" w:ascii="Courier New" w:hAnsi="Courier New" w:cs="Courier New"/>
       </w:rPr>
     </w:lvl>
     <w:lvl w:ilvl="2" w:tplc="04090005" w:tentative="1">
@@ -3091,7 +3917,7 @@
         <w:ind w:left="2160" w:hanging="360"/>
       </w:pPr>
       <w:rPr>
-        <w:rFonts w:ascii="Wingdings" w:hAnsi="Wingdings" w:hint="default"/>
+        <w:rFonts w:hint="default" w:ascii="Wingdings" w:hAnsi="Wingdings"/>
       </w:rPr>
     </w:lvl>
     <w:lvl w:ilvl="3" w:tplc="04090001" w:tentative="1">
@@ -3103,7 +3929,7 @@
         <w:ind w:left="2880" w:hanging="360"/>
       </w:pPr>
       <w:rPr>
-        <w:rFonts w:ascii="Symbol" w:hAnsi="Symbol" w:hint="default"/>
+        <w:rFonts w:hint="default" w:ascii="Symbol" w:hAnsi="Symbol"/>
       </w:rPr>
     </w:lvl>
     <w:lvl w:ilvl="4" w:tplc="04090003" w:tentative="1">
@@ -3115,7 +3941,7 @@
         <w:ind w:left="3600" w:hanging="360"/>
       </w:pPr>
       <w:rPr>
-        <w:rFonts w:ascii="Courier New" w:hAnsi="Courier New" w:cs="Courier New" w:hint="default"/>
+        <w:rFonts w:hint="default" w:ascii="Courier New" w:hAnsi="Courier New" w:cs="Courier New"/>
       </w:rPr>
     </w:lvl>
     <w:lvl w:ilvl="5" w:tplc="04090005" w:tentative="1">
@@ -3127,7 +3953,7 @@
         <w:ind w:left="4320" w:hanging="360"/>
       </w:pPr>
       <w:rPr>
-        <w:rFonts w:ascii="Wingdings" w:hAnsi="Wingdings" w:hint="default"/>
+        <w:rFonts w:hint="default" w:ascii="Wingdings" w:hAnsi="Wingdings"/>
       </w:rPr>
     </w:lvl>
     <w:lvl w:ilvl="6" w:tplc="04090001" w:tentative="1">
@@ -3139,7 +3965,7 @@
         <w:ind w:left="5040" w:hanging="360"/>
       </w:pPr>
       <w:rPr>
-        <w:rFonts w:ascii="Symbol" w:hAnsi="Symbol" w:hint="default"/>
+        <w:rFonts w:hint="default" w:ascii="Symbol" w:hAnsi="Symbol"/>
       </w:rPr>
     </w:lvl>
     <w:lvl w:ilvl="7" w:tplc="04090003" w:tentative="1">
@@ -3151,7 +3977,7 @@
         <w:ind w:left="5760" w:hanging="360"/>
       </w:pPr>
       <w:rPr>
-        <w:rFonts w:ascii="Courier New" w:hAnsi="Courier New" w:cs="Courier New" w:hint="default"/>
+        <w:rFonts w:hint="default" w:ascii="Courier New" w:hAnsi="Courier New" w:cs="Courier New"/>
       </w:rPr>
     </w:lvl>
     <w:lvl w:ilvl="8" w:tplc="04090005" w:tentative="1">
@@ -3163,7 +3989,7 @@
         <w:ind w:left="6480" w:hanging="360"/>
       </w:pPr>
       <w:rPr>
-        <w:rFonts w:ascii="Wingdings" w:hAnsi="Wingdings" w:hint="default"/>
+        <w:rFonts w:hint="default" w:ascii="Wingdings" w:hAnsi="Wingdings"/>
       </w:rPr>
     </w:lvl>
   </w:abstractNum>
@@ -3173,12 +3999,20 @@
 </w:numbering>
 </file>
 
+<file path=word/people.xml><?xml version="1.0" encoding="utf-8"?>
+<w15:people xmlns:wpc="http://schemas.microsoft.com/office/word/2010/wordprocessingCanvas" xmlns:cx="http://schemas.microsoft.com/office/drawing/2014/chartex" xmlns:cx1="http://schemas.microsoft.com/office/drawing/2015/9/8/chartex" xmlns:cx2="http://schemas.microsoft.com/office/drawing/2015/10/21/chartex" xmlns:cx3="http://schemas.microsoft.com/office/drawing/2016/5/9/chartex" xmlns:cx4="http://schemas.microsoft.com/office/drawing/2016/5/10/chartex" xmlns:cx5="http://schemas.microsoft.com/office/drawing/2016/5/11/chartex" xmlns:cx6="http://schemas.microsoft.com/office/drawing/2016/5/12/chartex" xmlns:cx7="http://schemas.microsoft.com/office/drawing/2016/5/13/chartex" xmlns:cx8="http://schemas.microsoft.com/office/drawing/2016/5/14/chartex" xmlns:mc="http://schemas.openxmlformats.org/markup-compatibility/2006" xmlns:aink="http://schemas.microsoft.com/office/drawing/2016/ink" xmlns:am3d="http://schemas.microsoft.com/office/drawing/2017/model3d" xmlns:o="urn:schemas-microsoft-com:office:office" xmlns:oel="http://schemas.microsoft.com/office/2019/extlst" xmlns:r="http://schemas.openxmlformats.org/officeDocument/2006/relationships" xmlns:m="http://schemas.openxmlformats.org/officeDocument/2006/math" xmlns:v="urn:schemas-microsoft-com:vml" xmlns:wp14="http://schemas.microsoft.com/office/word/2010/wordprocessingDrawing" xmlns:wp="http://schemas.openxmlformats.org/drawingml/2006/wordprocessingDrawing" xmlns:w10="urn:schemas-microsoft-com:office:word" xmlns:w="http://schemas.openxmlformats.org/wordprocessingml/2006/main" xmlns:w14="http://schemas.microsoft.com/office/word/2010/wordml" xmlns:w15="http://schemas.microsoft.com/office/word/2012/wordml" xmlns:w16cex="http://schemas.microsoft.com/office/word/2018/wordml/cex" xmlns:w16cid="http://schemas.microsoft.com/office/word/2016/wordml/cid" xmlns:w16="http://schemas.microsoft.com/office/word/2018/wordml" xmlns:w16du="http://schemas.microsoft.com/office/word/2023/wordml/word16du" xmlns:w16sdtdh="http://schemas.microsoft.com/office/word/2020/wordml/sdtdatahash" xmlns:w16sdtfl="http://schemas.microsoft.com/office/word/2024/wordml/sdtformatlock" xmlns:w16se="http://schemas.microsoft.com/office/word/2015/wordml/symex" xmlns:wpg="http://schemas.microsoft.com/office/word/2010/wordprocessingGroup" xmlns:wpi="http://schemas.microsoft.com/office/word/2010/wordprocessingInk" xmlns:wne="http://schemas.microsoft.com/office/word/2006/wordml" xmlns:wps="http://schemas.microsoft.com/office/word/2010/wordprocessingShape" mc:Ignorable="w14 w15 w16se w16cid w16 w16cex w16sdtdh w16sdtfl w16du wp14">
+  <w15:person w15:author="Avery, Lisa">
+    <w15:presenceInfo w15:providerId="AD" w15:userId="S::Lisa.Avery@uhn.ca::63e02cad-c3a9-4536-864c-26cc29c58b84"/>
+  </w15:person>
+</w15:people>
+</file>
+
 <file path=word/styles.xml><?xml version="1.0" encoding="utf-8"?>
 <w:styles xmlns:mc="http://schemas.openxmlformats.org/markup-compatibility/2006" xmlns:r="http://schemas.openxmlformats.org/officeDocument/2006/relationships" xmlns:w="http://schemas.openxmlformats.org/wordprocessingml/2006/main" xmlns:w14="http://schemas.microsoft.com/office/word/2010/wordml" xmlns:w15="http://schemas.microsoft.com/office/word/2012/wordml" xmlns:w16cex="http://schemas.microsoft.com/office/word/2018/wordml/cex" xmlns:w16cid="http://schemas.microsoft.com/office/word/2016/wordml/cid" xmlns:w16="http://schemas.microsoft.com/office/word/2018/wordml" xmlns:w16du="http://schemas.microsoft.com/office/word/2023/wordml/word16du" xmlns:w16sdtdh="http://schemas.microsoft.com/office/word/2020/wordml/sdtdatahash" xmlns:w16sdtfl="http://schemas.microsoft.com/office/word/2024/wordml/sdtformatlock" xmlns:w16se="http://schemas.microsoft.com/office/word/2015/wordml/symex" mc:Ignorable="w14 w15 w16se w16cid w16 w16cex w16sdtdh w16sdtfl w16du">
   <w:docDefaults>
     <w:rPrDefault>
       <w:rPr>
-        <w:rFonts w:asciiTheme="minorHAnsi" w:eastAsiaTheme="minorHAnsi" w:hAnsiTheme="minorHAnsi" w:cstheme="minorBidi"/>
+        <w:rFonts w:asciiTheme="minorHAnsi" w:hAnsiTheme="minorHAnsi" w:eastAsiaTheme="minorHAnsi" w:cstheme="minorBidi"/>
         <w:kern w:val="2"/>
         <w:sz w:val="24"/>
         <w:szCs w:val="24"/>
@@ -3195,14 +4029,14 @@
   <w:latentStyles w:defLockedState="0" w:defUIPriority="99" w:defSemiHidden="0" w:defUnhideWhenUsed="0" w:defQFormat="0" w:count="376">
     <w:lsdException w:name="Normal" w:uiPriority="0" w:qFormat="1"/>
     <w:lsdException w:name="heading 1" w:uiPriority="9" w:qFormat="1"/>
-    <w:lsdException w:name="heading 2" w:semiHidden="1" w:uiPriority="9" w:unhideWhenUsed="1" w:qFormat="1"/>
-    <w:lsdException w:name="heading 3" w:semiHidden="1" w:uiPriority="9" w:unhideWhenUsed="1" w:qFormat="1"/>
-    <w:lsdException w:name="heading 4" w:semiHidden="1" w:uiPriority="9" w:unhideWhenUsed="1" w:qFormat="1"/>
-    <w:lsdException w:name="heading 5" w:semiHidden="1" w:uiPriority="9" w:unhideWhenUsed="1" w:qFormat="1"/>
-    <w:lsdException w:name="heading 6" w:semiHidden="1" w:uiPriority="9" w:unhideWhenUsed="1" w:qFormat="1"/>
-    <w:lsdException w:name="heading 7" w:semiHidden="1" w:uiPriority="9" w:unhideWhenUsed="1" w:qFormat="1"/>
-    <w:lsdException w:name="heading 8" w:semiHidden="1" w:uiPriority="9" w:unhideWhenUsed="1" w:qFormat="1"/>
-    <w:lsdException w:name="heading 9" w:semiHidden="1" w:uiPriority="9" w:unhideWhenUsed="1" w:qFormat="1"/>
+    <w:lsdException w:name="heading 2" w:uiPriority="9" w:semiHidden="1" w:unhideWhenUsed="1" w:qFormat="1"/>
+    <w:lsdException w:name="heading 3" w:uiPriority="9" w:semiHidden="1" w:unhideWhenUsed="1" w:qFormat="1"/>
+    <w:lsdException w:name="heading 4" w:uiPriority="9" w:semiHidden="1" w:unhideWhenUsed="1" w:qFormat="1"/>
+    <w:lsdException w:name="heading 5" w:uiPriority="9" w:semiHidden="1" w:unhideWhenUsed="1" w:qFormat="1"/>
+    <w:lsdException w:name="heading 6" w:uiPriority="9" w:semiHidden="1" w:unhideWhenUsed="1" w:qFormat="1"/>
+    <w:lsdException w:name="heading 7" w:uiPriority="9" w:semiHidden="1" w:unhideWhenUsed="1" w:qFormat="1"/>
+    <w:lsdException w:name="heading 8" w:uiPriority="9" w:semiHidden="1" w:unhideWhenUsed="1" w:qFormat="1"/>
+    <w:lsdException w:name="heading 9" w:uiPriority="9" w:semiHidden="1" w:unhideWhenUsed="1" w:qFormat="1"/>
     <w:lsdException w:name="index 1" w:semiHidden="1" w:unhideWhenUsed="1"/>
     <w:lsdException w:name="index 2" w:semiHidden="1" w:unhideWhenUsed="1"/>
     <w:lsdException w:name="index 3" w:semiHidden="1" w:unhideWhenUsed="1"/>
@@ -3212,22 +4046,22 @@
     <w:lsdException w:name="index 7" w:semiHidden="1" w:unhideWhenUsed="1"/>
     <w:lsdException w:name="index 8" w:semiHidden="1" w:unhideWhenUsed="1"/>
     <w:lsdException w:name="index 9" w:semiHidden="1" w:unhideWhenUsed="1"/>
-    <w:lsdException w:name="toc 1" w:semiHidden="1" w:uiPriority="39" w:unhideWhenUsed="1"/>
-    <w:lsdException w:name="toc 2" w:semiHidden="1" w:uiPriority="39" w:unhideWhenUsed="1"/>
-    <w:lsdException w:name="toc 3" w:semiHidden="1" w:uiPriority="39" w:unhideWhenUsed="1"/>
-    <w:lsdException w:name="toc 4" w:semiHidden="1" w:uiPriority="39" w:unhideWhenUsed="1"/>
-    <w:lsdException w:name="toc 5" w:semiHidden="1" w:uiPriority="39" w:unhideWhenUsed="1"/>
-    <w:lsdException w:name="toc 6" w:semiHidden="1" w:uiPriority="39" w:unhideWhenUsed="1"/>
-    <w:lsdException w:name="toc 7" w:semiHidden="1" w:uiPriority="39" w:unhideWhenUsed="1"/>
-    <w:lsdException w:name="toc 8" w:semiHidden="1" w:uiPriority="39" w:unhideWhenUsed="1"/>
-    <w:lsdException w:name="toc 9" w:semiHidden="1" w:uiPriority="39" w:unhideWhenUsed="1"/>
+    <w:lsdException w:name="toc 1" w:uiPriority="39" w:semiHidden="1" w:unhideWhenUsed="1"/>
+    <w:lsdException w:name="toc 2" w:uiPriority="39" w:semiHidden="1" w:unhideWhenUsed="1"/>
+    <w:lsdException w:name="toc 3" w:uiPriority="39" w:semiHidden="1" w:unhideWhenUsed="1"/>
+    <w:lsdException w:name="toc 4" w:uiPriority="39" w:semiHidden="1" w:unhideWhenUsed="1"/>
+    <w:lsdException w:name="toc 5" w:uiPriority="39" w:semiHidden="1" w:unhideWhenUsed="1"/>
+    <w:lsdException w:name="toc 6" w:uiPriority="39" w:semiHidden="1" w:unhideWhenUsed="1"/>
+    <w:lsdException w:name="toc 7" w:uiPriority="39" w:semiHidden="1" w:unhideWhenUsed="1"/>
+    <w:lsdException w:name="toc 8" w:uiPriority="39" w:semiHidden="1" w:unhideWhenUsed="1"/>
+    <w:lsdException w:name="toc 9" w:uiPriority="39" w:semiHidden="1" w:unhideWhenUsed="1"/>
     <w:lsdException w:name="Normal Indent" w:semiHidden="1" w:unhideWhenUsed="1"/>
     <w:lsdException w:name="footnote text" w:semiHidden="1" w:unhideWhenUsed="1"/>
     <w:lsdException w:name="annotation text" w:semiHidden="1" w:unhideWhenUsed="1"/>
     <w:lsdException w:name="header" w:semiHidden="1" w:unhideWhenUsed="1"/>
     <w:lsdException w:name="footer" w:semiHidden="1" w:unhideWhenUsed="1"/>
     <w:lsdException w:name="index heading" w:semiHidden="1" w:unhideWhenUsed="1"/>
-    <w:lsdException w:name="caption" w:semiHidden="1" w:uiPriority="35" w:unhideWhenUsed="1" w:qFormat="1"/>
+    <w:lsdException w:name="caption" w:uiPriority="35" w:semiHidden="1" w:unhideWhenUsed="1" w:qFormat="1"/>
     <w:lsdException w:name="table of figures" w:semiHidden="1" w:unhideWhenUsed="1"/>
     <w:lsdException w:name="envelope address" w:semiHidden="1" w:unhideWhenUsed="1"/>
     <w:lsdException w:name="envelope return" w:semiHidden="1" w:unhideWhenUsed="1"/>
@@ -3258,8 +4092,8 @@
     <w:lsdException w:name="Title" w:uiPriority="10" w:qFormat="1"/>
     <w:lsdException w:name="Closing" w:semiHidden="1" w:unhideWhenUsed="1"/>
     <w:lsdException w:name="Signature" w:semiHidden="1" w:unhideWhenUsed="1"/>
-    <w:lsdException w:name="Default Paragraph Font" w:semiHidden="1" w:uiPriority="1" w:unhideWhenUsed="1"/>
-    <w:lsdException w:name="Body Text" w:semiHidden="1" w:uiPriority="0" w:unhideWhenUsed="1" w:qFormat="1"/>
+    <w:lsdException w:name="Default Paragraph Font" w:uiPriority="1" w:semiHidden="1" w:unhideWhenUsed="1"/>
+    <w:lsdException w:name="Body Text" w:uiPriority="0" w:semiHidden="1" w:unhideWhenUsed="1" w:qFormat="1"/>
     <w:lsdException w:name="Body Text Indent" w:semiHidden="1" w:unhideWhenUsed="1"/>
     <w:lsdException w:name="List Continue" w:semiHidden="1" w:unhideWhenUsed="1"/>
     <w:lsdException w:name="List Continue 2" w:semiHidden="1" w:unhideWhenUsed="1"/>
@@ -3458,8 +4292,8 @@
     <w:lsdException w:name="Subtle Reference" w:uiPriority="31" w:qFormat="1"/>
     <w:lsdException w:name="Intense Reference" w:uiPriority="32" w:qFormat="1"/>
     <w:lsdException w:name="Book Title" w:uiPriority="33" w:qFormat="1"/>
-    <w:lsdException w:name="Bibliography" w:semiHidden="1" w:uiPriority="37" w:unhideWhenUsed="1"/>
-    <w:lsdException w:name="TOC Heading" w:semiHidden="1" w:uiPriority="39" w:unhideWhenUsed="1" w:qFormat="1"/>
+    <w:lsdException w:name="Bibliography" w:uiPriority="37" w:semiHidden="1" w:unhideWhenUsed="1"/>
+    <w:lsdException w:name="TOC Heading" w:uiPriority="39" w:semiHidden="1" w:unhideWhenUsed="1" w:qFormat="1"/>
     <w:lsdException w:name="Plain Table 1" w:uiPriority="41"/>
     <w:lsdException w:name="Plain Table 2" w:uiPriority="42"/>
     <w:lsdException w:name="Plain Table 3" w:uiPriority="43"/>
@@ -3570,7 +4404,7 @@
     <w:lsdException w:name="Unresolved Mention" w:semiHidden="1" w:unhideWhenUsed="1"/>
     <w:lsdException w:name="Smart Link" w:semiHidden="1" w:unhideWhenUsed="1"/>
   </w:latentStyles>
-  <w:style w:type="paragraph" w:default="1" w:styleId="Normal">
+  <w:style w:type="paragraph" w:styleId="Normal" w:default="1">
     <w:name w:val="Normal"/>
     <w:qFormat/>
   </w:style>
@@ -3589,7 +4423,7 @@
       <w:outlineLvl w:val="0"/>
     </w:pPr>
     <w:rPr>
-      <w:rFonts w:asciiTheme="majorHAnsi" w:eastAsiaTheme="majorEastAsia" w:hAnsiTheme="majorHAnsi" w:cstheme="majorBidi"/>
+      <w:rFonts w:asciiTheme="majorHAnsi" w:hAnsiTheme="majorHAnsi" w:eastAsiaTheme="majorEastAsia" w:cstheme="majorBidi"/>
       <w:color w:val="0F4761" w:themeColor="accent1" w:themeShade="BF"/>
       <w:sz w:val="40"/>
       <w:szCs w:val="40"/>
@@ -3612,7 +4446,7 @@
       <w:outlineLvl w:val="1"/>
     </w:pPr>
     <w:rPr>
-      <w:rFonts w:asciiTheme="majorHAnsi" w:eastAsiaTheme="majorEastAsia" w:hAnsiTheme="majorHAnsi" w:cstheme="majorBidi"/>
+      <w:rFonts w:asciiTheme="majorHAnsi" w:hAnsiTheme="majorHAnsi" w:eastAsiaTheme="majorEastAsia" w:cstheme="majorBidi"/>
       <w:color w:val="0F4761" w:themeColor="accent1" w:themeShade="BF"/>
       <w:sz w:val="32"/>
       <w:szCs w:val="32"/>
@@ -3658,7 +4492,7 @@
       <w:outlineLvl w:val="3"/>
     </w:pPr>
     <w:rPr>
-      <w:rFonts w:asciiTheme="majorHAnsi" w:eastAsiaTheme="majorEastAsia" w:hAnsiTheme="majorHAnsi" w:cstheme="majorBidi"/>
+      <w:rFonts w:asciiTheme="majorHAnsi" w:hAnsiTheme="majorHAnsi" w:eastAsiaTheme="majorEastAsia" w:cstheme="majorBidi"/>
       <w:bCs/>
       <w:i/>
       <w:color w:val="000000" w:themeColor="text1"/>
@@ -3778,13 +4612,13 @@
       <w:color w:val="272727" w:themeColor="text1" w:themeTint="D8"/>
     </w:rPr>
   </w:style>
-  <w:style w:type="character" w:default="1" w:styleId="DefaultParagraphFont">
+  <w:style w:type="character" w:styleId="DefaultParagraphFont" w:default="1">
     <w:name w:val="Default Paragraph Font"/>
     <w:uiPriority w:val="1"/>
     <w:semiHidden/>
     <w:unhideWhenUsed/>
   </w:style>
-  <w:style w:type="table" w:default="1" w:styleId="TableNormal">
+  <w:style w:type="table" w:styleId="TableNormal" w:default="1">
     <w:name w:val="Normal Table"/>
     <w:uiPriority w:val="99"/>
     <w:semiHidden/>
@@ -3799,7 +4633,7 @@
       </w:tblCellMar>
     </w:tblPr>
   </w:style>
-  <w:style w:type="numbering" w:default="1" w:styleId="NoList">
+  <w:style w:type="numbering" w:styleId="NoList" w:default="1">
     <w:name w:val="No List"/>
     <w:uiPriority w:val="99"/>
     <w:semiHidden/>
@@ -3819,7 +4653,7 @@
       <w:sz w:val="22"/>
     </w:rPr>
   </w:style>
-  <w:style w:type="character" w:customStyle="1" w:styleId="BodyTextChar">
+  <w:style w:type="character" w:styleId="BodyTextChar" w:customStyle="1">
     <w:name w:val="Body Text Char"/>
     <w:basedOn w:val="DefaultParagraphFont"/>
     <w:link w:val="BodyText"/>
@@ -3828,7 +4662,7 @@
       <w:sz w:val="22"/>
     </w:rPr>
   </w:style>
-  <w:style w:type="paragraph" w:customStyle="1" w:styleId="FirstParagraph">
+  <w:style w:type="paragraph" w:styleId="FirstParagraph" w:customStyle="1">
     <w:name w:val="First Paragraph"/>
     <w:basedOn w:val="BodyText"/>
     <w:next w:val="BodyText"/>
@@ -3848,14 +4682,14 @@
       <w14:ligatures w14:val="none"/>
     </w:rPr>
   </w:style>
-  <w:style w:type="character" w:customStyle="1" w:styleId="Heading4Char">
+  <w:style w:type="character" w:styleId="Heading4Char" w:customStyle="1">
     <w:name w:val="Heading 4 Char"/>
     <w:basedOn w:val="DefaultParagraphFont"/>
     <w:link w:val="Heading4"/>
     <w:uiPriority w:val="9"/>
     <w:rsid w:val="00791A28"/>
     <w:rPr>
-      <w:rFonts w:asciiTheme="majorHAnsi" w:eastAsiaTheme="majorEastAsia" w:hAnsiTheme="majorHAnsi" w:cstheme="majorBidi"/>
+      <w:rFonts w:asciiTheme="majorHAnsi" w:hAnsiTheme="majorHAnsi" w:eastAsiaTheme="majorEastAsia" w:cstheme="majorBidi"/>
       <w:bCs/>
       <w:i/>
       <w:color w:val="000000" w:themeColor="text1"/>
@@ -3866,20 +4700,20 @@
       <w14:ligatures w14:val="none"/>
     </w:rPr>
   </w:style>
-  <w:style w:type="character" w:customStyle="1" w:styleId="Heading1Char">
+  <w:style w:type="character" w:styleId="Heading1Char" w:customStyle="1">
     <w:name w:val="Heading 1 Char"/>
     <w:basedOn w:val="DefaultParagraphFont"/>
     <w:link w:val="Heading1"/>
     <w:uiPriority w:val="9"/>
     <w:rsid w:val="00452BA8"/>
     <w:rPr>
-      <w:rFonts w:asciiTheme="majorHAnsi" w:eastAsiaTheme="majorEastAsia" w:hAnsiTheme="majorHAnsi" w:cstheme="majorBidi"/>
+      <w:rFonts w:asciiTheme="majorHAnsi" w:hAnsiTheme="majorHAnsi" w:eastAsiaTheme="majorEastAsia" w:cstheme="majorBidi"/>
       <w:color w:val="0F4761" w:themeColor="accent1" w:themeShade="BF"/>
       <w:sz w:val="40"/>
       <w:szCs w:val="40"/>
     </w:rPr>
   </w:style>
-  <w:style w:type="character" w:customStyle="1" w:styleId="Heading2Char">
+  <w:style w:type="character" w:styleId="Heading2Char" w:customStyle="1">
     <w:name w:val="Heading 2 Char"/>
     <w:basedOn w:val="DefaultParagraphFont"/>
     <w:link w:val="Heading2"/>
@@ -3887,13 +4721,13 @@
     <w:semiHidden/>
     <w:rsid w:val="00452BA8"/>
     <w:rPr>
-      <w:rFonts w:asciiTheme="majorHAnsi" w:eastAsiaTheme="majorEastAsia" w:hAnsiTheme="majorHAnsi" w:cstheme="majorBidi"/>
+      <w:rFonts w:asciiTheme="majorHAnsi" w:hAnsiTheme="majorHAnsi" w:eastAsiaTheme="majorEastAsia" w:cstheme="majorBidi"/>
       <w:color w:val="0F4761" w:themeColor="accent1" w:themeShade="BF"/>
       <w:sz w:val="32"/>
       <w:szCs w:val="32"/>
     </w:rPr>
   </w:style>
-  <w:style w:type="character" w:customStyle="1" w:styleId="Heading3Char">
+  <w:style w:type="character" w:styleId="Heading3Char" w:customStyle="1">
     <w:name w:val="Heading 3 Char"/>
     <w:basedOn w:val="DefaultParagraphFont"/>
     <w:link w:val="Heading3"/>
@@ -3907,7 +4741,7 @@
       <w:szCs w:val="28"/>
     </w:rPr>
   </w:style>
-  <w:style w:type="character" w:customStyle="1" w:styleId="Heading5Char">
+  <w:style w:type="character" w:styleId="Heading5Char" w:customStyle="1">
     <w:name w:val="Heading 5 Char"/>
     <w:basedOn w:val="DefaultParagraphFont"/>
     <w:link w:val="Heading5"/>
@@ -3919,7 +4753,7 @@
       <w:color w:val="0F4761" w:themeColor="accent1" w:themeShade="BF"/>
     </w:rPr>
   </w:style>
-  <w:style w:type="character" w:customStyle="1" w:styleId="Heading6Char">
+  <w:style w:type="character" w:styleId="Heading6Char" w:customStyle="1">
     <w:name w:val="Heading 6 Char"/>
     <w:basedOn w:val="DefaultParagraphFont"/>
     <w:link w:val="Heading6"/>
@@ -3933,7 +4767,7 @@
       <w:color w:val="595959" w:themeColor="text1" w:themeTint="A6"/>
     </w:rPr>
   </w:style>
-  <w:style w:type="character" w:customStyle="1" w:styleId="Heading7Char">
+  <w:style w:type="character" w:styleId="Heading7Char" w:customStyle="1">
     <w:name w:val="Heading 7 Char"/>
     <w:basedOn w:val="DefaultParagraphFont"/>
     <w:link w:val="Heading7"/>
@@ -3945,7 +4779,7 @@
       <w:color w:val="595959" w:themeColor="text1" w:themeTint="A6"/>
     </w:rPr>
   </w:style>
-  <w:style w:type="character" w:customStyle="1" w:styleId="Heading8Char">
+  <w:style w:type="character" w:styleId="Heading8Char" w:customStyle="1">
     <w:name w:val="Heading 8 Char"/>
     <w:basedOn w:val="DefaultParagraphFont"/>
     <w:link w:val="Heading8"/>
@@ -3959,7 +4793,7 @@
       <w:color w:val="272727" w:themeColor="text1" w:themeTint="D8"/>
     </w:rPr>
   </w:style>
-  <w:style w:type="character" w:customStyle="1" w:styleId="Heading9Char">
+  <w:style w:type="character" w:styleId="Heading9Char" w:customStyle="1">
     <w:name w:val="Heading 9 Char"/>
     <w:basedOn w:val="DefaultParagraphFont"/>
     <w:link w:val="Heading9"/>
@@ -3984,21 +4818,21 @@
       <w:contextualSpacing/>
     </w:pPr>
     <w:rPr>
-      <w:rFonts w:asciiTheme="majorHAnsi" w:eastAsiaTheme="majorEastAsia" w:hAnsiTheme="majorHAnsi" w:cstheme="majorBidi"/>
+      <w:rFonts w:asciiTheme="majorHAnsi" w:hAnsiTheme="majorHAnsi" w:eastAsiaTheme="majorEastAsia" w:cstheme="majorBidi"/>
       <w:spacing w:val="-10"/>
       <w:kern w:val="28"/>
       <w:sz w:val="56"/>
       <w:szCs w:val="56"/>
     </w:rPr>
   </w:style>
-  <w:style w:type="character" w:customStyle="1" w:styleId="TitleChar">
+  <w:style w:type="character" w:styleId="TitleChar" w:customStyle="1">
     <w:name w:val="Title Char"/>
     <w:basedOn w:val="DefaultParagraphFont"/>
     <w:link w:val="Title"/>
     <w:uiPriority w:val="10"/>
     <w:rsid w:val="00452BA8"/>
     <w:rPr>
-      <w:rFonts w:asciiTheme="majorHAnsi" w:eastAsiaTheme="majorEastAsia" w:hAnsiTheme="majorHAnsi" w:cstheme="majorBidi"/>
+      <w:rFonts w:asciiTheme="majorHAnsi" w:hAnsiTheme="majorHAnsi" w:eastAsiaTheme="majorEastAsia" w:cstheme="majorBidi"/>
       <w:spacing w:val="-10"/>
       <w:kern w:val="28"/>
       <w:sz w:val="56"/>
@@ -4026,7 +4860,7 @@
       <w:szCs w:val="28"/>
     </w:rPr>
   </w:style>
-  <w:style w:type="character" w:customStyle="1" w:styleId="SubtitleChar">
+  <w:style w:type="character" w:styleId="SubtitleChar" w:customStyle="1">
     <w:name w:val="Subtitle Char"/>
     <w:basedOn w:val="DefaultParagraphFont"/>
     <w:link w:val="Subtitle"/>
@@ -4058,7 +4892,7 @@
       <w:color w:val="404040" w:themeColor="text1" w:themeTint="BF"/>
     </w:rPr>
   </w:style>
-  <w:style w:type="character" w:customStyle="1" w:styleId="QuoteChar">
+  <w:style w:type="character" w:styleId="QuoteChar" w:customStyle="1">
     <w:name w:val="Quote Char"/>
     <w:basedOn w:val="DefaultParagraphFont"/>
     <w:link w:val="Quote"/>
@@ -4103,8 +4937,8 @@
     <w:rsid w:val="00452BA8"/>
     <w:pPr>
       <w:pBdr>
-        <w:top w:val="single" w:sz="4" w:space="10" w:color="0F4761" w:themeColor="accent1" w:themeShade="BF"/>
-        <w:bottom w:val="single" w:sz="4" w:space="10" w:color="0F4761" w:themeColor="accent1" w:themeShade="BF"/>
+        <w:top w:val="single" w:color="0F4761" w:themeColor="accent1" w:themeShade="BF" w:sz="4" w:space="10"/>
+        <w:bottom w:val="single" w:color="0F4761" w:themeColor="accent1" w:themeShade="BF" w:sz="4" w:space="10"/>
       </w:pBdr>
       <w:spacing w:before="360" w:after="360"/>
       <w:ind w:left="864" w:right="864"/>
@@ -4116,7 +4950,7 @@
       <w:color w:val="0F4761" w:themeColor="accent1" w:themeShade="BF"/>
     </w:rPr>
   </w:style>
-  <w:style w:type="character" w:customStyle="1" w:styleId="IntenseQuoteChar">
+  <w:style w:type="character" w:styleId="IntenseQuoteChar" w:customStyle="1">
     <w:name w:val="Intense Quote Char"/>
     <w:basedOn w:val="DefaultParagraphFont"/>
     <w:link w:val="IntenseQuote"/>
@@ -4168,7 +5002,7 @@
       <w:spacing w:after="0" w:line="240" w:lineRule="auto"/>
     </w:pPr>
   </w:style>
-  <w:style w:type="character" w:customStyle="1" w:styleId="HeaderChar">
+  <w:style w:type="character" w:styleId="HeaderChar" w:customStyle="1">
     <w:name w:val="Header Char"/>
     <w:basedOn w:val="DefaultParagraphFont"/>
     <w:link w:val="Header"/>
@@ -4190,18 +5024,86 @@
       <w:spacing w:after="0" w:line="240" w:lineRule="auto"/>
     </w:pPr>
   </w:style>
-  <w:style w:type="character" w:customStyle="1" w:styleId="FooterChar">
+  <w:style w:type="character" w:styleId="FooterChar" w:customStyle="1">
     <w:name w:val="Footer Char"/>
     <w:basedOn w:val="DefaultParagraphFont"/>
     <w:link w:val="Footer"/>
     <w:uiPriority w:val="99"/>
     <w:rsid w:val="00944959"/>
   </w:style>
+  <w:style w:type="character" w:styleId="CommentReference">
+    <w:name w:val="annotation reference"/>
+    <w:basedOn w:val="DefaultParagraphFont"/>
+    <w:uiPriority w:val="99"/>
+    <w:semiHidden/>
+    <w:unhideWhenUsed/>
+    <w:rsid w:val="00112700"/>
+    <w:rPr>
+      <w:sz w:val="16"/>
+      <w:szCs w:val="16"/>
+    </w:rPr>
+  </w:style>
+  <w:style w:type="paragraph" w:styleId="CommentText">
+    <w:name w:val="annotation text"/>
+    <w:basedOn w:val="Normal"/>
+    <w:link w:val="CommentTextChar"/>
+    <w:uiPriority w:val="99"/>
+    <w:semiHidden/>
+    <w:unhideWhenUsed/>
+    <w:rsid w:val="00112700"/>
+    <w:pPr>
+      <w:spacing w:line="240" w:lineRule="auto"/>
+    </w:pPr>
+    <w:rPr>
+      <w:sz w:val="20"/>
+      <w:szCs w:val="20"/>
+    </w:rPr>
+  </w:style>
+  <w:style w:type="character" w:styleId="CommentTextChar" w:customStyle="1">
+    <w:name w:val="Comment Text Char"/>
+    <w:basedOn w:val="DefaultParagraphFont"/>
+    <w:link w:val="CommentText"/>
+    <w:uiPriority w:val="99"/>
+    <w:semiHidden/>
+    <w:rsid w:val="00112700"/>
+    <w:rPr>
+      <w:sz w:val="20"/>
+      <w:szCs w:val="20"/>
+    </w:rPr>
+  </w:style>
+  <w:style w:type="paragraph" w:styleId="CommentSubject">
+    <w:name w:val="annotation subject"/>
+    <w:basedOn w:val="CommentText"/>
+    <w:next w:val="CommentText"/>
+    <w:link w:val="CommentSubjectChar"/>
+    <w:uiPriority w:val="99"/>
+    <w:semiHidden/>
+    <w:unhideWhenUsed/>
+    <w:rsid w:val="00112700"/>
+    <w:rPr>
+      <w:b/>
+      <w:bCs/>
+    </w:rPr>
+  </w:style>
+  <w:style w:type="character" w:styleId="CommentSubjectChar" w:customStyle="1">
+    <w:name w:val="Comment Subject Char"/>
+    <w:basedOn w:val="CommentTextChar"/>
+    <w:link w:val="CommentSubject"/>
+    <w:uiPriority w:val="99"/>
+    <w:semiHidden/>
+    <w:rsid w:val="00112700"/>
+    <w:rPr>
+      <w:b/>
+      <w:bCs/>
+      <w:sz w:val="20"/>
+      <w:szCs w:val="20"/>
+    </w:rPr>
+  </w:style>
 </w:styles>
 </file>
 
 <file path=word/theme/theme1.xml><?xml version="1.0" encoding="utf-8"?>
-<a:theme xmlns:a="http://schemas.openxmlformats.org/drawingml/2006/main" name="Office Theme">
+<a:theme xmlns:a="http://schemas.openxmlformats.org/drawingml/2006/main" xmlns:thm15="http://schemas.microsoft.com/office/thememl/2012/main" name="Office Theme">
   <a:themeElements>
     <a:clrScheme name="Office">
       <a:dk1>

--- a/R/_PredictionMetrics.docx
+++ b/R/_PredictionMetrics.docx
@@ -238,6 +238,7 @@
         <w:t xml:space="preserve">          Statistic     </w:t>
       </w:r>
       <w:commentRangeStart w:id="0"/>
+      <w:commentRangeStart w:id="1"/>
       <w:r>
         <w:rPr>
           <w:rFonts w:ascii="Andale Mono" w:hAnsi="Andale Mono"/>
@@ -250,8 +251,21 @@
       <w:r>
         <w:rPr>
           <w:rStyle w:val="CommentReference"/>
+          <w:rFonts w:ascii="Andale Mono" w:hAnsi="Andale Mono"/>
+          <w:sz w:val="18"/>
+          <w:szCs w:val="18"/>
         </w:rPr>
         <w:commentReference w:id="0"/>
+      </w:r>
+      <w:commentRangeEnd w:id="1"/>
+      <w:r>
+        <w:rPr>
+          <w:rStyle w:val="CommentReference"/>
+          <w:rFonts w:ascii="Andale Mono" w:hAnsi="Andale Mono"/>
+          <w:sz w:val="18"/>
+          <w:szCs w:val="18"/>
+        </w:rPr>
+        <w:commentReference w:id="1"/>
       </w:r>
     </w:p>
     <w:p>
@@ -416,7 +430,68 @@
         <w:t>9 Positive Category                 1</w:t>
       </w:r>
     </w:p>
+    <w:p/>
     <w:p>
+      <w:r>
+        <w:t xml:space="preserve">References </w:t>
+      </w:r>
+      <w:r>
+        <w:t>for comparing two predictive tests</w:t>
+      </w:r>
+    </w:p>
+    <w:p>
+      <w:pPr>
+        <w:rPr>
+          <w:sz w:val="18"/>
+          <w:szCs w:val="18"/>
+        </w:rPr>
+      </w:pPr>
+      <w:r>
+        <w:rPr>
+          <w:sz w:val="18"/>
+          <w:szCs w:val="18"/>
+        </w:rPr>
+        <w:t>Kosinski AS. A weighted generalized score statistic for comparison of predictive values of diagnostic tests. Stat Med. 2013;32(6):964-977.</w:t>
+      </w:r>
+    </w:p>
+    <w:p>
+      <w:pPr>
+        <w:rPr>
+          <w:sz w:val="18"/>
+          <w:szCs w:val="18"/>
+        </w:rPr>
+      </w:pPr>
+      <w:r>
+        <w:rPr>
+          <w:sz w:val="18"/>
+          <w:szCs w:val="18"/>
+        </w:rPr>
+        <w:t>Wendy Leisenring, Todd Alono, Margaret Sullivan Pepe, Comparisons of Predictive Values of Binary Medical Diagnostic Tests for Paired Designs, Biometrics, Volume 56, Issue 2, June 2000, Pages 345–351, https://doi.org/10.1111/j.0006-341X.2000.00345.x</w:t>
+      </w:r>
+    </w:p>
+    <w:p>
+      <w:pPr>
+        <w:rPr>
+          <w:sz w:val="18"/>
+          <w:szCs w:val="18"/>
+        </w:rPr>
+      </w:pPr>
+      <w:r>
+        <w:rPr>
+          <w:sz w:val="18"/>
+          <w:szCs w:val="18"/>
+        </w:rPr>
+        <w:t>McNemar, Q. (1947). Note on the sampling error of the difference between correlated proportions or percentages. Psychometrika, 12(2), 153-157.</w:t>
+      </w:r>
+    </w:p>
+    <w:p>
+      <w:r>
+        <w:rPr>
+          <w:sz w:val="18"/>
+          <w:szCs w:val="18"/>
+        </w:rPr>
+        <w:t>Obuchowski, N. A. (1998). On the comparison of correlated proportions for clustered data. Statistics in medicine, 17(13), 1495-1507.</w:t>
+      </w:r>
       <w:r>
         <w:br w:type="page"/>
       </w:r>
@@ -455,12 +530,12 @@
         <w:tblLook w:val="04A0" w:firstRow="1" w:lastRow="0" w:firstColumn="1" w:lastColumn="0" w:noHBand="0" w:noVBand="1"/>
       </w:tblPr>
       <w:tblGrid>
-        <w:gridCol w:w="1685"/>
-        <w:gridCol w:w="1815"/>
-        <w:gridCol w:w="1423"/>
-        <w:gridCol w:w="1270"/>
-        <w:gridCol w:w="981"/>
-        <w:gridCol w:w="2186"/>
+        <w:gridCol w:w="1705"/>
+        <w:gridCol w:w="1808"/>
+        <w:gridCol w:w="1425"/>
+        <w:gridCol w:w="1275"/>
+        <w:gridCol w:w="996"/>
+        <w:gridCol w:w="2151"/>
       </w:tblGrid>
       <w:tr>
         <w:trPr>
@@ -470,7 +545,6 @@
         <w:tc>
           <w:tcPr>
             <w:tcW w:w="0" w:type="auto"/>
-            <w:tcMar/>
             <w:vAlign w:val="center"/>
             <w:hideMark/>
           </w:tcPr>
@@ -479,7 +553,7 @@
               <w:spacing w:after="0" w:line="240" w:lineRule="auto"/>
               <w:jc w:val="center"/>
               <w:rPr>
-                <w:rFonts w:ascii="Calibri" w:hAnsi="Calibri" w:eastAsia="Times New Roman" w:cs="Calibri"/>
+                <w:rFonts w:ascii="Calibri" w:eastAsia="Times New Roman" w:hAnsi="Calibri" w:cs="Calibri"/>
                 <w:b/>
                 <w:bCs/>
                 <w:kern w:val="0"/>
@@ -490,7 +564,7 @@
             </w:pPr>
             <w:r>
               <w:rPr>
-                <w:rFonts w:ascii="Calibri" w:hAnsi="Calibri" w:eastAsia="Times New Roman" w:cs="Calibri"/>
+                <w:rFonts w:ascii="Calibri" w:eastAsia="Times New Roman" w:hAnsi="Calibri" w:cs="Calibri"/>
                 <w:b/>
                 <w:bCs/>
                 <w:kern w:val="0"/>
@@ -505,7 +579,6 @@
         <w:tc>
           <w:tcPr>
             <w:tcW w:w="0" w:type="auto"/>
-            <w:tcMar/>
             <w:vAlign w:val="center"/>
             <w:hideMark/>
           </w:tcPr>
@@ -514,7 +587,7 @@
               <w:spacing w:after="0" w:line="240" w:lineRule="auto"/>
               <w:jc w:val="center"/>
               <w:rPr>
-                <w:rFonts w:ascii="Calibri" w:hAnsi="Calibri" w:eastAsia="Times New Roman" w:cs="Calibri"/>
+                <w:rFonts w:ascii="Calibri" w:eastAsia="Times New Roman" w:hAnsi="Calibri" w:cs="Calibri"/>
                 <w:b/>
                 <w:bCs/>
                 <w:kern w:val="0"/>
@@ -525,7 +598,7 @@
             </w:pPr>
             <w:r>
               <w:rPr>
-                <w:rFonts w:ascii="Calibri" w:hAnsi="Calibri" w:eastAsia="Times New Roman" w:cs="Calibri"/>
+                <w:rFonts w:ascii="Calibri" w:eastAsia="Times New Roman" w:hAnsi="Calibri" w:cs="Calibri"/>
                 <w:b/>
                 <w:bCs/>
                 <w:kern w:val="0"/>
@@ -540,7 +613,6 @@
         <w:tc>
           <w:tcPr>
             <w:tcW w:w="0" w:type="auto"/>
-            <w:tcMar/>
             <w:vAlign w:val="center"/>
             <w:hideMark/>
           </w:tcPr>
@@ -549,7 +621,7 @@
               <w:spacing w:after="0" w:line="240" w:lineRule="auto"/>
               <w:jc w:val="center"/>
               <w:rPr>
-                <w:rFonts w:ascii="Calibri" w:hAnsi="Calibri" w:eastAsia="Times New Roman" w:cs="Calibri"/>
+                <w:rFonts w:ascii="Calibri" w:eastAsia="Times New Roman" w:hAnsi="Calibri" w:cs="Calibri"/>
                 <w:b/>
                 <w:bCs/>
                 <w:kern w:val="0"/>
@@ -560,7 +632,7 @@
             </w:pPr>
             <w:r>
               <w:rPr>
-                <w:rFonts w:ascii="Calibri" w:hAnsi="Calibri" w:eastAsia="Times New Roman" w:cs="Calibri"/>
+                <w:rFonts w:ascii="Calibri" w:eastAsia="Times New Roman" w:hAnsi="Calibri" w:cs="Calibri"/>
                 <w:b/>
                 <w:bCs/>
                 <w:kern w:val="0"/>
@@ -575,14 +647,13 @@
         <w:tc>
           <w:tcPr>
             <w:tcW w:w="0" w:type="auto"/>
-            <w:tcMar/>
           </w:tcPr>
           <w:p>
             <w:pPr>
               <w:spacing w:after="0" w:line="240" w:lineRule="auto"/>
               <w:jc w:val="center"/>
               <w:rPr>
-                <w:rFonts w:ascii="Calibri" w:hAnsi="Calibri" w:eastAsia="Times New Roman" w:cs="Calibri"/>
+                <w:rFonts w:ascii="Calibri" w:eastAsia="Times New Roman" w:hAnsi="Calibri" w:cs="Calibri"/>
                 <w:b/>
                 <w:bCs/>
                 <w:kern w:val="0"/>
@@ -593,7 +664,7 @@
             </w:pPr>
             <w:r>
               <w:rPr>
-                <w:rFonts w:ascii="Calibri" w:hAnsi="Calibri" w:eastAsia="Times New Roman" w:cs="Calibri"/>
+                <w:rFonts w:ascii="Calibri" w:eastAsia="Times New Roman" w:hAnsi="Calibri" w:cs="Calibri"/>
                 <w:b/>
                 <w:bCs/>
                 <w:kern w:val="0"/>
@@ -608,14 +679,13 @@
         <w:tc>
           <w:tcPr>
             <w:tcW w:w="0" w:type="auto"/>
-            <w:tcMar/>
           </w:tcPr>
           <w:p>
             <w:pPr>
               <w:spacing w:after="0" w:line="240" w:lineRule="auto"/>
               <w:jc w:val="center"/>
               <w:rPr>
-                <w:rFonts w:ascii="Calibri" w:hAnsi="Calibri" w:eastAsia="Times New Roman" w:cs="Calibri"/>
+                <w:rFonts w:ascii="Calibri" w:eastAsia="Times New Roman" w:hAnsi="Calibri" w:cs="Calibri"/>
                 <w:b/>
                 <w:bCs/>
                 <w:kern w:val="0"/>
@@ -626,7 +696,7 @@
             </w:pPr>
             <w:r>
               <w:rPr>
-                <w:rFonts w:ascii="Calibri" w:hAnsi="Calibri" w:eastAsia="Times New Roman" w:cs="Calibri"/>
+                <w:rFonts w:ascii="Calibri" w:eastAsia="Times New Roman" w:hAnsi="Calibri" w:cs="Calibri"/>
                 <w:b/>
                 <w:bCs/>
                 <w:kern w:val="0"/>
@@ -641,14 +711,13 @@
         <w:tc>
           <w:tcPr>
             <w:tcW w:w="0" w:type="auto"/>
-            <w:tcMar/>
           </w:tcPr>
           <w:p>
             <w:pPr>
               <w:spacing w:after="0" w:line="240" w:lineRule="auto"/>
               <w:jc w:val="center"/>
               <w:rPr>
-                <w:rFonts w:ascii="Calibri" w:hAnsi="Calibri" w:eastAsia="Times New Roman" w:cs="Calibri"/>
+                <w:rFonts w:ascii="Calibri" w:eastAsia="Times New Roman" w:hAnsi="Calibri" w:cs="Calibri"/>
                 <w:b/>
                 <w:bCs/>
                 <w:kern w:val="0"/>
@@ -659,7 +728,7 @@
             </w:pPr>
             <w:r>
               <w:rPr>
-                <w:rFonts w:ascii="Calibri" w:hAnsi="Calibri" w:eastAsia="Times New Roman" w:cs="Calibri"/>
+                <w:rFonts w:ascii="Calibri" w:eastAsia="Times New Roman" w:hAnsi="Calibri" w:cs="Calibri"/>
                 <w:b/>
                 <w:bCs/>
                 <w:kern w:val="0"/>
@@ -679,14 +748,13 @@
         <w:tc>
           <w:tcPr>
             <w:tcW w:w="0" w:type="auto"/>
-            <w:tcMar/>
-            <w:vAlign w:val="center"/>
-          </w:tcPr>
-          <w:p>
-            <w:pPr>
-              <w:spacing w:after="0" w:line="240" w:lineRule="auto"/>
-              <w:rPr>
-                <w:rFonts w:ascii="Calibri" w:hAnsi="Calibri" w:eastAsia="Times New Roman" w:cs="Calibri"/>
+            <w:vAlign w:val="center"/>
+          </w:tcPr>
+          <w:p>
+            <w:pPr>
+              <w:spacing w:after="0" w:line="240" w:lineRule="auto"/>
+              <w:rPr>
+                <w:rFonts w:ascii="Calibri" w:eastAsia="Times New Roman" w:hAnsi="Calibri" w:cs="Calibri"/>
                 <w:b/>
                 <w:bCs/>
                 <w:kern w:val="0"/>
@@ -697,7 +765,7 @@
             </w:pPr>
             <w:r>
               <w:rPr>
-                <w:rFonts w:ascii="Calibri" w:hAnsi="Calibri" w:eastAsia="Times New Roman" w:cs="Calibri"/>
+                <w:rFonts w:ascii="Calibri" w:eastAsia="Times New Roman" w:hAnsi="Calibri" w:cs="Calibri"/>
                 <w:b/>
                 <w:bCs/>
                 <w:kern w:val="0"/>
@@ -712,23 +780,22 @@
         <w:tc>
           <w:tcPr>
             <w:tcW w:w="0" w:type="auto"/>
-            <w:tcMar/>
-            <w:vAlign w:val="center"/>
-          </w:tcPr>
-          <w:p>
-            <w:pPr>
-              <w:spacing w:after="0" w:line="240" w:lineRule="auto"/>
-              <w:rPr>
-                <w:rFonts w:ascii="Calibri" w:hAnsi="Calibri" w:eastAsia="Times New Roman" w:cs="Calibri"/>
-                <w:kern w:val="0"/>
-                <w:sz w:val="20"/>
-                <w:szCs w:val="20"/>
-                <w14:ligatures w14:val="none"/>
-              </w:rPr>
-            </w:pPr>
-            <w:r>
-              <w:rPr>
-                <w:rFonts w:ascii="Calibri" w:hAnsi="Calibri" w:eastAsia="Times New Roman" w:cs="Calibri"/>
+            <w:vAlign w:val="center"/>
+          </w:tcPr>
+          <w:p>
+            <w:pPr>
+              <w:spacing w:after="0" w:line="240" w:lineRule="auto"/>
+              <w:rPr>
+                <w:rFonts w:ascii="Calibri" w:eastAsia="Times New Roman" w:hAnsi="Calibri" w:cs="Calibri"/>
+                <w:kern w:val="0"/>
+                <w:sz w:val="20"/>
+                <w:szCs w:val="20"/>
+                <w14:ligatures w14:val="none"/>
+              </w:rPr>
+            </w:pPr>
+            <w:r>
+              <w:rPr>
+                <w:rFonts w:ascii="Calibri" w:eastAsia="Times New Roman" w:hAnsi="Calibri" w:cs="Calibri"/>
                 <w:kern w:val="0"/>
                 <w:sz w:val="20"/>
                 <w:szCs w:val="20"/>
@@ -741,41 +808,39 @@
         <w:tc>
           <w:tcPr>
             <w:tcW w:w="0" w:type="auto"/>
-            <w:tcMar/>
-            <w:vAlign w:val="center"/>
-          </w:tcPr>
-          <w:p>
-            <w:pPr>
-              <w:spacing w:after="0" w:line="240" w:lineRule="auto"/>
-              <w:rPr>
-                <w:rFonts w:ascii="Calibri" w:hAnsi="Calibri" w:eastAsia="Times New Roman" w:cs="Calibri"/>
-                <w:kern w:val="0"/>
-                <w:sz w:val="20"/>
-                <w:szCs w:val="20"/>
-                <w14:ligatures w14:val="none"/>
-              </w:rPr>
-            </w:pPr>
-          </w:p>
-        </w:tc>
-        <w:tc>
-          <w:tcPr>
-            <w:tcW w:w="0" w:type="auto"/>
-            <w:tcMar/>
-          </w:tcPr>
-          <w:p>
-            <w:pPr>
-              <w:spacing w:after="0" w:line="240" w:lineRule="auto"/>
-              <w:rPr>
-                <w:rFonts w:ascii="Calibri" w:hAnsi="Calibri" w:eastAsia="Times New Roman" w:cs="Calibri"/>
-                <w:kern w:val="0"/>
-                <w:sz w:val="20"/>
-                <w:szCs w:val="20"/>
-                <w14:ligatures w14:val="none"/>
-              </w:rPr>
-            </w:pPr>
-            <w:r>
-              <w:rPr>
-                <w:rFonts w:ascii="Calibri" w:hAnsi="Calibri" w:eastAsia="Times New Roman" w:cs="Calibri"/>
+            <w:vAlign w:val="center"/>
+          </w:tcPr>
+          <w:p>
+            <w:pPr>
+              <w:spacing w:after="0" w:line="240" w:lineRule="auto"/>
+              <w:rPr>
+                <w:rFonts w:ascii="Calibri" w:eastAsia="Times New Roman" w:hAnsi="Calibri" w:cs="Calibri"/>
+                <w:kern w:val="0"/>
+                <w:sz w:val="20"/>
+                <w:szCs w:val="20"/>
+                <w14:ligatures w14:val="none"/>
+              </w:rPr>
+            </w:pPr>
+          </w:p>
+        </w:tc>
+        <w:tc>
+          <w:tcPr>
+            <w:tcW w:w="0" w:type="auto"/>
+          </w:tcPr>
+          <w:p>
+            <w:pPr>
+              <w:spacing w:after="0" w:line="240" w:lineRule="auto"/>
+              <w:rPr>
+                <w:rFonts w:ascii="Calibri" w:eastAsia="Times New Roman" w:hAnsi="Calibri" w:cs="Calibri"/>
+                <w:kern w:val="0"/>
+                <w:sz w:val="20"/>
+                <w:szCs w:val="20"/>
+                <w14:ligatures w14:val="none"/>
+              </w:rPr>
+            </w:pPr>
+            <w:r>
+              <w:rPr>
+                <w:rFonts w:ascii="Calibri" w:eastAsia="Times New Roman" w:hAnsi="Calibri" w:cs="Calibri"/>
                 <w:kern w:val="0"/>
                 <w:sz w:val="20"/>
                 <w:szCs w:val="20"/>
@@ -788,22 +853,21 @@
         <w:tc>
           <w:tcPr>
             <w:tcW w:w="0" w:type="auto"/>
-            <w:tcMar/>
-          </w:tcPr>
-          <w:p>
-            <w:pPr>
-              <w:spacing w:after="0" w:line="240" w:lineRule="auto"/>
-              <w:rPr>
-                <w:rFonts w:ascii="Calibri" w:hAnsi="Calibri" w:eastAsia="Times New Roman" w:cs="Calibri"/>
-                <w:kern w:val="0"/>
-                <w:sz w:val="20"/>
-                <w:szCs w:val="20"/>
-                <w14:ligatures w14:val="none"/>
-              </w:rPr>
-            </w:pPr>
-            <w:r>
-              <w:rPr>
-                <w:rFonts w:ascii="Calibri" w:hAnsi="Calibri" w:eastAsia="Times New Roman" w:cs="Calibri"/>
+          </w:tcPr>
+          <w:p>
+            <w:pPr>
+              <w:spacing w:after="0" w:line="240" w:lineRule="auto"/>
+              <w:rPr>
+                <w:rFonts w:ascii="Calibri" w:eastAsia="Times New Roman" w:hAnsi="Calibri" w:cs="Calibri"/>
+                <w:kern w:val="0"/>
+                <w:sz w:val="20"/>
+                <w:szCs w:val="20"/>
+                <w14:ligatures w14:val="none"/>
+              </w:rPr>
+            </w:pPr>
+            <w:r>
+              <w:rPr>
+                <w:rFonts w:ascii="Calibri" w:eastAsia="Times New Roman" w:hAnsi="Calibri" w:cs="Calibri"/>
                 <w:kern w:val="0"/>
                 <w:sz w:val="20"/>
                 <w:szCs w:val="20"/>
@@ -816,13 +880,12 @@
         <w:tc>
           <w:tcPr>
             <w:tcW w:w="0" w:type="auto"/>
-            <w:tcMar/>
-          </w:tcPr>
-          <w:p>
-            <w:pPr>
-              <w:spacing w:after="0" w:line="240" w:lineRule="auto"/>
-              <w:rPr>
-                <w:rFonts w:ascii="Calibri" w:hAnsi="Calibri" w:eastAsia="Times New Roman" w:cs="Calibri"/>
+          </w:tcPr>
+          <w:p>
+            <w:pPr>
+              <w:spacing w:after="0" w:line="240" w:lineRule="auto"/>
+              <w:rPr>
+                <w:rFonts w:ascii="Calibri" w:eastAsia="Times New Roman" w:hAnsi="Calibri" w:cs="Calibri"/>
                 <w:kern w:val="0"/>
                 <w:sz w:val="20"/>
                 <w:szCs w:val="20"/>
@@ -839,14 +902,13 @@
         <w:tc>
           <w:tcPr>
             <w:tcW w:w="0" w:type="auto"/>
-            <w:tcMar/>
-            <w:vAlign w:val="center"/>
-          </w:tcPr>
-          <w:p>
-            <w:pPr>
-              <w:spacing w:after="0" w:line="240" w:lineRule="auto"/>
-              <w:rPr>
-                <w:rFonts w:ascii="Calibri" w:hAnsi="Calibri" w:eastAsia="Times New Roman" w:cs="Calibri"/>
+            <w:vAlign w:val="center"/>
+          </w:tcPr>
+          <w:p>
+            <w:pPr>
+              <w:spacing w:after="0" w:line="240" w:lineRule="auto"/>
+              <w:rPr>
+                <w:rFonts w:ascii="Calibri" w:eastAsia="Times New Roman" w:hAnsi="Calibri" w:cs="Calibri"/>
                 <w:b/>
                 <w:bCs/>
                 <w:kern w:val="0"/>
@@ -857,7 +919,7 @@
             </w:pPr>
             <w:r>
               <w:rPr>
-                <w:rFonts w:ascii="Calibri" w:hAnsi="Calibri" w:eastAsia="Times New Roman" w:cs="Calibri"/>
+                <w:rFonts w:ascii="Calibri" w:eastAsia="Times New Roman" w:hAnsi="Calibri" w:cs="Calibri"/>
                 <w:b/>
                 <w:bCs/>
                 <w:kern w:val="0"/>
@@ -872,23 +934,22 @@
         <w:tc>
           <w:tcPr>
             <w:tcW w:w="0" w:type="auto"/>
-            <w:tcMar/>
-            <w:vAlign w:val="center"/>
-          </w:tcPr>
-          <w:p>
-            <w:pPr>
-              <w:spacing w:after="0" w:line="240" w:lineRule="auto"/>
-              <w:rPr>
-                <w:rFonts w:ascii="Calibri" w:hAnsi="Calibri" w:eastAsia="Times New Roman" w:cs="Calibri"/>
-                <w:kern w:val="0"/>
-                <w:sz w:val="20"/>
-                <w:szCs w:val="20"/>
-                <w14:ligatures w14:val="none"/>
-              </w:rPr>
-            </w:pPr>
-            <w:r>
-              <w:rPr>
-                <w:rFonts w:ascii="Calibri" w:hAnsi="Calibri" w:eastAsia="Times New Roman" w:cs="Calibri"/>
+            <w:vAlign w:val="center"/>
+          </w:tcPr>
+          <w:p>
+            <w:pPr>
+              <w:spacing w:after="0" w:line="240" w:lineRule="auto"/>
+              <w:rPr>
+                <w:rFonts w:ascii="Calibri" w:eastAsia="Times New Roman" w:hAnsi="Calibri" w:cs="Calibri"/>
+                <w:kern w:val="0"/>
+                <w:sz w:val="20"/>
+                <w:szCs w:val="20"/>
+                <w14:ligatures w14:val="none"/>
+              </w:rPr>
+            </w:pPr>
+            <w:r>
+              <w:rPr>
+                <w:rFonts w:ascii="Calibri" w:eastAsia="Times New Roman" w:hAnsi="Calibri" w:cs="Calibri"/>
                 <w:kern w:val="0"/>
                 <w:sz w:val="20"/>
                 <w:szCs w:val="20"/>
@@ -901,41 +962,39 @@
         <w:tc>
           <w:tcPr>
             <w:tcW w:w="0" w:type="auto"/>
-            <w:tcMar/>
-            <w:vAlign w:val="center"/>
-          </w:tcPr>
-          <w:p>
-            <w:pPr>
-              <w:spacing w:after="0" w:line="240" w:lineRule="auto"/>
-              <w:rPr>
-                <w:rFonts w:ascii="Calibri" w:hAnsi="Calibri" w:eastAsia="Times New Roman" w:cs="Calibri"/>
-                <w:kern w:val="0"/>
-                <w:sz w:val="20"/>
-                <w:szCs w:val="20"/>
-                <w14:ligatures w14:val="none"/>
-              </w:rPr>
-            </w:pPr>
-          </w:p>
-        </w:tc>
-        <w:tc>
-          <w:tcPr>
-            <w:tcW w:w="0" w:type="auto"/>
-            <w:tcMar/>
-          </w:tcPr>
-          <w:p>
-            <w:pPr>
-              <w:spacing w:after="0" w:line="240" w:lineRule="auto"/>
-              <w:rPr>
-                <w:rFonts w:ascii="Calibri" w:hAnsi="Calibri" w:eastAsia="Times New Roman" w:cs="Calibri"/>
-                <w:kern w:val="0"/>
-                <w:sz w:val="20"/>
-                <w:szCs w:val="20"/>
-                <w14:ligatures w14:val="none"/>
-              </w:rPr>
-            </w:pPr>
-            <w:r>
-              <w:rPr>
-                <w:rFonts w:ascii="Calibri" w:hAnsi="Calibri" w:eastAsia="Times New Roman" w:cs="Calibri"/>
+            <w:vAlign w:val="center"/>
+          </w:tcPr>
+          <w:p>
+            <w:pPr>
+              <w:spacing w:after="0" w:line="240" w:lineRule="auto"/>
+              <w:rPr>
+                <w:rFonts w:ascii="Calibri" w:eastAsia="Times New Roman" w:hAnsi="Calibri" w:cs="Calibri"/>
+                <w:kern w:val="0"/>
+                <w:sz w:val="20"/>
+                <w:szCs w:val="20"/>
+                <w14:ligatures w14:val="none"/>
+              </w:rPr>
+            </w:pPr>
+          </w:p>
+        </w:tc>
+        <w:tc>
+          <w:tcPr>
+            <w:tcW w:w="0" w:type="auto"/>
+          </w:tcPr>
+          <w:p>
+            <w:pPr>
+              <w:spacing w:after="0" w:line="240" w:lineRule="auto"/>
+              <w:rPr>
+                <w:rFonts w:ascii="Calibri" w:eastAsia="Times New Roman" w:hAnsi="Calibri" w:cs="Calibri"/>
+                <w:kern w:val="0"/>
+                <w:sz w:val="20"/>
+                <w:szCs w:val="20"/>
+                <w14:ligatures w14:val="none"/>
+              </w:rPr>
+            </w:pPr>
+            <w:r>
+              <w:rPr>
+                <w:rFonts w:ascii="Calibri" w:eastAsia="Times New Roman" w:hAnsi="Calibri" w:cs="Calibri"/>
                 <w:kern w:val="0"/>
                 <w:sz w:val="20"/>
                 <w:szCs w:val="20"/>
@@ -948,22 +1007,21 @@
         <w:tc>
           <w:tcPr>
             <w:tcW w:w="0" w:type="auto"/>
-            <w:tcMar/>
-          </w:tcPr>
-          <w:p>
-            <w:pPr>
-              <w:spacing w:after="0" w:line="240" w:lineRule="auto"/>
-              <w:rPr>
-                <w:rFonts w:ascii="Calibri" w:hAnsi="Calibri" w:eastAsia="Times New Roman" w:cs="Calibri"/>
-                <w:kern w:val="0"/>
-                <w:sz w:val="20"/>
-                <w:szCs w:val="20"/>
-                <w14:ligatures w14:val="none"/>
-              </w:rPr>
-            </w:pPr>
-            <w:r>
-              <w:rPr>
-                <w:rFonts w:ascii="Calibri" w:hAnsi="Calibri" w:eastAsia="Times New Roman" w:cs="Calibri"/>
+          </w:tcPr>
+          <w:p>
+            <w:pPr>
+              <w:spacing w:after="0" w:line="240" w:lineRule="auto"/>
+              <w:rPr>
+                <w:rFonts w:ascii="Calibri" w:eastAsia="Times New Roman" w:hAnsi="Calibri" w:cs="Calibri"/>
+                <w:kern w:val="0"/>
+                <w:sz w:val="20"/>
+                <w:szCs w:val="20"/>
+                <w14:ligatures w14:val="none"/>
+              </w:rPr>
+            </w:pPr>
+            <w:r>
+              <w:rPr>
+                <w:rFonts w:ascii="Calibri" w:eastAsia="Times New Roman" w:hAnsi="Calibri" w:cs="Calibri"/>
                 <w:kern w:val="0"/>
                 <w:sz w:val="20"/>
                 <w:szCs w:val="20"/>
@@ -976,22 +1034,21 @@
         <w:tc>
           <w:tcPr>
             <w:tcW w:w="0" w:type="auto"/>
-            <w:tcMar/>
-          </w:tcPr>
-          <w:p>
-            <w:pPr>
-              <w:spacing w:after="0" w:line="240" w:lineRule="auto"/>
-              <w:rPr>
-                <w:rFonts w:ascii="Calibri" w:hAnsi="Calibri" w:eastAsia="Times New Roman" w:cs="Calibri"/>
-                <w:kern w:val="0"/>
-                <w:sz w:val="20"/>
-                <w:szCs w:val="20"/>
-                <w14:ligatures w14:val="none"/>
-              </w:rPr>
-            </w:pPr>
-            <w:r>
-              <w:rPr>
-                <w:rFonts w:ascii="Calibri" w:hAnsi="Calibri" w:eastAsia="Times New Roman" w:cs="Calibri"/>
+          </w:tcPr>
+          <w:p>
+            <w:pPr>
+              <w:spacing w:after="0" w:line="240" w:lineRule="auto"/>
+              <w:rPr>
+                <w:rFonts w:ascii="Calibri" w:eastAsia="Times New Roman" w:hAnsi="Calibri" w:cs="Calibri"/>
+                <w:kern w:val="0"/>
+                <w:sz w:val="20"/>
+                <w:szCs w:val="20"/>
+                <w14:ligatures w14:val="none"/>
+              </w:rPr>
+            </w:pPr>
+            <w:r>
+              <w:rPr>
+                <w:rFonts w:ascii="Calibri" w:eastAsia="Times New Roman" w:hAnsi="Calibri" w:cs="Calibri"/>
                 <w:kern w:val="0"/>
                 <w:sz w:val="20"/>
                 <w:szCs w:val="20"/>
@@ -1009,24 +1066,23 @@
         <w:tc>
           <w:tcPr>
             <w:tcW w:w="0" w:type="auto"/>
-            <w:tcMar/>
-            <w:vAlign w:val="center"/>
-            <w:hideMark/>
-          </w:tcPr>
-          <w:p>
-            <w:pPr>
-              <w:spacing w:after="0" w:line="240" w:lineRule="auto"/>
-              <w:rPr>
-                <w:rFonts w:ascii="Calibri" w:hAnsi="Calibri" w:eastAsia="Times New Roman" w:cs="Calibri"/>
-                <w:kern w:val="0"/>
-                <w:sz w:val="20"/>
-                <w:szCs w:val="20"/>
-                <w14:ligatures w14:val="none"/>
-              </w:rPr>
-            </w:pPr>
-            <w:r>
-              <w:rPr>
-                <w:rFonts w:ascii="Calibri" w:hAnsi="Calibri" w:eastAsia="Times New Roman" w:cs="Calibri"/>
+            <w:vAlign w:val="center"/>
+            <w:hideMark/>
+          </w:tcPr>
+          <w:p>
+            <w:pPr>
+              <w:spacing w:after="0" w:line="240" w:lineRule="auto"/>
+              <w:rPr>
+                <w:rFonts w:ascii="Calibri" w:eastAsia="Times New Roman" w:hAnsi="Calibri" w:cs="Calibri"/>
+                <w:kern w:val="0"/>
+                <w:sz w:val="20"/>
+                <w:szCs w:val="20"/>
+                <w14:ligatures w14:val="none"/>
+              </w:rPr>
+            </w:pPr>
+            <w:r>
+              <w:rPr>
+                <w:rFonts w:ascii="Calibri" w:eastAsia="Times New Roman" w:hAnsi="Calibri" w:cs="Calibri"/>
                 <w:b/>
                 <w:bCs/>
                 <w:kern w:val="0"/>
@@ -1041,24 +1097,23 @@
         <w:tc>
           <w:tcPr>
             <w:tcW w:w="0" w:type="auto"/>
-            <w:tcMar/>
-            <w:vAlign w:val="center"/>
-            <w:hideMark/>
-          </w:tcPr>
-          <w:p>
-            <w:pPr>
-              <w:spacing w:after="0" w:line="240" w:lineRule="auto"/>
-              <w:rPr>
-                <w:rFonts w:ascii="Calibri" w:hAnsi="Calibri" w:eastAsia="Times New Roman" w:cs="Calibri"/>
-                <w:kern w:val="0"/>
-                <w:sz w:val="20"/>
-                <w:szCs w:val="20"/>
-                <w14:ligatures w14:val="none"/>
-              </w:rPr>
-            </w:pPr>
-            <w:r>
-              <w:rPr>
-                <w:rFonts w:ascii="Calibri" w:hAnsi="Calibri" w:eastAsia="Times New Roman" w:cs="Calibri"/>
+            <w:vAlign w:val="center"/>
+            <w:hideMark/>
+          </w:tcPr>
+          <w:p>
+            <w:pPr>
+              <w:spacing w:after="0" w:line="240" w:lineRule="auto"/>
+              <w:rPr>
+                <w:rFonts w:ascii="Calibri" w:eastAsia="Times New Roman" w:hAnsi="Calibri" w:cs="Calibri"/>
+                <w:kern w:val="0"/>
+                <w:sz w:val="20"/>
+                <w:szCs w:val="20"/>
+                <w14:ligatures w14:val="none"/>
+              </w:rPr>
+            </w:pPr>
+            <w:r>
+              <w:rPr>
+                <w:rFonts w:ascii="Calibri" w:eastAsia="Times New Roman" w:hAnsi="Calibri" w:cs="Calibri"/>
                 <w:kern w:val="0"/>
                 <w:sz w:val="20"/>
                 <w:szCs w:val="20"/>
@@ -1071,24 +1126,23 @@
         <w:tc>
           <w:tcPr>
             <w:tcW w:w="0" w:type="auto"/>
-            <w:tcMar/>
-            <w:vAlign w:val="center"/>
-            <w:hideMark/>
-          </w:tcPr>
-          <w:p>
-            <w:pPr>
-              <w:spacing w:after="0" w:line="240" w:lineRule="auto"/>
-              <w:rPr>
-                <w:rFonts w:ascii="Calibri" w:hAnsi="Calibri" w:eastAsia="Times New Roman" w:cs="Calibri"/>
-                <w:kern w:val="0"/>
-                <w:sz w:val="20"/>
-                <w:szCs w:val="20"/>
-                <w14:ligatures w14:val="none"/>
-              </w:rPr>
-            </w:pPr>
-            <w:r>
-              <w:rPr>
-                <w:rFonts w:ascii="Calibri" w:hAnsi="Calibri" w:eastAsia="Times New Roman" w:cs="Calibri"/>
+            <w:vAlign w:val="center"/>
+            <w:hideMark/>
+          </w:tcPr>
+          <w:p>
+            <w:pPr>
+              <w:spacing w:after="0" w:line="240" w:lineRule="auto"/>
+              <w:rPr>
+                <w:rFonts w:ascii="Calibri" w:eastAsia="Times New Roman" w:hAnsi="Calibri" w:cs="Calibri"/>
+                <w:kern w:val="0"/>
+                <w:sz w:val="20"/>
+                <w:szCs w:val="20"/>
+                <w14:ligatures w14:val="none"/>
+              </w:rPr>
+            </w:pPr>
+            <w:r>
+              <w:rPr>
+                <w:rFonts w:ascii="Calibri" w:eastAsia="Times New Roman" w:hAnsi="Calibri" w:cs="Calibri"/>
                 <w:kern w:val="0"/>
                 <w:sz w:val="20"/>
                 <w:szCs w:val="20"/>
@@ -1101,49 +1155,46 @@
         <w:tc>
           <w:tcPr>
             <w:tcW w:w="0" w:type="auto"/>
-            <w:tcMar/>
-          </w:tcPr>
-          <w:p>
-            <w:pPr>
-              <w:spacing w:after="0" w:line="240" w:lineRule="auto"/>
-              <w:rPr>
-                <w:rFonts w:ascii="Calibri" w:hAnsi="Calibri" w:eastAsia="Times New Roman" w:cs="Calibri"/>
-                <w:kern w:val="0"/>
-                <w:sz w:val="20"/>
-                <w:szCs w:val="20"/>
-                <w14:ligatures w14:val="none"/>
-              </w:rPr>
-            </w:pPr>
-          </w:p>
-        </w:tc>
-        <w:tc>
-          <w:tcPr>
-            <w:tcW w:w="0" w:type="auto"/>
-            <w:tcMar/>
-          </w:tcPr>
-          <w:p>
-            <w:pPr>
-              <w:spacing w:after="0" w:line="240" w:lineRule="auto"/>
-              <w:rPr>
-                <w:rFonts w:ascii="Calibri" w:hAnsi="Calibri" w:eastAsia="Times New Roman" w:cs="Calibri"/>
-                <w:kern w:val="0"/>
-                <w:sz w:val="20"/>
-                <w:szCs w:val="20"/>
-                <w14:ligatures w14:val="none"/>
-              </w:rPr>
-            </w:pPr>
-          </w:p>
-        </w:tc>
-        <w:tc>
-          <w:tcPr>
-            <w:tcW w:w="0" w:type="auto"/>
-            <w:tcMar/>
-          </w:tcPr>
-          <w:p>
-            <w:pPr>
-              <w:spacing w:after="0" w:line="240" w:lineRule="auto"/>
-              <w:rPr>
-                <w:rFonts w:ascii="Calibri" w:hAnsi="Calibri" w:eastAsia="Times New Roman" w:cs="Calibri"/>
+          </w:tcPr>
+          <w:p>
+            <w:pPr>
+              <w:spacing w:after="0" w:line="240" w:lineRule="auto"/>
+              <w:rPr>
+                <w:rFonts w:ascii="Calibri" w:eastAsia="Times New Roman" w:hAnsi="Calibri" w:cs="Calibri"/>
+                <w:kern w:val="0"/>
+                <w:sz w:val="20"/>
+                <w:szCs w:val="20"/>
+                <w14:ligatures w14:val="none"/>
+              </w:rPr>
+            </w:pPr>
+          </w:p>
+        </w:tc>
+        <w:tc>
+          <w:tcPr>
+            <w:tcW w:w="0" w:type="auto"/>
+          </w:tcPr>
+          <w:p>
+            <w:pPr>
+              <w:spacing w:after="0" w:line="240" w:lineRule="auto"/>
+              <w:rPr>
+                <w:rFonts w:ascii="Calibri" w:eastAsia="Times New Roman" w:hAnsi="Calibri" w:cs="Calibri"/>
+                <w:kern w:val="0"/>
+                <w:sz w:val="20"/>
+                <w:szCs w:val="20"/>
+                <w14:ligatures w14:val="none"/>
+              </w:rPr>
+            </w:pPr>
+          </w:p>
+        </w:tc>
+        <w:tc>
+          <w:tcPr>
+            <w:tcW w:w="0" w:type="auto"/>
+          </w:tcPr>
+          <w:p>
+            <w:pPr>
+              <w:spacing w:after="0" w:line="240" w:lineRule="auto"/>
+              <w:rPr>
+                <w:rFonts w:ascii="Calibri" w:eastAsia="Times New Roman" w:hAnsi="Calibri" w:cs="Calibri"/>
                 <w:kern w:val="0"/>
                 <w:sz w:val="20"/>
                 <w:szCs w:val="20"/>
@@ -1160,24 +1211,23 @@
         <w:tc>
           <w:tcPr>
             <w:tcW w:w="0" w:type="auto"/>
-            <w:tcMar/>
-            <w:vAlign w:val="center"/>
-            <w:hideMark/>
-          </w:tcPr>
-          <w:p>
-            <w:pPr>
-              <w:spacing w:after="0" w:line="240" w:lineRule="auto"/>
-              <w:rPr>
-                <w:rFonts w:ascii="Calibri" w:hAnsi="Calibri" w:eastAsia="Times New Roman" w:cs="Calibri"/>
-                <w:kern w:val="0"/>
-                <w:sz w:val="20"/>
-                <w:szCs w:val="20"/>
-                <w14:ligatures w14:val="none"/>
-              </w:rPr>
-            </w:pPr>
-            <w:r>
-              <w:rPr>
-                <w:rFonts w:ascii="Calibri" w:hAnsi="Calibri" w:eastAsia="Times New Roman" w:cs="Calibri"/>
+            <w:vAlign w:val="center"/>
+            <w:hideMark/>
+          </w:tcPr>
+          <w:p>
+            <w:pPr>
+              <w:spacing w:after="0" w:line="240" w:lineRule="auto"/>
+              <w:rPr>
+                <w:rFonts w:ascii="Calibri" w:eastAsia="Times New Roman" w:hAnsi="Calibri" w:cs="Calibri"/>
+                <w:kern w:val="0"/>
+                <w:sz w:val="20"/>
+                <w:szCs w:val="20"/>
+                <w14:ligatures w14:val="none"/>
+              </w:rPr>
+            </w:pPr>
+            <w:r>
+              <w:rPr>
+                <w:rFonts w:ascii="Calibri" w:eastAsia="Times New Roman" w:hAnsi="Calibri" w:cs="Calibri"/>
                 <w:b/>
                 <w:bCs/>
                 <w:kern w:val="0"/>
@@ -1192,24 +1242,23 @@
         <w:tc>
           <w:tcPr>
             <w:tcW w:w="0" w:type="auto"/>
-            <w:tcMar/>
-            <w:vAlign w:val="center"/>
-            <w:hideMark/>
-          </w:tcPr>
-          <w:p>
-            <w:pPr>
-              <w:spacing w:after="0" w:line="240" w:lineRule="auto"/>
-              <w:rPr>
-                <w:rFonts w:ascii="Calibri" w:hAnsi="Calibri" w:eastAsia="Times New Roman" w:cs="Calibri"/>
-                <w:kern w:val="0"/>
-                <w:sz w:val="20"/>
-                <w:szCs w:val="20"/>
-                <w14:ligatures w14:val="none"/>
-              </w:rPr>
-            </w:pPr>
-            <w:r>
-              <w:rPr>
-                <w:rFonts w:ascii="Calibri" w:hAnsi="Calibri" w:eastAsia="Times New Roman" w:cs="Calibri"/>
+            <w:vAlign w:val="center"/>
+            <w:hideMark/>
+          </w:tcPr>
+          <w:p>
+            <w:pPr>
+              <w:spacing w:after="0" w:line="240" w:lineRule="auto"/>
+              <w:rPr>
+                <w:rFonts w:ascii="Calibri" w:eastAsia="Times New Roman" w:hAnsi="Calibri" w:cs="Calibri"/>
+                <w:kern w:val="0"/>
+                <w:sz w:val="20"/>
+                <w:szCs w:val="20"/>
+                <w14:ligatures w14:val="none"/>
+              </w:rPr>
+            </w:pPr>
+            <w:r>
+              <w:rPr>
+                <w:rFonts w:ascii="Calibri" w:eastAsia="Times New Roman" w:hAnsi="Calibri" w:cs="Calibri"/>
                 <w:kern w:val="0"/>
                 <w:sz w:val="20"/>
                 <w:szCs w:val="20"/>
@@ -1222,24 +1271,23 @@
         <w:tc>
           <w:tcPr>
             <w:tcW w:w="0" w:type="auto"/>
-            <w:tcMar/>
-            <w:vAlign w:val="center"/>
-            <w:hideMark/>
-          </w:tcPr>
-          <w:p>
-            <w:pPr>
-              <w:spacing w:after="0" w:line="240" w:lineRule="auto"/>
-              <w:rPr>
-                <w:rFonts w:ascii="Calibri" w:hAnsi="Calibri" w:eastAsia="Times New Roman" w:cs="Calibri"/>
-                <w:kern w:val="0"/>
-                <w:sz w:val="20"/>
-                <w:szCs w:val="20"/>
-                <w14:ligatures w14:val="none"/>
-              </w:rPr>
-            </w:pPr>
-            <w:r>
-              <w:rPr>
-                <w:rFonts w:ascii="Calibri" w:hAnsi="Calibri" w:eastAsia="Times New Roman" w:cs="Calibri"/>
+            <w:vAlign w:val="center"/>
+            <w:hideMark/>
+          </w:tcPr>
+          <w:p>
+            <w:pPr>
+              <w:spacing w:after="0" w:line="240" w:lineRule="auto"/>
+              <w:rPr>
+                <w:rFonts w:ascii="Calibri" w:eastAsia="Times New Roman" w:hAnsi="Calibri" w:cs="Calibri"/>
+                <w:kern w:val="0"/>
+                <w:sz w:val="20"/>
+                <w:szCs w:val="20"/>
+                <w14:ligatures w14:val="none"/>
+              </w:rPr>
+            </w:pPr>
+            <w:r>
+              <w:rPr>
+                <w:rFonts w:ascii="Calibri" w:eastAsia="Times New Roman" w:hAnsi="Calibri" w:cs="Calibri"/>
                 <w:kern w:val="0"/>
                 <w:sz w:val="20"/>
                 <w:szCs w:val="20"/>
@@ -1252,49 +1300,46 @@
         <w:tc>
           <w:tcPr>
             <w:tcW w:w="0" w:type="auto"/>
-            <w:tcMar/>
-          </w:tcPr>
-          <w:p>
-            <w:pPr>
-              <w:spacing w:after="0" w:line="240" w:lineRule="auto"/>
-              <w:rPr>
-                <w:rFonts w:ascii="Calibri" w:hAnsi="Calibri" w:eastAsia="Times New Roman" w:cs="Calibri"/>
-                <w:kern w:val="0"/>
-                <w:sz w:val="20"/>
-                <w:szCs w:val="20"/>
-                <w14:ligatures w14:val="none"/>
-              </w:rPr>
-            </w:pPr>
-          </w:p>
-        </w:tc>
-        <w:tc>
-          <w:tcPr>
-            <w:tcW w:w="0" w:type="auto"/>
-            <w:tcMar/>
-          </w:tcPr>
-          <w:p>
-            <w:pPr>
-              <w:spacing w:after="0" w:line="240" w:lineRule="auto"/>
-              <w:rPr>
-                <w:rFonts w:ascii="Calibri" w:hAnsi="Calibri" w:eastAsia="Times New Roman" w:cs="Calibri"/>
-                <w:kern w:val="0"/>
-                <w:sz w:val="20"/>
-                <w:szCs w:val="20"/>
-                <w14:ligatures w14:val="none"/>
-              </w:rPr>
-            </w:pPr>
-          </w:p>
-        </w:tc>
-        <w:tc>
-          <w:tcPr>
-            <w:tcW w:w="0" w:type="auto"/>
-            <w:tcMar/>
-          </w:tcPr>
-          <w:p>
-            <w:pPr>
-              <w:spacing w:after="0" w:line="240" w:lineRule="auto"/>
-              <w:rPr>
-                <w:rFonts w:ascii="Calibri" w:hAnsi="Calibri" w:eastAsia="Times New Roman" w:cs="Calibri"/>
+          </w:tcPr>
+          <w:p>
+            <w:pPr>
+              <w:spacing w:after="0" w:line="240" w:lineRule="auto"/>
+              <w:rPr>
+                <w:rFonts w:ascii="Calibri" w:eastAsia="Times New Roman" w:hAnsi="Calibri" w:cs="Calibri"/>
+                <w:kern w:val="0"/>
+                <w:sz w:val="20"/>
+                <w:szCs w:val="20"/>
+                <w14:ligatures w14:val="none"/>
+              </w:rPr>
+            </w:pPr>
+          </w:p>
+        </w:tc>
+        <w:tc>
+          <w:tcPr>
+            <w:tcW w:w="0" w:type="auto"/>
+          </w:tcPr>
+          <w:p>
+            <w:pPr>
+              <w:spacing w:after="0" w:line="240" w:lineRule="auto"/>
+              <w:rPr>
+                <w:rFonts w:ascii="Calibri" w:eastAsia="Times New Roman" w:hAnsi="Calibri" w:cs="Calibri"/>
+                <w:kern w:val="0"/>
+                <w:sz w:val="20"/>
+                <w:szCs w:val="20"/>
+                <w14:ligatures w14:val="none"/>
+              </w:rPr>
+            </w:pPr>
+          </w:p>
+        </w:tc>
+        <w:tc>
+          <w:tcPr>
+            <w:tcW w:w="0" w:type="auto"/>
+          </w:tcPr>
+          <w:p>
+            <w:pPr>
+              <w:spacing w:after="0" w:line="240" w:lineRule="auto"/>
+              <w:rPr>
+                <w:rFonts w:ascii="Calibri" w:eastAsia="Times New Roman" w:hAnsi="Calibri" w:cs="Calibri"/>
                 <w:kern w:val="0"/>
                 <w:sz w:val="20"/>
                 <w:szCs w:val="20"/>
@@ -1311,24 +1356,23 @@
         <w:tc>
           <w:tcPr>
             <w:tcW w:w="0" w:type="auto"/>
-            <w:tcMar/>
-            <w:vAlign w:val="center"/>
-            <w:hideMark/>
-          </w:tcPr>
-          <w:p>
-            <w:pPr>
-              <w:spacing w:after="0" w:line="240" w:lineRule="auto"/>
-              <w:rPr>
-                <w:rFonts w:ascii="Calibri" w:hAnsi="Calibri" w:eastAsia="Times New Roman" w:cs="Calibri"/>
-                <w:kern w:val="0"/>
-                <w:sz w:val="20"/>
-                <w:szCs w:val="20"/>
-                <w14:ligatures w14:val="none"/>
-              </w:rPr>
-            </w:pPr>
-            <w:r>
-              <w:rPr>
-                <w:rFonts w:ascii="Calibri" w:hAnsi="Calibri" w:eastAsia="Times New Roman" w:cs="Calibri"/>
+            <w:vAlign w:val="center"/>
+            <w:hideMark/>
+          </w:tcPr>
+          <w:p>
+            <w:pPr>
+              <w:spacing w:after="0" w:line="240" w:lineRule="auto"/>
+              <w:rPr>
+                <w:rFonts w:ascii="Calibri" w:eastAsia="Times New Roman" w:hAnsi="Calibri" w:cs="Calibri"/>
+                <w:kern w:val="0"/>
+                <w:sz w:val="20"/>
+                <w:szCs w:val="20"/>
+                <w14:ligatures w14:val="none"/>
+              </w:rPr>
+            </w:pPr>
+            <w:r>
+              <w:rPr>
+                <w:rFonts w:ascii="Calibri" w:eastAsia="Times New Roman" w:hAnsi="Calibri" w:cs="Calibri"/>
                 <w:b/>
                 <w:bCs/>
                 <w:kern w:val="0"/>
@@ -1343,24 +1387,23 @@
         <w:tc>
           <w:tcPr>
             <w:tcW w:w="0" w:type="auto"/>
-            <w:tcMar/>
-            <w:vAlign w:val="center"/>
-            <w:hideMark/>
-          </w:tcPr>
-          <w:p>
-            <w:pPr>
-              <w:spacing w:after="0" w:line="240" w:lineRule="auto"/>
-              <w:rPr>
-                <w:rFonts w:ascii="Calibri" w:hAnsi="Calibri" w:eastAsia="Times New Roman" w:cs="Calibri"/>
-                <w:kern w:val="0"/>
-                <w:sz w:val="20"/>
-                <w:szCs w:val="20"/>
-                <w14:ligatures w14:val="none"/>
-              </w:rPr>
-            </w:pPr>
-            <w:r>
-              <w:rPr>
-                <w:rFonts w:ascii="Calibri" w:hAnsi="Calibri" w:eastAsia="Times New Roman" w:cs="Calibri"/>
+            <w:vAlign w:val="center"/>
+            <w:hideMark/>
+          </w:tcPr>
+          <w:p>
+            <w:pPr>
+              <w:spacing w:after="0" w:line="240" w:lineRule="auto"/>
+              <w:rPr>
+                <w:rFonts w:ascii="Calibri" w:eastAsia="Times New Roman" w:hAnsi="Calibri" w:cs="Calibri"/>
+                <w:kern w:val="0"/>
+                <w:sz w:val="20"/>
+                <w:szCs w:val="20"/>
+                <w14:ligatures w14:val="none"/>
+              </w:rPr>
+            </w:pPr>
+            <w:r>
+              <w:rPr>
+                <w:rFonts w:ascii="Calibri" w:eastAsia="Times New Roman" w:hAnsi="Calibri" w:cs="Calibri"/>
                 <w:kern w:val="0"/>
                 <w:sz w:val="20"/>
                 <w:szCs w:val="20"/>
@@ -1373,24 +1416,23 @@
         <w:tc>
           <w:tcPr>
             <w:tcW w:w="0" w:type="auto"/>
-            <w:tcMar/>
-            <w:vAlign w:val="center"/>
-            <w:hideMark/>
-          </w:tcPr>
-          <w:p>
-            <w:pPr>
-              <w:spacing w:after="0" w:line="240" w:lineRule="auto"/>
-              <w:rPr>
-                <w:rFonts w:ascii="Calibri" w:hAnsi="Calibri" w:eastAsia="Times New Roman" w:cs="Calibri"/>
-                <w:kern w:val="0"/>
-                <w:sz w:val="20"/>
-                <w:szCs w:val="20"/>
-                <w14:ligatures w14:val="none"/>
-              </w:rPr>
-            </w:pPr>
-            <w:r>
-              <w:rPr>
-                <w:rFonts w:ascii="Calibri" w:hAnsi="Calibri" w:eastAsia="Times New Roman" w:cs="Calibri"/>
+            <w:vAlign w:val="center"/>
+            <w:hideMark/>
+          </w:tcPr>
+          <w:p>
+            <w:pPr>
+              <w:spacing w:after="0" w:line="240" w:lineRule="auto"/>
+              <w:rPr>
+                <w:rFonts w:ascii="Calibri" w:eastAsia="Times New Roman" w:hAnsi="Calibri" w:cs="Calibri"/>
+                <w:kern w:val="0"/>
+                <w:sz w:val="20"/>
+                <w:szCs w:val="20"/>
+                <w14:ligatures w14:val="none"/>
+              </w:rPr>
+            </w:pPr>
+            <w:r>
+              <w:rPr>
+                <w:rFonts w:ascii="Calibri" w:eastAsia="Times New Roman" w:hAnsi="Calibri" w:cs="Calibri"/>
                 <w:kern w:val="0"/>
                 <w:sz w:val="20"/>
                 <w:szCs w:val="20"/>
@@ -1403,49 +1445,46 @@
         <w:tc>
           <w:tcPr>
             <w:tcW w:w="0" w:type="auto"/>
-            <w:tcMar/>
-          </w:tcPr>
-          <w:p>
-            <w:pPr>
-              <w:spacing w:after="0" w:line="240" w:lineRule="auto"/>
-              <w:rPr>
-                <w:rFonts w:ascii="Calibri" w:hAnsi="Calibri" w:eastAsia="Times New Roman" w:cs="Calibri"/>
-                <w:kern w:val="0"/>
-                <w:sz w:val="20"/>
-                <w:szCs w:val="20"/>
-                <w14:ligatures w14:val="none"/>
-              </w:rPr>
-            </w:pPr>
-          </w:p>
-        </w:tc>
-        <w:tc>
-          <w:tcPr>
-            <w:tcW w:w="0" w:type="auto"/>
-            <w:tcMar/>
-          </w:tcPr>
-          <w:p>
-            <w:pPr>
-              <w:spacing w:after="0" w:line="240" w:lineRule="auto"/>
-              <w:rPr>
-                <w:rFonts w:ascii="Calibri" w:hAnsi="Calibri" w:eastAsia="Times New Roman" w:cs="Calibri"/>
-                <w:kern w:val="0"/>
-                <w:sz w:val="20"/>
-                <w:szCs w:val="20"/>
-                <w14:ligatures w14:val="none"/>
-              </w:rPr>
-            </w:pPr>
-          </w:p>
-        </w:tc>
-        <w:tc>
-          <w:tcPr>
-            <w:tcW w:w="0" w:type="auto"/>
-            <w:tcMar/>
-          </w:tcPr>
-          <w:p>
-            <w:pPr>
-              <w:spacing w:after="0" w:line="240" w:lineRule="auto"/>
-              <w:rPr>
-                <w:rFonts w:ascii="Calibri" w:hAnsi="Calibri" w:eastAsia="Times New Roman" w:cs="Calibri"/>
+          </w:tcPr>
+          <w:p>
+            <w:pPr>
+              <w:spacing w:after="0" w:line="240" w:lineRule="auto"/>
+              <w:rPr>
+                <w:rFonts w:ascii="Calibri" w:eastAsia="Times New Roman" w:hAnsi="Calibri" w:cs="Calibri"/>
+                <w:kern w:val="0"/>
+                <w:sz w:val="20"/>
+                <w:szCs w:val="20"/>
+                <w14:ligatures w14:val="none"/>
+              </w:rPr>
+            </w:pPr>
+          </w:p>
+        </w:tc>
+        <w:tc>
+          <w:tcPr>
+            <w:tcW w:w="0" w:type="auto"/>
+          </w:tcPr>
+          <w:p>
+            <w:pPr>
+              <w:spacing w:after="0" w:line="240" w:lineRule="auto"/>
+              <w:rPr>
+                <w:rFonts w:ascii="Calibri" w:eastAsia="Times New Roman" w:hAnsi="Calibri" w:cs="Calibri"/>
+                <w:kern w:val="0"/>
+                <w:sz w:val="20"/>
+                <w:szCs w:val="20"/>
+                <w14:ligatures w14:val="none"/>
+              </w:rPr>
+            </w:pPr>
+          </w:p>
+        </w:tc>
+        <w:tc>
+          <w:tcPr>
+            <w:tcW w:w="0" w:type="auto"/>
+          </w:tcPr>
+          <w:p>
+            <w:pPr>
+              <w:spacing w:after="0" w:line="240" w:lineRule="auto"/>
+              <w:rPr>
+                <w:rFonts w:ascii="Calibri" w:eastAsia="Times New Roman" w:hAnsi="Calibri" w:cs="Calibri"/>
                 <w:kern w:val="0"/>
                 <w:sz w:val="20"/>
                 <w:szCs w:val="20"/>
@@ -1462,24 +1501,23 @@
         <w:tc>
           <w:tcPr>
             <w:tcW w:w="0" w:type="auto"/>
-            <w:tcMar/>
-            <w:vAlign w:val="center"/>
-            <w:hideMark/>
-          </w:tcPr>
-          <w:p>
-            <w:pPr>
-              <w:spacing w:after="0" w:line="240" w:lineRule="auto"/>
-              <w:rPr>
-                <w:rFonts w:ascii="Calibri" w:hAnsi="Calibri" w:eastAsia="Times New Roman" w:cs="Calibri"/>
-                <w:kern w:val="0"/>
-                <w:sz w:val="20"/>
-                <w:szCs w:val="20"/>
-                <w14:ligatures w14:val="none"/>
-              </w:rPr>
-            </w:pPr>
-            <w:r>
-              <w:rPr>
-                <w:rFonts w:ascii="Calibri" w:hAnsi="Calibri" w:eastAsia="Times New Roman" w:cs="Calibri"/>
+            <w:vAlign w:val="center"/>
+            <w:hideMark/>
+          </w:tcPr>
+          <w:p>
+            <w:pPr>
+              <w:spacing w:after="0" w:line="240" w:lineRule="auto"/>
+              <w:rPr>
+                <w:rFonts w:ascii="Calibri" w:eastAsia="Times New Roman" w:hAnsi="Calibri" w:cs="Calibri"/>
+                <w:kern w:val="0"/>
+                <w:sz w:val="20"/>
+                <w:szCs w:val="20"/>
+                <w14:ligatures w14:val="none"/>
+              </w:rPr>
+            </w:pPr>
+            <w:r>
+              <w:rPr>
+                <w:rFonts w:ascii="Calibri" w:eastAsia="Times New Roman" w:hAnsi="Calibri" w:cs="Calibri"/>
                 <w:b/>
                 <w:bCs/>
                 <w:kern w:val="0"/>
@@ -1491,7 +1529,7 @@
             </w:r>
             <w:r>
               <w:rPr>
-                <w:rFonts w:ascii="Calibri" w:hAnsi="Calibri" w:eastAsia="Times New Roman" w:cs="Calibri"/>
+                <w:rFonts w:ascii="Calibri" w:eastAsia="Times New Roman" w:hAnsi="Calibri" w:cs="Calibri"/>
                 <w:b/>
                 <w:bCs/>
                 <w:kern w:val="0"/>
@@ -1503,7 +1541,7 @@
             </w:r>
             <w:r>
               <w:rPr>
-                <w:rFonts w:ascii="Calibri" w:hAnsi="Calibri" w:eastAsia="Times New Roman" w:cs="Calibri"/>
+                <w:rFonts w:ascii="Calibri" w:eastAsia="Times New Roman" w:hAnsi="Calibri" w:cs="Calibri"/>
                 <w:b/>
                 <w:bCs/>
                 <w:kern w:val="0"/>
@@ -1515,7 +1553,7 @@
             </w:r>
             <w:r>
               <w:rPr>
-                <w:rFonts w:ascii="Calibri" w:hAnsi="Calibri" w:eastAsia="Times New Roman" w:cs="Calibri"/>
+                <w:rFonts w:ascii="Calibri" w:eastAsia="Times New Roman" w:hAnsi="Calibri" w:cs="Calibri"/>
                 <w:b/>
                 <w:bCs/>
                 <w:kern w:val="0"/>
@@ -1530,24 +1568,23 @@
         <w:tc>
           <w:tcPr>
             <w:tcW w:w="0" w:type="auto"/>
-            <w:tcMar/>
-            <w:vAlign w:val="center"/>
-            <w:hideMark/>
-          </w:tcPr>
-          <w:p>
-            <w:pPr>
-              <w:spacing w:after="0" w:line="240" w:lineRule="auto"/>
-              <w:rPr>
-                <w:rFonts w:ascii="Calibri" w:hAnsi="Calibri" w:eastAsia="Times New Roman" w:cs="Calibri"/>
-                <w:kern w:val="0"/>
-                <w:sz w:val="20"/>
-                <w:szCs w:val="20"/>
-                <w14:ligatures w14:val="none"/>
-              </w:rPr>
-            </w:pPr>
-            <w:r>
-              <w:rPr>
-                <w:rFonts w:ascii="Calibri" w:hAnsi="Calibri" w:eastAsia="Times New Roman" w:cs="Calibri"/>
+            <w:vAlign w:val="center"/>
+            <w:hideMark/>
+          </w:tcPr>
+          <w:p>
+            <w:pPr>
+              <w:spacing w:after="0" w:line="240" w:lineRule="auto"/>
+              <w:rPr>
+                <w:rFonts w:ascii="Calibri" w:eastAsia="Times New Roman" w:hAnsi="Calibri" w:cs="Calibri"/>
+                <w:kern w:val="0"/>
+                <w:sz w:val="20"/>
+                <w:szCs w:val="20"/>
+                <w14:ligatures w14:val="none"/>
+              </w:rPr>
+            </w:pPr>
+            <w:r>
+              <w:rPr>
+                <w:rFonts w:ascii="Calibri" w:eastAsia="Times New Roman" w:hAnsi="Calibri" w:cs="Calibri"/>
                 <w:kern w:val="0"/>
                 <w:sz w:val="20"/>
                 <w:szCs w:val="20"/>
@@ -1560,24 +1597,23 @@
         <w:tc>
           <w:tcPr>
             <w:tcW w:w="0" w:type="auto"/>
-            <w:tcMar/>
-            <w:vAlign w:val="center"/>
-            <w:hideMark/>
-          </w:tcPr>
-          <w:p>
-            <w:pPr>
-              <w:spacing w:after="0" w:line="240" w:lineRule="auto"/>
-              <w:rPr>
-                <w:rFonts w:ascii="Calibri" w:hAnsi="Calibri" w:eastAsia="Times New Roman" w:cs="Calibri"/>
-                <w:kern w:val="0"/>
-                <w:sz w:val="20"/>
-                <w:szCs w:val="20"/>
-                <w14:ligatures w14:val="none"/>
-              </w:rPr>
-            </w:pPr>
-            <w:r>
-              <w:rPr>
-                <w:rFonts w:ascii="Calibri" w:hAnsi="Calibri" w:eastAsia="Times New Roman" w:cs="Calibri"/>
+            <w:vAlign w:val="center"/>
+            <w:hideMark/>
+          </w:tcPr>
+          <w:p>
+            <w:pPr>
+              <w:spacing w:after="0" w:line="240" w:lineRule="auto"/>
+              <w:rPr>
+                <w:rFonts w:ascii="Calibri" w:eastAsia="Times New Roman" w:hAnsi="Calibri" w:cs="Calibri"/>
+                <w:kern w:val="0"/>
+                <w:sz w:val="20"/>
+                <w:szCs w:val="20"/>
+                <w14:ligatures w14:val="none"/>
+              </w:rPr>
+            </w:pPr>
+            <w:r>
+              <w:rPr>
+                <w:rFonts w:ascii="Calibri" w:eastAsia="Times New Roman" w:hAnsi="Calibri" w:cs="Calibri"/>
                 <w:kern w:val="0"/>
                 <w:sz w:val="20"/>
                 <w:szCs w:val="20"/>
@@ -1590,49 +1626,46 @@
         <w:tc>
           <w:tcPr>
             <w:tcW w:w="0" w:type="auto"/>
-            <w:tcMar/>
-          </w:tcPr>
-          <w:p>
-            <w:pPr>
-              <w:spacing w:after="0" w:line="240" w:lineRule="auto"/>
-              <w:rPr>
-                <w:rFonts w:ascii="Calibri" w:hAnsi="Calibri" w:eastAsia="Times New Roman" w:cs="Calibri"/>
-                <w:kern w:val="0"/>
-                <w:sz w:val="20"/>
-                <w:szCs w:val="20"/>
-                <w14:ligatures w14:val="none"/>
-              </w:rPr>
-            </w:pPr>
-          </w:p>
-        </w:tc>
-        <w:tc>
-          <w:tcPr>
-            <w:tcW w:w="0" w:type="auto"/>
-            <w:tcMar/>
-          </w:tcPr>
-          <w:p>
-            <w:pPr>
-              <w:spacing w:after="0" w:line="240" w:lineRule="auto"/>
-              <w:rPr>
-                <w:rFonts w:ascii="Calibri" w:hAnsi="Calibri" w:eastAsia="Times New Roman" w:cs="Calibri"/>
-                <w:kern w:val="0"/>
-                <w:sz w:val="20"/>
-                <w:szCs w:val="20"/>
-                <w14:ligatures w14:val="none"/>
-              </w:rPr>
-            </w:pPr>
-          </w:p>
-        </w:tc>
-        <w:tc>
-          <w:tcPr>
-            <w:tcW w:w="0" w:type="auto"/>
-            <w:tcMar/>
-          </w:tcPr>
-          <w:p>
-            <w:pPr>
-              <w:spacing w:after="0" w:line="240" w:lineRule="auto"/>
-              <w:rPr>
-                <w:rFonts w:ascii="Calibri" w:hAnsi="Calibri" w:eastAsia="Times New Roman" w:cs="Calibri"/>
+          </w:tcPr>
+          <w:p>
+            <w:pPr>
+              <w:spacing w:after="0" w:line="240" w:lineRule="auto"/>
+              <w:rPr>
+                <w:rFonts w:ascii="Calibri" w:eastAsia="Times New Roman" w:hAnsi="Calibri" w:cs="Calibri"/>
+                <w:kern w:val="0"/>
+                <w:sz w:val="20"/>
+                <w:szCs w:val="20"/>
+                <w14:ligatures w14:val="none"/>
+              </w:rPr>
+            </w:pPr>
+          </w:p>
+        </w:tc>
+        <w:tc>
+          <w:tcPr>
+            <w:tcW w:w="0" w:type="auto"/>
+          </w:tcPr>
+          <w:p>
+            <w:pPr>
+              <w:spacing w:after="0" w:line="240" w:lineRule="auto"/>
+              <w:rPr>
+                <w:rFonts w:ascii="Calibri" w:eastAsia="Times New Roman" w:hAnsi="Calibri" w:cs="Calibri"/>
+                <w:kern w:val="0"/>
+                <w:sz w:val="20"/>
+                <w:szCs w:val="20"/>
+                <w14:ligatures w14:val="none"/>
+              </w:rPr>
+            </w:pPr>
+          </w:p>
+        </w:tc>
+        <w:tc>
+          <w:tcPr>
+            <w:tcW w:w="0" w:type="auto"/>
+          </w:tcPr>
+          <w:p>
+            <w:pPr>
+              <w:spacing w:after="0" w:line="240" w:lineRule="auto"/>
+              <w:rPr>
+                <w:rFonts w:ascii="Calibri" w:eastAsia="Times New Roman" w:hAnsi="Calibri" w:cs="Calibri"/>
                 <w:kern w:val="0"/>
                 <w:sz w:val="20"/>
                 <w:szCs w:val="20"/>
@@ -1649,24 +1682,23 @@
         <w:tc>
           <w:tcPr>
             <w:tcW w:w="0" w:type="auto"/>
-            <w:tcMar/>
-            <w:vAlign w:val="center"/>
-            <w:hideMark/>
-          </w:tcPr>
-          <w:p>
-            <w:pPr>
-              <w:spacing w:after="0" w:line="240" w:lineRule="auto"/>
-              <w:rPr>
-                <w:rFonts w:ascii="Calibri" w:hAnsi="Calibri" w:eastAsia="Times New Roman" w:cs="Calibri"/>
-                <w:kern w:val="0"/>
-                <w:sz w:val="20"/>
-                <w:szCs w:val="20"/>
-                <w14:ligatures w14:val="none"/>
-              </w:rPr>
-            </w:pPr>
-            <w:r>
-              <w:rPr>
-                <w:rFonts w:ascii="Calibri" w:hAnsi="Calibri" w:eastAsia="Times New Roman" w:cs="Calibri"/>
+            <w:vAlign w:val="center"/>
+            <w:hideMark/>
+          </w:tcPr>
+          <w:p>
+            <w:pPr>
+              <w:spacing w:after="0" w:line="240" w:lineRule="auto"/>
+              <w:rPr>
+                <w:rFonts w:ascii="Calibri" w:eastAsia="Times New Roman" w:hAnsi="Calibri" w:cs="Calibri"/>
+                <w:kern w:val="0"/>
+                <w:sz w:val="20"/>
+                <w:szCs w:val="20"/>
+                <w14:ligatures w14:val="none"/>
+              </w:rPr>
+            </w:pPr>
+            <w:r>
+              <w:rPr>
+                <w:rFonts w:ascii="Calibri" w:eastAsia="Times New Roman" w:hAnsi="Calibri" w:cs="Calibri"/>
                 <w:b/>
                 <w:bCs/>
                 <w:kern w:val="0"/>
@@ -1681,24 +1713,23 @@
         <w:tc>
           <w:tcPr>
             <w:tcW w:w="0" w:type="auto"/>
-            <w:tcMar/>
-            <w:vAlign w:val="center"/>
-            <w:hideMark/>
-          </w:tcPr>
-          <w:p>
-            <w:pPr>
-              <w:spacing w:after="0" w:line="240" w:lineRule="auto"/>
-              <w:rPr>
-                <w:rFonts w:ascii="Calibri" w:hAnsi="Calibri" w:eastAsia="Times New Roman" w:cs="Calibri"/>
-                <w:kern w:val="0"/>
-                <w:sz w:val="20"/>
-                <w:szCs w:val="20"/>
-                <w14:ligatures w14:val="none"/>
-              </w:rPr>
-            </w:pPr>
-            <w:r>
-              <w:rPr>
-                <w:rFonts w:ascii="Calibri" w:hAnsi="Calibri" w:eastAsia="Times New Roman" w:cs="Calibri"/>
+            <w:vAlign w:val="center"/>
+            <w:hideMark/>
+          </w:tcPr>
+          <w:p>
+            <w:pPr>
+              <w:spacing w:after="0" w:line="240" w:lineRule="auto"/>
+              <w:rPr>
+                <w:rFonts w:ascii="Calibri" w:eastAsia="Times New Roman" w:hAnsi="Calibri" w:cs="Calibri"/>
+                <w:kern w:val="0"/>
+                <w:sz w:val="20"/>
+                <w:szCs w:val="20"/>
+                <w14:ligatures w14:val="none"/>
+              </w:rPr>
+            </w:pPr>
+            <w:r>
+              <w:rPr>
+                <w:rFonts w:ascii="Calibri" w:eastAsia="Times New Roman" w:hAnsi="Calibri" w:cs="Calibri"/>
                 <w:kern w:val="0"/>
                 <w:sz w:val="20"/>
                 <w:szCs w:val="20"/>
@@ -1711,24 +1742,23 @@
         <w:tc>
           <w:tcPr>
             <w:tcW w:w="0" w:type="auto"/>
-            <w:tcMar/>
-            <w:vAlign w:val="center"/>
-            <w:hideMark/>
-          </w:tcPr>
-          <w:p>
-            <w:pPr>
-              <w:spacing w:after="0" w:line="240" w:lineRule="auto"/>
-              <w:rPr>
-                <w:rFonts w:ascii="Calibri" w:hAnsi="Calibri" w:eastAsia="Times New Roman" w:cs="Calibri"/>
-                <w:kern w:val="0"/>
-                <w:sz w:val="20"/>
-                <w:szCs w:val="20"/>
-                <w14:ligatures w14:val="none"/>
-              </w:rPr>
-            </w:pPr>
-            <w:r>
-              <w:rPr>
-                <w:rFonts w:ascii="Calibri" w:hAnsi="Calibri" w:eastAsia="Times New Roman" w:cs="Calibri"/>
+            <w:vAlign w:val="center"/>
+            <w:hideMark/>
+          </w:tcPr>
+          <w:p>
+            <w:pPr>
+              <w:spacing w:after="0" w:line="240" w:lineRule="auto"/>
+              <w:rPr>
+                <w:rFonts w:ascii="Calibri" w:eastAsia="Times New Roman" w:hAnsi="Calibri" w:cs="Calibri"/>
+                <w:kern w:val="0"/>
+                <w:sz w:val="20"/>
+                <w:szCs w:val="20"/>
+                <w14:ligatures w14:val="none"/>
+              </w:rPr>
+            </w:pPr>
+            <w:r>
+              <w:rPr>
+                <w:rFonts w:ascii="Calibri" w:eastAsia="Times New Roman" w:hAnsi="Calibri" w:cs="Calibri"/>
                 <w:kern w:val="0"/>
                 <w:sz w:val="20"/>
                 <w:szCs w:val="20"/>
@@ -1741,49 +1771,46 @@
         <w:tc>
           <w:tcPr>
             <w:tcW w:w="0" w:type="auto"/>
-            <w:tcMar/>
-          </w:tcPr>
-          <w:p>
-            <w:pPr>
-              <w:spacing w:after="0" w:line="240" w:lineRule="auto"/>
-              <w:rPr>
-                <w:rFonts w:ascii="Calibri" w:hAnsi="Calibri" w:eastAsia="Times New Roman" w:cs="Calibri"/>
-                <w:kern w:val="0"/>
-                <w:sz w:val="20"/>
-                <w:szCs w:val="20"/>
-                <w14:ligatures w14:val="none"/>
-              </w:rPr>
-            </w:pPr>
-          </w:p>
-        </w:tc>
-        <w:tc>
-          <w:tcPr>
-            <w:tcW w:w="0" w:type="auto"/>
-            <w:tcMar/>
-          </w:tcPr>
-          <w:p>
-            <w:pPr>
-              <w:spacing w:after="0" w:line="240" w:lineRule="auto"/>
-              <w:rPr>
-                <w:rFonts w:ascii="Calibri" w:hAnsi="Calibri" w:eastAsia="Times New Roman" w:cs="Calibri"/>
-                <w:kern w:val="0"/>
-                <w:sz w:val="20"/>
-                <w:szCs w:val="20"/>
-                <w14:ligatures w14:val="none"/>
-              </w:rPr>
-            </w:pPr>
-          </w:p>
-        </w:tc>
-        <w:tc>
-          <w:tcPr>
-            <w:tcW w:w="0" w:type="auto"/>
-            <w:tcMar/>
-          </w:tcPr>
-          <w:p>
-            <w:pPr>
-              <w:spacing w:after="0" w:line="240" w:lineRule="auto"/>
-              <w:rPr>
-                <w:rFonts w:ascii="Calibri" w:hAnsi="Calibri" w:eastAsia="Times New Roman" w:cs="Calibri"/>
+          </w:tcPr>
+          <w:p>
+            <w:pPr>
+              <w:spacing w:after="0" w:line="240" w:lineRule="auto"/>
+              <w:rPr>
+                <w:rFonts w:ascii="Calibri" w:eastAsia="Times New Roman" w:hAnsi="Calibri" w:cs="Calibri"/>
+                <w:kern w:val="0"/>
+                <w:sz w:val="20"/>
+                <w:szCs w:val="20"/>
+                <w14:ligatures w14:val="none"/>
+              </w:rPr>
+            </w:pPr>
+          </w:p>
+        </w:tc>
+        <w:tc>
+          <w:tcPr>
+            <w:tcW w:w="0" w:type="auto"/>
+          </w:tcPr>
+          <w:p>
+            <w:pPr>
+              <w:spacing w:after="0" w:line="240" w:lineRule="auto"/>
+              <w:rPr>
+                <w:rFonts w:ascii="Calibri" w:eastAsia="Times New Roman" w:hAnsi="Calibri" w:cs="Calibri"/>
+                <w:kern w:val="0"/>
+                <w:sz w:val="20"/>
+                <w:szCs w:val="20"/>
+                <w14:ligatures w14:val="none"/>
+              </w:rPr>
+            </w:pPr>
+          </w:p>
+        </w:tc>
+        <w:tc>
+          <w:tcPr>
+            <w:tcW w:w="0" w:type="auto"/>
+          </w:tcPr>
+          <w:p>
+            <w:pPr>
+              <w:spacing w:after="0" w:line="240" w:lineRule="auto"/>
+              <w:rPr>
+                <w:rFonts w:ascii="Calibri" w:eastAsia="Times New Roman" w:hAnsi="Calibri" w:cs="Calibri"/>
                 <w:kern w:val="0"/>
                 <w:sz w:val="20"/>
                 <w:szCs w:val="20"/>
@@ -1800,24 +1827,23 @@
         <w:tc>
           <w:tcPr>
             <w:tcW w:w="0" w:type="auto"/>
-            <w:tcMar/>
-            <w:vAlign w:val="center"/>
-            <w:hideMark/>
-          </w:tcPr>
-          <w:p>
-            <w:pPr>
-              <w:spacing w:after="0" w:line="240" w:lineRule="auto"/>
-              <w:rPr>
-                <w:rFonts w:ascii="Calibri" w:hAnsi="Calibri" w:eastAsia="Times New Roman" w:cs="Calibri"/>
-                <w:kern w:val="0"/>
-                <w:sz w:val="20"/>
-                <w:szCs w:val="20"/>
-                <w14:ligatures w14:val="none"/>
-              </w:rPr>
-            </w:pPr>
-            <w:r>
-              <w:rPr>
-                <w:rFonts w:ascii="Calibri" w:hAnsi="Calibri" w:eastAsia="Times New Roman" w:cs="Calibri"/>
+            <w:vAlign w:val="center"/>
+            <w:hideMark/>
+          </w:tcPr>
+          <w:p>
+            <w:pPr>
+              <w:spacing w:after="0" w:line="240" w:lineRule="auto"/>
+              <w:rPr>
+                <w:rFonts w:ascii="Calibri" w:eastAsia="Times New Roman" w:hAnsi="Calibri" w:cs="Calibri"/>
+                <w:kern w:val="0"/>
+                <w:sz w:val="20"/>
+                <w:szCs w:val="20"/>
+                <w14:ligatures w14:val="none"/>
+              </w:rPr>
+            </w:pPr>
+            <w:r>
+              <w:rPr>
+                <w:rFonts w:ascii="Calibri" w:eastAsia="Times New Roman" w:hAnsi="Calibri" w:cs="Calibri"/>
                 <w:b/>
                 <w:bCs/>
                 <w:kern w:val="0"/>
@@ -1832,24 +1858,23 @@
         <w:tc>
           <w:tcPr>
             <w:tcW w:w="0" w:type="auto"/>
-            <w:tcMar/>
-            <w:vAlign w:val="center"/>
-            <w:hideMark/>
-          </w:tcPr>
-          <w:p>
-            <w:pPr>
-              <w:spacing w:after="0" w:line="240" w:lineRule="auto"/>
-              <w:rPr>
-                <w:rFonts w:ascii="Calibri" w:hAnsi="Calibri" w:eastAsia="Times New Roman" w:cs="Calibri"/>
-                <w:kern w:val="0"/>
-                <w:sz w:val="20"/>
-                <w:szCs w:val="20"/>
-                <w14:ligatures w14:val="none"/>
-              </w:rPr>
-            </w:pPr>
-            <w:r>
-              <w:rPr>
-                <w:rFonts w:ascii="Calibri" w:hAnsi="Calibri" w:eastAsia="Times New Roman" w:cs="Calibri"/>
+            <w:vAlign w:val="center"/>
+            <w:hideMark/>
+          </w:tcPr>
+          <w:p>
+            <w:pPr>
+              <w:spacing w:after="0" w:line="240" w:lineRule="auto"/>
+              <w:rPr>
+                <w:rFonts w:ascii="Calibri" w:eastAsia="Times New Roman" w:hAnsi="Calibri" w:cs="Calibri"/>
+                <w:kern w:val="0"/>
+                <w:sz w:val="20"/>
+                <w:szCs w:val="20"/>
+                <w14:ligatures w14:val="none"/>
+              </w:rPr>
+            </w:pPr>
+            <w:r>
+              <w:rPr>
+                <w:rFonts w:ascii="Calibri" w:eastAsia="Times New Roman" w:hAnsi="Calibri" w:cs="Calibri"/>
                 <w:kern w:val="0"/>
                 <w:sz w:val="20"/>
                 <w:szCs w:val="20"/>
@@ -1862,24 +1887,23 @@
         <w:tc>
           <w:tcPr>
             <w:tcW w:w="0" w:type="auto"/>
-            <w:tcMar/>
-            <w:vAlign w:val="center"/>
-            <w:hideMark/>
-          </w:tcPr>
-          <w:p>
-            <w:pPr>
-              <w:spacing w:after="0" w:line="240" w:lineRule="auto"/>
-              <w:rPr>
-                <w:rFonts w:ascii="Calibri" w:hAnsi="Calibri" w:eastAsia="Times New Roman" w:cs="Calibri"/>
-                <w:kern w:val="0"/>
-                <w:sz w:val="20"/>
-                <w:szCs w:val="20"/>
-                <w14:ligatures w14:val="none"/>
-              </w:rPr>
-            </w:pPr>
-            <w:r>
-              <w:rPr>
-                <w:rFonts w:ascii="Calibri" w:hAnsi="Calibri" w:eastAsia="Times New Roman" w:cs="Calibri"/>
+            <w:vAlign w:val="center"/>
+            <w:hideMark/>
+          </w:tcPr>
+          <w:p>
+            <w:pPr>
+              <w:spacing w:after="0" w:line="240" w:lineRule="auto"/>
+              <w:rPr>
+                <w:rFonts w:ascii="Calibri" w:eastAsia="Times New Roman" w:hAnsi="Calibri" w:cs="Calibri"/>
+                <w:kern w:val="0"/>
+                <w:sz w:val="20"/>
+                <w:szCs w:val="20"/>
+                <w14:ligatures w14:val="none"/>
+              </w:rPr>
+            </w:pPr>
+            <w:r>
+              <w:rPr>
+                <w:rFonts w:ascii="Calibri" w:eastAsia="Times New Roman" w:hAnsi="Calibri" w:cs="Calibri"/>
                 <w:kern w:val="0"/>
                 <w:sz w:val="20"/>
                 <w:szCs w:val="20"/>
@@ -1892,49 +1916,46 @@
         <w:tc>
           <w:tcPr>
             <w:tcW w:w="0" w:type="auto"/>
-            <w:tcMar/>
-          </w:tcPr>
-          <w:p>
-            <w:pPr>
-              <w:spacing w:after="0" w:line="240" w:lineRule="auto"/>
-              <w:rPr>
-                <w:rFonts w:ascii="Calibri" w:hAnsi="Calibri" w:eastAsia="Times New Roman" w:cs="Calibri"/>
-                <w:kern w:val="0"/>
-                <w:sz w:val="20"/>
-                <w:szCs w:val="20"/>
-                <w14:ligatures w14:val="none"/>
-              </w:rPr>
-            </w:pPr>
-          </w:p>
-        </w:tc>
-        <w:tc>
-          <w:tcPr>
-            <w:tcW w:w="0" w:type="auto"/>
-            <w:tcMar/>
-          </w:tcPr>
-          <w:p>
-            <w:pPr>
-              <w:spacing w:after="0" w:line="240" w:lineRule="auto"/>
-              <w:rPr>
-                <w:rFonts w:ascii="Calibri" w:hAnsi="Calibri" w:eastAsia="Times New Roman" w:cs="Calibri"/>
-                <w:kern w:val="0"/>
-                <w:sz w:val="20"/>
-                <w:szCs w:val="20"/>
-                <w14:ligatures w14:val="none"/>
-              </w:rPr>
-            </w:pPr>
-          </w:p>
-        </w:tc>
-        <w:tc>
-          <w:tcPr>
-            <w:tcW w:w="0" w:type="auto"/>
-            <w:tcMar/>
-          </w:tcPr>
-          <w:p>
-            <w:pPr>
-              <w:spacing w:after="0" w:line="240" w:lineRule="auto"/>
-              <w:rPr>
-                <w:rFonts w:ascii="Calibri" w:hAnsi="Calibri" w:eastAsia="Times New Roman" w:cs="Calibri"/>
+          </w:tcPr>
+          <w:p>
+            <w:pPr>
+              <w:spacing w:after="0" w:line="240" w:lineRule="auto"/>
+              <w:rPr>
+                <w:rFonts w:ascii="Calibri" w:eastAsia="Times New Roman" w:hAnsi="Calibri" w:cs="Calibri"/>
+                <w:kern w:val="0"/>
+                <w:sz w:val="20"/>
+                <w:szCs w:val="20"/>
+                <w14:ligatures w14:val="none"/>
+              </w:rPr>
+            </w:pPr>
+          </w:p>
+        </w:tc>
+        <w:tc>
+          <w:tcPr>
+            <w:tcW w:w="0" w:type="auto"/>
+          </w:tcPr>
+          <w:p>
+            <w:pPr>
+              <w:spacing w:after="0" w:line="240" w:lineRule="auto"/>
+              <w:rPr>
+                <w:rFonts w:ascii="Calibri" w:eastAsia="Times New Roman" w:hAnsi="Calibri" w:cs="Calibri"/>
+                <w:kern w:val="0"/>
+                <w:sz w:val="20"/>
+                <w:szCs w:val="20"/>
+                <w14:ligatures w14:val="none"/>
+              </w:rPr>
+            </w:pPr>
+          </w:p>
+        </w:tc>
+        <w:tc>
+          <w:tcPr>
+            <w:tcW w:w="0" w:type="auto"/>
+          </w:tcPr>
+          <w:p>
+            <w:pPr>
+              <w:spacing w:after="0" w:line="240" w:lineRule="auto"/>
+              <w:rPr>
+                <w:rFonts w:ascii="Calibri" w:eastAsia="Times New Roman" w:hAnsi="Calibri" w:cs="Calibri"/>
                 <w:kern w:val="0"/>
                 <w:sz w:val="20"/>
                 <w:szCs w:val="20"/>
@@ -1951,24 +1972,23 @@
         <w:tc>
           <w:tcPr>
             <w:tcW w:w="0" w:type="auto"/>
-            <w:tcMar/>
-            <w:vAlign w:val="center"/>
-            <w:hideMark/>
-          </w:tcPr>
-          <w:p>
-            <w:pPr>
-              <w:spacing w:after="0" w:line="240" w:lineRule="auto"/>
-              <w:rPr>
-                <w:rFonts w:ascii="Calibri" w:hAnsi="Calibri" w:eastAsia="Times New Roman" w:cs="Calibri"/>
-                <w:kern w:val="0"/>
-                <w:sz w:val="20"/>
-                <w:szCs w:val="20"/>
-                <w14:ligatures w14:val="none"/>
-              </w:rPr>
-            </w:pPr>
-            <w:r>
-              <w:rPr>
-                <w:rFonts w:ascii="Calibri" w:hAnsi="Calibri" w:eastAsia="Times New Roman" w:cs="Calibri"/>
+            <w:vAlign w:val="center"/>
+            <w:hideMark/>
+          </w:tcPr>
+          <w:p>
+            <w:pPr>
+              <w:spacing w:after="0" w:line="240" w:lineRule="auto"/>
+              <w:rPr>
+                <w:rFonts w:ascii="Calibri" w:eastAsia="Times New Roman" w:hAnsi="Calibri" w:cs="Calibri"/>
+                <w:kern w:val="0"/>
+                <w:sz w:val="20"/>
+                <w:szCs w:val="20"/>
+                <w14:ligatures w14:val="none"/>
+              </w:rPr>
+            </w:pPr>
+            <w:r>
+              <w:rPr>
+                <w:rFonts w:ascii="Calibri" w:eastAsia="Times New Roman" w:hAnsi="Calibri" w:cs="Calibri"/>
                 <w:b/>
                 <w:bCs/>
                 <w:kern w:val="0"/>
@@ -1983,24 +2003,23 @@
         <w:tc>
           <w:tcPr>
             <w:tcW w:w="0" w:type="auto"/>
-            <w:tcMar/>
-            <w:vAlign w:val="center"/>
-            <w:hideMark/>
-          </w:tcPr>
-          <w:p>
-            <w:pPr>
-              <w:spacing w:after="0" w:line="240" w:lineRule="auto"/>
-              <w:rPr>
-                <w:rFonts w:ascii="Calibri" w:hAnsi="Calibri" w:eastAsia="Times New Roman" w:cs="Calibri"/>
-                <w:kern w:val="0"/>
-                <w:sz w:val="20"/>
-                <w:szCs w:val="20"/>
-                <w14:ligatures w14:val="none"/>
-              </w:rPr>
-            </w:pPr>
-            <w:r>
-              <w:rPr>
-                <w:rFonts w:ascii="Calibri" w:hAnsi="Calibri" w:eastAsia="Times New Roman" w:cs="Calibri"/>
+            <w:vAlign w:val="center"/>
+            <w:hideMark/>
+          </w:tcPr>
+          <w:p>
+            <w:pPr>
+              <w:spacing w:after="0" w:line="240" w:lineRule="auto"/>
+              <w:rPr>
+                <w:rFonts w:ascii="Calibri" w:eastAsia="Times New Roman" w:hAnsi="Calibri" w:cs="Calibri"/>
+                <w:kern w:val="0"/>
+                <w:sz w:val="20"/>
+                <w:szCs w:val="20"/>
+                <w14:ligatures w14:val="none"/>
+              </w:rPr>
+            </w:pPr>
+            <w:r>
+              <w:rPr>
+                <w:rFonts w:ascii="Calibri" w:eastAsia="Times New Roman" w:hAnsi="Calibri" w:cs="Calibri"/>
                 <w:kern w:val="0"/>
                 <w:sz w:val="20"/>
                 <w:szCs w:val="20"/>
@@ -2013,24 +2032,23 @@
         <w:tc>
           <w:tcPr>
             <w:tcW w:w="0" w:type="auto"/>
-            <w:tcMar/>
-            <w:vAlign w:val="center"/>
-            <w:hideMark/>
-          </w:tcPr>
-          <w:p>
-            <w:pPr>
-              <w:spacing w:after="0" w:line="240" w:lineRule="auto"/>
-              <w:rPr>
-                <w:rFonts w:ascii="Calibri" w:hAnsi="Calibri" w:eastAsia="Times New Roman" w:cs="Calibri"/>
-                <w:kern w:val="0"/>
-                <w:sz w:val="20"/>
-                <w:szCs w:val="20"/>
-                <w14:ligatures w14:val="none"/>
-              </w:rPr>
-            </w:pPr>
-            <w:r>
-              <w:rPr>
-                <w:rFonts w:ascii="Calibri" w:hAnsi="Calibri" w:eastAsia="Times New Roman" w:cs="Calibri"/>
+            <w:vAlign w:val="center"/>
+            <w:hideMark/>
+          </w:tcPr>
+          <w:p>
+            <w:pPr>
+              <w:spacing w:after="0" w:line="240" w:lineRule="auto"/>
+              <w:rPr>
+                <w:rFonts w:ascii="Calibri" w:eastAsia="Times New Roman" w:hAnsi="Calibri" w:cs="Calibri"/>
+                <w:kern w:val="0"/>
+                <w:sz w:val="20"/>
+                <w:szCs w:val="20"/>
+                <w14:ligatures w14:val="none"/>
+              </w:rPr>
+            </w:pPr>
+            <w:r>
+              <w:rPr>
+                <w:rFonts w:ascii="Calibri" w:eastAsia="Times New Roman" w:hAnsi="Calibri" w:cs="Calibri"/>
                 <w:kern w:val="0"/>
                 <w:sz w:val="20"/>
                 <w:szCs w:val="20"/>
@@ -2043,49 +2061,46 @@
         <w:tc>
           <w:tcPr>
             <w:tcW w:w="0" w:type="auto"/>
-            <w:tcMar/>
-          </w:tcPr>
-          <w:p>
-            <w:pPr>
-              <w:spacing w:after="0" w:line="240" w:lineRule="auto"/>
-              <w:rPr>
-                <w:rFonts w:ascii="Calibri" w:hAnsi="Calibri" w:eastAsia="Times New Roman" w:cs="Calibri"/>
-                <w:kern w:val="0"/>
-                <w:sz w:val="20"/>
-                <w:szCs w:val="20"/>
-                <w14:ligatures w14:val="none"/>
-              </w:rPr>
-            </w:pPr>
-          </w:p>
-        </w:tc>
-        <w:tc>
-          <w:tcPr>
-            <w:tcW w:w="0" w:type="auto"/>
-            <w:tcMar/>
-          </w:tcPr>
-          <w:p>
-            <w:pPr>
-              <w:spacing w:after="0" w:line="240" w:lineRule="auto"/>
-              <w:rPr>
-                <w:rFonts w:ascii="Calibri" w:hAnsi="Calibri" w:eastAsia="Times New Roman" w:cs="Calibri"/>
-                <w:kern w:val="0"/>
-                <w:sz w:val="20"/>
-                <w:szCs w:val="20"/>
-                <w14:ligatures w14:val="none"/>
-              </w:rPr>
-            </w:pPr>
-          </w:p>
-        </w:tc>
-        <w:tc>
-          <w:tcPr>
-            <w:tcW w:w="0" w:type="auto"/>
-            <w:tcMar/>
-          </w:tcPr>
-          <w:p>
-            <w:pPr>
-              <w:spacing w:after="0" w:line="240" w:lineRule="auto"/>
-              <w:rPr>
-                <w:rFonts w:ascii="Calibri" w:hAnsi="Calibri" w:eastAsia="Times New Roman" w:cs="Calibri"/>
+          </w:tcPr>
+          <w:p>
+            <w:pPr>
+              <w:spacing w:after="0" w:line="240" w:lineRule="auto"/>
+              <w:rPr>
+                <w:rFonts w:ascii="Calibri" w:eastAsia="Times New Roman" w:hAnsi="Calibri" w:cs="Calibri"/>
+                <w:kern w:val="0"/>
+                <w:sz w:val="20"/>
+                <w:szCs w:val="20"/>
+                <w14:ligatures w14:val="none"/>
+              </w:rPr>
+            </w:pPr>
+          </w:p>
+        </w:tc>
+        <w:tc>
+          <w:tcPr>
+            <w:tcW w:w="0" w:type="auto"/>
+          </w:tcPr>
+          <w:p>
+            <w:pPr>
+              <w:spacing w:after="0" w:line="240" w:lineRule="auto"/>
+              <w:rPr>
+                <w:rFonts w:ascii="Calibri" w:eastAsia="Times New Roman" w:hAnsi="Calibri" w:cs="Calibri"/>
+                <w:kern w:val="0"/>
+                <w:sz w:val="20"/>
+                <w:szCs w:val="20"/>
+                <w14:ligatures w14:val="none"/>
+              </w:rPr>
+            </w:pPr>
+          </w:p>
+        </w:tc>
+        <w:tc>
+          <w:tcPr>
+            <w:tcW w:w="0" w:type="auto"/>
+          </w:tcPr>
+          <w:p>
+            <w:pPr>
+              <w:spacing w:after="0" w:line="240" w:lineRule="auto"/>
+              <w:rPr>
+                <w:rFonts w:ascii="Calibri" w:eastAsia="Times New Roman" w:hAnsi="Calibri" w:cs="Calibri"/>
                 <w:kern w:val="0"/>
                 <w:sz w:val="20"/>
                 <w:szCs w:val="20"/>
@@ -2102,24 +2117,23 @@
         <w:tc>
           <w:tcPr>
             <w:tcW w:w="0" w:type="auto"/>
-            <w:tcMar/>
-            <w:vAlign w:val="center"/>
-            <w:hideMark/>
-          </w:tcPr>
-          <w:p>
-            <w:pPr>
-              <w:spacing w:after="0" w:line="240" w:lineRule="auto"/>
-              <w:rPr>
-                <w:rFonts w:ascii="Calibri" w:hAnsi="Calibri" w:eastAsia="Times New Roman" w:cs="Calibri"/>
-                <w:kern w:val="0"/>
-                <w:sz w:val="20"/>
-                <w:szCs w:val="20"/>
-                <w14:ligatures w14:val="none"/>
-              </w:rPr>
-            </w:pPr>
-            <w:r>
-              <w:rPr>
-                <w:rFonts w:ascii="Calibri" w:hAnsi="Calibri" w:eastAsia="Times New Roman" w:cs="Calibri"/>
+            <w:vAlign w:val="center"/>
+            <w:hideMark/>
+          </w:tcPr>
+          <w:p>
+            <w:pPr>
+              <w:spacing w:after="0" w:line="240" w:lineRule="auto"/>
+              <w:rPr>
+                <w:rFonts w:ascii="Calibri" w:eastAsia="Times New Roman" w:hAnsi="Calibri" w:cs="Calibri"/>
+                <w:kern w:val="0"/>
+                <w:sz w:val="20"/>
+                <w:szCs w:val="20"/>
+                <w14:ligatures w14:val="none"/>
+              </w:rPr>
+            </w:pPr>
+            <w:r>
+              <w:rPr>
+                <w:rFonts w:ascii="Calibri" w:eastAsia="Times New Roman" w:hAnsi="Calibri" w:cs="Calibri"/>
                 <w:b/>
                 <w:bCs/>
                 <w:kern w:val="0"/>
@@ -2134,24 +2148,23 @@
         <w:tc>
           <w:tcPr>
             <w:tcW w:w="0" w:type="auto"/>
-            <w:tcMar/>
-            <w:vAlign w:val="center"/>
-            <w:hideMark/>
-          </w:tcPr>
-          <w:p>
-            <w:pPr>
-              <w:spacing w:after="0" w:line="240" w:lineRule="auto"/>
-              <w:rPr>
-                <w:rFonts w:ascii="Calibri" w:hAnsi="Calibri" w:eastAsia="Times New Roman" w:cs="Calibri"/>
-                <w:kern w:val="0"/>
-                <w:sz w:val="20"/>
-                <w:szCs w:val="20"/>
-                <w14:ligatures w14:val="none"/>
-              </w:rPr>
-            </w:pPr>
-            <w:r>
-              <w:rPr>
-                <w:rFonts w:ascii="Calibri" w:hAnsi="Calibri" w:eastAsia="Times New Roman" w:cs="Calibri"/>
+            <w:vAlign w:val="center"/>
+            <w:hideMark/>
+          </w:tcPr>
+          <w:p>
+            <w:pPr>
+              <w:spacing w:after="0" w:line="240" w:lineRule="auto"/>
+              <w:rPr>
+                <w:rFonts w:ascii="Calibri" w:eastAsia="Times New Roman" w:hAnsi="Calibri" w:cs="Calibri"/>
+                <w:kern w:val="0"/>
+                <w:sz w:val="20"/>
+                <w:szCs w:val="20"/>
+                <w14:ligatures w14:val="none"/>
+              </w:rPr>
+            </w:pPr>
+            <w:r>
+              <w:rPr>
+                <w:rFonts w:ascii="Calibri" w:eastAsia="Times New Roman" w:hAnsi="Calibri" w:cs="Calibri"/>
                 <w:kern w:val="0"/>
                 <w:sz w:val="20"/>
                 <w:szCs w:val="20"/>
@@ -2164,24 +2177,23 @@
         <w:tc>
           <w:tcPr>
             <w:tcW w:w="0" w:type="auto"/>
-            <w:tcMar/>
-            <w:vAlign w:val="center"/>
-            <w:hideMark/>
-          </w:tcPr>
-          <w:p>
-            <w:pPr>
-              <w:spacing w:after="0" w:line="240" w:lineRule="auto"/>
-              <w:rPr>
-                <w:rFonts w:ascii="Calibri" w:hAnsi="Calibri" w:eastAsia="Times New Roman" w:cs="Calibri"/>
-                <w:kern w:val="0"/>
-                <w:sz w:val="20"/>
-                <w:szCs w:val="20"/>
-                <w14:ligatures w14:val="none"/>
-              </w:rPr>
-            </w:pPr>
-            <w:r>
-              <w:rPr>
-                <w:rFonts w:ascii="Calibri" w:hAnsi="Calibri" w:eastAsia="Times New Roman" w:cs="Calibri"/>
+            <w:vAlign w:val="center"/>
+            <w:hideMark/>
+          </w:tcPr>
+          <w:p>
+            <w:pPr>
+              <w:spacing w:after="0" w:line="240" w:lineRule="auto"/>
+              <w:rPr>
+                <w:rFonts w:ascii="Calibri" w:eastAsia="Times New Roman" w:hAnsi="Calibri" w:cs="Calibri"/>
+                <w:kern w:val="0"/>
+                <w:sz w:val="20"/>
+                <w:szCs w:val="20"/>
+                <w14:ligatures w14:val="none"/>
+              </w:rPr>
+            </w:pPr>
+            <w:r>
+              <w:rPr>
+                <w:rFonts w:ascii="Calibri" w:eastAsia="Times New Roman" w:hAnsi="Calibri" w:cs="Calibri"/>
                 <w:kern w:val="0"/>
                 <w:sz w:val="20"/>
                 <w:szCs w:val="20"/>
@@ -2194,49 +2206,46 @@
         <w:tc>
           <w:tcPr>
             <w:tcW w:w="0" w:type="auto"/>
-            <w:tcMar/>
-          </w:tcPr>
-          <w:p>
-            <w:pPr>
-              <w:spacing w:after="0" w:line="240" w:lineRule="auto"/>
-              <w:rPr>
-                <w:rFonts w:ascii="Calibri" w:hAnsi="Calibri" w:eastAsia="Times New Roman" w:cs="Calibri"/>
-                <w:kern w:val="0"/>
-                <w:sz w:val="20"/>
-                <w:szCs w:val="20"/>
-                <w14:ligatures w14:val="none"/>
-              </w:rPr>
-            </w:pPr>
-          </w:p>
-        </w:tc>
-        <w:tc>
-          <w:tcPr>
-            <w:tcW w:w="0" w:type="auto"/>
-            <w:tcMar/>
-          </w:tcPr>
-          <w:p>
-            <w:pPr>
-              <w:spacing w:after="0" w:line="240" w:lineRule="auto"/>
-              <w:rPr>
-                <w:rFonts w:ascii="Calibri" w:hAnsi="Calibri" w:eastAsia="Times New Roman" w:cs="Calibri"/>
-                <w:kern w:val="0"/>
-                <w:sz w:val="20"/>
-                <w:szCs w:val="20"/>
-                <w14:ligatures w14:val="none"/>
-              </w:rPr>
-            </w:pPr>
-          </w:p>
-        </w:tc>
-        <w:tc>
-          <w:tcPr>
-            <w:tcW w:w="0" w:type="auto"/>
-            <w:tcMar/>
-          </w:tcPr>
-          <w:p>
-            <w:pPr>
-              <w:spacing w:after="0" w:line="240" w:lineRule="auto"/>
-              <w:rPr>
-                <w:rFonts w:ascii="Calibri" w:hAnsi="Calibri" w:eastAsia="Times New Roman" w:cs="Calibri"/>
+          </w:tcPr>
+          <w:p>
+            <w:pPr>
+              <w:spacing w:after="0" w:line="240" w:lineRule="auto"/>
+              <w:rPr>
+                <w:rFonts w:ascii="Calibri" w:eastAsia="Times New Roman" w:hAnsi="Calibri" w:cs="Calibri"/>
+                <w:kern w:val="0"/>
+                <w:sz w:val="20"/>
+                <w:szCs w:val="20"/>
+                <w14:ligatures w14:val="none"/>
+              </w:rPr>
+            </w:pPr>
+          </w:p>
+        </w:tc>
+        <w:tc>
+          <w:tcPr>
+            <w:tcW w:w="0" w:type="auto"/>
+          </w:tcPr>
+          <w:p>
+            <w:pPr>
+              <w:spacing w:after="0" w:line="240" w:lineRule="auto"/>
+              <w:rPr>
+                <w:rFonts w:ascii="Calibri" w:eastAsia="Times New Roman" w:hAnsi="Calibri" w:cs="Calibri"/>
+                <w:kern w:val="0"/>
+                <w:sz w:val="20"/>
+                <w:szCs w:val="20"/>
+                <w14:ligatures w14:val="none"/>
+              </w:rPr>
+            </w:pPr>
+          </w:p>
+        </w:tc>
+        <w:tc>
+          <w:tcPr>
+            <w:tcW w:w="0" w:type="auto"/>
+          </w:tcPr>
+          <w:p>
+            <w:pPr>
+              <w:spacing w:after="0" w:line="240" w:lineRule="auto"/>
+              <w:rPr>
+                <w:rFonts w:ascii="Calibri" w:eastAsia="Times New Roman" w:hAnsi="Calibri" w:cs="Calibri"/>
                 <w:kern w:val="0"/>
                 <w:sz w:val="20"/>
                 <w:szCs w:val="20"/>
@@ -2253,24 +2262,23 @@
         <w:tc>
           <w:tcPr>
             <w:tcW w:w="0" w:type="auto"/>
-            <w:tcMar/>
-            <w:vAlign w:val="center"/>
-            <w:hideMark/>
-          </w:tcPr>
-          <w:p>
-            <w:pPr>
-              <w:spacing w:after="0" w:line="240" w:lineRule="auto"/>
-              <w:rPr>
-                <w:rFonts w:ascii="Calibri" w:hAnsi="Calibri" w:eastAsia="Times New Roman" w:cs="Calibri"/>
-                <w:kern w:val="0"/>
-                <w:sz w:val="20"/>
-                <w:szCs w:val="20"/>
-                <w14:ligatures w14:val="none"/>
-              </w:rPr>
-            </w:pPr>
-            <w:r>
-              <w:rPr>
-                <w:rFonts w:ascii="Calibri" w:hAnsi="Calibri" w:eastAsia="Times New Roman" w:cs="Calibri"/>
+            <w:vAlign w:val="center"/>
+            <w:hideMark/>
+          </w:tcPr>
+          <w:p>
+            <w:pPr>
+              <w:spacing w:after="0" w:line="240" w:lineRule="auto"/>
+              <w:rPr>
+                <w:rFonts w:ascii="Calibri" w:eastAsia="Times New Roman" w:hAnsi="Calibri" w:cs="Calibri"/>
+                <w:kern w:val="0"/>
+                <w:sz w:val="20"/>
+                <w:szCs w:val="20"/>
+                <w14:ligatures w14:val="none"/>
+              </w:rPr>
+            </w:pPr>
+            <w:r>
+              <w:rPr>
+                <w:rFonts w:ascii="Calibri" w:eastAsia="Times New Roman" w:hAnsi="Calibri" w:cs="Calibri"/>
                 <w:b/>
                 <w:bCs/>
                 <w:kern w:val="0"/>
@@ -2285,24 +2293,23 @@
         <w:tc>
           <w:tcPr>
             <w:tcW w:w="0" w:type="auto"/>
-            <w:tcMar/>
-            <w:vAlign w:val="center"/>
-            <w:hideMark/>
-          </w:tcPr>
-          <w:p>
-            <w:pPr>
-              <w:spacing w:after="0" w:line="240" w:lineRule="auto"/>
-              <w:rPr>
-                <w:rFonts w:ascii="Calibri" w:hAnsi="Calibri" w:eastAsia="Times New Roman" w:cs="Calibri"/>
-                <w:kern w:val="0"/>
-                <w:sz w:val="20"/>
-                <w:szCs w:val="20"/>
-                <w14:ligatures w14:val="none"/>
-              </w:rPr>
-            </w:pPr>
-            <w:r>
-              <w:rPr>
-                <w:rFonts w:ascii="Calibri" w:hAnsi="Calibri" w:eastAsia="Times New Roman" w:cs="Calibri"/>
+            <w:vAlign w:val="center"/>
+            <w:hideMark/>
+          </w:tcPr>
+          <w:p>
+            <w:pPr>
+              <w:spacing w:after="0" w:line="240" w:lineRule="auto"/>
+              <w:rPr>
+                <w:rFonts w:ascii="Calibri" w:eastAsia="Times New Roman" w:hAnsi="Calibri" w:cs="Calibri"/>
+                <w:kern w:val="0"/>
+                <w:sz w:val="20"/>
+                <w:szCs w:val="20"/>
+                <w14:ligatures w14:val="none"/>
+              </w:rPr>
+            </w:pPr>
+            <w:r>
+              <w:rPr>
+                <w:rFonts w:ascii="Calibri" w:eastAsia="Times New Roman" w:hAnsi="Calibri" w:cs="Calibri"/>
                 <w:kern w:val="0"/>
                 <w:sz w:val="20"/>
                 <w:szCs w:val="20"/>
@@ -2315,24 +2322,23 @@
         <w:tc>
           <w:tcPr>
             <w:tcW w:w="0" w:type="auto"/>
-            <w:tcMar/>
-            <w:vAlign w:val="center"/>
-            <w:hideMark/>
-          </w:tcPr>
-          <w:p>
-            <w:pPr>
-              <w:spacing w:after="0" w:line="240" w:lineRule="auto"/>
-              <w:rPr>
-                <w:rFonts w:ascii="Calibri" w:hAnsi="Calibri" w:eastAsia="Times New Roman" w:cs="Calibri"/>
-                <w:kern w:val="0"/>
-                <w:sz w:val="20"/>
-                <w:szCs w:val="20"/>
-                <w14:ligatures w14:val="none"/>
-              </w:rPr>
-            </w:pPr>
-            <w:r>
-              <w:rPr>
-                <w:rFonts w:ascii="Calibri" w:hAnsi="Calibri" w:eastAsia="Times New Roman" w:cs="Calibri"/>
+            <w:vAlign w:val="center"/>
+            <w:hideMark/>
+          </w:tcPr>
+          <w:p>
+            <w:pPr>
+              <w:spacing w:after="0" w:line="240" w:lineRule="auto"/>
+              <w:rPr>
+                <w:rFonts w:ascii="Calibri" w:eastAsia="Times New Roman" w:hAnsi="Calibri" w:cs="Calibri"/>
+                <w:kern w:val="0"/>
+                <w:sz w:val="20"/>
+                <w:szCs w:val="20"/>
+                <w14:ligatures w14:val="none"/>
+              </w:rPr>
+            </w:pPr>
+            <w:r>
+              <w:rPr>
+                <w:rFonts w:ascii="Calibri" w:eastAsia="Times New Roman" w:hAnsi="Calibri" w:cs="Calibri"/>
                 <w:kern w:val="0"/>
                 <w:sz w:val="20"/>
                 <w:szCs w:val="20"/>
@@ -2345,49 +2351,46 @@
         <w:tc>
           <w:tcPr>
             <w:tcW w:w="0" w:type="auto"/>
-            <w:tcMar/>
-          </w:tcPr>
-          <w:p>
-            <w:pPr>
-              <w:spacing w:after="0" w:line="240" w:lineRule="auto"/>
-              <w:rPr>
-                <w:rFonts w:ascii="Calibri" w:hAnsi="Calibri" w:eastAsia="Times New Roman" w:cs="Calibri"/>
-                <w:kern w:val="0"/>
-                <w:sz w:val="20"/>
-                <w:szCs w:val="20"/>
-                <w14:ligatures w14:val="none"/>
-              </w:rPr>
-            </w:pPr>
-          </w:p>
-        </w:tc>
-        <w:tc>
-          <w:tcPr>
-            <w:tcW w:w="0" w:type="auto"/>
-            <w:tcMar/>
-          </w:tcPr>
-          <w:p>
-            <w:pPr>
-              <w:spacing w:after="0" w:line="240" w:lineRule="auto"/>
-              <w:rPr>
-                <w:rFonts w:ascii="Calibri" w:hAnsi="Calibri" w:eastAsia="Times New Roman" w:cs="Calibri"/>
-                <w:kern w:val="0"/>
-                <w:sz w:val="20"/>
-                <w:szCs w:val="20"/>
-                <w14:ligatures w14:val="none"/>
-              </w:rPr>
-            </w:pPr>
-          </w:p>
-        </w:tc>
-        <w:tc>
-          <w:tcPr>
-            <w:tcW w:w="0" w:type="auto"/>
-            <w:tcMar/>
-          </w:tcPr>
-          <w:p>
-            <w:pPr>
-              <w:spacing w:after="0" w:line="240" w:lineRule="auto"/>
-              <w:rPr>
-                <w:rFonts w:ascii="Calibri" w:hAnsi="Calibri" w:eastAsia="Times New Roman" w:cs="Calibri"/>
+          </w:tcPr>
+          <w:p>
+            <w:pPr>
+              <w:spacing w:after="0" w:line="240" w:lineRule="auto"/>
+              <w:rPr>
+                <w:rFonts w:ascii="Calibri" w:eastAsia="Times New Roman" w:hAnsi="Calibri" w:cs="Calibri"/>
+                <w:kern w:val="0"/>
+                <w:sz w:val="20"/>
+                <w:szCs w:val="20"/>
+                <w14:ligatures w14:val="none"/>
+              </w:rPr>
+            </w:pPr>
+          </w:p>
+        </w:tc>
+        <w:tc>
+          <w:tcPr>
+            <w:tcW w:w="0" w:type="auto"/>
+          </w:tcPr>
+          <w:p>
+            <w:pPr>
+              <w:spacing w:after="0" w:line="240" w:lineRule="auto"/>
+              <w:rPr>
+                <w:rFonts w:ascii="Calibri" w:eastAsia="Times New Roman" w:hAnsi="Calibri" w:cs="Calibri"/>
+                <w:kern w:val="0"/>
+                <w:sz w:val="20"/>
+                <w:szCs w:val="20"/>
+                <w14:ligatures w14:val="none"/>
+              </w:rPr>
+            </w:pPr>
+          </w:p>
+        </w:tc>
+        <w:tc>
+          <w:tcPr>
+            <w:tcW w:w="0" w:type="auto"/>
+          </w:tcPr>
+          <w:p>
+            <w:pPr>
+              <w:spacing w:after="0" w:line="240" w:lineRule="auto"/>
+              <w:rPr>
+                <w:rFonts w:ascii="Calibri" w:eastAsia="Times New Roman" w:hAnsi="Calibri" w:cs="Calibri"/>
                 <w:kern w:val="0"/>
                 <w:sz w:val="20"/>
                 <w:szCs w:val="20"/>
@@ -2404,24 +2407,23 @@
         <w:tc>
           <w:tcPr>
             <w:tcW w:w="0" w:type="auto"/>
-            <w:tcMar/>
-            <w:vAlign w:val="center"/>
-            <w:hideMark/>
-          </w:tcPr>
-          <w:p>
-            <w:pPr>
-              <w:spacing w:after="0" w:line="240" w:lineRule="auto"/>
-              <w:rPr>
-                <w:rFonts w:ascii="Calibri" w:hAnsi="Calibri" w:eastAsia="Times New Roman" w:cs="Calibri"/>
-                <w:kern w:val="0"/>
-                <w:sz w:val="20"/>
-                <w:szCs w:val="20"/>
-                <w14:ligatures w14:val="none"/>
-              </w:rPr>
-            </w:pPr>
-            <w:r>
-              <w:rPr>
-                <w:rFonts w:ascii="Calibri" w:hAnsi="Calibri" w:eastAsia="Times New Roman" w:cs="Calibri"/>
+            <w:vAlign w:val="center"/>
+            <w:hideMark/>
+          </w:tcPr>
+          <w:p>
+            <w:pPr>
+              <w:spacing w:after="0" w:line="240" w:lineRule="auto"/>
+              <w:rPr>
+                <w:rFonts w:ascii="Calibri" w:eastAsia="Times New Roman" w:hAnsi="Calibri" w:cs="Calibri"/>
+                <w:kern w:val="0"/>
+                <w:sz w:val="20"/>
+                <w:szCs w:val="20"/>
+                <w14:ligatures w14:val="none"/>
+              </w:rPr>
+            </w:pPr>
+            <w:r>
+              <w:rPr>
+                <w:rFonts w:ascii="Calibri" w:eastAsia="Times New Roman" w:hAnsi="Calibri" w:cs="Calibri"/>
                 <w:b/>
                 <w:bCs/>
                 <w:kern w:val="0"/>
@@ -2436,24 +2438,23 @@
         <w:tc>
           <w:tcPr>
             <w:tcW w:w="0" w:type="auto"/>
-            <w:tcMar/>
-            <w:vAlign w:val="center"/>
-            <w:hideMark/>
-          </w:tcPr>
-          <w:p>
-            <w:pPr>
-              <w:spacing w:after="0" w:line="240" w:lineRule="auto"/>
-              <w:rPr>
-                <w:rFonts w:ascii="Calibri" w:hAnsi="Calibri" w:eastAsia="Times New Roman" w:cs="Calibri"/>
-                <w:kern w:val="0"/>
-                <w:sz w:val="20"/>
-                <w:szCs w:val="20"/>
-                <w14:ligatures w14:val="none"/>
-              </w:rPr>
-            </w:pPr>
-            <w:r>
-              <w:rPr>
-                <w:rFonts w:ascii="Calibri" w:hAnsi="Calibri" w:eastAsia="Times New Roman" w:cs="Calibri"/>
+            <w:vAlign w:val="center"/>
+            <w:hideMark/>
+          </w:tcPr>
+          <w:p>
+            <w:pPr>
+              <w:spacing w:after="0" w:line="240" w:lineRule="auto"/>
+              <w:rPr>
+                <w:rFonts w:ascii="Calibri" w:eastAsia="Times New Roman" w:hAnsi="Calibri" w:cs="Calibri"/>
+                <w:kern w:val="0"/>
+                <w:sz w:val="20"/>
+                <w:szCs w:val="20"/>
+                <w14:ligatures w14:val="none"/>
+              </w:rPr>
+            </w:pPr>
+            <w:r>
+              <w:rPr>
+                <w:rFonts w:ascii="Calibri" w:eastAsia="Times New Roman" w:hAnsi="Calibri" w:cs="Calibri"/>
                 <w:kern w:val="0"/>
                 <w:sz w:val="20"/>
                 <w:szCs w:val="20"/>
@@ -2466,24 +2467,23 @@
         <w:tc>
           <w:tcPr>
             <w:tcW w:w="0" w:type="auto"/>
-            <w:tcMar/>
-            <w:vAlign w:val="center"/>
-            <w:hideMark/>
-          </w:tcPr>
-          <w:p>
-            <w:pPr>
-              <w:spacing w:after="0" w:line="240" w:lineRule="auto"/>
-              <w:rPr>
-                <w:rFonts w:ascii="Calibri" w:hAnsi="Calibri" w:eastAsia="Times New Roman" w:cs="Calibri"/>
-                <w:kern w:val="0"/>
-                <w:sz w:val="20"/>
-                <w:szCs w:val="20"/>
-                <w14:ligatures w14:val="none"/>
-              </w:rPr>
-            </w:pPr>
-            <w:r>
-              <w:rPr>
-                <w:rFonts w:ascii="Calibri" w:hAnsi="Calibri" w:eastAsia="Times New Roman" w:cs="Calibri"/>
+            <w:vAlign w:val="center"/>
+            <w:hideMark/>
+          </w:tcPr>
+          <w:p>
+            <w:pPr>
+              <w:spacing w:after="0" w:line="240" w:lineRule="auto"/>
+              <w:rPr>
+                <w:rFonts w:ascii="Calibri" w:eastAsia="Times New Roman" w:hAnsi="Calibri" w:cs="Calibri"/>
+                <w:kern w:val="0"/>
+                <w:sz w:val="20"/>
+                <w:szCs w:val="20"/>
+                <w14:ligatures w14:val="none"/>
+              </w:rPr>
+            </w:pPr>
+            <w:r>
+              <w:rPr>
+                <w:rFonts w:ascii="Calibri" w:eastAsia="Times New Roman" w:hAnsi="Calibri" w:cs="Calibri"/>
                 <w:kern w:val="0"/>
                 <w:sz w:val="20"/>
                 <w:szCs w:val="20"/>
@@ -2496,49 +2496,46 @@
         <w:tc>
           <w:tcPr>
             <w:tcW w:w="0" w:type="auto"/>
-            <w:tcMar/>
-          </w:tcPr>
-          <w:p>
-            <w:pPr>
-              <w:spacing w:after="0" w:line="240" w:lineRule="auto"/>
-              <w:rPr>
-                <w:rFonts w:ascii="Calibri" w:hAnsi="Calibri" w:eastAsia="Times New Roman" w:cs="Calibri"/>
-                <w:kern w:val="0"/>
-                <w:sz w:val="20"/>
-                <w:szCs w:val="20"/>
-                <w14:ligatures w14:val="none"/>
-              </w:rPr>
-            </w:pPr>
-          </w:p>
-        </w:tc>
-        <w:tc>
-          <w:tcPr>
-            <w:tcW w:w="0" w:type="auto"/>
-            <w:tcMar/>
-          </w:tcPr>
-          <w:p>
-            <w:pPr>
-              <w:spacing w:after="0" w:line="240" w:lineRule="auto"/>
-              <w:rPr>
-                <w:rFonts w:ascii="Calibri" w:hAnsi="Calibri" w:eastAsia="Times New Roman" w:cs="Calibri"/>
-                <w:kern w:val="0"/>
-                <w:sz w:val="20"/>
-                <w:szCs w:val="20"/>
-                <w14:ligatures w14:val="none"/>
-              </w:rPr>
-            </w:pPr>
-          </w:p>
-        </w:tc>
-        <w:tc>
-          <w:tcPr>
-            <w:tcW w:w="0" w:type="auto"/>
-            <w:tcMar/>
-          </w:tcPr>
-          <w:p>
-            <w:pPr>
-              <w:spacing w:after="0" w:line="240" w:lineRule="auto"/>
-              <w:rPr>
-                <w:rFonts w:ascii="Calibri" w:hAnsi="Calibri" w:eastAsia="Times New Roman" w:cs="Calibri"/>
+          </w:tcPr>
+          <w:p>
+            <w:pPr>
+              <w:spacing w:after="0" w:line="240" w:lineRule="auto"/>
+              <w:rPr>
+                <w:rFonts w:ascii="Calibri" w:eastAsia="Times New Roman" w:hAnsi="Calibri" w:cs="Calibri"/>
+                <w:kern w:val="0"/>
+                <w:sz w:val="20"/>
+                <w:szCs w:val="20"/>
+                <w14:ligatures w14:val="none"/>
+              </w:rPr>
+            </w:pPr>
+          </w:p>
+        </w:tc>
+        <w:tc>
+          <w:tcPr>
+            <w:tcW w:w="0" w:type="auto"/>
+          </w:tcPr>
+          <w:p>
+            <w:pPr>
+              <w:spacing w:after="0" w:line="240" w:lineRule="auto"/>
+              <w:rPr>
+                <w:rFonts w:ascii="Calibri" w:eastAsia="Times New Roman" w:hAnsi="Calibri" w:cs="Calibri"/>
+                <w:kern w:val="0"/>
+                <w:sz w:val="20"/>
+                <w:szCs w:val="20"/>
+                <w14:ligatures w14:val="none"/>
+              </w:rPr>
+            </w:pPr>
+          </w:p>
+        </w:tc>
+        <w:tc>
+          <w:tcPr>
+            <w:tcW w:w="0" w:type="auto"/>
+          </w:tcPr>
+          <w:p>
+            <w:pPr>
+              <w:spacing w:after="0" w:line="240" w:lineRule="auto"/>
+              <w:rPr>
+                <w:rFonts w:ascii="Calibri" w:eastAsia="Times New Roman" w:hAnsi="Calibri" w:cs="Calibri"/>
                 <w:kern w:val="0"/>
                 <w:sz w:val="20"/>
                 <w:szCs w:val="20"/>
@@ -2555,24 +2552,23 @@
         <w:tc>
           <w:tcPr>
             <w:tcW w:w="0" w:type="auto"/>
-            <w:tcMar/>
-            <w:vAlign w:val="center"/>
-            <w:hideMark/>
-          </w:tcPr>
-          <w:p>
-            <w:pPr>
-              <w:spacing w:after="0" w:line="240" w:lineRule="auto"/>
-              <w:rPr>
-                <w:rFonts w:ascii="Calibri" w:hAnsi="Calibri" w:eastAsia="Times New Roman" w:cs="Calibri"/>
-                <w:kern w:val="0"/>
-                <w:sz w:val="20"/>
-                <w:szCs w:val="20"/>
-                <w14:ligatures w14:val="none"/>
-              </w:rPr>
-            </w:pPr>
-            <w:r>
-              <w:rPr>
-                <w:rFonts w:ascii="Calibri" w:hAnsi="Calibri" w:eastAsia="Times New Roman" w:cs="Calibri"/>
+            <w:vAlign w:val="center"/>
+            <w:hideMark/>
+          </w:tcPr>
+          <w:p>
+            <w:pPr>
+              <w:spacing w:after="0" w:line="240" w:lineRule="auto"/>
+              <w:rPr>
+                <w:rFonts w:ascii="Calibri" w:eastAsia="Times New Roman" w:hAnsi="Calibri" w:cs="Calibri"/>
+                <w:kern w:val="0"/>
+                <w:sz w:val="20"/>
+                <w:szCs w:val="20"/>
+                <w14:ligatures w14:val="none"/>
+              </w:rPr>
+            </w:pPr>
+            <w:r>
+              <w:rPr>
+                <w:rFonts w:ascii="Calibri" w:eastAsia="Times New Roman" w:hAnsi="Calibri" w:cs="Calibri"/>
                 <w:b/>
                 <w:bCs/>
                 <w:kern w:val="0"/>
@@ -2587,24 +2583,23 @@
         <w:tc>
           <w:tcPr>
             <w:tcW w:w="0" w:type="auto"/>
-            <w:tcMar/>
-            <w:vAlign w:val="center"/>
-            <w:hideMark/>
-          </w:tcPr>
-          <w:p>
-            <w:pPr>
-              <w:spacing w:after="0" w:line="240" w:lineRule="auto"/>
-              <w:rPr>
-                <w:rFonts w:ascii="Calibri" w:hAnsi="Calibri" w:eastAsia="Times New Roman" w:cs="Calibri"/>
-                <w:kern w:val="0"/>
-                <w:sz w:val="20"/>
-                <w:szCs w:val="20"/>
-                <w14:ligatures w14:val="none"/>
-              </w:rPr>
-            </w:pPr>
-            <w:r>
-              <w:rPr>
-                <w:rFonts w:ascii="Calibri" w:hAnsi="Calibri" w:eastAsia="Times New Roman" w:cs="Calibri"/>
+            <w:vAlign w:val="center"/>
+            <w:hideMark/>
+          </w:tcPr>
+          <w:p>
+            <w:pPr>
+              <w:spacing w:after="0" w:line="240" w:lineRule="auto"/>
+              <w:rPr>
+                <w:rFonts w:ascii="Calibri" w:eastAsia="Times New Roman" w:hAnsi="Calibri" w:cs="Calibri"/>
+                <w:kern w:val="0"/>
+                <w:sz w:val="20"/>
+                <w:szCs w:val="20"/>
+                <w14:ligatures w14:val="none"/>
+              </w:rPr>
+            </w:pPr>
+            <w:r>
+              <w:rPr>
+                <w:rFonts w:ascii="Calibri" w:eastAsia="Times New Roman" w:hAnsi="Calibri" w:cs="Calibri"/>
                 <w:kern w:val="0"/>
                 <w:sz w:val="20"/>
                 <w:szCs w:val="20"/>
@@ -2617,24 +2612,23 @@
         <w:tc>
           <w:tcPr>
             <w:tcW w:w="0" w:type="auto"/>
-            <w:tcMar/>
-            <w:vAlign w:val="center"/>
-            <w:hideMark/>
-          </w:tcPr>
-          <w:p>
-            <w:pPr>
-              <w:spacing w:after="0" w:line="240" w:lineRule="auto"/>
-              <w:rPr>
-                <w:rFonts w:ascii="Calibri" w:hAnsi="Calibri" w:eastAsia="Times New Roman" w:cs="Calibri"/>
-                <w:kern w:val="0"/>
-                <w:sz w:val="20"/>
-                <w:szCs w:val="20"/>
-                <w14:ligatures w14:val="none"/>
-              </w:rPr>
-            </w:pPr>
-            <w:r>
-              <w:rPr>
-                <w:rFonts w:ascii="Calibri" w:hAnsi="Calibri" w:eastAsia="Times New Roman" w:cs="Calibri"/>
+            <w:vAlign w:val="center"/>
+            <w:hideMark/>
+          </w:tcPr>
+          <w:p>
+            <w:pPr>
+              <w:spacing w:after="0" w:line="240" w:lineRule="auto"/>
+              <w:rPr>
+                <w:rFonts w:ascii="Calibri" w:eastAsia="Times New Roman" w:hAnsi="Calibri" w:cs="Calibri"/>
+                <w:kern w:val="0"/>
+                <w:sz w:val="20"/>
+                <w:szCs w:val="20"/>
+                <w14:ligatures w14:val="none"/>
+              </w:rPr>
+            </w:pPr>
+            <w:r>
+              <w:rPr>
+                <w:rFonts w:ascii="Calibri" w:eastAsia="Times New Roman" w:hAnsi="Calibri" w:cs="Calibri"/>
                 <w:kern w:val="0"/>
                 <w:sz w:val="20"/>
                 <w:szCs w:val="20"/>
@@ -2647,49 +2641,46 @@
         <w:tc>
           <w:tcPr>
             <w:tcW w:w="0" w:type="auto"/>
-            <w:tcMar/>
-          </w:tcPr>
-          <w:p>
-            <w:pPr>
-              <w:spacing w:after="0" w:line="240" w:lineRule="auto"/>
-              <w:rPr>
-                <w:rFonts w:ascii="Calibri" w:hAnsi="Calibri" w:eastAsia="Times New Roman" w:cs="Calibri"/>
-                <w:kern w:val="0"/>
-                <w:sz w:val="20"/>
-                <w:szCs w:val="20"/>
-                <w14:ligatures w14:val="none"/>
-              </w:rPr>
-            </w:pPr>
-          </w:p>
-        </w:tc>
-        <w:tc>
-          <w:tcPr>
-            <w:tcW w:w="0" w:type="auto"/>
-            <w:tcMar/>
-          </w:tcPr>
-          <w:p>
-            <w:pPr>
-              <w:spacing w:after="0" w:line="240" w:lineRule="auto"/>
-              <w:rPr>
-                <w:rFonts w:ascii="Calibri" w:hAnsi="Calibri" w:eastAsia="Times New Roman" w:cs="Calibri"/>
-                <w:kern w:val="0"/>
-                <w:sz w:val="20"/>
-                <w:szCs w:val="20"/>
-                <w14:ligatures w14:val="none"/>
-              </w:rPr>
-            </w:pPr>
-          </w:p>
-        </w:tc>
-        <w:tc>
-          <w:tcPr>
-            <w:tcW w:w="0" w:type="auto"/>
-            <w:tcMar/>
-          </w:tcPr>
-          <w:p>
-            <w:pPr>
-              <w:spacing w:after="0" w:line="240" w:lineRule="auto"/>
-              <w:rPr>
-                <w:rFonts w:ascii="Calibri" w:hAnsi="Calibri" w:eastAsia="Times New Roman" w:cs="Calibri"/>
+          </w:tcPr>
+          <w:p>
+            <w:pPr>
+              <w:spacing w:after="0" w:line="240" w:lineRule="auto"/>
+              <w:rPr>
+                <w:rFonts w:ascii="Calibri" w:eastAsia="Times New Roman" w:hAnsi="Calibri" w:cs="Calibri"/>
+                <w:kern w:val="0"/>
+                <w:sz w:val="20"/>
+                <w:szCs w:val="20"/>
+                <w14:ligatures w14:val="none"/>
+              </w:rPr>
+            </w:pPr>
+          </w:p>
+        </w:tc>
+        <w:tc>
+          <w:tcPr>
+            <w:tcW w:w="0" w:type="auto"/>
+          </w:tcPr>
+          <w:p>
+            <w:pPr>
+              <w:spacing w:after="0" w:line="240" w:lineRule="auto"/>
+              <w:rPr>
+                <w:rFonts w:ascii="Calibri" w:eastAsia="Times New Roman" w:hAnsi="Calibri" w:cs="Calibri"/>
+                <w:kern w:val="0"/>
+                <w:sz w:val="20"/>
+                <w:szCs w:val="20"/>
+                <w14:ligatures w14:val="none"/>
+              </w:rPr>
+            </w:pPr>
+          </w:p>
+        </w:tc>
+        <w:tc>
+          <w:tcPr>
+            <w:tcW w:w="0" w:type="auto"/>
+          </w:tcPr>
+          <w:p>
+            <w:pPr>
+              <w:spacing w:after="0" w:line="240" w:lineRule="auto"/>
+              <w:rPr>
+                <w:rFonts w:ascii="Calibri" w:eastAsia="Times New Roman" w:hAnsi="Calibri" w:cs="Calibri"/>
                 <w:kern w:val="0"/>
                 <w:sz w:val="20"/>
                 <w:szCs w:val="20"/>
@@ -2706,24 +2697,23 @@
         <w:tc>
           <w:tcPr>
             <w:tcW w:w="0" w:type="auto"/>
-            <w:tcMar/>
-            <w:vAlign w:val="center"/>
-            <w:hideMark/>
-          </w:tcPr>
-          <w:p>
-            <w:pPr>
-              <w:spacing w:after="0" w:line="240" w:lineRule="auto"/>
-              <w:rPr>
-                <w:rFonts w:ascii="Calibri" w:hAnsi="Calibri" w:eastAsia="Times New Roman" w:cs="Calibri"/>
-                <w:kern w:val="0"/>
-                <w:sz w:val="20"/>
-                <w:szCs w:val="20"/>
-                <w14:ligatures w14:val="none"/>
-              </w:rPr>
-            </w:pPr>
-            <w:r>
-              <w:rPr>
-                <w:rFonts w:ascii="Calibri" w:hAnsi="Calibri" w:eastAsia="Times New Roman" w:cs="Calibri"/>
+            <w:vAlign w:val="center"/>
+            <w:hideMark/>
+          </w:tcPr>
+          <w:p>
+            <w:pPr>
+              <w:spacing w:after="0" w:line="240" w:lineRule="auto"/>
+              <w:rPr>
+                <w:rFonts w:ascii="Calibri" w:eastAsia="Times New Roman" w:hAnsi="Calibri" w:cs="Calibri"/>
+                <w:kern w:val="0"/>
+                <w:sz w:val="20"/>
+                <w:szCs w:val="20"/>
+                <w14:ligatures w14:val="none"/>
+              </w:rPr>
+            </w:pPr>
+            <w:r>
+              <w:rPr>
+                <w:rFonts w:ascii="Calibri" w:eastAsia="Times New Roman" w:hAnsi="Calibri" w:cs="Calibri"/>
                 <w:b/>
                 <w:bCs/>
                 <w:kern w:val="0"/>
@@ -2738,24 +2728,23 @@
         <w:tc>
           <w:tcPr>
             <w:tcW w:w="0" w:type="auto"/>
-            <w:tcMar/>
-            <w:vAlign w:val="center"/>
-            <w:hideMark/>
-          </w:tcPr>
-          <w:p>
-            <w:pPr>
-              <w:spacing w:after="0" w:line="240" w:lineRule="auto"/>
-              <w:rPr>
-                <w:rFonts w:ascii="Calibri" w:hAnsi="Calibri" w:eastAsia="Times New Roman" w:cs="Calibri"/>
-                <w:kern w:val="0"/>
-                <w:sz w:val="20"/>
-                <w:szCs w:val="20"/>
-                <w14:ligatures w14:val="none"/>
-              </w:rPr>
-            </w:pPr>
-            <w:r>
-              <w:rPr>
-                <w:rFonts w:ascii="Calibri" w:hAnsi="Calibri" w:eastAsia="Times New Roman" w:cs="Calibri"/>
+            <w:vAlign w:val="center"/>
+            <w:hideMark/>
+          </w:tcPr>
+          <w:p>
+            <w:pPr>
+              <w:spacing w:after="0" w:line="240" w:lineRule="auto"/>
+              <w:rPr>
+                <w:rFonts w:ascii="Calibri" w:eastAsia="Times New Roman" w:hAnsi="Calibri" w:cs="Calibri"/>
+                <w:kern w:val="0"/>
+                <w:sz w:val="20"/>
+                <w:szCs w:val="20"/>
+                <w14:ligatures w14:val="none"/>
+              </w:rPr>
+            </w:pPr>
+            <w:r>
+              <w:rPr>
+                <w:rFonts w:ascii="Calibri" w:eastAsia="Times New Roman" w:hAnsi="Calibri" w:cs="Calibri"/>
                 <w:kern w:val="0"/>
                 <w:sz w:val="20"/>
                 <w:szCs w:val="20"/>
@@ -2768,24 +2757,23 @@
         <w:tc>
           <w:tcPr>
             <w:tcW w:w="0" w:type="auto"/>
-            <w:tcMar/>
-            <w:vAlign w:val="center"/>
-            <w:hideMark/>
-          </w:tcPr>
-          <w:p>
-            <w:pPr>
-              <w:spacing w:after="0" w:line="240" w:lineRule="auto"/>
-              <w:rPr>
-                <w:rFonts w:ascii="Calibri" w:hAnsi="Calibri" w:eastAsia="Times New Roman" w:cs="Calibri"/>
-                <w:kern w:val="0"/>
-                <w:sz w:val="20"/>
-                <w:szCs w:val="20"/>
-                <w14:ligatures w14:val="none"/>
-              </w:rPr>
-            </w:pPr>
-            <w:r>
-              <w:rPr>
-                <w:rFonts w:ascii="Calibri" w:hAnsi="Calibri" w:eastAsia="Times New Roman" w:cs="Calibri"/>
+            <w:vAlign w:val="center"/>
+            <w:hideMark/>
+          </w:tcPr>
+          <w:p>
+            <w:pPr>
+              <w:spacing w:after="0" w:line="240" w:lineRule="auto"/>
+              <w:rPr>
+                <w:rFonts w:ascii="Calibri" w:eastAsia="Times New Roman" w:hAnsi="Calibri" w:cs="Calibri"/>
+                <w:kern w:val="0"/>
+                <w:sz w:val="20"/>
+                <w:szCs w:val="20"/>
+                <w14:ligatures w14:val="none"/>
+              </w:rPr>
+            </w:pPr>
+            <w:r>
+              <w:rPr>
+                <w:rFonts w:ascii="Calibri" w:eastAsia="Times New Roman" w:hAnsi="Calibri" w:cs="Calibri"/>
                 <w:kern w:val="0"/>
                 <w:sz w:val="20"/>
                 <w:szCs w:val="20"/>
@@ -2798,58 +2786,55 @@
         <w:tc>
           <w:tcPr>
             <w:tcW w:w="0" w:type="auto"/>
-            <w:tcMar/>
-          </w:tcPr>
-          <w:p>
-            <w:pPr>
-              <w:spacing w:after="0" w:line="240" w:lineRule="auto"/>
-              <w:rPr>
-                <w:rFonts w:ascii="Calibri" w:hAnsi="Calibri" w:eastAsia="Times New Roman" w:cs="Calibri"/>
-                <w:kern w:val="0"/>
-                <w:sz w:val="20"/>
-                <w:szCs w:val="20"/>
-                <w14:ligatures w14:val="none"/>
-              </w:rPr>
-            </w:pPr>
-          </w:p>
-        </w:tc>
-        <w:tc>
-          <w:tcPr>
-            <w:tcW w:w="0" w:type="auto"/>
-            <w:tcMar/>
-          </w:tcPr>
-          <w:p>
-            <w:pPr>
-              <w:spacing w:after="0" w:line="240" w:lineRule="auto"/>
-              <w:rPr>
-                <w:rFonts w:ascii="Calibri" w:hAnsi="Calibri" w:eastAsia="Times New Roman" w:cs="Calibri"/>
-                <w:kern w:val="0"/>
-                <w:sz w:val="20"/>
-                <w:szCs w:val="20"/>
-                <w14:ligatures w14:val="none"/>
-              </w:rPr>
-            </w:pPr>
-          </w:p>
-        </w:tc>
-        <w:tc>
-          <w:tcPr>
-            <w:tcW w:w="0" w:type="auto"/>
-            <w:tcMar/>
-          </w:tcPr>
-          <w:p>
-            <w:pPr>
-              <w:spacing w:after="0" w:line="240" w:lineRule="auto"/>
-              <w:rPr>
-                <w:rFonts w:ascii="Calibri" w:hAnsi="Calibri" w:eastAsia="Times New Roman" w:cs="Calibri"/>
-                <w:kern w:val="0"/>
-                <w:sz w:val="20"/>
-                <w:szCs w:val="20"/>
-                <w14:ligatures w14:val="none"/>
-              </w:rPr>
-            </w:pPr>
-            <w:r>
-              <w:rPr>
-                <w:rFonts w:ascii="Calibri" w:hAnsi="Calibri" w:eastAsia="Times New Roman" w:cs="Calibri"/>
+          </w:tcPr>
+          <w:p>
+            <w:pPr>
+              <w:spacing w:after="0" w:line="240" w:lineRule="auto"/>
+              <w:rPr>
+                <w:rFonts w:ascii="Calibri" w:eastAsia="Times New Roman" w:hAnsi="Calibri" w:cs="Calibri"/>
+                <w:kern w:val="0"/>
+                <w:sz w:val="20"/>
+                <w:szCs w:val="20"/>
+                <w14:ligatures w14:val="none"/>
+              </w:rPr>
+            </w:pPr>
+          </w:p>
+        </w:tc>
+        <w:tc>
+          <w:tcPr>
+            <w:tcW w:w="0" w:type="auto"/>
+          </w:tcPr>
+          <w:p>
+            <w:pPr>
+              <w:spacing w:after="0" w:line="240" w:lineRule="auto"/>
+              <w:rPr>
+                <w:rFonts w:ascii="Calibri" w:eastAsia="Times New Roman" w:hAnsi="Calibri" w:cs="Calibri"/>
+                <w:kern w:val="0"/>
+                <w:sz w:val="20"/>
+                <w:szCs w:val="20"/>
+                <w14:ligatures w14:val="none"/>
+              </w:rPr>
+            </w:pPr>
+          </w:p>
+        </w:tc>
+        <w:tc>
+          <w:tcPr>
+            <w:tcW w:w="0" w:type="auto"/>
+          </w:tcPr>
+          <w:p>
+            <w:pPr>
+              <w:spacing w:after="0" w:line="240" w:lineRule="auto"/>
+              <w:rPr>
+                <w:rFonts w:ascii="Calibri" w:eastAsia="Times New Roman" w:hAnsi="Calibri" w:cs="Calibri"/>
+                <w:kern w:val="0"/>
+                <w:sz w:val="20"/>
+                <w:szCs w:val="20"/>
+                <w14:ligatures w14:val="none"/>
+              </w:rPr>
+            </w:pPr>
+            <w:r>
+              <w:rPr>
+                <w:rFonts w:ascii="Calibri" w:eastAsia="Times New Roman" w:hAnsi="Calibri" w:cs="Calibri"/>
                 <w:kern w:val="0"/>
                 <w:sz w:val="20"/>
                 <w:szCs w:val="20"/>
@@ -2867,24 +2852,23 @@
         <w:tc>
           <w:tcPr>
             <w:tcW w:w="0" w:type="auto"/>
-            <w:tcMar/>
-            <w:vAlign w:val="center"/>
-            <w:hideMark/>
-          </w:tcPr>
-          <w:p>
-            <w:pPr>
-              <w:spacing w:after="0" w:line="240" w:lineRule="auto"/>
-              <w:rPr>
-                <w:rFonts w:ascii="Calibri" w:hAnsi="Calibri" w:eastAsia="Times New Roman" w:cs="Calibri"/>
-                <w:kern w:val="0"/>
-                <w:sz w:val="20"/>
-                <w:szCs w:val="20"/>
-                <w14:ligatures w14:val="none"/>
-              </w:rPr>
-            </w:pPr>
-            <w:r>
-              <w:rPr>
-                <w:rFonts w:ascii="Calibri" w:hAnsi="Calibri" w:eastAsia="Times New Roman" w:cs="Calibri"/>
+            <w:vAlign w:val="center"/>
+            <w:hideMark/>
+          </w:tcPr>
+          <w:p>
+            <w:pPr>
+              <w:spacing w:after="0" w:line="240" w:lineRule="auto"/>
+              <w:rPr>
+                <w:rFonts w:ascii="Calibri" w:eastAsia="Times New Roman" w:hAnsi="Calibri" w:cs="Calibri"/>
+                <w:kern w:val="0"/>
+                <w:sz w:val="20"/>
+                <w:szCs w:val="20"/>
+                <w14:ligatures w14:val="none"/>
+              </w:rPr>
+            </w:pPr>
+            <w:r>
+              <w:rPr>
+                <w:rFonts w:ascii="Calibri" w:eastAsia="Times New Roman" w:hAnsi="Calibri" w:cs="Calibri"/>
                 <w:b/>
                 <w:bCs/>
                 <w:kern w:val="0"/>
@@ -2899,24 +2883,23 @@
         <w:tc>
           <w:tcPr>
             <w:tcW w:w="0" w:type="auto"/>
-            <w:tcMar/>
-            <w:vAlign w:val="center"/>
-            <w:hideMark/>
-          </w:tcPr>
-          <w:p>
-            <w:pPr>
-              <w:spacing w:after="0" w:line="240" w:lineRule="auto"/>
-              <w:rPr>
-                <w:rFonts w:ascii="Calibri" w:hAnsi="Calibri" w:eastAsia="Times New Roman" w:cs="Calibri"/>
-                <w:kern w:val="0"/>
-                <w:sz w:val="20"/>
-                <w:szCs w:val="20"/>
-                <w14:ligatures w14:val="none"/>
-              </w:rPr>
-            </w:pPr>
-            <w:r>
-              <w:rPr>
-                <w:rFonts w:ascii="Calibri" w:hAnsi="Calibri" w:eastAsia="Times New Roman" w:cs="Calibri"/>
+            <w:vAlign w:val="center"/>
+            <w:hideMark/>
+          </w:tcPr>
+          <w:p>
+            <w:pPr>
+              <w:spacing w:after="0" w:line="240" w:lineRule="auto"/>
+              <w:rPr>
+                <w:rFonts w:ascii="Calibri" w:eastAsia="Times New Roman" w:hAnsi="Calibri" w:cs="Calibri"/>
+                <w:kern w:val="0"/>
+                <w:sz w:val="20"/>
+                <w:szCs w:val="20"/>
+                <w14:ligatures w14:val="none"/>
+              </w:rPr>
+            </w:pPr>
+            <w:r>
+              <w:rPr>
+                <w:rFonts w:ascii="Calibri" w:eastAsia="Times New Roman" w:hAnsi="Calibri" w:cs="Calibri"/>
                 <w:kern w:val="0"/>
                 <w:sz w:val="20"/>
                 <w:szCs w:val="20"/>
@@ -2929,24 +2912,23 @@
         <w:tc>
           <w:tcPr>
             <w:tcW w:w="0" w:type="auto"/>
-            <w:tcMar/>
-            <w:vAlign w:val="center"/>
-            <w:hideMark/>
-          </w:tcPr>
-          <w:p>
-            <w:pPr>
-              <w:spacing w:after="0" w:line="240" w:lineRule="auto"/>
-              <w:rPr>
-                <w:rFonts w:ascii="Calibri" w:hAnsi="Calibri" w:eastAsia="Times New Roman" w:cs="Calibri"/>
-                <w:kern w:val="0"/>
-                <w:sz w:val="20"/>
-                <w:szCs w:val="20"/>
-                <w14:ligatures w14:val="none"/>
-              </w:rPr>
-            </w:pPr>
-            <w:r>
-              <w:rPr>
-                <w:rFonts w:ascii="Calibri" w:hAnsi="Calibri" w:eastAsia="Times New Roman" w:cs="Calibri"/>
+            <w:vAlign w:val="center"/>
+            <w:hideMark/>
+          </w:tcPr>
+          <w:p>
+            <w:pPr>
+              <w:spacing w:after="0" w:line="240" w:lineRule="auto"/>
+              <w:rPr>
+                <w:rFonts w:ascii="Calibri" w:eastAsia="Times New Roman" w:hAnsi="Calibri" w:cs="Calibri"/>
+                <w:kern w:val="0"/>
+                <w:sz w:val="20"/>
+                <w:szCs w:val="20"/>
+                <w14:ligatures w14:val="none"/>
+              </w:rPr>
+            </w:pPr>
+            <w:r>
+              <w:rPr>
+                <w:rFonts w:ascii="Calibri" w:eastAsia="Times New Roman" w:hAnsi="Calibri" w:cs="Calibri"/>
                 <w:kern w:val="0"/>
                 <w:sz w:val="20"/>
                 <w:szCs w:val="20"/>
@@ -2959,49 +2941,46 @@
         <w:tc>
           <w:tcPr>
             <w:tcW w:w="0" w:type="auto"/>
-            <w:tcMar/>
-          </w:tcPr>
-          <w:p>
-            <w:pPr>
-              <w:spacing w:after="0" w:line="240" w:lineRule="auto"/>
-              <w:rPr>
-                <w:rFonts w:ascii="Calibri" w:hAnsi="Calibri" w:eastAsia="Times New Roman" w:cs="Calibri"/>
-                <w:kern w:val="0"/>
-                <w:sz w:val="20"/>
-                <w:szCs w:val="20"/>
-                <w14:ligatures w14:val="none"/>
-              </w:rPr>
-            </w:pPr>
-          </w:p>
-        </w:tc>
-        <w:tc>
-          <w:tcPr>
-            <w:tcW w:w="0" w:type="auto"/>
-            <w:tcMar/>
-          </w:tcPr>
-          <w:p>
-            <w:pPr>
-              <w:spacing w:after="0" w:line="240" w:lineRule="auto"/>
-              <w:rPr>
-                <w:rFonts w:ascii="Calibri" w:hAnsi="Calibri" w:eastAsia="Times New Roman" w:cs="Calibri"/>
-                <w:kern w:val="0"/>
-                <w:sz w:val="20"/>
-                <w:szCs w:val="20"/>
-                <w14:ligatures w14:val="none"/>
-              </w:rPr>
-            </w:pPr>
-          </w:p>
-        </w:tc>
-        <w:tc>
-          <w:tcPr>
-            <w:tcW w:w="0" w:type="auto"/>
-            <w:tcMar/>
-          </w:tcPr>
-          <w:p>
-            <w:pPr>
-              <w:spacing w:after="0" w:line="240" w:lineRule="auto"/>
-              <w:rPr>
-                <w:rFonts w:ascii="Calibri" w:hAnsi="Calibri" w:eastAsia="Times New Roman" w:cs="Calibri"/>
+          </w:tcPr>
+          <w:p>
+            <w:pPr>
+              <w:spacing w:after="0" w:line="240" w:lineRule="auto"/>
+              <w:rPr>
+                <w:rFonts w:ascii="Calibri" w:eastAsia="Times New Roman" w:hAnsi="Calibri" w:cs="Calibri"/>
+                <w:kern w:val="0"/>
+                <w:sz w:val="20"/>
+                <w:szCs w:val="20"/>
+                <w14:ligatures w14:val="none"/>
+              </w:rPr>
+            </w:pPr>
+          </w:p>
+        </w:tc>
+        <w:tc>
+          <w:tcPr>
+            <w:tcW w:w="0" w:type="auto"/>
+          </w:tcPr>
+          <w:p>
+            <w:pPr>
+              <w:spacing w:after="0" w:line="240" w:lineRule="auto"/>
+              <w:rPr>
+                <w:rFonts w:ascii="Calibri" w:eastAsia="Times New Roman" w:hAnsi="Calibri" w:cs="Calibri"/>
+                <w:kern w:val="0"/>
+                <w:sz w:val="20"/>
+                <w:szCs w:val="20"/>
+                <w14:ligatures w14:val="none"/>
+              </w:rPr>
+            </w:pPr>
+          </w:p>
+        </w:tc>
+        <w:tc>
+          <w:tcPr>
+            <w:tcW w:w="0" w:type="auto"/>
+          </w:tcPr>
+          <w:p>
+            <w:pPr>
+              <w:spacing w:after="0" w:line="240" w:lineRule="auto"/>
+              <w:rPr>
+                <w:rFonts w:ascii="Calibri" w:eastAsia="Times New Roman" w:hAnsi="Calibri" w:cs="Calibri"/>
                 <w:kern w:val="0"/>
                 <w:sz w:val="20"/>
                 <w:szCs w:val="20"/>
@@ -3018,24 +2997,23 @@
         <w:tc>
           <w:tcPr>
             <w:tcW w:w="0" w:type="auto"/>
-            <w:tcMar/>
-            <w:vAlign w:val="center"/>
-            <w:hideMark/>
-          </w:tcPr>
-          <w:p>
-            <w:pPr>
-              <w:spacing w:after="0" w:line="240" w:lineRule="auto"/>
-              <w:rPr>
-                <w:rFonts w:ascii="Calibri" w:hAnsi="Calibri" w:eastAsia="Times New Roman" w:cs="Calibri"/>
-                <w:kern w:val="0"/>
-                <w:sz w:val="20"/>
-                <w:szCs w:val="20"/>
-                <w14:ligatures w14:val="none"/>
-              </w:rPr>
-            </w:pPr>
-            <w:r>
-              <w:rPr>
-                <w:rFonts w:ascii="Calibri" w:hAnsi="Calibri" w:eastAsia="Times New Roman" w:cs="Calibri"/>
+            <w:vAlign w:val="center"/>
+            <w:hideMark/>
+          </w:tcPr>
+          <w:p>
+            <w:pPr>
+              <w:spacing w:after="0" w:line="240" w:lineRule="auto"/>
+              <w:rPr>
+                <w:rFonts w:ascii="Calibri" w:eastAsia="Times New Roman" w:hAnsi="Calibri" w:cs="Calibri"/>
+                <w:kern w:val="0"/>
+                <w:sz w:val="20"/>
+                <w:szCs w:val="20"/>
+                <w14:ligatures w14:val="none"/>
+              </w:rPr>
+            </w:pPr>
+            <w:r>
+              <w:rPr>
+                <w:rFonts w:ascii="Calibri" w:eastAsia="Times New Roman" w:hAnsi="Calibri" w:cs="Calibri"/>
                 <w:b/>
                 <w:bCs/>
                 <w:kern w:val="0"/>
@@ -3050,24 +3028,23 @@
         <w:tc>
           <w:tcPr>
             <w:tcW w:w="0" w:type="auto"/>
-            <w:tcMar/>
-            <w:vAlign w:val="center"/>
-            <w:hideMark/>
-          </w:tcPr>
-          <w:p>
-            <w:pPr>
-              <w:spacing w:after="0" w:line="240" w:lineRule="auto"/>
-              <w:rPr>
-                <w:rFonts w:ascii="Calibri" w:hAnsi="Calibri" w:eastAsia="Times New Roman" w:cs="Calibri"/>
-                <w:kern w:val="0"/>
-                <w:sz w:val="20"/>
-                <w:szCs w:val="20"/>
-                <w14:ligatures w14:val="none"/>
-              </w:rPr>
-            </w:pPr>
-            <w:r>
-              <w:rPr>
-                <w:rFonts w:ascii="Calibri" w:hAnsi="Calibri" w:eastAsia="Times New Roman" w:cs="Calibri"/>
+            <w:vAlign w:val="center"/>
+            <w:hideMark/>
+          </w:tcPr>
+          <w:p>
+            <w:pPr>
+              <w:spacing w:after="0" w:line="240" w:lineRule="auto"/>
+              <w:rPr>
+                <w:rFonts w:ascii="Calibri" w:eastAsia="Times New Roman" w:hAnsi="Calibri" w:cs="Calibri"/>
+                <w:kern w:val="0"/>
+                <w:sz w:val="20"/>
+                <w:szCs w:val="20"/>
+                <w14:ligatures w14:val="none"/>
+              </w:rPr>
+            </w:pPr>
+            <w:r>
+              <w:rPr>
+                <w:rFonts w:ascii="Calibri" w:eastAsia="Times New Roman" w:hAnsi="Calibri" w:cs="Calibri"/>
                 <w:kern w:val="0"/>
                 <w:sz w:val="20"/>
                 <w:szCs w:val="20"/>
@@ -3080,24 +3057,23 @@
         <w:tc>
           <w:tcPr>
             <w:tcW w:w="0" w:type="auto"/>
-            <w:tcMar/>
-            <w:vAlign w:val="center"/>
-            <w:hideMark/>
-          </w:tcPr>
-          <w:p>
-            <w:pPr>
-              <w:spacing w:after="0" w:line="240" w:lineRule="auto"/>
-              <w:rPr>
-                <w:rFonts w:ascii="Calibri" w:hAnsi="Calibri" w:eastAsia="Times New Roman" w:cs="Calibri"/>
-                <w:kern w:val="0"/>
-                <w:sz w:val="20"/>
-                <w:szCs w:val="20"/>
-                <w14:ligatures w14:val="none"/>
-              </w:rPr>
-            </w:pPr>
-            <w:r>
-              <w:rPr>
-                <w:rFonts w:ascii="Calibri" w:hAnsi="Calibri" w:eastAsia="Times New Roman" w:cs="Calibri"/>
+            <w:vAlign w:val="center"/>
+            <w:hideMark/>
+          </w:tcPr>
+          <w:p>
+            <w:pPr>
+              <w:spacing w:after="0" w:line="240" w:lineRule="auto"/>
+              <w:rPr>
+                <w:rFonts w:ascii="Calibri" w:eastAsia="Times New Roman" w:hAnsi="Calibri" w:cs="Calibri"/>
+                <w:kern w:val="0"/>
+                <w:sz w:val="20"/>
+                <w:szCs w:val="20"/>
+                <w14:ligatures w14:val="none"/>
+              </w:rPr>
+            </w:pPr>
+            <w:r>
+              <w:rPr>
+                <w:rFonts w:ascii="Calibri" w:eastAsia="Times New Roman" w:hAnsi="Calibri" w:cs="Calibri"/>
                 <w:kern w:val="0"/>
                 <w:sz w:val="20"/>
                 <w:szCs w:val="20"/>
@@ -3110,49 +3086,46 @@
         <w:tc>
           <w:tcPr>
             <w:tcW w:w="0" w:type="auto"/>
-            <w:tcMar/>
-          </w:tcPr>
-          <w:p>
-            <w:pPr>
-              <w:spacing w:after="0" w:line="240" w:lineRule="auto"/>
-              <w:rPr>
-                <w:rFonts w:ascii="Calibri" w:hAnsi="Calibri" w:eastAsia="Times New Roman" w:cs="Calibri"/>
-                <w:kern w:val="0"/>
-                <w:sz w:val="20"/>
-                <w:szCs w:val="20"/>
-                <w14:ligatures w14:val="none"/>
-              </w:rPr>
-            </w:pPr>
-          </w:p>
-        </w:tc>
-        <w:tc>
-          <w:tcPr>
-            <w:tcW w:w="0" w:type="auto"/>
-            <w:tcMar/>
-          </w:tcPr>
-          <w:p>
-            <w:pPr>
-              <w:spacing w:after="0" w:line="240" w:lineRule="auto"/>
-              <w:rPr>
-                <w:rFonts w:ascii="Calibri" w:hAnsi="Calibri" w:eastAsia="Times New Roman" w:cs="Calibri"/>
-                <w:kern w:val="0"/>
-                <w:sz w:val="20"/>
-                <w:szCs w:val="20"/>
-                <w14:ligatures w14:val="none"/>
-              </w:rPr>
-            </w:pPr>
-          </w:p>
-        </w:tc>
-        <w:tc>
-          <w:tcPr>
-            <w:tcW w:w="0" w:type="auto"/>
-            <w:tcMar/>
-          </w:tcPr>
-          <w:p>
-            <w:pPr>
-              <w:spacing w:after="0" w:line="240" w:lineRule="auto"/>
-              <w:rPr>
-                <w:rFonts w:ascii="Calibri" w:hAnsi="Calibri" w:eastAsia="Times New Roman" w:cs="Calibri"/>
+          </w:tcPr>
+          <w:p>
+            <w:pPr>
+              <w:spacing w:after="0" w:line="240" w:lineRule="auto"/>
+              <w:rPr>
+                <w:rFonts w:ascii="Calibri" w:eastAsia="Times New Roman" w:hAnsi="Calibri" w:cs="Calibri"/>
+                <w:kern w:val="0"/>
+                <w:sz w:val="20"/>
+                <w:szCs w:val="20"/>
+                <w14:ligatures w14:val="none"/>
+              </w:rPr>
+            </w:pPr>
+          </w:p>
+        </w:tc>
+        <w:tc>
+          <w:tcPr>
+            <w:tcW w:w="0" w:type="auto"/>
+          </w:tcPr>
+          <w:p>
+            <w:pPr>
+              <w:spacing w:after="0" w:line="240" w:lineRule="auto"/>
+              <w:rPr>
+                <w:rFonts w:ascii="Calibri" w:eastAsia="Times New Roman" w:hAnsi="Calibri" w:cs="Calibri"/>
+                <w:kern w:val="0"/>
+                <w:sz w:val="20"/>
+                <w:szCs w:val="20"/>
+                <w14:ligatures w14:val="none"/>
+              </w:rPr>
+            </w:pPr>
+          </w:p>
+        </w:tc>
+        <w:tc>
+          <w:tcPr>
+            <w:tcW w:w="0" w:type="auto"/>
+          </w:tcPr>
+          <w:p>
+            <w:pPr>
+              <w:spacing w:after="0" w:line="240" w:lineRule="auto"/>
+              <w:rPr>
+                <w:rFonts w:ascii="Calibri" w:eastAsia="Times New Roman" w:hAnsi="Calibri" w:cs="Calibri"/>
                 <w:kern w:val="0"/>
                 <w:sz w:val="20"/>
                 <w:szCs w:val="20"/>
@@ -3169,24 +3142,23 @@
         <w:tc>
           <w:tcPr>
             <w:tcW w:w="0" w:type="auto"/>
-            <w:tcMar/>
-            <w:vAlign w:val="center"/>
-            <w:hideMark/>
-          </w:tcPr>
-          <w:p>
-            <w:pPr>
-              <w:spacing w:after="0" w:line="240" w:lineRule="auto"/>
-              <w:rPr>
-                <w:rFonts w:ascii="Calibri" w:hAnsi="Calibri" w:eastAsia="Times New Roman" w:cs="Calibri"/>
-                <w:kern w:val="0"/>
-                <w:sz w:val="20"/>
-                <w:szCs w:val="20"/>
-                <w14:ligatures w14:val="none"/>
-              </w:rPr>
-            </w:pPr>
-            <w:r>
-              <w:rPr>
-                <w:rFonts w:ascii="Calibri" w:hAnsi="Calibri" w:eastAsia="Times New Roman" w:cs="Calibri"/>
+            <w:vAlign w:val="center"/>
+            <w:hideMark/>
+          </w:tcPr>
+          <w:p>
+            <w:pPr>
+              <w:spacing w:after="0" w:line="240" w:lineRule="auto"/>
+              <w:rPr>
+                <w:rFonts w:ascii="Calibri" w:eastAsia="Times New Roman" w:hAnsi="Calibri" w:cs="Calibri"/>
+                <w:kern w:val="0"/>
+                <w:sz w:val="20"/>
+                <w:szCs w:val="20"/>
+                <w14:ligatures w14:val="none"/>
+              </w:rPr>
+            </w:pPr>
+            <w:r>
+              <w:rPr>
+                <w:rFonts w:ascii="Calibri" w:eastAsia="Times New Roman" w:hAnsi="Calibri" w:cs="Calibri"/>
                 <w:b/>
                 <w:bCs/>
                 <w:kern w:val="0"/>
@@ -3201,24 +3173,23 @@
         <w:tc>
           <w:tcPr>
             <w:tcW w:w="0" w:type="auto"/>
-            <w:tcMar/>
-            <w:vAlign w:val="center"/>
-            <w:hideMark/>
-          </w:tcPr>
-          <w:p>
-            <w:pPr>
-              <w:spacing w:after="0" w:line="240" w:lineRule="auto"/>
-              <w:rPr>
-                <w:rFonts w:ascii="Calibri" w:hAnsi="Calibri" w:eastAsia="Times New Roman" w:cs="Calibri"/>
-                <w:kern w:val="0"/>
-                <w:sz w:val="20"/>
-                <w:szCs w:val="20"/>
-                <w14:ligatures w14:val="none"/>
-              </w:rPr>
-            </w:pPr>
-            <w:r>
-              <w:rPr>
-                <w:rFonts w:ascii="Calibri" w:hAnsi="Calibri" w:eastAsia="Times New Roman" w:cs="Calibri"/>
+            <w:vAlign w:val="center"/>
+            <w:hideMark/>
+          </w:tcPr>
+          <w:p>
+            <w:pPr>
+              <w:spacing w:after="0" w:line="240" w:lineRule="auto"/>
+              <w:rPr>
+                <w:rFonts w:ascii="Calibri" w:eastAsia="Times New Roman" w:hAnsi="Calibri" w:cs="Calibri"/>
+                <w:kern w:val="0"/>
+                <w:sz w:val="20"/>
+                <w:szCs w:val="20"/>
+                <w14:ligatures w14:val="none"/>
+              </w:rPr>
+            </w:pPr>
+            <w:r>
+              <w:rPr>
+                <w:rFonts w:ascii="Calibri" w:eastAsia="Times New Roman" w:hAnsi="Calibri" w:cs="Calibri"/>
                 <w:kern w:val="0"/>
                 <w:sz w:val="20"/>
                 <w:szCs w:val="20"/>
@@ -3231,24 +3202,23 @@
         <w:tc>
           <w:tcPr>
             <w:tcW w:w="0" w:type="auto"/>
-            <w:tcMar/>
-            <w:vAlign w:val="center"/>
-            <w:hideMark/>
-          </w:tcPr>
-          <w:p>
-            <w:pPr>
-              <w:spacing w:after="0" w:line="240" w:lineRule="auto"/>
-              <w:rPr>
-                <w:rFonts w:ascii="Calibri" w:hAnsi="Calibri" w:eastAsia="Times New Roman" w:cs="Calibri"/>
-                <w:kern w:val="0"/>
-                <w:sz w:val="20"/>
-                <w:szCs w:val="20"/>
-                <w14:ligatures w14:val="none"/>
-              </w:rPr>
-            </w:pPr>
-            <w:r>
-              <w:rPr>
-                <w:rFonts w:ascii="Calibri" w:hAnsi="Calibri" w:eastAsia="Times New Roman" w:cs="Calibri"/>
+            <w:vAlign w:val="center"/>
+            <w:hideMark/>
+          </w:tcPr>
+          <w:p>
+            <w:pPr>
+              <w:spacing w:after="0" w:line="240" w:lineRule="auto"/>
+              <w:rPr>
+                <w:rFonts w:ascii="Calibri" w:eastAsia="Times New Roman" w:hAnsi="Calibri" w:cs="Calibri"/>
+                <w:kern w:val="0"/>
+                <w:sz w:val="20"/>
+                <w:szCs w:val="20"/>
+                <w14:ligatures w14:val="none"/>
+              </w:rPr>
+            </w:pPr>
+            <w:r>
+              <w:rPr>
+                <w:rFonts w:ascii="Calibri" w:eastAsia="Times New Roman" w:hAnsi="Calibri" w:cs="Calibri"/>
                 <w:kern w:val="0"/>
                 <w:sz w:val="20"/>
                 <w:szCs w:val="20"/>
@@ -3261,49 +3231,46 @@
         <w:tc>
           <w:tcPr>
             <w:tcW w:w="0" w:type="auto"/>
-            <w:tcMar/>
-          </w:tcPr>
-          <w:p>
-            <w:pPr>
-              <w:spacing w:after="0" w:line="240" w:lineRule="auto"/>
-              <w:rPr>
-                <w:rFonts w:ascii="Calibri" w:hAnsi="Calibri" w:eastAsia="Times New Roman" w:cs="Calibri"/>
-                <w:kern w:val="0"/>
-                <w:sz w:val="20"/>
-                <w:szCs w:val="20"/>
-                <w14:ligatures w14:val="none"/>
-              </w:rPr>
-            </w:pPr>
-          </w:p>
-        </w:tc>
-        <w:tc>
-          <w:tcPr>
-            <w:tcW w:w="0" w:type="auto"/>
-            <w:tcMar/>
-          </w:tcPr>
-          <w:p>
-            <w:pPr>
-              <w:spacing w:after="0" w:line="240" w:lineRule="auto"/>
-              <w:rPr>
-                <w:rFonts w:ascii="Calibri" w:hAnsi="Calibri" w:eastAsia="Times New Roman" w:cs="Calibri"/>
-                <w:kern w:val="0"/>
-                <w:sz w:val="20"/>
-                <w:szCs w:val="20"/>
-                <w14:ligatures w14:val="none"/>
-              </w:rPr>
-            </w:pPr>
-          </w:p>
-        </w:tc>
-        <w:tc>
-          <w:tcPr>
-            <w:tcW w:w="0" w:type="auto"/>
-            <w:tcMar/>
-          </w:tcPr>
-          <w:p>
-            <w:pPr>
-              <w:spacing w:after="0" w:line="240" w:lineRule="auto"/>
-              <w:rPr>
-                <w:rFonts w:ascii="Calibri" w:hAnsi="Calibri" w:eastAsia="Times New Roman" w:cs="Calibri"/>
+          </w:tcPr>
+          <w:p>
+            <w:pPr>
+              <w:spacing w:after="0" w:line="240" w:lineRule="auto"/>
+              <w:rPr>
+                <w:rFonts w:ascii="Calibri" w:eastAsia="Times New Roman" w:hAnsi="Calibri" w:cs="Calibri"/>
+                <w:kern w:val="0"/>
+                <w:sz w:val="20"/>
+                <w:szCs w:val="20"/>
+                <w14:ligatures w14:val="none"/>
+              </w:rPr>
+            </w:pPr>
+          </w:p>
+        </w:tc>
+        <w:tc>
+          <w:tcPr>
+            <w:tcW w:w="0" w:type="auto"/>
+          </w:tcPr>
+          <w:p>
+            <w:pPr>
+              <w:spacing w:after="0" w:line="240" w:lineRule="auto"/>
+              <w:rPr>
+                <w:rFonts w:ascii="Calibri" w:eastAsia="Times New Roman" w:hAnsi="Calibri" w:cs="Calibri"/>
+                <w:kern w:val="0"/>
+                <w:sz w:val="20"/>
+                <w:szCs w:val="20"/>
+                <w14:ligatures w14:val="none"/>
+              </w:rPr>
+            </w:pPr>
+          </w:p>
+        </w:tc>
+        <w:tc>
+          <w:tcPr>
+            <w:tcW w:w="0" w:type="auto"/>
+          </w:tcPr>
+          <w:p>
+            <w:pPr>
+              <w:spacing w:after="0" w:line="240" w:lineRule="auto"/>
+              <w:rPr>
+                <w:rFonts w:ascii="Calibri" w:eastAsia="Times New Roman" w:hAnsi="Calibri" w:cs="Calibri"/>
                 <w:kern w:val="0"/>
                 <w:sz w:val="20"/>
                 <w:szCs w:val="20"/>
@@ -3315,33 +3282,31 @@
       </w:tr>
       <w:tr>
         <w:trPr>
+          <w:trHeight w:val="300"/>
           <w:tblCellSpacing w:w="15" w:type="dxa"/>
-          <w:trHeight w:val="300"/>
         </w:trPr>
         <w:tc>
           <w:tcPr>
             <w:tcW w:w="1685" w:type="dxa"/>
-            <w:tcMar/>
-            <w:vAlign w:val="center"/>
-            <w:hideMark/>
-          </w:tcPr>
-          <w:p>
-            <w:pPr>
-              <w:pStyle w:val="Normal"/>
+            <w:vAlign w:val="center"/>
+            <w:hideMark/>
+          </w:tcPr>
+          <w:p>
+            <w:pPr>
               <w:spacing w:line="240" w:lineRule="auto"/>
               <w:rPr>
-                <w:rFonts w:ascii="Calibri" w:hAnsi="Calibri" w:eastAsia="Times New Roman" w:cs="Calibri"/>
-                <w:b w:val="1"/>
-                <w:bCs w:val="1"/>
-                <w:sz w:val="20"/>
-                <w:szCs w:val="20"/>
-              </w:rPr>
-            </w:pPr>
-            <w:r>
-              <w:rPr>
-                <w:rFonts w:ascii="Calibri" w:hAnsi="Calibri" w:eastAsia="Times New Roman" w:cs="Calibri"/>
-                <w:b w:val="1"/>
-                <w:bCs w:val="1"/>
+                <w:rFonts w:ascii="Calibri" w:eastAsia="Times New Roman" w:hAnsi="Calibri" w:cs="Calibri"/>
+                <w:b/>
+                <w:bCs/>
+                <w:sz w:val="20"/>
+                <w:szCs w:val="20"/>
+              </w:rPr>
+            </w:pPr>
+            <w:r>
+              <w:rPr>
+                <w:rFonts w:ascii="Calibri" w:eastAsia="Times New Roman" w:hAnsi="Calibri" w:cs="Calibri"/>
+                <w:b/>
+                <w:bCs/>
                 <w:sz w:val="20"/>
                 <w:szCs w:val="20"/>
               </w:rPr>
@@ -3352,23 +3317,21 @@
         <w:tc>
           <w:tcPr>
             <w:tcW w:w="1815" w:type="dxa"/>
-            <w:tcMar/>
-            <w:vAlign w:val="center"/>
-            <w:hideMark/>
-          </w:tcPr>
-          <w:p>
-            <w:pPr>
-              <w:pStyle w:val="Normal"/>
+            <w:vAlign w:val="center"/>
+            <w:hideMark/>
+          </w:tcPr>
+          <w:p>
+            <w:pPr>
               <w:spacing w:line="240" w:lineRule="auto"/>
               <w:rPr>
-                <w:rFonts w:ascii="Calibri" w:hAnsi="Calibri" w:eastAsia="Times New Roman" w:cs="Calibri"/>
-                <w:sz w:val="20"/>
-                <w:szCs w:val="20"/>
-              </w:rPr>
-            </w:pPr>
-            <w:r>
-              <w:rPr>
-                <w:rFonts w:ascii="Calibri" w:hAnsi="Calibri" w:eastAsia="Times New Roman" w:cs="Calibri"/>
+                <w:rFonts w:ascii="Calibri" w:eastAsia="Times New Roman" w:hAnsi="Calibri" w:cs="Calibri"/>
+                <w:sz w:val="20"/>
+                <w:szCs w:val="20"/>
+              </w:rPr>
+            </w:pPr>
+            <w:r>
+              <w:rPr>
+                <w:rFonts w:ascii="Calibri" w:eastAsia="Times New Roman" w:hAnsi="Calibri" w:cs="Calibri"/>
                 <w:sz w:val="20"/>
                 <w:szCs w:val="20"/>
               </w:rPr>
@@ -3376,7 +3339,7 @@
             </w:r>
             <w:r>
               <w:rPr>
-                <w:rFonts w:ascii="Calibri" w:hAnsi="Calibri" w:eastAsia="Times New Roman" w:cs="Calibri"/>
+                <w:rFonts w:ascii="Calibri" w:eastAsia="Times New Roman" w:hAnsi="Calibri" w:cs="Calibri"/>
                 <w:sz w:val="20"/>
                 <w:szCs w:val="20"/>
               </w:rPr>
@@ -3387,16 +3350,14 @@
         <w:tc>
           <w:tcPr>
             <w:tcW w:w="1423" w:type="dxa"/>
-            <w:tcMar/>
-            <w:vAlign w:val="center"/>
-            <w:hideMark/>
-          </w:tcPr>
-          <w:p>
-            <w:pPr>
-              <w:pStyle w:val="Normal"/>
+            <w:vAlign w:val="center"/>
+            <w:hideMark/>
+          </w:tcPr>
+          <w:p>
+            <w:pPr>
               <w:spacing w:line="240" w:lineRule="auto"/>
               <w:rPr>
-                <w:rFonts w:ascii="Calibri" w:hAnsi="Calibri" w:eastAsia="Times New Roman" w:cs="Calibri"/>
+                <w:rFonts w:ascii="Calibri" w:eastAsia="Times New Roman" w:hAnsi="Calibri" w:cs="Calibri"/>
                 <w:sz w:val="20"/>
                 <w:szCs w:val="20"/>
               </w:rPr>
@@ -3406,14 +3367,12 @@
         <w:tc>
           <w:tcPr>
             <w:tcW w:w="1270" w:type="dxa"/>
-            <w:tcMar/>
-          </w:tcPr>
-          <w:p>
-            <w:pPr>
-              <w:pStyle w:val="Normal"/>
+          </w:tcPr>
+          <w:p>
+            <w:pPr>
               <w:spacing w:line="240" w:lineRule="auto"/>
               <w:rPr>
-                <w:rFonts w:ascii="Calibri" w:hAnsi="Calibri" w:eastAsia="Times New Roman" w:cs="Calibri"/>
+                <w:rFonts w:ascii="Calibri" w:eastAsia="Times New Roman" w:hAnsi="Calibri" w:cs="Calibri"/>
                 <w:sz w:val="20"/>
                 <w:szCs w:val="20"/>
               </w:rPr>
@@ -3423,14 +3382,12 @@
         <w:tc>
           <w:tcPr>
             <w:tcW w:w="981" w:type="dxa"/>
-            <w:tcMar/>
-          </w:tcPr>
-          <w:p>
-            <w:pPr>
-              <w:pStyle w:val="Normal"/>
+          </w:tcPr>
+          <w:p>
+            <w:pPr>
               <w:spacing w:line="240" w:lineRule="auto"/>
               <w:rPr>
-                <w:rFonts w:ascii="Calibri" w:hAnsi="Calibri" w:eastAsia="Times New Roman" w:cs="Calibri"/>
+                <w:rFonts w:ascii="Calibri" w:eastAsia="Times New Roman" w:hAnsi="Calibri" w:cs="Calibri"/>
                 <w:sz w:val="20"/>
                 <w:szCs w:val="20"/>
               </w:rPr>
@@ -3440,14 +3397,12 @@
         <w:tc>
           <w:tcPr>
             <w:tcW w:w="2186" w:type="dxa"/>
-            <w:tcMar/>
-          </w:tcPr>
-          <w:p>
-            <w:pPr>
-              <w:pStyle w:val="Normal"/>
+          </w:tcPr>
+          <w:p>
+            <w:pPr>
               <w:spacing w:line="240" w:lineRule="auto"/>
               <w:rPr>
-                <w:rFonts w:ascii="Calibri" w:hAnsi="Calibri" w:eastAsia="Times New Roman" w:cs="Calibri"/>
+                <w:rFonts w:ascii="Calibri" w:eastAsia="Times New Roman" w:hAnsi="Calibri" w:cs="Calibri"/>
                 <w:sz w:val="20"/>
                 <w:szCs w:val="20"/>
               </w:rPr>
@@ -3457,36 +3412,35 @@
       </w:tr>
       <w:tr>
         <w:trPr>
+          <w:trHeight w:val="300"/>
           <w:tblCellSpacing w:w="15" w:type="dxa"/>
-          <w:trHeight w:val="300"/>
         </w:trPr>
         <w:tc>
           <w:tcPr>
             <w:tcW w:w="1685" w:type="dxa"/>
-            <w:tcMar/>
-            <w:vAlign w:val="center"/>
-            <w:hideMark/>
-          </w:tcPr>
-          <w:p>
-            <w:pPr>
-              <w:pStyle w:val="Normal"/>
+            <w:vAlign w:val="center"/>
+            <w:hideMark/>
+          </w:tcPr>
+          <w:p>
+            <w:pPr>
               <w:spacing w:line="240" w:lineRule="auto"/>
               <w:rPr>
-                <w:rFonts w:ascii="Calibri" w:hAnsi="Calibri" w:eastAsia="Times New Roman" w:cs="Calibri"/>
-                <w:b w:val="1"/>
-                <w:bCs w:val="1"/>
-                <w:sz w:val="20"/>
-                <w:szCs w:val="20"/>
-              </w:rPr>
-            </w:pPr>
-            <w:r>
-              <w:rPr>
-                <w:rFonts w:ascii="Calibri" w:hAnsi="Calibri" w:eastAsia="Times New Roman" w:cs="Calibri"/>
-                <w:b w:val="1"/>
-                <w:bCs w:val="1"/>
-                <w:sz w:val="20"/>
-                <w:szCs w:val="20"/>
-              </w:rPr>
+                <w:rFonts w:ascii="Calibri" w:eastAsia="Times New Roman" w:hAnsi="Calibri" w:cs="Calibri"/>
+                <w:b/>
+                <w:bCs/>
+                <w:sz w:val="20"/>
+                <w:szCs w:val="20"/>
+              </w:rPr>
+            </w:pPr>
+            <w:r>
+              <w:rPr>
+                <w:rFonts w:ascii="Calibri" w:eastAsia="Times New Roman" w:hAnsi="Calibri" w:cs="Calibri"/>
+                <w:b/>
+                <w:bCs/>
+                <w:sz w:val="20"/>
+                <w:szCs w:val="20"/>
+              </w:rPr>
+              <w:lastRenderedPageBreak/>
               <w:t>Normalized Mutual Information (NMI)</w:t>
             </w:r>
           </w:p>
@@ -3494,23 +3448,21 @@
         <w:tc>
           <w:tcPr>
             <w:tcW w:w="1815" w:type="dxa"/>
-            <w:tcMar/>
-            <w:vAlign w:val="center"/>
-            <w:hideMark/>
-          </w:tcPr>
-          <w:p>
-            <w:pPr>
-              <w:pStyle w:val="Normal"/>
+            <w:vAlign w:val="center"/>
+            <w:hideMark/>
+          </w:tcPr>
+          <w:p>
+            <w:pPr>
               <w:spacing w:line="240" w:lineRule="auto"/>
               <w:rPr>
-                <w:rFonts w:ascii="Calibri" w:hAnsi="Calibri" w:eastAsia="Times New Roman" w:cs="Calibri"/>
-                <w:sz w:val="20"/>
-                <w:szCs w:val="20"/>
-              </w:rPr>
-            </w:pPr>
-            <w:r>
-              <w:rPr>
-                <w:rFonts w:ascii="Calibri" w:hAnsi="Calibri" w:eastAsia="Times New Roman" w:cs="Calibri"/>
+                <w:rFonts w:ascii="Calibri" w:eastAsia="Times New Roman" w:hAnsi="Calibri" w:cs="Calibri"/>
+                <w:sz w:val="20"/>
+                <w:szCs w:val="20"/>
+              </w:rPr>
+            </w:pPr>
+            <w:r>
+              <w:rPr>
+                <w:rFonts w:ascii="Calibri" w:eastAsia="Times New Roman" w:hAnsi="Calibri" w:cs="Calibri"/>
                 <w:sz w:val="20"/>
                 <w:szCs w:val="20"/>
               </w:rPr>
@@ -3521,17 +3473,15 @@
         <w:tc>
           <w:tcPr>
             <w:tcW w:w="1423" w:type="dxa"/>
-            <w:tcMar/>
-            <w:vAlign w:val="center"/>
-            <w:hideMark/>
-          </w:tcPr>
-          <w:p>
-            <w:pPr>
-              <w:pStyle w:val="Normal"/>
+            <w:vAlign w:val="center"/>
+            <w:hideMark/>
+          </w:tcPr>
+          <w:p>
+            <w:pPr>
               <w:spacing w:line="240" w:lineRule="auto"/>
               <w:ind w:left="720"/>
               <w:rPr>
-                <w:rFonts w:ascii="Calibri" w:hAnsi="Calibri" w:eastAsia="Times New Roman" w:cs="Calibri"/>
+                <w:rFonts w:ascii="Calibri" w:eastAsia="Times New Roman" w:hAnsi="Calibri" w:cs="Calibri"/>
                 <w:sz w:val="20"/>
                 <w:szCs w:val="20"/>
               </w:rPr>
@@ -3541,14 +3491,12 @@
         <w:tc>
           <w:tcPr>
             <w:tcW w:w="1270" w:type="dxa"/>
-            <w:tcMar/>
-          </w:tcPr>
-          <w:p>
-            <w:pPr>
-              <w:pStyle w:val="Normal"/>
+          </w:tcPr>
+          <w:p>
+            <w:pPr>
               <w:spacing w:line="240" w:lineRule="auto"/>
               <w:rPr>
-                <w:rFonts w:ascii="Calibri" w:hAnsi="Calibri" w:eastAsia="Times New Roman" w:cs="Calibri"/>
+                <w:rFonts w:ascii="Calibri" w:eastAsia="Times New Roman" w:hAnsi="Calibri" w:cs="Calibri"/>
                 <w:sz w:val="20"/>
                 <w:szCs w:val="20"/>
               </w:rPr>
@@ -3558,14 +3506,12 @@
         <w:tc>
           <w:tcPr>
             <w:tcW w:w="981" w:type="dxa"/>
-            <w:tcMar/>
-          </w:tcPr>
-          <w:p>
-            <w:pPr>
-              <w:pStyle w:val="Normal"/>
+          </w:tcPr>
+          <w:p>
+            <w:pPr>
               <w:spacing w:line="240" w:lineRule="auto"/>
               <w:rPr>
-                <w:rFonts w:ascii="Calibri" w:hAnsi="Calibri" w:eastAsia="Times New Roman" w:cs="Calibri"/>
+                <w:rFonts w:ascii="Calibri" w:eastAsia="Times New Roman" w:hAnsi="Calibri" w:cs="Calibri"/>
                 <w:sz w:val="20"/>
                 <w:szCs w:val="20"/>
               </w:rPr>
@@ -3575,14 +3521,12 @@
         <w:tc>
           <w:tcPr>
             <w:tcW w:w="2186" w:type="dxa"/>
-            <w:tcMar/>
-          </w:tcPr>
-          <w:p>
-            <w:pPr>
-              <w:pStyle w:val="Normal"/>
+          </w:tcPr>
+          <w:p>
+            <w:pPr>
               <w:spacing w:line="240" w:lineRule="auto"/>
               <w:rPr>
-                <w:rFonts w:ascii="Calibri" w:hAnsi="Calibri" w:eastAsia="Times New Roman" w:cs="Calibri"/>
+                <w:rFonts w:ascii="Calibri" w:eastAsia="Times New Roman" w:hAnsi="Calibri" w:cs="Calibri"/>
                 <w:sz w:val="20"/>
                 <w:szCs w:val="20"/>
               </w:rPr>
@@ -3592,33 +3536,31 @@
       </w:tr>
       <w:tr>
         <w:trPr>
+          <w:trHeight w:val="300"/>
           <w:tblCellSpacing w:w="15" w:type="dxa"/>
-          <w:trHeight w:val="300"/>
         </w:trPr>
         <w:tc>
           <w:tcPr>
             <w:tcW w:w="1685" w:type="dxa"/>
-            <w:tcMar/>
-            <w:vAlign w:val="center"/>
-            <w:hideMark/>
-          </w:tcPr>
-          <w:p>
-            <w:pPr>
-              <w:pStyle w:val="Normal"/>
+            <w:vAlign w:val="center"/>
+            <w:hideMark/>
+          </w:tcPr>
+          <w:p>
+            <w:pPr>
               <w:spacing w:line="240" w:lineRule="auto"/>
               <w:rPr>
-                <w:rFonts w:ascii="Calibri" w:hAnsi="Calibri" w:eastAsia="Times New Roman" w:cs="Calibri"/>
-                <w:b w:val="1"/>
-                <w:bCs w:val="1"/>
-                <w:sz w:val="20"/>
-                <w:szCs w:val="20"/>
-              </w:rPr>
-            </w:pPr>
-            <w:r>
-              <w:rPr>
-                <w:rFonts w:ascii="Calibri" w:hAnsi="Calibri" w:eastAsia="Times New Roman" w:cs="Calibri"/>
-                <w:b w:val="1"/>
-                <w:bCs w:val="1"/>
+                <w:rFonts w:ascii="Calibri" w:eastAsia="Times New Roman" w:hAnsi="Calibri" w:cs="Calibri"/>
+                <w:b/>
+                <w:bCs/>
+                <w:sz w:val="20"/>
+                <w:szCs w:val="20"/>
+              </w:rPr>
+            </w:pPr>
+            <w:r>
+              <w:rPr>
+                <w:rFonts w:ascii="Calibri" w:eastAsia="Times New Roman" w:hAnsi="Calibri" w:cs="Calibri"/>
+                <w:b/>
+                <w:bCs/>
                 <w:sz w:val="20"/>
                 <w:szCs w:val="20"/>
               </w:rPr>
@@ -3629,75 +3571,39 @@
         <w:tc>
           <w:tcPr>
             <w:tcW w:w="1815" w:type="dxa"/>
-            <w:tcMar/>
-            <w:vAlign w:val="center"/>
-            <w:hideMark/>
-          </w:tcPr>
-          <w:p>
-            <w:pPr>
-              <w:pStyle w:val="Normal"/>
+            <w:vAlign w:val="center"/>
+            <w:hideMark/>
+          </w:tcPr>
+          <w:p>
+            <w:pPr>
               <w:spacing w:line="240" w:lineRule="auto"/>
               <w:rPr>
-                <w:rFonts w:ascii="Calibri" w:hAnsi="Calibri" w:eastAsia="Times New Roman" w:cs="Calibri"/>
-                <w:sz w:val="20"/>
-                <w:szCs w:val="20"/>
-              </w:rPr>
-            </w:pPr>
-            <w:r>
-              <w:rPr>
-                <w:rFonts w:ascii="Calibri" w:hAnsi="Calibri" w:eastAsia="Times New Roman" w:cs="Calibri"/>
-                <w:sz w:val="20"/>
-                <w:szCs w:val="20"/>
-              </w:rPr>
-              <w:t xml:space="preserve">Categorical. Quantify the similarity between two </w:t>
-            </w:r>
-            <w:r>
-              <w:rPr>
-                <w:rFonts w:ascii="Calibri" w:hAnsi="Calibri" w:eastAsia="Times New Roman" w:cs="Calibri"/>
-                <w:sz w:val="20"/>
-                <w:szCs w:val="20"/>
-              </w:rPr>
-              <w:t>clusterings</w:t>
-            </w:r>
-            <w:r>
-              <w:rPr>
-                <w:rFonts w:ascii="Calibri" w:hAnsi="Calibri" w:eastAsia="Times New Roman" w:cs="Calibri"/>
-                <w:sz w:val="20"/>
-                <w:szCs w:val="20"/>
-              </w:rPr>
-              <w:t xml:space="preserve"> of </w:t>
-            </w:r>
-            <w:r>
-              <w:rPr>
-                <w:rFonts w:ascii="Calibri" w:hAnsi="Calibri" w:eastAsia="Times New Roman" w:cs="Calibri"/>
-                <w:sz w:val="20"/>
-                <w:szCs w:val="20"/>
-              </w:rPr>
-              <w:t>the same</w:t>
-            </w:r>
-            <w:r>
-              <w:rPr>
-                <w:rFonts w:ascii="Calibri" w:hAnsi="Calibri" w:eastAsia="Times New Roman" w:cs="Calibri"/>
-                <w:sz w:val="20"/>
-                <w:szCs w:val="20"/>
-              </w:rPr>
-              <w:t xml:space="preserve"> data</w:t>
+                <w:rFonts w:ascii="Calibri" w:eastAsia="Times New Roman" w:hAnsi="Calibri" w:cs="Calibri"/>
+                <w:sz w:val="20"/>
+                <w:szCs w:val="20"/>
+              </w:rPr>
+            </w:pPr>
+            <w:r>
+              <w:rPr>
+                <w:rFonts w:ascii="Calibri" w:eastAsia="Times New Roman" w:hAnsi="Calibri" w:cs="Calibri"/>
+                <w:sz w:val="20"/>
+                <w:szCs w:val="20"/>
+              </w:rPr>
+              <w:t>Categorical. Quantify the similarity between two clusterings of the same data</w:t>
             </w:r>
           </w:p>
         </w:tc>
         <w:tc>
           <w:tcPr>
             <w:tcW w:w="1423" w:type="dxa"/>
-            <w:tcMar/>
-            <w:vAlign w:val="center"/>
-            <w:hideMark/>
-          </w:tcPr>
-          <w:p>
-            <w:pPr>
-              <w:pStyle w:val="Normal"/>
+            <w:vAlign w:val="center"/>
+            <w:hideMark/>
+          </w:tcPr>
+          <w:p>
+            <w:pPr>
               <w:spacing w:line="240" w:lineRule="auto"/>
               <w:rPr>
-                <w:rFonts w:ascii="Calibri" w:hAnsi="Calibri" w:eastAsia="Times New Roman" w:cs="Calibri"/>
+                <w:rFonts w:ascii="Calibri" w:eastAsia="Times New Roman" w:hAnsi="Calibri" w:cs="Calibri"/>
                 <w:sz w:val="20"/>
                 <w:szCs w:val="20"/>
               </w:rPr>
@@ -3707,14 +3613,12 @@
         <w:tc>
           <w:tcPr>
             <w:tcW w:w="1270" w:type="dxa"/>
-            <w:tcMar/>
-          </w:tcPr>
-          <w:p>
-            <w:pPr>
-              <w:pStyle w:val="Normal"/>
+          </w:tcPr>
+          <w:p>
+            <w:pPr>
               <w:spacing w:line="240" w:lineRule="auto"/>
               <w:rPr>
-                <w:rFonts w:ascii="Calibri" w:hAnsi="Calibri" w:eastAsia="Times New Roman" w:cs="Calibri"/>
+                <w:rFonts w:ascii="Calibri" w:eastAsia="Times New Roman" w:hAnsi="Calibri" w:cs="Calibri"/>
                 <w:sz w:val="20"/>
                 <w:szCs w:val="20"/>
               </w:rPr>
@@ -3724,14 +3628,12 @@
         <w:tc>
           <w:tcPr>
             <w:tcW w:w="981" w:type="dxa"/>
-            <w:tcMar/>
-          </w:tcPr>
-          <w:p>
-            <w:pPr>
-              <w:pStyle w:val="Normal"/>
+          </w:tcPr>
+          <w:p>
+            <w:pPr>
               <w:spacing w:line="240" w:lineRule="auto"/>
               <w:rPr>
-                <w:rFonts w:ascii="Calibri" w:hAnsi="Calibri" w:eastAsia="Times New Roman" w:cs="Calibri"/>
+                <w:rFonts w:ascii="Calibri" w:eastAsia="Times New Roman" w:hAnsi="Calibri" w:cs="Calibri"/>
                 <w:sz w:val="20"/>
                 <w:szCs w:val="20"/>
               </w:rPr>
@@ -3741,14 +3643,12 @@
         <w:tc>
           <w:tcPr>
             <w:tcW w:w="2186" w:type="dxa"/>
-            <w:tcMar/>
-          </w:tcPr>
-          <w:p>
-            <w:pPr>
-              <w:pStyle w:val="Normal"/>
+          </w:tcPr>
+          <w:p>
+            <w:pPr>
               <w:spacing w:line="240" w:lineRule="auto"/>
               <w:rPr>
-                <w:rFonts w:ascii="Calibri" w:hAnsi="Calibri" w:eastAsia="Times New Roman" w:cs="Calibri"/>
+                <w:rFonts w:ascii="Calibri" w:eastAsia="Times New Roman" w:hAnsi="Calibri" w:cs="Calibri"/>
                 <w:sz w:val="20"/>
                 <w:szCs w:val="20"/>
               </w:rPr>
@@ -3767,7 +3667,7 @@
       </w:pPr>
     </w:p>
     <w:sectPr>
-      <w:pgSz w:w="12240" w:h="15840" w:orient="portrait"/>
+      <w:pgSz w:w="12240" w:h="15840"/>
       <w:pgMar w:top="1440" w:right="1440" w:bottom="1440" w:left="1440" w:header="708" w:footer="708" w:gutter="0"/>
       <w:cols w:space="708"/>
       <w:docGrid w:linePitch="360"/>
@@ -3778,7 +3678,7 @@
 
 <file path=word/comments.xml><?xml version="1.0" encoding="utf-8"?>
 <w:comments xmlns:wpc="http://schemas.microsoft.com/office/word/2010/wordprocessingCanvas" xmlns:cx="http://schemas.microsoft.com/office/drawing/2014/chartex" xmlns:cx1="http://schemas.microsoft.com/office/drawing/2015/9/8/chartex" xmlns:cx2="http://schemas.microsoft.com/office/drawing/2015/10/21/chartex" xmlns:cx3="http://schemas.microsoft.com/office/drawing/2016/5/9/chartex" xmlns:cx4="http://schemas.microsoft.com/office/drawing/2016/5/10/chartex" xmlns:cx5="http://schemas.microsoft.com/office/drawing/2016/5/11/chartex" xmlns:cx6="http://schemas.microsoft.com/office/drawing/2016/5/12/chartex" xmlns:cx7="http://schemas.microsoft.com/office/drawing/2016/5/13/chartex" xmlns:cx8="http://schemas.microsoft.com/office/drawing/2016/5/14/chartex" xmlns:mc="http://schemas.openxmlformats.org/markup-compatibility/2006" xmlns:aink="http://schemas.microsoft.com/office/drawing/2016/ink" xmlns:am3d="http://schemas.microsoft.com/office/drawing/2017/model3d" xmlns:o="urn:schemas-microsoft-com:office:office" xmlns:oel="http://schemas.microsoft.com/office/2019/extlst" xmlns:r="http://schemas.openxmlformats.org/officeDocument/2006/relationships" xmlns:m="http://schemas.openxmlformats.org/officeDocument/2006/math" xmlns:v="urn:schemas-microsoft-com:vml" xmlns:wp14="http://schemas.microsoft.com/office/word/2010/wordprocessingDrawing" xmlns:wp="http://schemas.openxmlformats.org/drawingml/2006/wordprocessingDrawing" xmlns:w10="urn:schemas-microsoft-com:office:word" xmlns:w="http://schemas.openxmlformats.org/wordprocessingml/2006/main" xmlns:w14="http://schemas.microsoft.com/office/word/2010/wordml" xmlns:w15="http://schemas.microsoft.com/office/word/2012/wordml" xmlns:w16cex="http://schemas.microsoft.com/office/word/2018/wordml/cex" xmlns:w16cid="http://schemas.microsoft.com/office/word/2016/wordml/cid" xmlns:w16="http://schemas.microsoft.com/office/word/2018/wordml" xmlns:w16du="http://schemas.microsoft.com/office/word/2023/wordml/word16du" xmlns:w16sdtdh="http://schemas.microsoft.com/office/word/2020/wordml/sdtdatahash" xmlns:w16sdtfl="http://schemas.microsoft.com/office/word/2024/wordml/sdtformatlock" xmlns:w16se="http://schemas.microsoft.com/office/word/2015/wordml/symex" xmlns:wpg="http://schemas.microsoft.com/office/word/2010/wordprocessingGroup" xmlns:wpi="http://schemas.microsoft.com/office/word/2010/wordprocessingInk" xmlns:wne="http://schemas.microsoft.com/office/word/2006/wordml" xmlns:wps="http://schemas.microsoft.com/office/word/2010/wordprocessingShape" mc:Ignorable="w14 w15 w16se w16cid w16 w16cex w16sdtdh w16sdtfl w16du wp14">
-  <w:comment w:initials="AL" w:author="Avery, Lisa" w:date="2026-03-04T08:17:00Z" w:id="0">
+  <w:comment w:id="0" w:author="Avery, Lisa" w:date="2026-03-04T08:17:00Z" w:initials="AL">
     <w:p>
       <w:r>
         <w:rPr>
@@ -3792,6 +3692,23 @@
           <w:szCs w:val="20"/>
         </w:rPr>
         <w:t xml:space="preserve">Do we want to be able to compare multiple models? </w:t>
+      </w:r>
+    </w:p>
+  </w:comment>
+  <w:comment w:id="1" w:author="Avery, Lisa" w:date="2026-03-11T10:21:00Z" w:initials="AL">
+    <w:p>
+      <w:r>
+        <w:rPr>
+          <w:rStyle w:val="CommentReference"/>
+        </w:rPr>
+        <w:annotationRef/>
+      </w:r>
+      <w:r>
+        <w:rPr>
+          <w:sz w:val="20"/>
+          <w:szCs w:val="20"/>
+        </w:rPr>
+        <w:t>Do we want to report the contingency table figures (TP/FP/TN/FN)?</w:t>
       </w:r>
     </w:p>
   </w:comment>
@@ -3799,19 +3716,20 @@
 </file>
 
 <file path=word/commentsExtended.xml><?xml version="1.0" encoding="utf-8"?>
-<w15:commentsEx xmlns:mc="http://schemas.openxmlformats.org/markup-compatibility/2006" xmlns:w15="http://schemas.microsoft.com/office/word/2012/wordml" mc:Ignorable="w15">
-  <w15:commentEx w15:done="0" w15:paraId="6B59FCED"/>
+<w15:commentsEx xmlns:wpc="http://schemas.microsoft.com/office/word/2010/wordprocessingCanvas" xmlns:cx="http://schemas.microsoft.com/office/drawing/2014/chartex" xmlns:cx1="http://schemas.microsoft.com/office/drawing/2015/9/8/chartex" xmlns:cx2="http://schemas.microsoft.com/office/drawing/2015/10/21/chartex" xmlns:cx3="http://schemas.microsoft.com/office/drawing/2016/5/9/chartex" xmlns:cx4="http://schemas.microsoft.com/office/drawing/2016/5/10/chartex" xmlns:cx5="http://schemas.microsoft.com/office/drawing/2016/5/11/chartex" xmlns:cx6="http://schemas.microsoft.com/office/drawing/2016/5/12/chartex" xmlns:cx7="http://schemas.microsoft.com/office/drawing/2016/5/13/chartex" xmlns:cx8="http://schemas.microsoft.com/office/drawing/2016/5/14/chartex" xmlns:mc="http://schemas.openxmlformats.org/markup-compatibility/2006" xmlns:aink="http://schemas.microsoft.com/office/drawing/2016/ink" xmlns:am3d="http://schemas.microsoft.com/office/drawing/2017/model3d" xmlns:o="urn:schemas-microsoft-com:office:office" xmlns:oel="http://schemas.microsoft.com/office/2019/extlst" xmlns:r="http://schemas.openxmlformats.org/officeDocument/2006/relationships" xmlns:m="http://schemas.openxmlformats.org/officeDocument/2006/math" xmlns:v="urn:schemas-microsoft-com:vml" xmlns:wp14="http://schemas.microsoft.com/office/word/2010/wordprocessingDrawing" xmlns:wp="http://schemas.openxmlformats.org/drawingml/2006/wordprocessingDrawing" xmlns:w10="urn:schemas-microsoft-com:office:word" xmlns:w="http://schemas.openxmlformats.org/wordprocessingml/2006/main" xmlns:w14="http://schemas.microsoft.com/office/word/2010/wordml" xmlns:w15="http://schemas.microsoft.com/office/word/2012/wordml" xmlns:w16cex="http://schemas.microsoft.com/office/word/2018/wordml/cex" xmlns:w16cid="http://schemas.microsoft.com/office/word/2016/wordml/cid" xmlns:w16="http://schemas.microsoft.com/office/word/2018/wordml" xmlns:w16du="http://schemas.microsoft.com/office/word/2023/wordml/word16du" xmlns:w16sdtdh="http://schemas.microsoft.com/office/word/2020/wordml/sdtdatahash" xmlns:w16sdtfl="http://schemas.microsoft.com/office/word/2024/wordml/sdtformatlock" xmlns:w16se="http://schemas.microsoft.com/office/word/2015/wordml/symex" xmlns:wpg="http://schemas.microsoft.com/office/word/2010/wordprocessingGroup" xmlns:wpi="http://schemas.microsoft.com/office/word/2010/wordprocessingInk" xmlns:wne="http://schemas.microsoft.com/office/word/2006/wordml" xmlns:wps="http://schemas.microsoft.com/office/word/2010/wordprocessingShape" mc:Ignorable="w14 w15 w16se w16cid w16 w16cex w16sdtdh w16sdtfl w16du wp14">
+  <w15:commentEx w15:paraId="6B59FCED" w15:done="0"/>
+  <w15:commentEx w15:paraId="30F21771" w15:paraIdParent="6B59FCED" w15:done="0"/>
 </w15:commentsEx>
 </file>
 
 <file path=word/commentsExtensible.xml><?xml version="1.0" encoding="utf-8"?>
-<w16cex:commentsExtensible xmlns:w16="http://schemas.microsoft.com/office/word/2018/wordml" xmlns:w16cex="http://schemas.microsoft.com/office/word/2018/wordml/cex" xmlns:mc="http://schemas.openxmlformats.org/markup-compatibility/2006" mc:Ignorable="w16 w16cex">
+<w16cex:commentsExtensible xmlns:wpc="http://schemas.microsoft.com/office/word/2010/wordprocessingCanvas" xmlns:cx="http://schemas.microsoft.com/office/drawing/2014/chartex" xmlns:cx1="http://schemas.microsoft.com/office/drawing/2015/9/8/chartex" xmlns:cx2="http://schemas.microsoft.com/office/drawing/2015/10/21/chartex" xmlns:cx3="http://schemas.microsoft.com/office/drawing/2016/5/9/chartex" xmlns:cx4="http://schemas.microsoft.com/office/drawing/2016/5/10/chartex" xmlns:cx5="http://schemas.microsoft.com/office/drawing/2016/5/11/chartex" xmlns:cx6="http://schemas.microsoft.com/office/drawing/2016/5/12/chartex" xmlns:cx7="http://schemas.microsoft.com/office/drawing/2016/5/13/chartex" xmlns:cx8="http://schemas.microsoft.com/office/drawing/2016/5/14/chartex" xmlns:cr="http://schemas.microsoft.com/office/comments/2020/reactions" xmlns:mc="http://schemas.openxmlformats.org/markup-compatibility/2006" xmlns:aink="http://schemas.microsoft.com/office/drawing/2016/ink" xmlns:am3d="http://schemas.microsoft.com/office/drawing/2017/model3d" xmlns:o="urn:schemas-microsoft-com:office:office" xmlns:oel="http://schemas.microsoft.com/office/2019/extlst" xmlns:r="http://schemas.openxmlformats.org/officeDocument/2006/relationships" xmlns:m="http://schemas.openxmlformats.org/officeDocument/2006/math" xmlns:v="urn:schemas-microsoft-com:vml" xmlns:wp14="http://schemas.microsoft.com/office/word/2010/wordprocessingDrawing" xmlns:wp="http://schemas.openxmlformats.org/drawingml/2006/wordprocessingDrawing" xmlns:w10="urn:schemas-microsoft-com:office:word" xmlns:w="http://schemas.openxmlformats.org/wordprocessingml/2006/main" xmlns:w14="http://schemas.microsoft.com/office/word/2010/wordml" xmlns:w15="http://schemas.microsoft.com/office/word/2012/wordml" xmlns:w16cex="http://schemas.microsoft.com/office/word/2018/wordml/cex" xmlns:w16cid="http://schemas.microsoft.com/office/word/2016/wordml/cid" xmlns:w16="http://schemas.microsoft.com/office/word/2018/wordml" xmlns:w16du="http://schemas.microsoft.com/office/word/2023/wordml/word16du" xmlns:w16sdtdh="http://schemas.microsoft.com/office/word/2020/wordml/sdtdatahash" xmlns:w16sdtfl="http://schemas.microsoft.com/office/word/2024/wordml/sdtformatlock" xmlns:w16se="http://schemas.microsoft.com/office/word/2015/wordml/symex" xmlns:wpg="http://schemas.microsoft.com/office/word/2010/wordprocessingGroup" xmlns:wpi="http://schemas.microsoft.com/office/word/2010/wordprocessingInk" xmlns:wne="http://schemas.microsoft.com/office/word/2006/wordml" xmlns:wps="http://schemas.microsoft.com/office/word/2010/wordprocessingShape" mc:Ignorable="w14 w15 w16se w16cid w16 w16cex w16sdtdh w16sdtfl cr w16du wp14">
   <w16cex:commentExtensible w16cex:durableId="1A599025" w16cex:dateUtc="2026-03-04T13:17:00Z">
     <w16cex:extLst>
       <w16:ext w16:uri="{CE6994B0-6A32-4C9F-8C6B-6E91EDA988CE}">
         <cr:reactions xmlns:cr="http://schemas.microsoft.com/office/comments/2020/reactions">
           <cr:reaction reactionType="1">
-            <cr:reactionInfo dateUtc="2026-03-04T14:19:27.052Z">
+            <cr:reactionInfo dateUtc="2026-03-04T14:19:27Z">
               <cr:user userId="S::anna.santiago@uhn.ca::7ac54e56-9699-4b62-86b4-ffa6744dbdaf" userProvider="AD" userName="Santiago, Anna"/>
             </cr:reactionInfo>
           </cr:reaction>
@@ -3819,12 +3737,14 @@
       </w16:ext>
     </w16cex:extLst>
   </w16cex:commentExtensible>
+  <w16cex:commentExtensible w16cex:durableId="1857640F" w16cex:dateUtc="2026-03-11T14:21:00Z"/>
 </w16cex:commentsExtensible>
 </file>
 
 <file path=word/commentsIds.xml><?xml version="1.0" encoding="utf-8"?>
-<w16cid:commentsIds xmlns:mc="http://schemas.openxmlformats.org/markup-compatibility/2006" xmlns:w16cid="http://schemas.microsoft.com/office/word/2016/wordml/cid" mc:Ignorable="w16cid">
+<w16cid:commentsIds xmlns:wpc="http://schemas.microsoft.com/office/word/2010/wordprocessingCanvas" xmlns:cx="http://schemas.microsoft.com/office/drawing/2014/chartex" xmlns:cx1="http://schemas.microsoft.com/office/drawing/2015/9/8/chartex" xmlns:cx2="http://schemas.microsoft.com/office/drawing/2015/10/21/chartex" xmlns:cx3="http://schemas.microsoft.com/office/drawing/2016/5/9/chartex" xmlns:cx4="http://schemas.microsoft.com/office/drawing/2016/5/10/chartex" xmlns:cx5="http://schemas.microsoft.com/office/drawing/2016/5/11/chartex" xmlns:cx6="http://schemas.microsoft.com/office/drawing/2016/5/12/chartex" xmlns:cx7="http://schemas.microsoft.com/office/drawing/2016/5/13/chartex" xmlns:cx8="http://schemas.microsoft.com/office/drawing/2016/5/14/chartex" xmlns:mc="http://schemas.openxmlformats.org/markup-compatibility/2006" xmlns:aink="http://schemas.microsoft.com/office/drawing/2016/ink" xmlns:am3d="http://schemas.microsoft.com/office/drawing/2017/model3d" xmlns:o="urn:schemas-microsoft-com:office:office" xmlns:oel="http://schemas.microsoft.com/office/2019/extlst" xmlns:r="http://schemas.openxmlformats.org/officeDocument/2006/relationships" xmlns:m="http://schemas.openxmlformats.org/officeDocument/2006/math" xmlns:v="urn:schemas-microsoft-com:vml" xmlns:wp14="http://schemas.microsoft.com/office/word/2010/wordprocessingDrawing" xmlns:wp="http://schemas.openxmlformats.org/drawingml/2006/wordprocessingDrawing" xmlns:w10="urn:schemas-microsoft-com:office:word" xmlns:w="http://schemas.openxmlformats.org/wordprocessingml/2006/main" xmlns:w14="http://schemas.microsoft.com/office/word/2010/wordml" xmlns:w15="http://schemas.microsoft.com/office/word/2012/wordml" xmlns:w16cex="http://schemas.microsoft.com/office/word/2018/wordml/cex" xmlns:w16cid="http://schemas.microsoft.com/office/word/2016/wordml/cid" xmlns:w16="http://schemas.microsoft.com/office/word/2018/wordml" xmlns:w16du="http://schemas.microsoft.com/office/word/2023/wordml/word16du" xmlns:w16sdtdh="http://schemas.microsoft.com/office/word/2020/wordml/sdtdatahash" xmlns:w16sdtfl="http://schemas.microsoft.com/office/word/2024/wordml/sdtformatlock" xmlns:w16se="http://schemas.microsoft.com/office/word/2015/wordml/symex" xmlns:wpg="http://schemas.microsoft.com/office/word/2010/wordprocessingGroup" xmlns:wpi="http://schemas.microsoft.com/office/word/2010/wordprocessingInk" xmlns:wne="http://schemas.microsoft.com/office/word/2006/wordml" xmlns:wps="http://schemas.microsoft.com/office/word/2010/wordprocessingShape" mc:Ignorable="w14 w15 w16se w16cid w16 w16cex w16sdtdh w16sdtfl w16du wp14">
   <w16cid:commentId w16cid:paraId="6B59FCED" w16cid:durableId="1A599025"/>
+  <w16cid:commentId w16cid:paraId="30F21771" w16cid:durableId="1857640F"/>
 </w16cid:commentsIds>
 </file>
 
@@ -3893,7 +3813,7 @@
         <w:ind w:left="720" w:hanging="360"/>
       </w:pPr>
       <w:rPr>
-        <w:rFonts w:hint="default" w:ascii="Aptos" w:hAnsi="Aptos" w:eastAsiaTheme="minorHAnsi" w:cstheme="minorBidi"/>
+        <w:rFonts w:ascii="Aptos" w:eastAsiaTheme="minorHAnsi" w:hAnsi="Aptos" w:cstheme="minorBidi" w:hint="default"/>
       </w:rPr>
     </w:lvl>
     <w:lvl w:ilvl="1" w:tplc="04090003" w:tentative="1">
@@ -3905,7 +3825,7 @@
         <w:ind w:left="1440" w:hanging="360"/>
       </w:pPr>
       <w:rPr>
-        <w:rFonts w:hint="default" w:ascii="Courier New" w:hAnsi="Courier New" w:cs="Courier New"/>
+        <w:rFonts w:ascii="Courier New" w:hAnsi="Courier New" w:cs="Courier New" w:hint="default"/>
       </w:rPr>
     </w:lvl>
     <w:lvl w:ilvl="2" w:tplc="04090005" w:tentative="1">
@@ -3917,7 +3837,7 @@
         <w:ind w:left="2160" w:hanging="360"/>
       </w:pPr>
       <w:rPr>
-        <w:rFonts w:hint="default" w:ascii="Wingdings" w:hAnsi="Wingdings"/>
+        <w:rFonts w:ascii="Wingdings" w:hAnsi="Wingdings" w:hint="default"/>
       </w:rPr>
     </w:lvl>
     <w:lvl w:ilvl="3" w:tplc="04090001" w:tentative="1">
@@ -3929,7 +3849,7 @@
         <w:ind w:left="2880" w:hanging="360"/>
       </w:pPr>
       <w:rPr>
-        <w:rFonts w:hint="default" w:ascii="Symbol" w:hAnsi="Symbol"/>
+        <w:rFonts w:ascii="Symbol" w:hAnsi="Symbol" w:hint="default"/>
       </w:rPr>
     </w:lvl>
     <w:lvl w:ilvl="4" w:tplc="04090003" w:tentative="1">
@@ -3941,7 +3861,7 @@
         <w:ind w:left="3600" w:hanging="360"/>
       </w:pPr>
       <w:rPr>
-        <w:rFonts w:hint="default" w:ascii="Courier New" w:hAnsi="Courier New" w:cs="Courier New"/>
+        <w:rFonts w:ascii="Courier New" w:hAnsi="Courier New" w:cs="Courier New" w:hint="default"/>
       </w:rPr>
     </w:lvl>
     <w:lvl w:ilvl="5" w:tplc="04090005" w:tentative="1">
@@ -3953,7 +3873,7 @@
         <w:ind w:left="4320" w:hanging="360"/>
       </w:pPr>
       <w:rPr>
-        <w:rFonts w:hint="default" w:ascii="Wingdings" w:hAnsi="Wingdings"/>
+        <w:rFonts w:ascii="Wingdings" w:hAnsi="Wingdings" w:hint="default"/>
       </w:rPr>
     </w:lvl>
     <w:lvl w:ilvl="6" w:tplc="04090001" w:tentative="1">
@@ -3965,7 +3885,7 @@
         <w:ind w:left="5040" w:hanging="360"/>
       </w:pPr>
       <w:rPr>
-        <w:rFonts w:hint="default" w:ascii="Symbol" w:hAnsi="Symbol"/>
+        <w:rFonts w:ascii="Symbol" w:hAnsi="Symbol" w:hint="default"/>
       </w:rPr>
     </w:lvl>
     <w:lvl w:ilvl="7" w:tplc="04090003" w:tentative="1">
@@ -3977,7 +3897,7 @@
         <w:ind w:left="5760" w:hanging="360"/>
       </w:pPr>
       <w:rPr>
-        <w:rFonts w:hint="default" w:ascii="Courier New" w:hAnsi="Courier New" w:cs="Courier New"/>
+        <w:rFonts w:ascii="Courier New" w:hAnsi="Courier New" w:cs="Courier New" w:hint="default"/>
       </w:rPr>
     </w:lvl>
     <w:lvl w:ilvl="8" w:tplc="04090005" w:tentative="1">
@@ -3989,7 +3909,7 @@
         <w:ind w:left="6480" w:hanging="360"/>
       </w:pPr>
       <w:rPr>
-        <w:rFonts w:hint="default" w:ascii="Wingdings" w:hAnsi="Wingdings"/>
+        <w:rFonts w:ascii="Wingdings" w:hAnsi="Wingdings" w:hint="default"/>
       </w:rPr>
     </w:lvl>
   </w:abstractNum>
@@ -4012,7 +3932,7 @@
   <w:docDefaults>
     <w:rPrDefault>
       <w:rPr>
-        <w:rFonts w:asciiTheme="minorHAnsi" w:hAnsiTheme="minorHAnsi" w:eastAsiaTheme="minorHAnsi" w:cstheme="minorBidi"/>
+        <w:rFonts w:asciiTheme="minorHAnsi" w:eastAsiaTheme="minorHAnsi" w:hAnsiTheme="minorHAnsi" w:cstheme="minorBidi"/>
         <w:kern w:val="2"/>
         <w:sz w:val="24"/>
         <w:szCs w:val="24"/>
@@ -4029,14 +3949,14 @@
   <w:latentStyles w:defLockedState="0" w:defUIPriority="99" w:defSemiHidden="0" w:defUnhideWhenUsed="0" w:defQFormat="0" w:count="376">
     <w:lsdException w:name="Normal" w:uiPriority="0" w:qFormat="1"/>
     <w:lsdException w:name="heading 1" w:uiPriority="9" w:qFormat="1"/>
-    <w:lsdException w:name="heading 2" w:uiPriority="9" w:semiHidden="1" w:unhideWhenUsed="1" w:qFormat="1"/>
-    <w:lsdException w:name="heading 3" w:uiPriority="9" w:semiHidden="1" w:unhideWhenUsed="1" w:qFormat="1"/>
-    <w:lsdException w:name="heading 4" w:uiPriority="9" w:semiHidden="1" w:unhideWhenUsed="1" w:qFormat="1"/>
-    <w:lsdException w:name="heading 5" w:uiPriority="9" w:semiHidden="1" w:unhideWhenUsed="1" w:qFormat="1"/>
-    <w:lsdException w:name="heading 6" w:uiPriority="9" w:semiHidden="1" w:unhideWhenUsed="1" w:qFormat="1"/>
-    <w:lsdException w:name="heading 7" w:uiPriority="9" w:semiHidden="1" w:unhideWhenUsed="1" w:qFormat="1"/>
-    <w:lsdException w:name="heading 8" w:uiPriority="9" w:semiHidden="1" w:unhideWhenUsed="1" w:qFormat="1"/>
-    <w:lsdException w:name="heading 9" w:uiPriority="9" w:semiHidden="1" w:unhideWhenUsed="1" w:qFormat="1"/>
+    <w:lsdException w:name="heading 2" w:semiHidden="1" w:uiPriority="9" w:unhideWhenUsed="1" w:qFormat="1"/>
+    <w:lsdException w:name="heading 3" w:semiHidden="1" w:uiPriority="9" w:unhideWhenUsed="1" w:qFormat="1"/>
+    <w:lsdException w:name="heading 4" w:semiHidden="1" w:uiPriority="9" w:unhideWhenUsed="1" w:qFormat="1"/>
+    <w:lsdException w:name="heading 5" w:semiHidden="1" w:uiPriority="9" w:unhideWhenUsed="1" w:qFormat="1"/>
+    <w:lsdException w:name="heading 6" w:semiHidden="1" w:uiPriority="9" w:unhideWhenUsed="1" w:qFormat="1"/>
+    <w:lsdException w:name="heading 7" w:semiHidden="1" w:uiPriority="9" w:unhideWhenUsed="1" w:qFormat="1"/>
+    <w:lsdException w:name="heading 8" w:semiHidden="1" w:uiPriority="9" w:unhideWhenUsed="1" w:qFormat="1"/>
+    <w:lsdException w:name="heading 9" w:semiHidden="1" w:uiPriority="9" w:unhideWhenUsed="1" w:qFormat="1"/>
     <w:lsdException w:name="index 1" w:semiHidden="1" w:unhideWhenUsed="1"/>
     <w:lsdException w:name="index 2" w:semiHidden="1" w:unhideWhenUsed="1"/>
     <w:lsdException w:name="index 3" w:semiHidden="1" w:unhideWhenUsed="1"/>
@@ -4046,22 +3966,22 @@
     <w:lsdException w:name="index 7" w:semiHidden="1" w:unhideWhenUsed="1"/>
     <w:lsdException w:name="index 8" w:semiHidden="1" w:unhideWhenUsed="1"/>
     <w:lsdException w:name="index 9" w:semiHidden="1" w:unhideWhenUsed="1"/>
-    <w:lsdException w:name="toc 1" w:uiPriority="39" w:semiHidden="1" w:unhideWhenUsed="1"/>
-    <w:lsdException w:name="toc 2" w:uiPriority="39" w:semiHidden="1" w:unhideWhenUsed="1"/>
-    <w:lsdException w:name="toc 3" w:uiPriority="39" w:semiHidden="1" w:unhideWhenUsed="1"/>
-    <w:lsdException w:name="toc 4" w:uiPriority="39" w:semiHidden="1" w:unhideWhenUsed="1"/>
-    <w:lsdException w:name="toc 5" w:uiPriority="39" w:semiHidden="1" w:unhideWhenUsed="1"/>
-    <w:lsdException w:name="toc 6" w:uiPriority="39" w:semiHidden="1" w:unhideWhenUsed="1"/>
-    <w:lsdException w:name="toc 7" w:uiPriority="39" w:semiHidden="1" w:unhideWhenUsed="1"/>
-    <w:lsdException w:name="toc 8" w:uiPriority="39" w:semiHidden="1" w:unhideWhenUsed="1"/>
-    <w:lsdException w:name="toc 9" w:uiPriority="39" w:semiHidden="1" w:unhideWhenUsed="1"/>
+    <w:lsdException w:name="toc 1" w:semiHidden="1" w:uiPriority="39" w:unhideWhenUsed="1"/>
+    <w:lsdException w:name="toc 2" w:semiHidden="1" w:uiPriority="39" w:unhideWhenUsed="1"/>
+    <w:lsdException w:name="toc 3" w:semiHidden="1" w:uiPriority="39" w:unhideWhenUsed="1"/>
+    <w:lsdException w:name="toc 4" w:semiHidden="1" w:uiPriority="39" w:unhideWhenUsed="1"/>
+    <w:lsdException w:name="toc 5" w:semiHidden="1" w:uiPriority="39" w:unhideWhenUsed="1"/>
+    <w:lsdException w:name="toc 6" w:semiHidden="1" w:uiPriority="39" w:unhideWhenUsed="1"/>
+    <w:lsdException w:name="toc 7" w:semiHidden="1" w:uiPriority="39" w:unhideWhenUsed="1"/>
+    <w:lsdException w:name="toc 8" w:semiHidden="1" w:uiPriority="39" w:unhideWhenUsed="1"/>
+    <w:lsdException w:name="toc 9" w:semiHidden="1" w:uiPriority="39" w:unhideWhenUsed="1"/>
     <w:lsdException w:name="Normal Indent" w:semiHidden="1" w:unhideWhenUsed="1"/>
     <w:lsdException w:name="footnote text" w:semiHidden="1" w:unhideWhenUsed="1"/>
     <w:lsdException w:name="annotation text" w:semiHidden="1" w:unhideWhenUsed="1"/>
     <w:lsdException w:name="header" w:semiHidden="1" w:unhideWhenUsed="1"/>
     <w:lsdException w:name="footer" w:semiHidden="1" w:unhideWhenUsed="1"/>
     <w:lsdException w:name="index heading" w:semiHidden="1" w:unhideWhenUsed="1"/>
-    <w:lsdException w:name="caption" w:uiPriority="35" w:semiHidden="1" w:unhideWhenUsed="1" w:qFormat="1"/>
+    <w:lsdException w:name="caption" w:semiHidden="1" w:uiPriority="35" w:unhideWhenUsed="1" w:qFormat="1"/>
     <w:lsdException w:name="table of figures" w:semiHidden="1" w:unhideWhenUsed="1"/>
     <w:lsdException w:name="envelope address" w:semiHidden="1" w:unhideWhenUsed="1"/>
     <w:lsdException w:name="envelope return" w:semiHidden="1" w:unhideWhenUsed="1"/>
@@ -4092,8 +4012,8 @@
     <w:lsdException w:name="Title" w:uiPriority="10" w:qFormat="1"/>
     <w:lsdException w:name="Closing" w:semiHidden="1" w:unhideWhenUsed="1"/>
     <w:lsdException w:name="Signature" w:semiHidden="1" w:unhideWhenUsed="1"/>
-    <w:lsdException w:name="Default Paragraph Font" w:uiPriority="1" w:semiHidden="1" w:unhideWhenUsed="1"/>
-    <w:lsdException w:name="Body Text" w:uiPriority="0" w:semiHidden="1" w:unhideWhenUsed="1" w:qFormat="1"/>
+    <w:lsdException w:name="Default Paragraph Font" w:semiHidden="1" w:uiPriority="1" w:unhideWhenUsed="1"/>
+    <w:lsdException w:name="Body Text" w:semiHidden="1" w:uiPriority="0" w:unhideWhenUsed="1" w:qFormat="1"/>
     <w:lsdException w:name="Body Text Indent" w:semiHidden="1" w:unhideWhenUsed="1"/>
     <w:lsdException w:name="List Continue" w:semiHidden="1" w:unhideWhenUsed="1"/>
     <w:lsdException w:name="List Continue 2" w:semiHidden="1" w:unhideWhenUsed="1"/>
@@ -4292,8 +4212,8 @@
     <w:lsdException w:name="Subtle Reference" w:uiPriority="31" w:qFormat="1"/>
     <w:lsdException w:name="Intense Reference" w:uiPriority="32" w:qFormat="1"/>
     <w:lsdException w:name="Book Title" w:uiPriority="33" w:qFormat="1"/>
-    <w:lsdException w:name="Bibliography" w:uiPriority="37" w:semiHidden="1" w:unhideWhenUsed="1"/>
-    <w:lsdException w:name="TOC Heading" w:uiPriority="39" w:semiHidden="1" w:unhideWhenUsed="1" w:qFormat="1"/>
+    <w:lsdException w:name="Bibliography" w:semiHidden="1" w:uiPriority="37" w:unhideWhenUsed="1"/>
+    <w:lsdException w:name="TOC Heading" w:semiHidden="1" w:uiPriority="39" w:unhideWhenUsed="1" w:qFormat="1"/>
     <w:lsdException w:name="Plain Table 1" w:uiPriority="41"/>
     <w:lsdException w:name="Plain Table 2" w:uiPriority="42"/>
     <w:lsdException w:name="Plain Table 3" w:uiPriority="43"/>
@@ -4404,7 +4324,7 @@
     <w:lsdException w:name="Unresolved Mention" w:semiHidden="1" w:unhideWhenUsed="1"/>
     <w:lsdException w:name="Smart Link" w:semiHidden="1" w:unhideWhenUsed="1"/>
   </w:latentStyles>
-  <w:style w:type="paragraph" w:styleId="Normal" w:default="1">
+  <w:style w:type="paragraph" w:default="1" w:styleId="Normal">
     <w:name w:val="Normal"/>
     <w:qFormat/>
   </w:style>
@@ -4423,7 +4343,7 @@
       <w:outlineLvl w:val="0"/>
     </w:pPr>
     <w:rPr>
-      <w:rFonts w:asciiTheme="majorHAnsi" w:hAnsiTheme="majorHAnsi" w:eastAsiaTheme="majorEastAsia" w:cstheme="majorBidi"/>
+      <w:rFonts w:asciiTheme="majorHAnsi" w:eastAsiaTheme="majorEastAsia" w:hAnsiTheme="majorHAnsi" w:cstheme="majorBidi"/>
       <w:color w:val="0F4761" w:themeColor="accent1" w:themeShade="BF"/>
       <w:sz w:val="40"/>
       <w:szCs w:val="40"/>
@@ -4446,7 +4366,7 @@
       <w:outlineLvl w:val="1"/>
     </w:pPr>
     <w:rPr>
-      <w:rFonts w:asciiTheme="majorHAnsi" w:hAnsiTheme="majorHAnsi" w:eastAsiaTheme="majorEastAsia" w:cstheme="majorBidi"/>
+      <w:rFonts w:asciiTheme="majorHAnsi" w:eastAsiaTheme="majorEastAsia" w:hAnsiTheme="majorHAnsi" w:cstheme="majorBidi"/>
       <w:color w:val="0F4761" w:themeColor="accent1" w:themeShade="BF"/>
       <w:sz w:val="32"/>
       <w:szCs w:val="32"/>
@@ -4492,7 +4412,7 @@
       <w:outlineLvl w:val="3"/>
     </w:pPr>
     <w:rPr>
-      <w:rFonts w:asciiTheme="majorHAnsi" w:hAnsiTheme="majorHAnsi" w:eastAsiaTheme="majorEastAsia" w:cstheme="majorBidi"/>
+      <w:rFonts w:asciiTheme="majorHAnsi" w:eastAsiaTheme="majorEastAsia" w:hAnsiTheme="majorHAnsi" w:cstheme="majorBidi"/>
       <w:bCs/>
       <w:i/>
       <w:color w:val="000000" w:themeColor="text1"/>
@@ -4612,13 +4532,13 @@
       <w:color w:val="272727" w:themeColor="text1" w:themeTint="D8"/>
     </w:rPr>
   </w:style>
-  <w:style w:type="character" w:styleId="DefaultParagraphFont" w:default="1">
+  <w:style w:type="character" w:default="1" w:styleId="DefaultParagraphFont">
     <w:name w:val="Default Paragraph Font"/>
     <w:uiPriority w:val="1"/>
     <w:semiHidden/>
     <w:unhideWhenUsed/>
   </w:style>
-  <w:style w:type="table" w:styleId="TableNormal" w:default="1">
+  <w:style w:type="table" w:default="1" w:styleId="TableNormal">
     <w:name w:val="Normal Table"/>
     <w:uiPriority w:val="99"/>
     <w:semiHidden/>
@@ -4633,7 +4553,7 @@
       </w:tblCellMar>
     </w:tblPr>
   </w:style>
-  <w:style w:type="numbering" w:styleId="NoList" w:default="1">
+  <w:style w:type="numbering" w:default="1" w:styleId="NoList">
     <w:name w:val="No List"/>
     <w:uiPriority w:val="99"/>
     <w:semiHidden/>
@@ -4653,7 +4573,7 @@
       <w:sz w:val="22"/>
     </w:rPr>
   </w:style>
-  <w:style w:type="character" w:styleId="BodyTextChar" w:customStyle="1">
+  <w:style w:type="character" w:customStyle="1" w:styleId="BodyTextChar">
     <w:name w:val="Body Text Char"/>
     <w:basedOn w:val="DefaultParagraphFont"/>
     <w:link w:val="BodyText"/>
@@ -4662,7 +4582,7 @@
       <w:sz w:val="22"/>
     </w:rPr>
   </w:style>
-  <w:style w:type="paragraph" w:styleId="FirstParagraph" w:customStyle="1">
+  <w:style w:type="paragraph" w:customStyle="1" w:styleId="FirstParagraph">
     <w:name w:val="First Paragraph"/>
     <w:basedOn w:val="BodyText"/>
     <w:next w:val="BodyText"/>
@@ -4682,14 +4602,14 @@
       <w14:ligatures w14:val="none"/>
     </w:rPr>
   </w:style>
-  <w:style w:type="character" w:styleId="Heading4Char" w:customStyle="1">
+  <w:style w:type="character" w:customStyle="1" w:styleId="Heading4Char">
     <w:name w:val="Heading 4 Char"/>
     <w:basedOn w:val="DefaultParagraphFont"/>
     <w:link w:val="Heading4"/>
     <w:uiPriority w:val="9"/>
     <w:rsid w:val="00791A28"/>
     <w:rPr>
-      <w:rFonts w:asciiTheme="majorHAnsi" w:hAnsiTheme="majorHAnsi" w:eastAsiaTheme="majorEastAsia" w:cstheme="majorBidi"/>
+      <w:rFonts w:asciiTheme="majorHAnsi" w:eastAsiaTheme="majorEastAsia" w:hAnsiTheme="majorHAnsi" w:cstheme="majorBidi"/>
       <w:bCs/>
       <w:i/>
       <w:color w:val="000000" w:themeColor="text1"/>
@@ -4700,20 +4620,20 @@
       <w14:ligatures w14:val="none"/>
     </w:rPr>
   </w:style>
-  <w:style w:type="character" w:styleId="Heading1Char" w:customStyle="1">
+  <w:style w:type="character" w:customStyle="1" w:styleId="Heading1Char">
     <w:name w:val="Heading 1 Char"/>
     <w:basedOn w:val="DefaultParagraphFont"/>
     <w:link w:val="Heading1"/>
     <w:uiPriority w:val="9"/>
     <w:rsid w:val="00452BA8"/>
     <w:rPr>
-      <w:rFonts w:asciiTheme="majorHAnsi" w:hAnsiTheme="majorHAnsi" w:eastAsiaTheme="majorEastAsia" w:cstheme="majorBidi"/>
+      <w:rFonts w:asciiTheme="majorHAnsi" w:eastAsiaTheme="majorEastAsia" w:hAnsiTheme="majorHAnsi" w:cstheme="majorBidi"/>
       <w:color w:val="0F4761" w:themeColor="accent1" w:themeShade="BF"/>
       <w:sz w:val="40"/>
       <w:szCs w:val="40"/>
     </w:rPr>
   </w:style>
-  <w:style w:type="character" w:styleId="Heading2Char" w:customStyle="1">
+  <w:style w:type="character" w:customStyle="1" w:styleId="Heading2Char">
     <w:name w:val="Heading 2 Char"/>
     <w:basedOn w:val="DefaultParagraphFont"/>
     <w:link w:val="Heading2"/>
@@ -4721,13 +4641,13 @@
     <w:semiHidden/>
     <w:rsid w:val="00452BA8"/>
     <w:rPr>
-      <w:rFonts w:asciiTheme="majorHAnsi" w:hAnsiTheme="majorHAnsi" w:eastAsiaTheme="majorEastAsia" w:cstheme="majorBidi"/>
+      <w:rFonts w:asciiTheme="majorHAnsi" w:eastAsiaTheme="majorEastAsia" w:hAnsiTheme="majorHAnsi" w:cstheme="majorBidi"/>
       <w:color w:val="0F4761" w:themeColor="accent1" w:themeShade="BF"/>
       <w:sz w:val="32"/>
       <w:szCs w:val="32"/>
     </w:rPr>
   </w:style>
-  <w:style w:type="character" w:styleId="Heading3Char" w:customStyle="1">
+  <w:style w:type="character" w:customStyle="1" w:styleId="Heading3Char">
     <w:name w:val="Heading 3 Char"/>
     <w:basedOn w:val="DefaultParagraphFont"/>
     <w:link w:val="Heading3"/>
@@ -4741,7 +4661,7 @@
       <w:szCs w:val="28"/>
     </w:rPr>
   </w:style>
-  <w:style w:type="character" w:styleId="Heading5Char" w:customStyle="1">
+  <w:style w:type="character" w:customStyle="1" w:styleId="Heading5Char">
     <w:name w:val="Heading 5 Char"/>
     <w:basedOn w:val="DefaultParagraphFont"/>
     <w:link w:val="Heading5"/>
@@ -4753,7 +4673,7 @@
       <w:color w:val="0F4761" w:themeColor="accent1" w:themeShade="BF"/>
     </w:rPr>
   </w:style>
-  <w:style w:type="character" w:styleId="Heading6Char" w:customStyle="1">
+  <w:style w:type="character" w:customStyle="1" w:styleId="Heading6Char">
     <w:name w:val="Heading 6 Char"/>
     <w:basedOn w:val="DefaultParagraphFont"/>
     <w:link w:val="Heading6"/>
@@ -4767,7 +4687,7 @@
       <w:color w:val="595959" w:themeColor="text1" w:themeTint="A6"/>
     </w:rPr>
   </w:style>
-  <w:style w:type="character" w:styleId="Heading7Char" w:customStyle="1">
+  <w:style w:type="character" w:customStyle="1" w:styleId="Heading7Char">
     <w:name w:val="Heading 7 Char"/>
     <w:basedOn w:val="DefaultParagraphFont"/>
     <w:link w:val="Heading7"/>
@@ -4779,7 +4699,7 @@
       <w:color w:val="595959" w:themeColor="text1" w:themeTint="A6"/>
     </w:rPr>
   </w:style>
-  <w:style w:type="character" w:styleId="Heading8Char" w:customStyle="1">
+  <w:style w:type="character" w:customStyle="1" w:styleId="Heading8Char">
     <w:name w:val="Heading 8 Char"/>
     <w:basedOn w:val="DefaultParagraphFont"/>
     <w:link w:val="Heading8"/>
@@ -4793,7 +4713,7 @@
       <w:color w:val="272727" w:themeColor="text1" w:themeTint="D8"/>
     </w:rPr>
   </w:style>
-  <w:style w:type="character" w:styleId="Heading9Char" w:customStyle="1">
+  <w:style w:type="character" w:customStyle="1" w:styleId="Heading9Char">
     <w:name w:val="Heading 9 Char"/>
     <w:basedOn w:val="DefaultParagraphFont"/>
     <w:link w:val="Heading9"/>
@@ -4818,21 +4738,21 @@
       <w:contextualSpacing/>
     </w:pPr>
     <w:rPr>
-      <w:rFonts w:asciiTheme="majorHAnsi" w:hAnsiTheme="majorHAnsi" w:eastAsiaTheme="majorEastAsia" w:cstheme="majorBidi"/>
+      <w:rFonts w:asciiTheme="majorHAnsi" w:eastAsiaTheme="majorEastAsia" w:hAnsiTheme="majorHAnsi" w:cstheme="majorBidi"/>
       <w:spacing w:val="-10"/>
       <w:kern w:val="28"/>
       <w:sz w:val="56"/>
       <w:szCs w:val="56"/>
     </w:rPr>
   </w:style>
-  <w:style w:type="character" w:styleId="TitleChar" w:customStyle="1">
+  <w:style w:type="character" w:customStyle="1" w:styleId="TitleChar">
     <w:name w:val="Title Char"/>
     <w:basedOn w:val="DefaultParagraphFont"/>
     <w:link w:val="Title"/>
     <w:uiPriority w:val="10"/>
     <w:rsid w:val="00452BA8"/>
     <w:rPr>
-      <w:rFonts w:asciiTheme="majorHAnsi" w:hAnsiTheme="majorHAnsi" w:eastAsiaTheme="majorEastAsia" w:cstheme="majorBidi"/>
+      <w:rFonts w:asciiTheme="majorHAnsi" w:eastAsiaTheme="majorEastAsia" w:hAnsiTheme="majorHAnsi" w:cstheme="majorBidi"/>
       <w:spacing w:val="-10"/>
       <w:kern w:val="28"/>
       <w:sz w:val="56"/>
@@ -4860,7 +4780,7 @@
       <w:szCs w:val="28"/>
     </w:rPr>
   </w:style>
-  <w:style w:type="character" w:styleId="SubtitleChar" w:customStyle="1">
+  <w:style w:type="character" w:customStyle="1" w:styleId="SubtitleChar">
     <w:name w:val="Subtitle Char"/>
     <w:basedOn w:val="DefaultParagraphFont"/>
     <w:link w:val="Subtitle"/>
@@ -4892,7 +4812,7 @@
       <w:color w:val="404040" w:themeColor="text1" w:themeTint="BF"/>
     </w:rPr>
   </w:style>
-  <w:style w:type="character" w:styleId="QuoteChar" w:customStyle="1">
+  <w:style w:type="character" w:customStyle="1" w:styleId="QuoteChar">
     <w:name w:val="Quote Char"/>
     <w:basedOn w:val="DefaultParagraphFont"/>
     <w:link w:val="Quote"/>
@@ -4937,8 +4857,8 @@
     <w:rsid w:val="00452BA8"/>
     <w:pPr>
       <w:pBdr>
-        <w:top w:val="single" w:color="0F4761" w:themeColor="accent1" w:themeShade="BF" w:sz="4" w:space="10"/>
-        <w:bottom w:val="single" w:color="0F4761" w:themeColor="accent1" w:themeShade="BF" w:sz="4" w:space="10"/>
+        <w:top w:val="single" w:sz="4" w:space="10" w:color="0F4761" w:themeColor="accent1" w:themeShade="BF"/>
+        <w:bottom w:val="single" w:sz="4" w:space="10" w:color="0F4761" w:themeColor="accent1" w:themeShade="BF"/>
       </w:pBdr>
       <w:spacing w:before="360" w:after="360"/>
       <w:ind w:left="864" w:right="864"/>
@@ -4950,7 +4870,7 @@
       <w:color w:val="0F4761" w:themeColor="accent1" w:themeShade="BF"/>
     </w:rPr>
   </w:style>
-  <w:style w:type="character" w:styleId="IntenseQuoteChar" w:customStyle="1">
+  <w:style w:type="character" w:customStyle="1" w:styleId="IntenseQuoteChar">
     <w:name w:val="Intense Quote Char"/>
     <w:basedOn w:val="DefaultParagraphFont"/>
     <w:link w:val="IntenseQuote"/>
@@ -5002,7 +4922,7 @@
       <w:spacing w:after="0" w:line="240" w:lineRule="auto"/>
     </w:pPr>
   </w:style>
-  <w:style w:type="character" w:styleId="HeaderChar" w:customStyle="1">
+  <w:style w:type="character" w:customStyle="1" w:styleId="HeaderChar">
     <w:name w:val="Header Char"/>
     <w:basedOn w:val="DefaultParagraphFont"/>
     <w:link w:val="Header"/>
@@ -5024,7 +4944,7 @@
       <w:spacing w:after="0" w:line="240" w:lineRule="auto"/>
     </w:pPr>
   </w:style>
-  <w:style w:type="character" w:styleId="FooterChar" w:customStyle="1">
+  <w:style w:type="character" w:customStyle="1" w:styleId="FooterChar">
     <w:name w:val="Footer Char"/>
     <w:basedOn w:val="DefaultParagraphFont"/>
     <w:link w:val="Footer"/>
@@ -5059,7 +4979,7 @@
       <w:szCs w:val="20"/>
     </w:rPr>
   </w:style>
-  <w:style w:type="character" w:styleId="CommentTextChar" w:customStyle="1">
+  <w:style w:type="character" w:customStyle="1" w:styleId="CommentTextChar">
     <w:name w:val="Comment Text Char"/>
     <w:basedOn w:val="DefaultParagraphFont"/>
     <w:link w:val="CommentText"/>
@@ -5085,7 +5005,7 @@
       <w:bCs/>
     </w:rPr>
   </w:style>
-  <w:style w:type="character" w:styleId="CommentSubjectChar" w:customStyle="1">
+  <w:style w:type="character" w:customStyle="1" w:styleId="CommentSubjectChar">
     <w:name w:val="Comment Subject Char"/>
     <w:basedOn w:val="CommentTextChar"/>
     <w:link w:val="CommentSubject"/>
@@ -5103,7 +5023,7 @@
 </file>
 
 <file path=word/theme/theme1.xml><?xml version="1.0" encoding="utf-8"?>
-<a:theme xmlns:a="http://schemas.openxmlformats.org/drawingml/2006/main" xmlns:thm15="http://schemas.microsoft.com/office/thememl/2012/main" name="Office Theme">
+<a:theme xmlns:a="http://schemas.openxmlformats.org/drawingml/2006/main" name="Office Theme">
   <a:themeElements>
     <a:clrScheme name="Office">
       <a:dk1>

--- a/R/_PredictionMetrics.docx
+++ b/R/_PredictionMetrics.docx
@@ -6,7 +6,7 @@
       <w:pPr>
         <w:rPr>
           <w:b/>
-          <w:bCs/>
+          <w:color w:val="C00000"/>
         </w:rPr>
       </w:pPr>
       <w:r>
@@ -24,27 +24,7 @@
         <w:t xml:space="preserve"> Function</w:t>
       </w:r>
       <w:r>
-        <w:rPr>
-          <w:b/>
-          <w:bCs/>
-        </w:rPr>
         <w:tab/>
-      </w:r>
-      <w:r>
-        <w:rPr>
-          <w:b/>
-          <w:bCs/>
-          <w:color w:val="C00000"/>
-        </w:rPr>
-        <w:t>Add Your Thoughts</w:t>
-      </w:r>
-      <w:r>
-        <w:rPr>
-          <w:b/>
-          <w:bCs/>
-          <w:color w:val="C00000"/>
-        </w:rPr>
-        <w:t>!</w:t>
       </w:r>
     </w:p>
     <w:p>
@@ -80,7 +60,15 @@
           <w:bCs/>
           <w:u w:val="single"/>
         </w:rPr>
-        <w:t>Input Options:</w:t>
+        <w:t>Function Arguments</w:t>
+      </w:r>
+      <w:r>
+        <w:rPr>
+          <w:b/>
+          <w:bCs/>
+          <w:u w:val="single"/>
+        </w:rPr>
+        <w:t>:</w:t>
       </w:r>
     </w:p>
     <w:p>
@@ -92,7 +80,7 @@
         </w:numPr>
       </w:pPr>
       <w:r>
-        <w:t>A vector of true values, and a vector of predicted classes?</w:t>
+        <w:t>A vector of true values</w:t>
       </w:r>
     </w:p>
     <w:p>
@@ -104,7 +92,7 @@
         </w:numPr>
       </w:pPr>
       <w:r>
-        <w:t>A data frame containing two columns for observations &amp; predictions?</w:t>
+        <w:t xml:space="preserve">A vector of predicted values, these can be dichotomous or scores. </w:t>
       </w:r>
     </w:p>
     <w:p>
@@ -116,7 +104,100 @@
         </w:numPr>
       </w:pPr>
       <w:r>
-        <w:t>Do we want to allow multiple predictions for comparisons?</w:t>
+        <w:t>Cut-off if predicted values are scores, and not dichotomous this must be specified</w:t>
+      </w:r>
+    </w:p>
+    <w:p>
+      <w:pPr>
+        <w:pStyle w:val="ListParagraph"/>
+        <w:numPr>
+          <w:ilvl w:val="0"/>
+          <w:numId w:val="1"/>
+        </w:numPr>
+      </w:pPr>
+      <w:r>
+        <w:t>Confidence interval type (Clopper-Pearson</w:t>
+      </w:r>
+      <w:r>
+        <w:t xml:space="preserve"> or</w:t>
+      </w:r>
+      <w:r>
+        <w:t xml:space="preserve"> Bootstrap)</w:t>
+      </w:r>
+    </w:p>
+    <w:p>
+      <w:pPr>
+        <w:pStyle w:val="ListParagraph"/>
+        <w:numPr>
+          <w:ilvl w:val="0"/>
+          <w:numId w:val="1"/>
+        </w:numPr>
+      </w:pPr>
+      <w:r>
+        <w:t>CI width (default to 0.95)</w:t>
+      </w:r>
+    </w:p>
+    <w:p>
+      <w:pPr>
+        <w:pStyle w:val="ListParagraph"/>
+        <w:numPr>
+          <w:ilvl w:val="0"/>
+          <w:numId w:val="1"/>
+        </w:numPr>
+      </w:pPr>
+      <w:r>
+        <w:t>Argument to separate the point estimate and CI</w:t>
+      </w:r>
+    </w:p>
+    <w:p>
+      <w:pPr>
+        <w:pStyle w:val="ListParagraph"/>
+        <w:numPr>
+          <w:ilvl w:val="0"/>
+          <w:numId w:val="1"/>
+        </w:numPr>
+      </w:pPr>
+      <w:r>
+        <w:t xml:space="preserve">Output </w:t>
+      </w:r>
+      <w:r>
+        <w:t>list</w:t>
+      </w:r>
+      <w:r>
+        <w:t xml:space="preserve"> (</w:t>
+      </w:r>
+      <w:r>
+        <w:t>epi (shown below) data-science (use precision/recall+F1 score, remove sensitivity ppv)</w:t>
+      </w:r>
+      <w:r>
+        <w:t>,</w:t>
+      </w:r>
+      <w:r>
+        <w:t>all</w:t>
+      </w:r>
+      <w:r>
+        <w:t xml:space="preserve">, custom </w:t>
+      </w:r>
+      <w:r>
+        <w:t>(user specifies the vector of statistics they would like</w:t>
+      </w:r>
+      <w:r>
+        <w:t>)</w:t>
+      </w:r>
+      <w:r>
+        <w:t>. Provided as a data frame</w:t>
+      </w:r>
+    </w:p>
+    <w:p>
+      <w:pPr>
+        <w:pStyle w:val="ListParagraph"/>
+        <w:numPr>
+          <w:ilvl w:val="0"/>
+          <w:numId w:val="1"/>
+        </w:numPr>
+      </w:pPr>
+      <w:r>
+        <w:t>tableOnly = FALSE, if true output the data frame, otherwise call reportRmd::outTable() to display</w:t>
       </w:r>
     </w:p>
     <w:p>
@@ -133,91 +214,12 @@
           <w:bCs/>
           <w:u w:val="single"/>
         </w:rPr>
-        <w:t>Function Arguments</w:t>
-      </w:r>
-      <w:r>
-        <w:rPr>
-          <w:b/>
-          <w:bCs/>
-          <w:u w:val="single"/>
-        </w:rPr>
-        <w:t>:</w:t>
+        <w:t>Function Output</w:t>
       </w:r>
     </w:p>
     <w:p>
-      <w:pPr>
-        <w:pStyle w:val="ListParagraph"/>
-        <w:numPr>
-          <w:ilvl w:val="0"/>
-          <w:numId w:val="1"/>
-        </w:numPr>
-      </w:pPr>
-      <w:r>
-        <w:t>Confidence interval type (Clopper-Pearson, Bootstrap, other?)</w:t>
-      </w:r>
-    </w:p>
-    <w:p>
-      <w:pPr>
-        <w:pStyle w:val="ListParagraph"/>
-        <w:numPr>
-          <w:ilvl w:val="0"/>
-          <w:numId w:val="1"/>
-        </w:numPr>
-      </w:pPr>
-      <w:r>
-        <w:t>CI width (default to 0.95)</w:t>
-      </w:r>
-    </w:p>
-    <w:p>
-      <w:pPr>
-        <w:pStyle w:val="ListParagraph"/>
-        <w:numPr>
-          <w:ilvl w:val="0"/>
-          <w:numId w:val="1"/>
-        </w:numPr>
-      </w:pPr>
-      <w:r>
-        <w:t xml:space="preserve">Output </w:t>
-      </w:r>
-      <w:r>
-        <w:t>list</w:t>
-      </w:r>
-      <w:r>
-        <w:t xml:space="preserve"> (full, recommended, custom ?)</w:t>
-      </w:r>
-    </w:p>
-    <w:p>
-      <w:pPr>
-        <w:pStyle w:val="ListParagraph"/>
-        <w:numPr>
-          <w:ilvl w:val="0"/>
-          <w:numId w:val="1"/>
-        </w:numPr>
-      </w:pPr>
-      <w:r>
-        <w:t>Naming style (do we want options for traditional epidemiology + data science?)</w:t>
-      </w:r>
-    </w:p>
-    <w:p>
-      <w:pPr>
-        <w:rPr>
-          <w:b/>
-          <w:bCs/>
-          <w:u w:val="single"/>
-        </w:rPr>
-      </w:pPr>
-      <w:r>
-        <w:rPr>
-          <w:b/>
-          <w:bCs/>
-          <w:u w:val="single"/>
-        </w:rPr>
-        <w:t>Function Output</w:t>
-      </w:r>
-    </w:p>
-    <w:p>
-      <w:r>
-        <w:t>Something like this?</w:t>
+      <w:r>
+        <w:t>This is the “epi” (default) output</w:t>
       </w:r>
     </w:p>
     <w:p>
@@ -409,7 +411,7 @@
           <w:sz w:val="18"/>
           <w:szCs w:val="18"/>
         </w:rPr>
-        <w:t>8       Sample Size               100</w:t>
+        <w:t>8       Sample Size              100</w:t>
       </w:r>
     </w:p>
     <w:p>
@@ -427,10 +429,83 @@
           <w:sz w:val="18"/>
           <w:szCs w:val="18"/>
         </w:rPr>
-        <w:t>9 Positive Category                 1</w:t>
+        <w:t>9             Events               57</w:t>
+      </w:r>
+    </w:p>
+    <w:p>
+      <w:pPr>
+        <w:spacing w:after="0"/>
+        <w:rPr>
+          <w:rFonts w:ascii="Andale Mono" w:hAnsi="Andale Mono"/>
+          <w:sz w:val="18"/>
+          <w:szCs w:val="18"/>
+        </w:rPr>
+      </w:pPr>
+      <w:r>
+        <w:rPr>
+          <w:rFonts w:ascii="Andale Mono" w:hAnsi="Andale Mono"/>
+          <w:sz w:val="18"/>
+          <w:szCs w:val="18"/>
+        </w:rPr>
+        <w:t>10</w:t>
+      </w:r>
+      <w:r>
+        <w:rPr>
+          <w:rFonts w:ascii="Andale Mono" w:hAnsi="Andale Mono"/>
+          <w:sz w:val="18"/>
+          <w:szCs w:val="18"/>
+        </w:rPr>
+        <w:t xml:space="preserve"> Positive Category                1</w:t>
+      </w:r>
+    </w:p>
+    <w:p>
+      <w:pPr>
+        <w:spacing w:after="0"/>
+        <w:rPr>
+          <w:rFonts w:ascii="Andale Mono" w:hAnsi="Andale Mono"/>
+          <w:sz w:val="18"/>
+          <w:szCs w:val="18"/>
+        </w:rPr>
+      </w:pPr>
+      <w:r>
+        <w:rPr>
+          <w:rFonts w:ascii="Andale Mono" w:hAnsi="Andale Mono"/>
+          <w:sz w:val="18"/>
+          <w:szCs w:val="18"/>
+        </w:rPr>
+        <w:t>11          Cut-off</w:t>
       </w:r>
     </w:p>
     <w:p/>
+    <w:p>
+      <w:r>
+        <w:t xml:space="preserve">Other metrics to compute: </w:t>
+      </w:r>
+      <w:r>
+        <w:rPr>
+          <w:rFonts w:ascii="Helvetica" w:hAnsi="Helvetica" w:cs="Helvetica"/>
+          <w:kern w:val="0"/>
+          <w:lang w:val="en-US"/>
+        </w:rPr>
+        <w:t>TP/FP/TN/FN</w:t>
+      </w:r>
+      <w:r>
+        <w:rPr>
+          <w:rFonts w:ascii="Helvetica" w:hAnsi="Helvetica" w:cs="Helvetica"/>
+          <w:kern w:val="0"/>
+          <w:lang w:val="en-US"/>
+        </w:rPr>
+        <w:t>, Brier Score, F1 Score (for data science output) AUC-PR (will replace AUC in the data science output</w:t>
+      </w:r>
+      <w:r>
+        <w:rPr>
+          <w:rFonts w:ascii="Helvetica" w:hAnsi="Helvetica" w:cs="Helvetica"/>
+          <w:kern w:val="0"/>
+          <w:lang w:val="en-US"/>
+        </w:rPr>
+        <w:t xml:space="preserve"> list)</w:t>
+      </w:r>
+    </w:p>
     <w:p>
       <w:r>
         <w:t xml:space="preserve">References </w:t>
@@ -481,6 +556,7 @@
           <w:sz w:val="18"/>
           <w:szCs w:val="18"/>
         </w:rPr>
+        <w:lastRenderedPageBreak/>
         <w:t>McNemar, Q. (1947). Note on the sampling error of the difference between correlated proportions or percentages. Psychometrika, 12(2), 153-157.</w:t>
       </w:r>
     </w:p>
